--- a/TS Jatai Ghanam Project/TS 4.6/TS 4.6 Jatai Tamil Corrections.docx
+++ b/TS Jatai Ghanam Project/TS 4.6/TS 4.6 Jatai Tamil Corrections.docx
@@ -1,6 +1,6 @@
 
 <file path=word/document.xml><?xml version="1.0" encoding="utf-8"?>
-<w:document xmlns:wpc="http://schemas.microsoft.com/office/word/2010/wordprocessingCanvas" xmlns:cx="http://schemas.microsoft.com/office/drawing/2014/chartex" xmlns:cx1="http://schemas.microsoft.com/office/drawing/2015/9/8/chartex" xmlns:cx2="http://schemas.microsoft.com/office/drawing/2015/10/21/chartex" xmlns:cx3="http://schemas.microsoft.com/office/drawing/2016/5/9/chartex" xmlns:cx4="http://schemas.microsoft.com/office/drawing/2016/5/10/chartex" xmlns:cx5="http://schemas.microsoft.com/office/drawing/2016/5/11/chartex" xmlns:cx6="http://schemas.microsoft.com/office/drawing/2016/5/12/chartex" xmlns:cx7="http://schemas.microsoft.com/office/drawing/2016/5/13/chartex" xmlns:cx8="http://schemas.microsoft.com/office/drawing/2016/5/14/chartex" xmlns:mc="http://schemas.openxmlformats.org/markup-compatibility/2006" xmlns:aink="http://schemas.microsoft.com/office/drawing/2016/ink" xmlns:am3d="http://schemas.microsoft.com/office/drawing/2017/model3d" xmlns:o="urn:schemas-microsoft-com:office:office" xmlns:oel="http://schemas.microsoft.com/office/2019/extlst" xmlns:r="http://schemas.openxmlformats.org/officeDocument/2006/relationships" xmlns:m="http://schemas.openxmlformats.org/officeDocument/2006/math" xmlns:v="urn:schemas-microsoft-com:vml" xmlns:wp14="http://schemas.microsoft.com/office/word/2010/wordprocessingDrawing" xmlns:wp="http://schemas.openxmlformats.org/drawingml/2006/wordprocessingDrawing" xmlns:w10="urn:schemas-microsoft-com:office:word" xmlns:w="http://schemas.openxmlformats.org/wordprocessingml/2006/main" xmlns:w14="http://schemas.microsoft.com/office/word/2010/wordml" xmlns:w15="http://schemas.microsoft.com/office/word/2012/wordml" xmlns:w16cex="http://schemas.microsoft.com/office/word/2018/wordml/cex" xmlns:w16cid="http://schemas.microsoft.com/office/word/2016/wordml/cid" xmlns:w16="http://schemas.microsoft.com/office/word/2018/wordml" xmlns:w16du="http://schemas.microsoft.com/office/word/2023/wordml/word16du" xmlns:w16sdtdh="http://schemas.microsoft.com/office/word/2020/wordml/sdtdatahash" xmlns:w16se="http://schemas.microsoft.com/office/word/2015/wordml/symex" xmlns:wpg="http://schemas.microsoft.com/office/word/2010/wordprocessingGroup" xmlns:wpi="http://schemas.microsoft.com/office/word/2010/wordprocessingInk" xmlns:wne="http://schemas.microsoft.com/office/word/2006/wordml" xmlns:wps="http://schemas.microsoft.com/office/word/2010/wordprocessingShape" mc:Ignorable="w14 w15 w16se w16cid w16 w16cex w16sdtdh w16du wp14">
+<w:document xmlns:wpc="http://schemas.microsoft.com/office/word/2010/wordprocessingCanvas" xmlns:cx="http://schemas.microsoft.com/office/drawing/2014/chartex" xmlns:cx1="http://schemas.microsoft.com/office/drawing/2015/9/8/chartex" xmlns:cx2="http://schemas.microsoft.com/office/drawing/2015/10/21/chartex" xmlns:cx3="http://schemas.microsoft.com/office/drawing/2016/5/9/chartex" xmlns:cx4="http://schemas.microsoft.com/office/drawing/2016/5/10/chartex" xmlns:cx5="http://schemas.microsoft.com/office/drawing/2016/5/11/chartex" xmlns:cx6="http://schemas.microsoft.com/office/drawing/2016/5/12/chartex" xmlns:cx7="http://schemas.microsoft.com/office/drawing/2016/5/13/chartex" xmlns:cx8="http://schemas.microsoft.com/office/drawing/2016/5/14/chartex" xmlns:mc="http://schemas.openxmlformats.org/markup-compatibility/2006" xmlns:aink="http://schemas.microsoft.com/office/drawing/2016/ink" xmlns:am3d="http://schemas.microsoft.com/office/drawing/2017/model3d" xmlns:o="urn:schemas-microsoft-com:office:office" xmlns:oel="http://schemas.microsoft.com/office/2019/extlst" xmlns:r="http://schemas.openxmlformats.org/officeDocument/2006/relationships" xmlns:m="http://schemas.openxmlformats.org/officeDocument/2006/math" xmlns:v="urn:schemas-microsoft-com:vml" xmlns:wp14="http://schemas.microsoft.com/office/word/2010/wordprocessingDrawing" xmlns:wp="http://schemas.openxmlformats.org/drawingml/2006/wordprocessingDrawing" xmlns:w10="urn:schemas-microsoft-com:office:word" xmlns:w="http://schemas.openxmlformats.org/wordprocessingml/2006/main" xmlns:w14="http://schemas.microsoft.com/office/word/2010/wordml" xmlns:w15="http://schemas.microsoft.com/office/word/2012/wordml" xmlns:w16cex="http://schemas.microsoft.com/office/word/2018/wordml/cex" xmlns:w16cid="http://schemas.microsoft.com/office/word/2016/wordml/cid" xmlns:w16="http://schemas.microsoft.com/office/word/2018/wordml" xmlns:w16du="http://schemas.microsoft.com/office/word/2023/wordml/word16du" xmlns:w16sdtdh="http://schemas.microsoft.com/office/word/2020/wordml/sdtdatahash" xmlns:w16sdtfl="http://schemas.microsoft.com/office/word/2024/wordml/sdtformatlock" xmlns:w16se="http://schemas.microsoft.com/office/word/2015/wordml/symex" xmlns:wpg="http://schemas.microsoft.com/office/word/2010/wordprocessingGroup" xmlns:wpi="http://schemas.microsoft.com/office/word/2010/wordprocessingInk" xmlns:wne="http://schemas.microsoft.com/office/word/2006/wordml" xmlns:wps="http://schemas.microsoft.com/office/word/2010/wordprocessingShape" mc:Ignorable="w14 w15 w16se w16cid w16 w16cex w16sdtdh w16sdtfl w16du wp14">
   <w:body>
     <w:p>
       <w:pPr>
@@ -53,6 +53,2848 @@
           <w:u w:val="single"/>
         </w:rPr>
         <w:t xml:space="preserve">– TS </w:t>
+      </w:r>
+      <w:r>
+        <w:rPr>
+          <w:b/>
+          <w:bCs/>
+          <w:sz w:val="32"/>
+          <w:szCs w:val="32"/>
+          <w:u w:val="single"/>
+        </w:rPr>
+        <w:t>4.6</w:t>
+      </w:r>
+      <w:r>
+        <w:rPr>
+          <w:b/>
+          <w:bCs/>
+          <w:sz w:val="32"/>
+          <w:szCs w:val="32"/>
+          <w:u w:val="single"/>
+        </w:rPr>
+        <w:t xml:space="preserve"> </w:t>
+      </w:r>
+      <w:r>
+        <w:rPr>
+          <w:b/>
+          <w:bCs/>
+          <w:sz w:val="32"/>
+          <w:szCs w:val="32"/>
+          <w:u w:val="single"/>
+        </w:rPr>
+        <w:t>Tamil</w:t>
+      </w:r>
+      <w:r>
+        <w:rPr>
+          <w:b/>
+          <w:bCs/>
+          <w:sz w:val="32"/>
+          <w:szCs w:val="32"/>
+          <w:u w:val="single"/>
+        </w:rPr>
+        <w:t xml:space="preserve"> Corrections –</w:t>
+      </w:r>
+      <w:r>
+        <w:rPr>
+          <w:b/>
+          <w:bCs/>
+          <w:sz w:val="32"/>
+          <w:szCs w:val="32"/>
+          <w:u w:val="single"/>
+        </w:rPr>
+        <w:t xml:space="preserve"> </w:t>
+      </w:r>
+      <w:r>
+        <w:rPr>
+          <w:b/>
+          <w:bCs/>
+          <w:sz w:val="32"/>
+          <w:szCs w:val="32"/>
+          <w:u w:val="single"/>
+        </w:rPr>
+        <w:t xml:space="preserve">Observed till </w:t>
+      </w:r>
+      <w:r>
+        <w:rPr>
+          <w:b/>
+          <w:bCs/>
+          <w:sz w:val="32"/>
+          <w:szCs w:val="32"/>
+          <w:u w:val="single"/>
+        </w:rPr>
+        <w:t>31st Oct 2026</w:t>
+      </w:r>
+    </w:p>
+    <w:p>
+      <w:pPr>
+        <w:spacing w:before="0" w:line="240" w:lineRule="auto"/>
+        <w:jc w:val="center"/>
+        <w:rPr>
+          <w:b/>
+          <w:bCs/>
+          <w:sz w:val="28"/>
+          <w:szCs w:val="32"/>
+        </w:rPr>
+      </w:pPr>
+      <w:r>
+        <w:rPr>
+          <w:b/>
+          <w:bCs/>
+          <w:sz w:val="28"/>
+          <w:szCs w:val="32"/>
+        </w:rPr>
+        <w:t>(ignore those which are already incorporated in your book’s version and date)</w:t>
+      </w:r>
+    </w:p>
+    <w:tbl>
+      <w:tblPr>
+        <w:tblW w:w="14537" w:type="dxa"/>
+        <w:tblInd w:w="-792" w:type="dxa"/>
+        <w:tblBorders>
+          <w:top w:val="single" w:sz="4" w:space="0" w:color="000000"/>
+          <w:left w:val="single" w:sz="4" w:space="0" w:color="000000"/>
+          <w:bottom w:val="single" w:sz="4" w:space="0" w:color="000000"/>
+          <w:right w:val="single" w:sz="4" w:space="0" w:color="000000"/>
+          <w:insideH w:val="single" w:sz="4" w:space="0" w:color="000000"/>
+          <w:insideV w:val="single" w:sz="4" w:space="0" w:color="000000"/>
+        </w:tblBorders>
+        <w:tblLook w:val="04A0" w:firstRow="1" w:lastRow="0" w:firstColumn="1" w:lastColumn="0" w:noHBand="0" w:noVBand="1"/>
+      </w:tblPr>
+      <w:tblGrid>
+        <w:gridCol w:w="7166"/>
+        <w:gridCol w:w="7371"/>
+      </w:tblGrid>
+      <w:tr>
+        <w:tc>
+          <w:tcPr>
+            <w:tcW w:w="7166" w:type="dxa"/>
+          </w:tcPr>
+          <w:p>
+            <w:pPr>
+              <w:spacing w:before="0" w:line="240" w:lineRule="auto"/>
+              <w:jc w:val="center"/>
+              <w:rPr>
+                <w:b/>
+                <w:sz w:val="32"/>
+                <w:szCs w:val="32"/>
+              </w:rPr>
+            </w:pPr>
+            <w:r>
+              <w:rPr>
+                <w:b/>
+                <w:sz w:val="32"/>
+                <w:szCs w:val="32"/>
+              </w:rPr>
+              <w:t>As Printed</w:t>
+            </w:r>
+          </w:p>
+        </w:tc>
+        <w:tc>
+          <w:tcPr>
+            <w:tcW w:w="7371" w:type="dxa"/>
+          </w:tcPr>
+          <w:p>
+            <w:pPr>
+              <w:spacing w:before="0" w:line="240" w:lineRule="auto"/>
+              <w:ind w:right="-18"/>
+              <w:jc w:val="center"/>
+              <w:rPr>
+                <w:b/>
+                <w:sz w:val="32"/>
+                <w:szCs w:val="32"/>
+              </w:rPr>
+            </w:pPr>
+            <w:r>
+              <w:rPr>
+                <w:b/>
+                <w:sz w:val="32"/>
+                <w:szCs w:val="32"/>
+              </w:rPr>
+              <w:t>To be read as or corrected as</w:t>
+            </w:r>
+            <w:r>
+              <w:rPr>
+                <w:b/>
+                <w:sz w:val="32"/>
+                <w:szCs w:val="32"/>
+              </w:rPr>
+              <w:t xml:space="preserve"> </w:t>
+            </w:r>
+          </w:p>
+        </w:tc>
+      </w:tr>
+      <w:tr>
+        <w:trPr>
+          <w:trHeight w:val="2614"/>
+        </w:trPr>
+        <w:tc>
+          <w:tcPr>
+            <w:tcW w:w="7166" w:type="dxa"/>
+            <w:tcBorders>
+              <w:top w:val="single" w:sz="4" w:space="0" w:color="000000"/>
+              <w:left w:val="single" w:sz="4" w:space="0" w:color="000000"/>
+              <w:bottom w:val="single" w:sz="4" w:space="0" w:color="000000"/>
+              <w:right w:val="single" w:sz="4" w:space="0" w:color="000000"/>
+            </w:tcBorders>
+          </w:tcPr>
+          <w:p>
+            <w:pPr>
+              <w:widowControl w:val="0"/>
+              <w:autoSpaceDE w:val="0"/>
+              <w:autoSpaceDN w:val="0"/>
+              <w:adjustRightInd w:val="0"/>
+              <w:spacing w:before="0" w:line="240" w:lineRule="auto"/>
+              <w:rPr>
+                <w:rFonts w:ascii="BRH Devanagari Extra" w:hAnsi="BRH Devanagari Extra" w:cs="BRH Devanagari Extra"/>
+                <w:color w:val="000000"/>
+                <w:sz w:val="32"/>
+                <w:szCs w:val="32"/>
+              </w:rPr>
+            </w:pPr>
+            <w:r>
+              <w:rPr>
+                <w:rFonts w:ascii="BRH Devanagari Extra" w:hAnsi="BRH Devanagari Extra" w:cs="BRH Devanagari Extra"/>
+                <w:color w:val="000000"/>
+                <w:sz w:val="32"/>
+                <w:szCs w:val="32"/>
+              </w:rPr>
+              <w:t>(</w:t>
+            </w:r>
+            <w:proofErr w:type="gramStart"/>
+            <w:r>
+              <w:rPr>
+                <w:rFonts w:cs="BRH Devanagari Extra"/>
+                <w:color w:val="000000"/>
+                <w:szCs w:val="32"/>
+              </w:rPr>
+              <w:t>21</w:t>
+            </w:r>
+            <w:r>
+              <w:rPr>
+                <w:rFonts w:ascii="BRH Devanagari Extra" w:hAnsi="BRH Devanagari Extra" w:cs="BRH Devanagari Extra"/>
+                <w:color w:val="000000"/>
+                <w:sz w:val="32"/>
+                <w:szCs w:val="32"/>
+              </w:rPr>
+              <w:t>)</w:t>
+            </w:r>
+            <w:r>
+              <w:rPr>
+                <w:rFonts w:cs="BRH Devanagari Extra"/>
+                <w:color w:val="000000"/>
+                <w:szCs w:val="32"/>
+              </w:rPr>
+              <w:t>[</w:t>
+            </w:r>
+            <w:proofErr w:type="gramEnd"/>
+            <w:r>
+              <w:rPr>
+                <w:rFonts w:cs="BRH Devanagari Extra"/>
+                <w:color w:val="000000"/>
+                <w:szCs w:val="32"/>
+              </w:rPr>
+              <w:t>P7</w:t>
+            </w:r>
+            <w:r>
+              <w:rPr>
+                <w:rFonts w:ascii="BRH Devanagari Extra" w:hAnsi="BRH Devanagari Extra" w:cs="BRH Devanagari Extra"/>
+                <w:color w:val="000000"/>
+                <w:sz w:val="32"/>
+                <w:szCs w:val="32"/>
+              </w:rPr>
+              <w:t xml:space="preserve">] </w:t>
+            </w:r>
+            <w:r>
+              <w:rPr>
+                <w:rFonts w:cs="BRH Devanagari Extra"/>
+                <w:color w:val="000000"/>
+                <w:szCs w:val="32"/>
+              </w:rPr>
+              <w:t>4</w:t>
+            </w:r>
+            <w:r>
+              <w:rPr>
+                <w:rFonts w:ascii="BRH Devanagari Extra" w:hAnsi="BRH Devanagari Extra" w:cs="BRH Devanagari Extra"/>
+                <w:color w:val="000000"/>
+                <w:sz w:val="32"/>
+                <w:szCs w:val="32"/>
+              </w:rPr>
+              <w:t>.</w:t>
+            </w:r>
+            <w:r>
+              <w:rPr>
+                <w:rFonts w:cs="BRH Devanagari Extra"/>
+                <w:color w:val="000000"/>
+                <w:szCs w:val="32"/>
+              </w:rPr>
+              <w:t>6</w:t>
+            </w:r>
+            <w:r>
+              <w:rPr>
+                <w:rFonts w:ascii="BRH Devanagari Extra" w:hAnsi="BRH Devanagari Extra" w:cs="BRH Devanagari Extra"/>
+                <w:color w:val="000000"/>
+                <w:sz w:val="32"/>
+                <w:szCs w:val="32"/>
+              </w:rPr>
+              <w:t>.</w:t>
+            </w:r>
+            <w:r>
+              <w:rPr>
+                <w:rFonts w:cs="BRH Devanagari Extra"/>
+                <w:color w:val="000000"/>
+                <w:szCs w:val="32"/>
+              </w:rPr>
+              <w:t>2</w:t>
+            </w:r>
+            <w:r>
+              <w:rPr>
+                <w:rFonts w:ascii="BRH Devanagari Extra" w:hAnsi="BRH Devanagari Extra" w:cs="BRH Devanagari Extra"/>
+                <w:color w:val="000000"/>
+                <w:sz w:val="32"/>
+                <w:szCs w:val="32"/>
+              </w:rPr>
+              <w:t>.</w:t>
+            </w:r>
+            <w:r>
+              <w:rPr>
+                <w:rFonts w:cs="BRH Devanagari Extra"/>
+                <w:color w:val="000000"/>
+                <w:szCs w:val="32"/>
+              </w:rPr>
+              <w:t>2</w:t>
+            </w:r>
+            <w:r>
+              <w:rPr>
+                <w:rFonts w:ascii="BRH Devanagari Extra" w:hAnsi="BRH Devanagari Extra" w:cs="BRH Devanagari Extra"/>
+                <w:color w:val="000000"/>
+                <w:sz w:val="32"/>
+                <w:szCs w:val="32"/>
+              </w:rPr>
+              <w:t>(</w:t>
+            </w:r>
+            <w:r>
+              <w:rPr>
+                <w:rFonts w:cs="BRH Devanagari Extra"/>
+                <w:color w:val="000000"/>
+                <w:szCs w:val="32"/>
+              </w:rPr>
+              <w:t>19</w:t>
+            </w:r>
+            <w:r>
+              <w:rPr>
+                <w:rFonts w:ascii="BRH Devanagari Extra" w:hAnsi="BRH Devanagari Extra" w:cs="BRH Devanagari Extra"/>
+                <w:color w:val="000000"/>
+                <w:sz w:val="32"/>
+                <w:szCs w:val="32"/>
+              </w:rPr>
+              <w:t>)</w:t>
+            </w:r>
+            <w:proofErr w:type="gramStart"/>
+            <w:r>
+              <w:rPr>
+                <w:rFonts w:ascii="BRH Devanagari Extra" w:hAnsi="BRH Devanagari Extra" w:cs="BRH Devanagari Extra"/>
+                <w:color w:val="000000"/>
+                <w:sz w:val="32"/>
+                <w:szCs w:val="32"/>
+              </w:rPr>
+              <w:t>-  eÉ</w:t>
+            </w:r>
+            <w:proofErr w:type="gramEnd"/>
+            <w:r>
+              <w:rPr>
+                <w:rFonts w:ascii="BRH Malayalam Extra" w:hAnsi="BRH Malayalam Extra" w:cs="BRH Devanagari Extra"/>
+                <w:color w:val="000000"/>
+                <w:szCs w:val="32"/>
+              </w:rPr>
+              <w:t>–</w:t>
+            </w:r>
+            <w:r>
+              <w:rPr>
+                <w:rFonts w:ascii="BRH Devanagari Extra" w:hAnsi="BRH Devanagari Extra" w:cs="BRH Devanagari Extra"/>
+                <w:color w:val="000000"/>
+                <w:sz w:val="32"/>
+                <w:szCs w:val="32"/>
+              </w:rPr>
+              <w:t>ËU</w:t>
+            </w:r>
+            <w:r>
+              <w:rPr>
+                <w:rFonts w:ascii="BRH Malayalam Extra" w:hAnsi="BRH Malayalam Extra" w:cs="BRH Devanagari Extra"/>
+                <w:color w:val="000000"/>
+                <w:szCs w:val="32"/>
+              </w:rPr>
+              <w:t>–</w:t>
+            </w:r>
+            <w:r>
+              <w:rPr>
+                <w:rFonts w:ascii="BRH Devanagari Extra" w:hAnsi="BRH Devanagari Extra" w:cs="BRH Devanagari Extra"/>
+                <w:color w:val="000000"/>
+                <w:sz w:val="32"/>
+                <w:szCs w:val="32"/>
+              </w:rPr>
+              <w:t xml:space="preserve">iÉÉUþÈ | </w:t>
+            </w:r>
+            <w:r>
+              <w:rPr>
+                <w:rFonts w:ascii="BRH Devanagari Extra" w:hAnsi="BRH Devanagari Extra" w:cs="BRH Devanagari Extra"/>
+                <w:color w:val="000000"/>
+                <w:sz w:val="32"/>
+                <w:szCs w:val="32"/>
+                <w:highlight w:val="yellow"/>
+              </w:rPr>
+              <w:t>lÉ</w:t>
+            </w:r>
+            <w:r>
+              <w:rPr>
+                <w:rFonts w:ascii="BRH Malayalam Extra" w:hAnsi="BRH Malayalam Extra" w:cs="BRH Devanagari Extra"/>
+                <w:color w:val="000000"/>
+                <w:szCs w:val="32"/>
+              </w:rPr>
+              <w:t>–</w:t>
+            </w:r>
+            <w:r>
+              <w:rPr>
+                <w:rFonts w:ascii="BRH Devanagari Extra" w:hAnsi="BRH Devanagari Extra" w:cs="BRH Devanagari Extra"/>
+                <w:color w:val="000000"/>
+                <w:sz w:val="32"/>
+                <w:szCs w:val="32"/>
+              </w:rPr>
+              <w:t xml:space="preserve"> |</w:t>
+            </w:r>
+          </w:p>
+          <w:p>
+            <w:pPr>
+              <w:widowControl w:val="0"/>
+              <w:autoSpaceDE w:val="0"/>
+              <w:autoSpaceDN w:val="0"/>
+              <w:adjustRightInd w:val="0"/>
+              <w:spacing w:before="0" w:line="240" w:lineRule="auto"/>
+              <w:rPr>
+                <w:rFonts w:ascii="BRH Devanagari Extra" w:hAnsi="BRH Devanagari Extra" w:cs="BRH Devanagari Extra"/>
+                <w:color w:val="000000"/>
+                <w:sz w:val="32"/>
+                <w:szCs w:val="32"/>
+              </w:rPr>
+            </w:pPr>
+            <w:r>
+              <w:rPr>
+                <w:rFonts w:ascii="BRH Devanagari Extra" w:hAnsi="BRH Devanagari Extra" w:cs="BRH Devanagari Extra"/>
+                <w:color w:val="000000"/>
+                <w:sz w:val="32"/>
+                <w:szCs w:val="32"/>
+              </w:rPr>
+              <w:t>eÉ</w:t>
+            </w:r>
+            <w:r>
+              <w:rPr>
+                <w:rFonts w:ascii="BRH Malayalam Extra" w:hAnsi="BRH Malayalam Extra" w:cs="BRH Devanagari Extra"/>
+                <w:color w:val="000000"/>
+                <w:szCs w:val="32"/>
+              </w:rPr>
+              <w:t>–</w:t>
+            </w:r>
+            <w:r>
+              <w:rPr>
+                <w:rFonts w:ascii="BRH Devanagari Extra" w:hAnsi="BRH Devanagari Extra" w:cs="BRH Devanagari Extra"/>
+                <w:color w:val="000000"/>
+                <w:sz w:val="32"/>
+                <w:szCs w:val="32"/>
+              </w:rPr>
+              <w:t>ËU</w:t>
+            </w:r>
+            <w:r>
+              <w:rPr>
+                <w:rFonts w:ascii="BRH Malayalam Extra" w:hAnsi="BRH Malayalam Extra" w:cs="BRH Devanagari Extra"/>
+                <w:color w:val="000000"/>
+                <w:szCs w:val="32"/>
+              </w:rPr>
+              <w:t>–</w:t>
+            </w:r>
+            <w:r>
+              <w:rPr>
+                <w:rFonts w:ascii="BRH Devanagari Extra" w:hAnsi="BRH Devanagari Extra" w:cs="BRH Devanagari Extra"/>
+                <w:color w:val="000000"/>
+                <w:sz w:val="32"/>
+                <w:szCs w:val="32"/>
+              </w:rPr>
+              <w:t>iÉÉ</w:t>
+            </w:r>
+            <w:r>
+              <w:rPr>
+                <w:rFonts w:ascii="BRH Devanagari Extra" w:hAnsi="BRH Devanagari Extra" w:cs="BRH Devanagari Extra"/>
+                <w:color w:val="000000"/>
+                <w:sz w:val="32"/>
+                <w:szCs w:val="32"/>
+                <w:highlight w:val="yellow"/>
+              </w:rPr>
+              <w:t>UÉåþ</w:t>
+            </w:r>
+            <w:r>
+              <w:rPr>
+                <w:rFonts w:ascii="BRH Devanagari Extra" w:hAnsi="BRH Devanagari Extra" w:cs="BRH Devanagari Extra"/>
+                <w:color w:val="000000"/>
+                <w:sz w:val="32"/>
+                <w:szCs w:val="32"/>
+              </w:rPr>
+              <w:t xml:space="preserve"> lÉ lÉ eÉËU</w:t>
+            </w:r>
+            <w:r>
+              <w:rPr>
+                <w:rFonts w:ascii="BRH Malayalam Extra" w:hAnsi="BRH Malayalam Extra" w:cs="BRH Devanagari Extra"/>
+                <w:color w:val="000000"/>
+                <w:szCs w:val="32"/>
+              </w:rPr>
+              <w:t>–</w:t>
+            </w:r>
+            <w:r>
+              <w:rPr>
+                <w:rFonts w:ascii="BRH Devanagari Extra" w:hAnsi="BRH Devanagari Extra" w:cs="BRH Devanagari Extra"/>
+                <w:color w:val="000000"/>
+                <w:sz w:val="32"/>
+                <w:szCs w:val="32"/>
+              </w:rPr>
+              <w:t>iÉÉUÉåþ eÉËU</w:t>
+            </w:r>
+            <w:r>
+              <w:rPr>
+                <w:rFonts w:ascii="BRH Malayalam Extra" w:hAnsi="BRH Malayalam Extra" w:cs="BRH Devanagari Extra"/>
+                <w:color w:val="000000"/>
+                <w:szCs w:val="32"/>
+              </w:rPr>
+              <w:t>–</w:t>
+            </w:r>
+            <w:r>
+              <w:rPr>
+                <w:rFonts w:ascii="BRH Devanagari Extra" w:hAnsi="BRH Devanagari Extra" w:cs="BRH Devanagari Extra"/>
+                <w:color w:val="000000"/>
+                <w:sz w:val="32"/>
+                <w:szCs w:val="32"/>
+              </w:rPr>
+              <w:t>iÉÉ</w:t>
+            </w:r>
+            <w:r>
+              <w:rPr>
+                <w:rFonts w:ascii="BRH Devanagari Extra" w:hAnsi="BRH Devanagari Extra" w:cs="BRH Devanagari Extra"/>
+                <w:color w:val="000000"/>
+                <w:sz w:val="32"/>
+                <w:szCs w:val="32"/>
+                <w:highlight w:val="yellow"/>
+              </w:rPr>
+              <w:t>UÉ</w:t>
+            </w:r>
+            <w:r>
+              <w:rPr>
+                <w:rFonts w:ascii="BRH Devanagari Extra" w:hAnsi="BRH Devanagari Extra" w:cs="BRH Devanagari Extra"/>
+                <w:color w:val="000000"/>
+                <w:sz w:val="32"/>
+                <w:szCs w:val="32"/>
+              </w:rPr>
+              <w:t xml:space="preserve">åþ lÉ | </w:t>
+            </w:r>
+          </w:p>
+          <w:p>
+            <w:pPr>
+              <w:widowControl w:val="0"/>
+              <w:autoSpaceDE w:val="0"/>
+              <w:autoSpaceDN w:val="0"/>
+              <w:adjustRightInd w:val="0"/>
+              <w:spacing w:before="0" w:line="240" w:lineRule="auto"/>
+              <w:rPr>
+                <w:rFonts w:ascii="BRH Devanagari Extra" w:hAnsi="BRH Devanagari Extra" w:cs="BRH Devanagari Extra"/>
+                <w:color w:val="000000"/>
+                <w:sz w:val="32"/>
+                <w:szCs w:val="32"/>
+              </w:rPr>
+            </w:pPr>
+            <w:r>
+              <w:rPr>
+                <w:rFonts w:ascii="BRH Devanagari Extra" w:hAnsi="BRH Devanagari Extra" w:cs="BRH Devanagari Extra"/>
+                <w:color w:val="000000"/>
+                <w:sz w:val="32"/>
+                <w:szCs w:val="32"/>
+              </w:rPr>
+              <w:t>(</w:t>
+            </w:r>
+            <w:proofErr w:type="gramStart"/>
+            <w:r>
+              <w:rPr>
+                <w:rFonts w:cs="BRH Devanagari Extra"/>
+                <w:color w:val="000000"/>
+                <w:szCs w:val="32"/>
+              </w:rPr>
+              <w:t>22</w:t>
+            </w:r>
+            <w:r>
+              <w:rPr>
+                <w:rFonts w:ascii="BRH Devanagari Extra" w:hAnsi="BRH Devanagari Extra" w:cs="BRH Devanagari Extra"/>
+                <w:color w:val="000000"/>
+                <w:sz w:val="32"/>
+                <w:szCs w:val="32"/>
+              </w:rPr>
+              <w:t>)</w:t>
+            </w:r>
+            <w:r>
+              <w:rPr>
+                <w:rFonts w:cs="BRH Devanagari Extra"/>
+                <w:color w:val="000000"/>
+                <w:szCs w:val="32"/>
+              </w:rPr>
+              <w:t>[</w:t>
+            </w:r>
+            <w:proofErr w:type="gramEnd"/>
+            <w:r>
+              <w:rPr>
+                <w:rFonts w:cs="BRH Devanagari Extra"/>
+                <w:color w:val="000000"/>
+                <w:szCs w:val="32"/>
+              </w:rPr>
+              <w:t>P7</w:t>
+            </w:r>
+            <w:r>
+              <w:rPr>
+                <w:rFonts w:ascii="BRH Devanagari Extra" w:hAnsi="BRH Devanagari Extra" w:cs="BRH Devanagari Extra"/>
+                <w:color w:val="000000"/>
+                <w:sz w:val="32"/>
+                <w:szCs w:val="32"/>
+              </w:rPr>
+              <w:t xml:space="preserve">] </w:t>
+            </w:r>
+            <w:r>
+              <w:rPr>
+                <w:rFonts w:cs="BRH Devanagari Extra"/>
+                <w:color w:val="000000"/>
+                <w:szCs w:val="32"/>
+              </w:rPr>
+              <w:t>4</w:t>
+            </w:r>
+            <w:r>
+              <w:rPr>
+                <w:rFonts w:ascii="BRH Devanagari Extra" w:hAnsi="BRH Devanagari Extra" w:cs="BRH Devanagari Extra"/>
+                <w:color w:val="000000"/>
+                <w:sz w:val="32"/>
+                <w:szCs w:val="32"/>
+              </w:rPr>
+              <w:t>.</w:t>
+            </w:r>
+            <w:r>
+              <w:rPr>
+                <w:rFonts w:cs="BRH Devanagari Extra"/>
+                <w:color w:val="000000"/>
+                <w:szCs w:val="32"/>
+              </w:rPr>
+              <w:t>6</w:t>
+            </w:r>
+            <w:r>
+              <w:rPr>
+                <w:rFonts w:ascii="BRH Devanagari Extra" w:hAnsi="BRH Devanagari Extra" w:cs="BRH Devanagari Extra"/>
+                <w:color w:val="000000"/>
+                <w:sz w:val="32"/>
+                <w:szCs w:val="32"/>
+              </w:rPr>
+              <w:t>.</w:t>
+            </w:r>
+            <w:r>
+              <w:rPr>
+                <w:rFonts w:cs="BRH Devanagari Extra"/>
+                <w:color w:val="000000"/>
+                <w:szCs w:val="32"/>
+              </w:rPr>
+              <w:t>2</w:t>
+            </w:r>
+            <w:r>
+              <w:rPr>
+                <w:rFonts w:ascii="BRH Devanagari Extra" w:hAnsi="BRH Devanagari Extra" w:cs="BRH Devanagari Extra"/>
+                <w:color w:val="000000"/>
+                <w:sz w:val="32"/>
+                <w:szCs w:val="32"/>
+              </w:rPr>
+              <w:t>.</w:t>
+            </w:r>
+            <w:r>
+              <w:rPr>
+                <w:rFonts w:cs="BRH Devanagari Extra"/>
+                <w:color w:val="000000"/>
+                <w:szCs w:val="32"/>
+              </w:rPr>
+              <w:t>2</w:t>
+            </w:r>
+            <w:r>
+              <w:rPr>
+                <w:rFonts w:ascii="BRH Devanagari Extra" w:hAnsi="BRH Devanagari Extra" w:cs="BRH Devanagari Extra"/>
+                <w:color w:val="000000"/>
+                <w:sz w:val="32"/>
+                <w:szCs w:val="32"/>
+              </w:rPr>
+              <w:t>(</w:t>
+            </w:r>
+            <w:r>
+              <w:rPr>
+                <w:rFonts w:cs="BRH Devanagari Extra"/>
+                <w:color w:val="000000"/>
+                <w:szCs w:val="32"/>
+              </w:rPr>
+              <w:t>20</w:t>
+            </w:r>
+            <w:r>
+              <w:rPr>
+                <w:rFonts w:ascii="BRH Devanagari Extra" w:hAnsi="BRH Devanagari Extra" w:cs="BRH Devanagari Extra"/>
+                <w:color w:val="000000"/>
+                <w:sz w:val="32"/>
+                <w:szCs w:val="32"/>
+              </w:rPr>
+              <w:t>)</w:t>
+            </w:r>
+            <w:proofErr w:type="gramStart"/>
+            <w:r>
+              <w:rPr>
+                <w:rFonts w:ascii="BRH Devanagari Extra" w:hAnsi="BRH Devanagari Extra" w:cs="BRH Devanagari Extra"/>
+                <w:color w:val="000000"/>
+                <w:sz w:val="32"/>
+                <w:szCs w:val="32"/>
+              </w:rPr>
+              <w:t xml:space="preserve">-  </w:t>
+            </w:r>
+            <w:r>
+              <w:rPr>
+                <w:rFonts w:ascii="BRH Devanagari Extra" w:hAnsi="BRH Devanagari Extra" w:cs="BRH Devanagari Extra"/>
+                <w:color w:val="000000"/>
+                <w:sz w:val="32"/>
+                <w:szCs w:val="32"/>
+                <w:highlight w:val="yellow"/>
+              </w:rPr>
+              <w:t>lÉ</w:t>
+            </w:r>
+            <w:proofErr w:type="gramEnd"/>
+            <w:r>
+              <w:rPr>
+                <w:rFonts w:ascii="BRH Malayalam Extra" w:hAnsi="BRH Malayalam Extra" w:cs="BRH Devanagari Extra"/>
+                <w:color w:val="000000"/>
+                <w:szCs w:val="32"/>
+                <w:highlight w:val="yellow"/>
+              </w:rPr>
+              <w:t>–</w:t>
+            </w:r>
+            <w:r>
+              <w:rPr>
+                <w:rFonts w:ascii="BRH Devanagari Extra" w:hAnsi="BRH Devanagari Extra" w:cs="BRH Devanagari Extra"/>
+                <w:color w:val="000000"/>
+                <w:sz w:val="32"/>
+                <w:szCs w:val="32"/>
+              </w:rPr>
+              <w:t xml:space="preserve"> | pÉÔ</w:t>
+            </w:r>
+            <w:r>
+              <w:rPr>
+                <w:rFonts w:ascii="BRH Malayalam Extra" w:hAnsi="BRH Malayalam Extra" w:cs="BRH Devanagari Extra"/>
+                <w:color w:val="000000"/>
+                <w:szCs w:val="32"/>
+              </w:rPr>
+              <w:t>–</w:t>
+            </w:r>
+            <w:r>
+              <w:rPr>
+                <w:rFonts w:ascii="BRH Devanagari Extra" w:hAnsi="BRH Devanagari Extra" w:cs="BRH Devanagari Extra"/>
+                <w:color w:val="000000"/>
+                <w:sz w:val="32"/>
+                <w:szCs w:val="32"/>
+              </w:rPr>
+              <w:t>lÉÉ ||</w:t>
+            </w:r>
+          </w:p>
+          <w:p>
+            <w:pPr>
+              <w:widowControl w:val="0"/>
+              <w:autoSpaceDE w:val="0"/>
+              <w:autoSpaceDN w:val="0"/>
+              <w:adjustRightInd w:val="0"/>
+              <w:spacing w:before="0" w:line="240" w:lineRule="auto"/>
+              <w:rPr>
+                <w:rFonts w:cs="BRH Malayalam Extra"/>
+                <w:color w:val="FF0000"/>
+                <w:szCs w:val="40"/>
+              </w:rPr>
+            </w:pPr>
+            <w:r>
+              <w:rPr>
+                <w:rFonts w:ascii="BRH Devanagari Extra" w:hAnsi="BRH Devanagari Extra" w:cs="BRH Devanagari Extra"/>
+                <w:color w:val="000000"/>
+                <w:sz w:val="32"/>
+                <w:szCs w:val="32"/>
+                <w:highlight w:val="yellow"/>
+              </w:rPr>
+              <w:t>lÉ</w:t>
+            </w:r>
+            <w:r>
+              <w:rPr>
+                <w:rFonts w:ascii="BRH Malayalam Extra" w:hAnsi="BRH Malayalam Extra" w:cs="BRH Devanagari Extra"/>
+                <w:color w:val="000000"/>
+                <w:szCs w:val="32"/>
+              </w:rPr>
+              <w:t>–</w:t>
+            </w:r>
+            <w:r>
+              <w:rPr>
+                <w:rFonts w:ascii="BRH Devanagari Extra" w:hAnsi="BRH Devanagari Extra" w:cs="BRH Devanagari Extra"/>
+                <w:color w:val="000000"/>
+                <w:sz w:val="32"/>
+                <w:szCs w:val="32"/>
+              </w:rPr>
+              <w:t xml:space="preserve"> pÉÔ</w:t>
+            </w:r>
+            <w:r>
+              <w:rPr>
+                <w:rFonts w:ascii="BRH Malayalam Extra" w:hAnsi="BRH Malayalam Extra" w:cs="BRH Devanagari Extra"/>
+                <w:color w:val="000000"/>
+                <w:szCs w:val="32"/>
+              </w:rPr>
+              <w:t>–</w:t>
+            </w:r>
+            <w:r>
+              <w:rPr>
+                <w:rFonts w:ascii="BRH Devanagari Extra" w:hAnsi="BRH Devanagari Extra" w:cs="BRH Devanagari Extra"/>
+                <w:color w:val="000000"/>
+                <w:sz w:val="32"/>
+                <w:szCs w:val="32"/>
+              </w:rPr>
+              <w:t>lÉÉ pÉÔ</w:t>
+            </w:r>
+            <w:r>
+              <w:rPr>
+                <w:rFonts w:ascii="BRH Malayalam Extra" w:hAnsi="BRH Malayalam Extra" w:cs="BRH Devanagari Extra"/>
+                <w:color w:val="000000"/>
+                <w:szCs w:val="32"/>
+              </w:rPr>
+              <w:t>–</w:t>
+            </w:r>
+            <w:r>
+              <w:rPr>
+                <w:rFonts w:ascii="BRH Devanagari Extra" w:hAnsi="BRH Devanagari Extra" w:cs="BRH Devanagari Extra"/>
+                <w:color w:val="000000"/>
+                <w:sz w:val="32"/>
+                <w:szCs w:val="32"/>
+              </w:rPr>
+              <w:t xml:space="preserve">lÉÉ </w:t>
+            </w:r>
+            <w:r>
+              <w:rPr>
+                <w:rFonts w:ascii="BRH Devanagari Extra" w:hAnsi="BRH Devanagari Extra" w:cs="BRH Devanagari Extra"/>
+                <w:color w:val="000000"/>
+                <w:sz w:val="32"/>
+                <w:szCs w:val="32"/>
+                <w:highlight w:val="yellow"/>
+              </w:rPr>
+              <w:t>lÉþ</w:t>
+            </w:r>
+            <w:r>
+              <w:rPr>
+                <w:rFonts w:ascii="BRH Devanagari Extra" w:hAnsi="BRH Devanagari Extra" w:cs="BRH Devanagari Extra"/>
+                <w:color w:val="000000"/>
+                <w:sz w:val="32"/>
+                <w:szCs w:val="32"/>
+              </w:rPr>
+              <w:t xml:space="preserve"> lÉ pÉÔ</w:t>
+            </w:r>
+            <w:r>
+              <w:rPr>
+                <w:rFonts w:ascii="BRH Malayalam Extra" w:hAnsi="BRH Malayalam Extra" w:cs="BRH Devanagari Extra"/>
+                <w:color w:val="000000"/>
+                <w:szCs w:val="32"/>
+              </w:rPr>
+              <w:t>–</w:t>
+            </w:r>
+            <w:r>
+              <w:rPr>
+                <w:rFonts w:ascii="BRH Devanagari Extra" w:hAnsi="BRH Devanagari Extra" w:cs="BRH Devanagari Extra"/>
+                <w:color w:val="000000"/>
+                <w:sz w:val="32"/>
+                <w:szCs w:val="32"/>
+              </w:rPr>
+              <w:t xml:space="preserve">lÉÉ | </w:t>
+            </w:r>
+          </w:p>
+        </w:tc>
+        <w:tc>
+          <w:tcPr>
+            <w:tcW w:w="7371" w:type="dxa"/>
+            <w:tcBorders>
+              <w:top w:val="single" w:sz="4" w:space="0" w:color="000000"/>
+              <w:left w:val="single" w:sz="4" w:space="0" w:color="000000"/>
+              <w:bottom w:val="single" w:sz="4" w:space="0" w:color="000000"/>
+              <w:right w:val="single" w:sz="4" w:space="0" w:color="000000"/>
+            </w:tcBorders>
+          </w:tcPr>
+          <w:p>
+            <w:pPr>
+              <w:widowControl w:val="0"/>
+              <w:autoSpaceDE w:val="0"/>
+              <w:autoSpaceDN w:val="0"/>
+              <w:adjustRightInd w:val="0"/>
+              <w:spacing w:before="0" w:line="240" w:lineRule="auto"/>
+              <w:rPr>
+                <w:rFonts w:ascii="BRH Devanagari Extra" w:hAnsi="BRH Devanagari Extra" w:cs="BRH Devanagari Extra"/>
+                <w:color w:val="000000"/>
+                <w:sz w:val="32"/>
+                <w:szCs w:val="32"/>
+              </w:rPr>
+            </w:pPr>
+            <w:r>
+              <w:rPr>
+                <w:rFonts w:ascii="BRH Devanagari Extra" w:hAnsi="BRH Devanagari Extra" w:cs="BRH Devanagari Extra"/>
+                <w:color w:val="000000"/>
+                <w:sz w:val="32"/>
+                <w:szCs w:val="32"/>
+              </w:rPr>
+              <w:t>(</w:t>
+            </w:r>
+            <w:proofErr w:type="gramStart"/>
+            <w:r>
+              <w:rPr>
+                <w:rFonts w:cs="BRH Devanagari Extra"/>
+                <w:color w:val="000000"/>
+                <w:szCs w:val="32"/>
+              </w:rPr>
+              <w:t>21</w:t>
+            </w:r>
+            <w:r>
+              <w:rPr>
+                <w:rFonts w:ascii="BRH Devanagari Extra" w:hAnsi="BRH Devanagari Extra" w:cs="BRH Devanagari Extra"/>
+                <w:color w:val="000000"/>
+                <w:sz w:val="32"/>
+                <w:szCs w:val="32"/>
+              </w:rPr>
+              <w:t>)</w:t>
+            </w:r>
+            <w:r>
+              <w:rPr>
+                <w:rFonts w:cs="BRH Devanagari Extra"/>
+                <w:color w:val="000000"/>
+                <w:szCs w:val="32"/>
+              </w:rPr>
+              <w:t>[</w:t>
+            </w:r>
+            <w:proofErr w:type="gramEnd"/>
+            <w:r>
+              <w:rPr>
+                <w:rFonts w:cs="BRH Devanagari Extra"/>
+                <w:color w:val="000000"/>
+                <w:szCs w:val="32"/>
+              </w:rPr>
+              <w:t>P7</w:t>
+            </w:r>
+            <w:r>
+              <w:rPr>
+                <w:rFonts w:ascii="BRH Devanagari Extra" w:hAnsi="BRH Devanagari Extra" w:cs="BRH Devanagari Extra"/>
+                <w:color w:val="000000"/>
+                <w:sz w:val="32"/>
+                <w:szCs w:val="32"/>
+              </w:rPr>
+              <w:t xml:space="preserve">] </w:t>
+            </w:r>
+            <w:r>
+              <w:rPr>
+                <w:rFonts w:cs="BRH Devanagari Extra"/>
+                <w:color w:val="000000"/>
+                <w:szCs w:val="32"/>
+              </w:rPr>
+              <w:t>4</w:t>
+            </w:r>
+            <w:r>
+              <w:rPr>
+                <w:rFonts w:ascii="BRH Devanagari Extra" w:hAnsi="BRH Devanagari Extra" w:cs="BRH Devanagari Extra"/>
+                <w:color w:val="000000"/>
+                <w:sz w:val="32"/>
+                <w:szCs w:val="32"/>
+              </w:rPr>
+              <w:t>.</w:t>
+            </w:r>
+            <w:r>
+              <w:rPr>
+                <w:rFonts w:cs="BRH Devanagari Extra"/>
+                <w:color w:val="000000"/>
+                <w:szCs w:val="32"/>
+              </w:rPr>
+              <w:t>6</w:t>
+            </w:r>
+            <w:r>
+              <w:rPr>
+                <w:rFonts w:ascii="BRH Devanagari Extra" w:hAnsi="BRH Devanagari Extra" w:cs="BRH Devanagari Extra"/>
+                <w:color w:val="000000"/>
+                <w:sz w:val="32"/>
+                <w:szCs w:val="32"/>
+              </w:rPr>
+              <w:t>.</w:t>
+            </w:r>
+            <w:r>
+              <w:rPr>
+                <w:rFonts w:cs="BRH Devanagari Extra"/>
+                <w:color w:val="000000"/>
+                <w:szCs w:val="32"/>
+              </w:rPr>
+              <w:t>2</w:t>
+            </w:r>
+            <w:r>
+              <w:rPr>
+                <w:rFonts w:ascii="BRH Devanagari Extra" w:hAnsi="BRH Devanagari Extra" w:cs="BRH Devanagari Extra"/>
+                <w:color w:val="000000"/>
+                <w:sz w:val="32"/>
+                <w:szCs w:val="32"/>
+              </w:rPr>
+              <w:t>.</w:t>
+            </w:r>
+            <w:r>
+              <w:rPr>
+                <w:rFonts w:cs="BRH Devanagari Extra"/>
+                <w:color w:val="000000"/>
+                <w:szCs w:val="32"/>
+              </w:rPr>
+              <w:t>2</w:t>
+            </w:r>
+            <w:r>
+              <w:rPr>
+                <w:rFonts w:ascii="BRH Devanagari Extra" w:hAnsi="BRH Devanagari Extra" w:cs="BRH Devanagari Extra"/>
+                <w:color w:val="000000"/>
+                <w:sz w:val="32"/>
+                <w:szCs w:val="32"/>
+              </w:rPr>
+              <w:t>(</w:t>
+            </w:r>
+            <w:r>
+              <w:rPr>
+                <w:rFonts w:cs="BRH Devanagari Extra"/>
+                <w:color w:val="000000"/>
+                <w:szCs w:val="32"/>
+              </w:rPr>
+              <w:t>19</w:t>
+            </w:r>
+            <w:r>
+              <w:rPr>
+                <w:rFonts w:ascii="BRH Devanagari Extra" w:hAnsi="BRH Devanagari Extra" w:cs="BRH Devanagari Extra"/>
+                <w:color w:val="000000"/>
+                <w:sz w:val="32"/>
+                <w:szCs w:val="32"/>
+              </w:rPr>
+              <w:t>)</w:t>
+            </w:r>
+            <w:proofErr w:type="gramStart"/>
+            <w:r>
+              <w:rPr>
+                <w:rFonts w:ascii="BRH Devanagari Extra" w:hAnsi="BRH Devanagari Extra" w:cs="BRH Devanagari Extra"/>
+                <w:color w:val="000000"/>
+                <w:sz w:val="32"/>
+                <w:szCs w:val="32"/>
+              </w:rPr>
+              <w:t>-  eÉ</w:t>
+            </w:r>
+            <w:proofErr w:type="gramEnd"/>
+            <w:r>
+              <w:rPr>
+                <w:rFonts w:ascii="BRH Malayalam Extra" w:hAnsi="BRH Malayalam Extra" w:cs="BRH Devanagari Extra"/>
+                <w:color w:val="000000"/>
+                <w:szCs w:val="32"/>
+              </w:rPr>
+              <w:t>–</w:t>
+            </w:r>
+            <w:r>
+              <w:rPr>
+                <w:rFonts w:ascii="BRH Devanagari Extra" w:hAnsi="BRH Devanagari Extra" w:cs="BRH Devanagari Extra"/>
+                <w:color w:val="000000"/>
+                <w:sz w:val="32"/>
+                <w:szCs w:val="32"/>
+              </w:rPr>
+              <w:t>ËU</w:t>
+            </w:r>
+            <w:r>
+              <w:rPr>
+                <w:rFonts w:ascii="BRH Malayalam Extra" w:hAnsi="BRH Malayalam Extra" w:cs="BRH Devanagari Extra"/>
+                <w:color w:val="000000"/>
+                <w:szCs w:val="32"/>
+              </w:rPr>
+              <w:t>–</w:t>
+            </w:r>
+            <w:r>
+              <w:rPr>
+                <w:rFonts w:ascii="BRH Devanagari Extra" w:hAnsi="BRH Devanagari Extra" w:cs="BRH Devanagari Extra"/>
+                <w:color w:val="000000"/>
+                <w:sz w:val="32"/>
+                <w:szCs w:val="32"/>
+              </w:rPr>
+              <w:t xml:space="preserve">iÉÉUþÈ | </w:t>
+            </w:r>
+            <w:r>
+              <w:rPr>
+                <w:rFonts w:ascii="BRH Devanagari Extra" w:hAnsi="BRH Devanagari Extra" w:cs="BRH Devanagari Extra"/>
+                <w:color w:val="000000"/>
+                <w:sz w:val="32"/>
+                <w:szCs w:val="32"/>
+                <w:highlight w:val="green"/>
+              </w:rPr>
+              <w:t>lÉ</w:t>
+            </w:r>
+            <w:r>
+              <w:rPr>
+                <w:rFonts w:ascii="BRH Devanagari Extra" w:hAnsi="BRH Devanagari Extra" w:cs="BRH Devanagari Extra"/>
+                <w:color w:val="000000"/>
+                <w:sz w:val="32"/>
+                <w:szCs w:val="32"/>
+              </w:rPr>
+              <w:t xml:space="preserve"> |</w:t>
+            </w:r>
+          </w:p>
+          <w:p>
+            <w:pPr>
+              <w:widowControl w:val="0"/>
+              <w:autoSpaceDE w:val="0"/>
+              <w:autoSpaceDN w:val="0"/>
+              <w:adjustRightInd w:val="0"/>
+              <w:spacing w:before="0" w:line="240" w:lineRule="auto"/>
+              <w:rPr>
+                <w:rFonts w:ascii="BRH Devanagari Extra" w:hAnsi="BRH Devanagari Extra" w:cs="BRH Devanagari Extra"/>
+                <w:color w:val="000000"/>
+                <w:sz w:val="32"/>
+                <w:szCs w:val="32"/>
+              </w:rPr>
+            </w:pPr>
+            <w:r>
+              <w:rPr>
+                <w:rFonts w:ascii="BRH Devanagari Extra" w:hAnsi="BRH Devanagari Extra" w:cs="BRH Devanagari Extra"/>
+                <w:color w:val="000000"/>
+                <w:sz w:val="32"/>
+                <w:szCs w:val="32"/>
+              </w:rPr>
+              <w:t>eÉ</w:t>
+            </w:r>
+            <w:r>
+              <w:rPr>
+                <w:rFonts w:ascii="BRH Malayalam Extra" w:hAnsi="BRH Malayalam Extra" w:cs="BRH Devanagari Extra"/>
+                <w:color w:val="000000"/>
+                <w:szCs w:val="32"/>
+              </w:rPr>
+              <w:t>–</w:t>
+            </w:r>
+            <w:r>
+              <w:rPr>
+                <w:rFonts w:ascii="BRH Devanagari Extra" w:hAnsi="BRH Devanagari Extra" w:cs="BRH Devanagari Extra"/>
+                <w:color w:val="000000"/>
+                <w:sz w:val="32"/>
+                <w:szCs w:val="32"/>
+              </w:rPr>
+              <w:t>ËU</w:t>
+            </w:r>
+            <w:r>
+              <w:rPr>
+                <w:rFonts w:ascii="BRH Malayalam Extra" w:hAnsi="BRH Malayalam Extra" w:cs="BRH Devanagari Extra"/>
+                <w:color w:val="000000"/>
+                <w:szCs w:val="32"/>
+              </w:rPr>
+              <w:t>–</w:t>
+            </w:r>
+            <w:r>
+              <w:rPr>
+                <w:rFonts w:ascii="BRH Devanagari Extra" w:hAnsi="BRH Devanagari Extra" w:cs="BRH Devanagari Extra"/>
+                <w:color w:val="000000"/>
+                <w:sz w:val="32"/>
+                <w:szCs w:val="32"/>
+              </w:rPr>
+              <w:t>iÉÉ</w:t>
+            </w:r>
+            <w:r>
+              <w:rPr>
+                <w:rFonts w:ascii="BRH Devanagari Extra" w:hAnsi="BRH Devanagari Extra" w:cs="BRH Devanagari Extra"/>
+                <w:color w:val="000000"/>
+                <w:sz w:val="32"/>
+                <w:szCs w:val="32"/>
+                <w:highlight w:val="green"/>
+              </w:rPr>
+              <w:t>UÉ</w:t>
+            </w:r>
+            <w:r>
+              <w:rPr>
+                <w:rFonts w:ascii="BRH Malayalam Extra" w:hAnsi="BRH Malayalam Extra" w:cs="BRH Devanagari Extra"/>
+                <w:color w:val="000000"/>
+                <w:szCs w:val="32"/>
+              </w:rPr>
+              <w:t>–</w:t>
+            </w:r>
+            <w:r>
+              <w:rPr>
+                <w:rFonts w:ascii="BRH Devanagari Extra" w:hAnsi="BRH Devanagari Extra" w:cs="BRH Devanagari Extra"/>
+                <w:color w:val="000000"/>
+                <w:sz w:val="32"/>
+                <w:szCs w:val="32"/>
+              </w:rPr>
+              <w:t xml:space="preserve"> lÉ lÉ eÉËU</w:t>
+            </w:r>
+            <w:r>
+              <w:rPr>
+                <w:rFonts w:ascii="BRH Malayalam Extra" w:hAnsi="BRH Malayalam Extra" w:cs="BRH Devanagari Extra"/>
+                <w:color w:val="000000"/>
+                <w:szCs w:val="32"/>
+              </w:rPr>
+              <w:t>–</w:t>
+            </w:r>
+            <w:r>
+              <w:rPr>
+                <w:rFonts w:ascii="BRH Devanagari Extra" w:hAnsi="BRH Devanagari Extra" w:cs="BRH Devanagari Extra"/>
+                <w:color w:val="000000"/>
+                <w:sz w:val="32"/>
+                <w:szCs w:val="32"/>
+              </w:rPr>
+              <w:t>iÉÉUÉåþ eÉËU</w:t>
+            </w:r>
+            <w:r>
+              <w:rPr>
+                <w:rFonts w:ascii="BRH Malayalam Extra" w:hAnsi="BRH Malayalam Extra" w:cs="BRH Devanagari Extra"/>
+                <w:color w:val="000000"/>
+                <w:szCs w:val="32"/>
+              </w:rPr>
+              <w:t>–</w:t>
+            </w:r>
+            <w:r>
+              <w:rPr>
+                <w:rFonts w:ascii="BRH Devanagari Extra" w:hAnsi="BRH Devanagari Extra" w:cs="BRH Devanagari Extra"/>
+                <w:color w:val="000000"/>
+                <w:sz w:val="32"/>
+                <w:szCs w:val="32"/>
+              </w:rPr>
+              <w:t>iÉ</w:t>
+            </w:r>
+            <w:r>
+              <w:rPr>
+                <w:rFonts w:ascii="BRH Devanagari Extra" w:hAnsi="BRH Devanagari Extra" w:cs="BRH Devanagari Extra"/>
+                <w:color w:val="000000"/>
+                <w:sz w:val="32"/>
+                <w:szCs w:val="32"/>
+                <w:highlight w:val="green"/>
+              </w:rPr>
+              <w:t>ÉU</w:t>
+            </w:r>
+            <w:r>
+              <w:rPr>
+                <w:rFonts w:ascii="BRH Devanagari Extra" w:hAnsi="BRH Devanagari Extra" w:cs="BRH Devanagari Extra"/>
+                <w:color w:val="000000"/>
+                <w:sz w:val="32"/>
+                <w:szCs w:val="32"/>
+                <w:highlight w:val="yellow"/>
+              </w:rPr>
+              <w:t>É</w:t>
+            </w:r>
+            <w:r>
+              <w:rPr>
+                <w:rFonts w:ascii="BRH Malayalam Extra" w:hAnsi="BRH Malayalam Extra" w:cs="BRH Devanagari Extra"/>
+                <w:color w:val="000000"/>
+                <w:szCs w:val="32"/>
+              </w:rPr>
+              <w:t>–</w:t>
+            </w:r>
+            <w:r>
+              <w:rPr>
+                <w:rFonts w:ascii="BRH Devanagari Extra" w:hAnsi="BRH Devanagari Extra" w:cs="BRH Devanagari Extra"/>
+                <w:color w:val="000000"/>
+                <w:sz w:val="32"/>
+                <w:szCs w:val="32"/>
+              </w:rPr>
+              <w:t xml:space="preserve"> lÉ | </w:t>
+            </w:r>
+          </w:p>
+          <w:p>
+            <w:pPr>
+              <w:widowControl w:val="0"/>
+              <w:autoSpaceDE w:val="0"/>
+              <w:autoSpaceDN w:val="0"/>
+              <w:adjustRightInd w:val="0"/>
+              <w:spacing w:before="0" w:line="240" w:lineRule="auto"/>
+              <w:rPr>
+                <w:rFonts w:ascii="BRH Devanagari Extra" w:hAnsi="BRH Devanagari Extra" w:cs="BRH Devanagari Extra"/>
+                <w:color w:val="000000"/>
+                <w:sz w:val="32"/>
+                <w:szCs w:val="32"/>
+              </w:rPr>
+            </w:pPr>
+            <w:r>
+              <w:rPr>
+                <w:rFonts w:ascii="BRH Devanagari Extra" w:hAnsi="BRH Devanagari Extra" w:cs="BRH Devanagari Extra"/>
+                <w:color w:val="000000"/>
+                <w:sz w:val="32"/>
+                <w:szCs w:val="32"/>
+              </w:rPr>
+              <w:t>(</w:t>
+            </w:r>
+            <w:proofErr w:type="gramStart"/>
+            <w:r>
+              <w:rPr>
+                <w:rFonts w:cs="BRH Devanagari Extra"/>
+                <w:color w:val="000000"/>
+                <w:szCs w:val="32"/>
+              </w:rPr>
+              <w:t>22</w:t>
+            </w:r>
+            <w:r>
+              <w:rPr>
+                <w:rFonts w:ascii="BRH Devanagari Extra" w:hAnsi="BRH Devanagari Extra" w:cs="BRH Devanagari Extra"/>
+                <w:color w:val="000000"/>
+                <w:sz w:val="32"/>
+                <w:szCs w:val="32"/>
+              </w:rPr>
+              <w:t>)</w:t>
+            </w:r>
+            <w:r>
+              <w:rPr>
+                <w:rFonts w:cs="BRH Devanagari Extra"/>
+                <w:color w:val="000000"/>
+                <w:szCs w:val="32"/>
+              </w:rPr>
+              <w:t>[</w:t>
+            </w:r>
+            <w:proofErr w:type="gramEnd"/>
+            <w:r>
+              <w:rPr>
+                <w:rFonts w:cs="BRH Devanagari Extra"/>
+                <w:color w:val="000000"/>
+                <w:szCs w:val="32"/>
+              </w:rPr>
+              <w:t>P7</w:t>
+            </w:r>
+            <w:r>
+              <w:rPr>
+                <w:rFonts w:ascii="BRH Devanagari Extra" w:hAnsi="BRH Devanagari Extra" w:cs="BRH Devanagari Extra"/>
+                <w:color w:val="000000"/>
+                <w:sz w:val="32"/>
+                <w:szCs w:val="32"/>
+              </w:rPr>
+              <w:t xml:space="preserve">] </w:t>
+            </w:r>
+            <w:r>
+              <w:rPr>
+                <w:rFonts w:cs="BRH Devanagari Extra"/>
+                <w:color w:val="000000"/>
+                <w:szCs w:val="32"/>
+              </w:rPr>
+              <w:t>4</w:t>
+            </w:r>
+            <w:r>
+              <w:rPr>
+                <w:rFonts w:ascii="BRH Devanagari Extra" w:hAnsi="BRH Devanagari Extra" w:cs="BRH Devanagari Extra"/>
+                <w:color w:val="000000"/>
+                <w:sz w:val="32"/>
+                <w:szCs w:val="32"/>
+              </w:rPr>
+              <w:t>.</w:t>
+            </w:r>
+            <w:r>
+              <w:rPr>
+                <w:rFonts w:cs="BRH Devanagari Extra"/>
+                <w:color w:val="000000"/>
+                <w:szCs w:val="32"/>
+              </w:rPr>
+              <w:t>6</w:t>
+            </w:r>
+            <w:r>
+              <w:rPr>
+                <w:rFonts w:ascii="BRH Devanagari Extra" w:hAnsi="BRH Devanagari Extra" w:cs="BRH Devanagari Extra"/>
+                <w:color w:val="000000"/>
+                <w:sz w:val="32"/>
+                <w:szCs w:val="32"/>
+              </w:rPr>
+              <w:t>.</w:t>
+            </w:r>
+            <w:r>
+              <w:rPr>
+                <w:rFonts w:cs="BRH Devanagari Extra"/>
+                <w:color w:val="000000"/>
+                <w:szCs w:val="32"/>
+              </w:rPr>
+              <w:t>2</w:t>
+            </w:r>
+            <w:r>
+              <w:rPr>
+                <w:rFonts w:ascii="BRH Devanagari Extra" w:hAnsi="BRH Devanagari Extra" w:cs="BRH Devanagari Extra"/>
+                <w:color w:val="000000"/>
+                <w:sz w:val="32"/>
+                <w:szCs w:val="32"/>
+              </w:rPr>
+              <w:t>.</w:t>
+            </w:r>
+            <w:r>
+              <w:rPr>
+                <w:rFonts w:cs="BRH Devanagari Extra"/>
+                <w:color w:val="000000"/>
+                <w:szCs w:val="32"/>
+              </w:rPr>
+              <w:t>2</w:t>
+            </w:r>
+            <w:r>
+              <w:rPr>
+                <w:rFonts w:ascii="BRH Devanagari Extra" w:hAnsi="BRH Devanagari Extra" w:cs="BRH Devanagari Extra"/>
+                <w:color w:val="000000"/>
+                <w:sz w:val="32"/>
+                <w:szCs w:val="32"/>
+              </w:rPr>
+              <w:t>(</w:t>
+            </w:r>
+            <w:r>
+              <w:rPr>
+                <w:rFonts w:cs="BRH Devanagari Extra"/>
+                <w:color w:val="000000"/>
+                <w:szCs w:val="32"/>
+              </w:rPr>
+              <w:t>20</w:t>
+            </w:r>
+            <w:r>
+              <w:rPr>
+                <w:rFonts w:ascii="BRH Devanagari Extra" w:hAnsi="BRH Devanagari Extra" w:cs="BRH Devanagari Extra"/>
+                <w:color w:val="000000"/>
+                <w:sz w:val="32"/>
+                <w:szCs w:val="32"/>
+              </w:rPr>
+              <w:t>)</w:t>
+            </w:r>
+            <w:proofErr w:type="gramStart"/>
+            <w:r>
+              <w:rPr>
+                <w:rFonts w:ascii="BRH Devanagari Extra" w:hAnsi="BRH Devanagari Extra" w:cs="BRH Devanagari Extra"/>
+                <w:color w:val="000000"/>
+                <w:sz w:val="32"/>
+                <w:szCs w:val="32"/>
+              </w:rPr>
+              <w:t xml:space="preserve">-  </w:t>
+            </w:r>
+            <w:r>
+              <w:rPr>
+                <w:rFonts w:ascii="BRH Devanagari Extra" w:hAnsi="BRH Devanagari Extra" w:cs="BRH Devanagari Extra"/>
+                <w:color w:val="000000"/>
+                <w:sz w:val="32"/>
+                <w:szCs w:val="32"/>
+                <w:highlight w:val="green"/>
+              </w:rPr>
+              <w:t>lÉ</w:t>
+            </w:r>
+            <w:proofErr w:type="gramEnd"/>
+            <w:r>
+              <w:rPr>
+                <w:rFonts w:ascii="BRH Devanagari Extra" w:hAnsi="BRH Devanagari Extra" w:cs="BRH Devanagari Extra"/>
+                <w:color w:val="000000"/>
+                <w:sz w:val="32"/>
+                <w:szCs w:val="32"/>
+              </w:rPr>
+              <w:t xml:space="preserve"> | pÉÔ</w:t>
+            </w:r>
+            <w:r>
+              <w:rPr>
+                <w:rFonts w:ascii="BRH Malayalam Extra" w:hAnsi="BRH Malayalam Extra" w:cs="BRH Devanagari Extra"/>
+                <w:color w:val="000000"/>
+                <w:szCs w:val="32"/>
+              </w:rPr>
+              <w:t>–</w:t>
+            </w:r>
+            <w:r>
+              <w:rPr>
+                <w:rFonts w:ascii="BRH Devanagari Extra" w:hAnsi="BRH Devanagari Extra" w:cs="BRH Devanagari Extra"/>
+                <w:color w:val="000000"/>
+                <w:sz w:val="32"/>
+                <w:szCs w:val="32"/>
+              </w:rPr>
+              <w:t>lÉÉ ||</w:t>
+            </w:r>
+          </w:p>
+          <w:p>
+            <w:pPr>
+              <w:widowControl w:val="0"/>
+              <w:autoSpaceDE w:val="0"/>
+              <w:autoSpaceDN w:val="0"/>
+              <w:adjustRightInd w:val="0"/>
+              <w:spacing w:before="0" w:line="240" w:lineRule="auto"/>
+              <w:rPr>
+                <w:rFonts w:cs="BRH Malayalam Extra"/>
+                <w:color w:val="FF0000"/>
+                <w:szCs w:val="40"/>
+              </w:rPr>
+            </w:pPr>
+            <w:r>
+              <w:rPr>
+                <w:rFonts w:ascii="BRH Devanagari Extra" w:hAnsi="BRH Devanagari Extra" w:cs="BRH Devanagari Extra"/>
+                <w:color w:val="000000"/>
+                <w:sz w:val="32"/>
+                <w:szCs w:val="32"/>
+                <w:highlight w:val="green"/>
+              </w:rPr>
+              <w:t>lÉ</w:t>
+            </w:r>
+            <w:r>
+              <w:rPr>
+                <w:rFonts w:ascii="BRH Devanagari Extra" w:hAnsi="BRH Devanagari Extra" w:cs="BRH Devanagari Extra"/>
+                <w:color w:val="000000"/>
+                <w:sz w:val="32"/>
+                <w:szCs w:val="32"/>
+              </w:rPr>
+              <w:t xml:space="preserve"> pÉÔ</w:t>
+            </w:r>
+            <w:r>
+              <w:rPr>
+                <w:rFonts w:ascii="BRH Malayalam Extra" w:hAnsi="BRH Malayalam Extra" w:cs="BRH Devanagari Extra"/>
+                <w:color w:val="000000"/>
+                <w:szCs w:val="32"/>
+              </w:rPr>
+              <w:t>–</w:t>
+            </w:r>
+            <w:r>
+              <w:rPr>
+                <w:rFonts w:ascii="BRH Devanagari Extra" w:hAnsi="BRH Devanagari Extra" w:cs="BRH Devanagari Extra"/>
+                <w:color w:val="000000"/>
+                <w:sz w:val="32"/>
+                <w:szCs w:val="32"/>
+              </w:rPr>
+              <w:t>lÉÉ pÉÔ</w:t>
+            </w:r>
+            <w:r>
+              <w:rPr>
+                <w:rFonts w:ascii="BRH Malayalam Extra" w:hAnsi="BRH Malayalam Extra" w:cs="BRH Devanagari Extra"/>
+                <w:color w:val="000000"/>
+                <w:szCs w:val="32"/>
+              </w:rPr>
+              <w:t>–</w:t>
+            </w:r>
+            <w:r>
+              <w:rPr>
+                <w:rFonts w:ascii="BRH Devanagari Extra" w:hAnsi="BRH Devanagari Extra" w:cs="BRH Devanagari Extra"/>
+                <w:color w:val="000000"/>
+                <w:sz w:val="32"/>
+                <w:szCs w:val="32"/>
+              </w:rPr>
+              <w:t xml:space="preserve">lÉÉ </w:t>
+            </w:r>
+            <w:r>
+              <w:rPr>
+                <w:rFonts w:ascii="BRH Devanagari Extra" w:hAnsi="BRH Devanagari Extra" w:cs="BRH Devanagari Extra"/>
+                <w:color w:val="000000"/>
+                <w:sz w:val="32"/>
+                <w:szCs w:val="32"/>
+                <w:highlight w:val="green"/>
+              </w:rPr>
+              <w:t>lÉ</w:t>
+            </w:r>
+            <w:r>
+              <w:rPr>
+                <w:rFonts w:ascii="BRH Devanagari Extra" w:hAnsi="BRH Devanagari Extra" w:cs="BRH Devanagari Extra"/>
+                <w:color w:val="000000"/>
+                <w:sz w:val="32"/>
+                <w:szCs w:val="32"/>
+              </w:rPr>
+              <w:t xml:space="preserve"> lÉ pÉÔ</w:t>
+            </w:r>
+            <w:r>
+              <w:rPr>
+                <w:rFonts w:ascii="BRH Malayalam Extra" w:hAnsi="BRH Malayalam Extra" w:cs="BRH Devanagari Extra"/>
+                <w:color w:val="000000"/>
+                <w:szCs w:val="32"/>
+              </w:rPr>
+              <w:t>–</w:t>
+            </w:r>
+            <w:r>
+              <w:rPr>
+                <w:rFonts w:ascii="BRH Devanagari Extra" w:hAnsi="BRH Devanagari Extra" w:cs="BRH Devanagari Extra"/>
+                <w:color w:val="000000"/>
+                <w:sz w:val="32"/>
+                <w:szCs w:val="32"/>
+              </w:rPr>
+              <w:t xml:space="preserve">lÉÉ | </w:t>
+            </w:r>
+          </w:p>
+        </w:tc>
+      </w:tr>
+      <w:tr>
+        <w:trPr>
+          <w:trHeight w:val="1197"/>
+        </w:trPr>
+        <w:tc>
+          <w:tcPr>
+            <w:tcW w:w="7166" w:type="dxa"/>
+            <w:tcBorders>
+              <w:top w:val="single" w:sz="4" w:space="0" w:color="000000"/>
+              <w:left w:val="single" w:sz="4" w:space="0" w:color="000000"/>
+              <w:bottom w:val="single" w:sz="4" w:space="0" w:color="000000"/>
+              <w:right w:val="single" w:sz="4" w:space="0" w:color="000000"/>
+            </w:tcBorders>
+          </w:tcPr>
+          <w:p>
+            <w:pPr>
+              <w:widowControl w:val="0"/>
+              <w:autoSpaceDE w:val="0"/>
+              <w:autoSpaceDN w:val="0"/>
+              <w:adjustRightInd w:val="0"/>
+              <w:spacing w:before="0" w:line="240" w:lineRule="auto"/>
+              <w:rPr>
+                <w:rFonts w:ascii="BRH Devanagari Extra" w:hAnsi="BRH Devanagari Extra" w:cs="BRH Devanagari Extra"/>
+                <w:color w:val="000000"/>
+                <w:sz w:val="32"/>
+                <w:szCs w:val="32"/>
+                <w:lang w:val="it-IT"/>
+              </w:rPr>
+            </w:pPr>
+            <w:r>
+              <w:rPr>
+                <w:rFonts w:ascii="BRH Devanagari Extra" w:hAnsi="BRH Devanagari Extra" w:cs="BRH Devanagari Extra"/>
+                <w:color w:val="000000"/>
+                <w:sz w:val="32"/>
+                <w:szCs w:val="32"/>
+                <w:lang w:val="it-IT"/>
+              </w:rPr>
+              <w:t>(</w:t>
+            </w:r>
+            <w:r>
+              <w:rPr>
+                <w:rFonts w:cs="BRH Devanagari Extra"/>
+                <w:color w:val="000000"/>
+                <w:szCs w:val="32"/>
+                <w:lang w:val="it-IT"/>
+              </w:rPr>
+              <w:t>19</w:t>
+            </w:r>
+            <w:r>
+              <w:rPr>
+                <w:rFonts w:ascii="BRH Devanagari Extra" w:hAnsi="BRH Devanagari Extra" w:cs="BRH Devanagari Extra"/>
+                <w:color w:val="000000"/>
+                <w:sz w:val="32"/>
+                <w:szCs w:val="32"/>
+                <w:lang w:val="it-IT"/>
+              </w:rPr>
+              <w:t>)</w:t>
+            </w:r>
+            <w:r>
+              <w:rPr>
+                <w:rFonts w:cs="BRH Devanagari Extra"/>
+                <w:color w:val="000000"/>
+                <w:szCs w:val="32"/>
+                <w:lang w:val="it-IT"/>
+              </w:rPr>
+              <w:t>[P19</w:t>
+            </w:r>
+            <w:r>
+              <w:rPr>
+                <w:rFonts w:ascii="BRH Devanagari Extra" w:hAnsi="BRH Devanagari Extra" w:cs="BRH Devanagari Extra"/>
+                <w:color w:val="000000"/>
+                <w:sz w:val="32"/>
+                <w:szCs w:val="32"/>
+                <w:lang w:val="it-IT"/>
+              </w:rPr>
+              <w:t xml:space="preserve">] </w:t>
+            </w:r>
+            <w:r>
+              <w:rPr>
+                <w:rFonts w:cs="BRH Devanagari Extra"/>
+                <w:color w:val="000000"/>
+                <w:szCs w:val="32"/>
+                <w:lang w:val="it-IT"/>
+              </w:rPr>
+              <w:t>4</w:t>
+            </w:r>
+            <w:r>
+              <w:rPr>
+                <w:rFonts w:ascii="BRH Devanagari Extra" w:hAnsi="BRH Devanagari Extra" w:cs="BRH Devanagari Extra"/>
+                <w:color w:val="000000"/>
+                <w:sz w:val="32"/>
+                <w:szCs w:val="32"/>
+                <w:lang w:val="it-IT"/>
+              </w:rPr>
+              <w:t>.</w:t>
+            </w:r>
+            <w:r>
+              <w:rPr>
+                <w:rFonts w:cs="BRH Devanagari Extra"/>
+                <w:color w:val="000000"/>
+                <w:szCs w:val="32"/>
+                <w:lang w:val="it-IT"/>
+              </w:rPr>
+              <w:t>6</w:t>
+            </w:r>
+            <w:r>
+              <w:rPr>
+                <w:rFonts w:ascii="BRH Devanagari Extra" w:hAnsi="BRH Devanagari Extra" w:cs="BRH Devanagari Extra"/>
+                <w:color w:val="000000"/>
+                <w:sz w:val="32"/>
+                <w:szCs w:val="32"/>
+                <w:lang w:val="it-IT"/>
+              </w:rPr>
+              <w:t>.</w:t>
+            </w:r>
+            <w:r>
+              <w:rPr>
+                <w:rFonts w:cs="BRH Devanagari Extra"/>
+                <w:color w:val="000000"/>
+                <w:szCs w:val="32"/>
+                <w:lang w:val="it-IT"/>
+              </w:rPr>
+              <w:t>4</w:t>
+            </w:r>
+            <w:r>
+              <w:rPr>
+                <w:rFonts w:ascii="BRH Devanagari Extra" w:hAnsi="BRH Devanagari Extra" w:cs="BRH Devanagari Extra"/>
+                <w:color w:val="000000"/>
+                <w:sz w:val="32"/>
+                <w:szCs w:val="32"/>
+                <w:lang w:val="it-IT"/>
+              </w:rPr>
+              <w:t>.</w:t>
+            </w:r>
+            <w:r>
+              <w:rPr>
+                <w:rFonts w:cs="BRH Devanagari Extra"/>
+                <w:color w:val="000000"/>
+                <w:szCs w:val="32"/>
+                <w:lang w:val="it-IT"/>
+              </w:rPr>
+              <w:t>4</w:t>
+            </w:r>
+            <w:r>
+              <w:rPr>
+                <w:rFonts w:ascii="BRH Devanagari Extra" w:hAnsi="BRH Devanagari Extra" w:cs="BRH Devanagari Extra"/>
+                <w:color w:val="000000"/>
+                <w:sz w:val="32"/>
+                <w:szCs w:val="32"/>
+                <w:lang w:val="it-IT"/>
+              </w:rPr>
+              <w:t>(</w:t>
+            </w:r>
+            <w:r>
+              <w:rPr>
+                <w:rFonts w:cs="BRH Devanagari Extra"/>
+                <w:color w:val="000000"/>
+                <w:szCs w:val="32"/>
+                <w:lang w:val="it-IT"/>
+              </w:rPr>
+              <w:t>17</w:t>
+            </w:r>
+            <w:r>
+              <w:rPr>
+                <w:rFonts w:ascii="BRH Devanagari Extra" w:hAnsi="BRH Devanagari Extra" w:cs="BRH Devanagari Extra"/>
+                <w:color w:val="000000"/>
+                <w:sz w:val="32"/>
+                <w:szCs w:val="32"/>
+                <w:lang w:val="it-IT"/>
+              </w:rPr>
+              <w:t>)-  qÉWûÉ</w:t>
+            </w:r>
+            <w:r>
+              <w:rPr>
+                <w:rFonts w:ascii="BRH Devanagari Extra" w:hAnsi="BRH Devanagari Extra" w:cs="BRH Devanagari Extra"/>
+                <w:color w:val="000000"/>
+                <w:sz w:val="26"/>
+                <w:szCs w:val="32"/>
+                <w:lang w:val="it-IT"/>
+              </w:rPr>
+              <w:t>óè</w:t>
+            </w:r>
+            <w:r>
+              <w:rPr>
+                <w:rFonts w:ascii="BRH Devanagari Extra" w:hAnsi="BRH Devanagari Extra" w:cs="BRH Devanagari Extra"/>
+                <w:color w:val="000000"/>
+                <w:sz w:val="32"/>
+                <w:szCs w:val="32"/>
+                <w:lang w:val="it-IT"/>
+              </w:rPr>
+              <w:t>þÍxÉ ||</w:t>
+            </w:r>
+          </w:p>
+          <w:p>
+            <w:pPr>
+              <w:widowControl w:val="0"/>
+              <w:autoSpaceDE w:val="0"/>
+              <w:autoSpaceDN w:val="0"/>
+              <w:adjustRightInd w:val="0"/>
+              <w:spacing w:before="0" w:line="240" w:lineRule="auto"/>
+              <w:rPr>
+                <w:rFonts w:cs="BRH Malayalam Extra"/>
+                <w:color w:val="FF0000"/>
+                <w:szCs w:val="40"/>
+              </w:rPr>
+            </w:pPr>
+            <w:r>
+              <w:rPr>
+                <w:rFonts w:ascii="BRH Devanagari Extra" w:hAnsi="BRH Devanagari Extra" w:cs="BRH Devanagari Extra"/>
+                <w:color w:val="000000"/>
+                <w:sz w:val="32"/>
+                <w:szCs w:val="32"/>
+                <w:lang w:val="it-IT"/>
+              </w:rPr>
+              <w:t>qÉWûÉ</w:t>
+            </w:r>
+            <w:r>
+              <w:rPr>
+                <w:rFonts w:ascii="BRH Devanagari Extra" w:hAnsi="BRH Devanagari Extra" w:cs="BRH Devanagari Extra"/>
+                <w:color w:val="000000"/>
+                <w:sz w:val="26"/>
+                <w:szCs w:val="32"/>
+                <w:highlight w:val="yellow"/>
+                <w:lang w:val="it-IT"/>
+              </w:rPr>
+              <w:t>ó</w:t>
+            </w:r>
+            <w:r>
+              <w:rPr>
+                <w:rFonts w:ascii="BRH Devanagari Extra" w:hAnsi="BRH Devanagari Extra" w:cs="BRH Devanagari Extra"/>
+                <w:color w:val="000000"/>
+                <w:sz w:val="26"/>
+                <w:szCs w:val="32"/>
+                <w:lang w:val="it-IT"/>
+              </w:rPr>
+              <w:t>è</w:t>
+            </w:r>
+            <w:r>
+              <w:rPr>
+                <w:rFonts w:ascii="BRH Devanagari Extra" w:hAnsi="BRH Devanagari Extra" w:cs="BRH Devanagari Extra"/>
+                <w:color w:val="000000"/>
+                <w:sz w:val="32"/>
+                <w:szCs w:val="32"/>
+                <w:lang w:val="it-IT"/>
+              </w:rPr>
+              <w:t>þxÉÏÌiÉ</w:t>
+            </w:r>
+            <w:r>
+              <w:rPr>
+                <w:rFonts w:ascii="BRH Malayalam Extra" w:hAnsi="BRH Malayalam Extra" w:cs="BRH Devanagari Extra"/>
+                <w:color w:val="000000"/>
+                <w:szCs w:val="32"/>
+                <w:lang w:val="it-IT"/>
+              </w:rPr>
+              <w:t>–</w:t>
+            </w:r>
+            <w:r>
+              <w:rPr>
+                <w:rFonts w:ascii="BRH Devanagari Extra" w:hAnsi="BRH Devanagari Extra" w:cs="BRH Devanagari Extra"/>
+                <w:color w:val="000000"/>
+                <w:sz w:val="32"/>
+                <w:szCs w:val="32"/>
+                <w:lang w:val="it-IT"/>
+              </w:rPr>
+              <w:t xml:space="preserve"> qÉWûÉ</w:t>
+            </w:r>
+            <w:r>
+              <w:rPr>
+                <w:rFonts w:ascii="BRH Devanagari Extra" w:hAnsi="BRH Devanagari Extra" w:cs="BRH Devanagari Extra"/>
+                <w:color w:val="000000"/>
+                <w:sz w:val="26"/>
+                <w:szCs w:val="32"/>
+                <w:lang w:val="it-IT"/>
+              </w:rPr>
+              <w:t>óè</w:t>
+            </w:r>
+            <w:r>
+              <w:rPr>
+                <w:rFonts w:ascii="BRH Devanagari Extra" w:hAnsi="BRH Devanagari Extra" w:cs="BRH Devanagari Extra"/>
+                <w:color w:val="000000"/>
+                <w:sz w:val="32"/>
+                <w:szCs w:val="32"/>
+                <w:lang w:val="it-IT"/>
+              </w:rPr>
+              <w:t xml:space="preserve">þÍxÉ | </w:t>
+            </w:r>
+          </w:p>
+        </w:tc>
+        <w:tc>
+          <w:tcPr>
+            <w:tcW w:w="7371" w:type="dxa"/>
+            <w:tcBorders>
+              <w:top w:val="single" w:sz="4" w:space="0" w:color="000000"/>
+              <w:left w:val="single" w:sz="4" w:space="0" w:color="000000"/>
+              <w:bottom w:val="single" w:sz="4" w:space="0" w:color="000000"/>
+              <w:right w:val="single" w:sz="4" w:space="0" w:color="000000"/>
+            </w:tcBorders>
+          </w:tcPr>
+          <w:p>
+            <w:pPr>
+              <w:widowControl w:val="0"/>
+              <w:autoSpaceDE w:val="0"/>
+              <w:autoSpaceDN w:val="0"/>
+              <w:adjustRightInd w:val="0"/>
+              <w:spacing w:before="0" w:line="240" w:lineRule="auto"/>
+              <w:rPr>
+                <w:rFonts w:ascii="BRH Devanagari Extra" w:hAnsi="BRH Devanagari Extra" w:cs="BRH Devanagari Extra"/>
+                <w:color w:val="000000"/>
+                <w:sz w:val="32"/>
+                <w:szCs w:val="32"/>
+              </w:rPr>
+            </w:pPr>
+            <w:r>
+              <w:rPr>
+                <w:rFonts w:ascii="BRH Devanagari Extra" w:hAnsi="BRH Devanagari Extra" w:cs="BRH Devanagari Extra"/>
+                <w:color w:val="000000"/>
+                <w:sz w:val="32"/>
+                <w:szCs w:val="32"/>
+              </w:rPr>
+              <w:t>(</w:t>
+            </w:r>
+            <w:proofErr w:type="gramStart"/>
+            <w:r>
+              <w:rPr>
+                <w:rFonts w:cs="BRH Devanagari Extra"/>
+                <w:color w:val="000000"/>
+                <w:szCs w:val="32"/>
+              </w:rPr>
+              <w:t>19</w:t>
+            </w:r>
+            <w:r>
+              <w:rPr>
+                <w:rFonts w:ascii="BRH Devanagari Extra" w:hAnsi="BRH Devanagari Extra" w:cs="BRH Devanagari Extra"/>
+                <w:color w:val="000000"/>
+                <w:sz w:val="32"/>
+                <w:szCs w:val="32"/>
+              </w:rPr>
+              <w:t>)</w:t>
+            </w:r>
+            <w:r>
+              <w:rPr>
+                <w:rFonts w:cs="BRH Devanagari Extra"/>
+                <w:color w:val="000000"/>
+                <w:szCs w:val="32"/>
+              </w:rPr>
+              <w:t>[</w:t>
+            </w:r>
+            <w:proofErr w:type="gramEnd"/>
+            <w:r>
+              <w:rPr>
+                <w:rFonts w:cs="BRH Devanagari Extra"/>
+                <w:color w:val="000000"/>
+                <w:szCs w:val="32"/>
+              </w:rPr>
+              <w:t>P19</w:t>
+            </w:r>
+            <w:r>
+              <w:rPr>
+                <w:rFonts w:ascii="BRH Devanagari Extra" w:hAnsi="BRH Devanagari Extra" w:cs="BRH Devanagari Extra"/>
+                <w:color w:val="000000"/>
+                <w:sz w:val="32"/>
+                <w:szCs w:val="32"/>
+              </w:rPr>
+              <w:t xml:space="preserve">] </w:t>
+            </w:r>
+            <w:r>
+              <w:rPr>
+                <w:rFonts w:cs="BRH Devanagari Extra"/>
+                <w:color w:val="000000"/>
+                <w:szCs w:val="32"/>
+              </w:rPr>
+              <w:t>4</w:t>
+            </w:r>
+            <w:r>
+              <w:rPr>
+                <w:rFonts w:ascii="BRH Devanagari Extra" w:hAnsi="BRH Devanagari Extra" w:cs="BRH Devanagari Extra"/>
+                <w:color w:val="000000"/>
+                <w:sz w:val="32"/>
+                <w:szCs w:val="32"/>
+              </w:rPr>
+              <w:t>.</w:t>
+            </w:r>
+            <w:r>
+              <w:rPr>
+                <w:rFonts w:cs="BRH Devanagari Extra"/>
+                <w:color w:val="000000"/>
+                <w:szCs w:val="32"/>
+              </w:rPr>
+              <w:t>6</w:t>
+            </w:r>
+            <w:r>
+              <w:rPr>
+                <w:rFonts w:ascii="BRH Devanagari Extra" w:hAnsi="BRH Devanagari Extra" w:cs="BRH Devanagari Extra"/>
+                <w:color w:val="000000"/>
+                <w:sz w:val="32"/>
+                <w:szCs w:val="32"/>
+              </w:rPr>
+              <w:t>.</w:t>
+            </w:r>
+            <w:r>
+              <w:rPr>
+                <w:rFonts w:cs="BRH Devanagari Extra"/>
+                <w:color w:val="000000"/>
+                <w:szCs w:val="32"/>
+              </w:rPr>
+              <w:t>4</w:t>
+            </w:r>
+            <w:r>
+              <w:rPr>
+                <w:rFonts w:ascii="BRH Devanagari Extra" w:hAnsi="BRH Devanagari Extra" w:cs="BRH Devanagari Extra"/>
+                <w:color w:val="000000"/>
+                <w:sz w:val="32"/>
+                <w:szCs w:val="32"/>
+              </w:rPr>
+              <w:t>.</w:t>
+            </w:r>
+            <w:r>
+              <w:rPr>
+                <w:rFonts w:cs="BRH Devanagari Extra"/>
+                <w:color w:val="000000"/>
+                <w:szCs w:val="32"/>
+              </w:rPr>
+              <w:t>4</w:t>
+            </w:r>
+            <w:r>
+              <w:rPr>
+                <w:rFonts w:ascii="BRH Devanagari Extra" w:hAnsi="BRH Devanagari Extra" w:cs="BRH Devanagari Extra"/>
+                <w:color w:val="000000"/>
+                <w:sz w:val="32"/>
+                <w:szCs w:val="32"/>
+              </w:rPr>
+              <w:t>(</w:t>
+            </w:r>
+            <w:r>
+              <w:rPr>
+                <w:rFonts w:cs="BRH Devanagari Extra"/>
+                <w:color w:val="000000"/>
+                <w:szCs w:val="32"/>
+              </w:rPr>
+              <w:t>17</w:t>
+            </w:r>
+            <w:r>
+              <w:rPr>
+                <w:rFonts w:ascii="BRH Devanagari Extra" w:hAnsi="BRH Devanagari Extra" w:cs="BRH Devanagari Extra"/>
+                <w:color w:val="000000"/>
+                <w:sz w:val="32"/>
+                <w:szCs w:val="32"/>
+              </w:rPr>
+              <w:t>)</w:t>
+            </w:r>
+            <w:proofErr w:type="gramStart"/>
+            <w:r>
+              <w:rPr>
+                <w:rFonts w:ascii="BRH Devanagari Extra" w:hAnsi="BRH Devanagari Extra" w:cs="BRH Devanagari Extra"/>
+                <w:color w:val="000000"/>
+                <w:sz w:val="32"/>
+                <w:szCs w:val="32"/>
+              </w:rPr>
+              <w:t>-  qÉWûÉ</w:t>
+            </w:r>
+            <w:r>
+              <w:rPr>
+                <w:rFonts w:ascii="BRH Devanagari Extra" w:hAnsi="BRH Devanagari Extra" w:cs="BRH Devanagari Extra"/>
+                <w:color w:val="000000"/>
+                <w:sz w:val="26"/>
+                <w:szCs w:val="32"/>
+              </w:rPr>
+              <w:t>óè</w:t>
+            </w:r>
+            <w:r>
+              <w:rPr>
+                <w:rFonts w:ascii="BRH Devanagari Extra" w:hAnsi="BRH Devanagari Extra" w:cs="BRH Devanagari Extra"/>
+                <w:color w:val="000000"/>
+                <w:sz w:val="32"/>
+                <w:szCs w:val="32"/>
+              </w:rPr>
+              <w:t>þÍxÉ</w:t>
+            </w:r>
+            <w:proofErr w:type="gramEnd"/>
+            <w:r>
+              <w:rPr>
+                <w:rFonts w:ascii="BRH Devanagari Extra" w:hAnsi="BRH Devanagari Extra" w:cs="BRH Devanagari Extra"/>
+                <w:color w:val="000000"/>
+                <w:sz w:val="32"/>
+                <w:szCs w:val="32"/>
+              </w:rPr>
+              <w:t xml:space="preserve"> ||</w:t>
+            </w:r>
+          </w:p>
+          <w:p>
+            <w:pPr>
+              <w:widowControl w:val="0"/>
+              <w:autoSpaceDE w:val="0"/>
+              <w:autoSpaceDN w:val="0"/>
+              <w:adjustRightInd w:val="0"/>
+              <w:spacing w:before="0" w:line="240" w:lineRule="auto"/>
+              <w:rPr>
+                <w:rFonts w:cs="BRH Malayalam Extra"/>
+                <w:color w:val="FF0000"/>
+                <w:szCs w:val="40"/>
+              </w:rPr>
+            </w:pPr>
+            <w:r>
+              <w:rPr>
+                <w:rFonts w:ascii="BRH Devanagari Extra" w:hAnsi="BRH Devanagari Extra" w:cs="BRH Devanagari Extra"/>
+                <w:color w:val="000000"/>
+                <w:sz w:val="32"/>
+                <w:szCs w:val="32"/>
+              </w:rPr>
+              <w:t>qÉ</w:t>
+            </w:r>
+            <w:r>
+              <w:rPr>
+                <w:rFonts w:ascii="BRH Devanagari Extra" w:hAnsi="BRH Devanagari Extra" w:cs="BRH Devanagari Extra"/>
+                <w:color w:val="000000"/>
+                <w:sz w:val="32"/>
+                <w:szCs w:val="32"/>
+                <w:highlight w:val="green"/>
+              </w:rPr>
+              <w:t>WûÉ</w:t>
+            </w:r>
+            <w:r>
+              <w:rPr>
+                <w:rFonts w:ascii="BRH Malayalam Extra" w:hAnsi="BRH Malayalam Extra" w:cs="BRH Devanagari Extra"/>
+                <w:color w:val="000000"/>
+                <w:szCs w:val="32"/>
+                <w:highlight w:val="green"/>
+              </w:rPr>
+              <w:t>–</w:t>
+            </w:r>
+            <w:r>
+              <w:rPr>
+                <w:rFonts w:ascii="BRH Devanagari Extra" w:hAnsi="BRH Devanagari Extra" w:cs="BRH Devanagari Extra"/>
+                <w:color w:val="000000"/>
+                <w:sz w:val="26"/>
+                <w:szCs w:val="32"/>
+                <w:highlight w:val="green"/>
+              </w:rPr>
+              <w:t>óè</w:t>
+            </w:r>
+            <w:r>
+              <w:rPr>
+                <w:rFonts w:ascii="BRH Malayalam Extra" w:hAnsi="BRH Malayalam Extra" w:cs="BRH Devanagari Extra"/>
+                <w:color w:val="000000"/>
+                <w:szCs w:val="32"/>
+              </w:rPr>
+              <w:t>–</w:t>
+            </w:r>
+            <w:r>
+              <w:rPr>
+                <w:rFonts w:ascii="BRH Devanagari Extra" w:hAnsi="BRH Devanagari Extra" w:cs="BRH Devanagari Extra"/>
+                <w:color w:val="000000"/>
+                <w:sz w:val="32"/>
+                <w:szCs w:val="32"/>
+              </w:rPr>
+              <w:t>xÉÏÌiÉ</w:t>
+            </w:r>
+            <w:r>
+              <w:rPr>
+                <w:rFonts w:ascii="BRH Malayalam Extra" w:hAnsi="BRH Malayalam Extra" w:cs="BRH Devanagari Extra"/>
+                <w:color w:val="000000"/>
+                <w:szCs w:val="32"/>
+              </w:rPr>
+              <w:t>–</w:t>
+            </w:r>
+            <w:r>
+              <w:rPr>
+                <w:rFonts w:ascii="BRH Devanagari Extra" w:hAnsi="BRH Devanagari Extra" w:cs="BRH Devanagari Extra"/>
+                <w:color w:val="000000"/>
+                <w:sz w:val="32"/>
+                <w:szCs w:val="32"/>
+              </w:rPr>
+              <w:t xml:space="preserve"> qÉWûÉ</w:t>
+            </w:r>
+            <w:r>
+              <w:rPr>
+                <w:rFonts w:ascii="BRH Devanagari Extra" w:hAnsi="BRH Devanagari Extra" w:cs="BRH Devanagari Extra"/>
+                <w:color w:val="000000"/>
+                <w:sz w:val="26"/>
+                <w:szCs w:val="32"/>
+              </w:rPr>
+              <w:t>óè</w:t>
+            </w:r>
+            <w:r>
+              <w:rPr>
+                <w:rFonts w:ascii="BRH Devanagari Extra" w:hAnsi="BRH Devanagari Extra" w:cs="BRH Devanagari Extra"/>
+                <w:color w:val="000000"/>
+                <w:sz w:val="32"/>
+                <w:szCs w:val="32"/>
+              </w:rPr>
+              <w:t xml:space="preserve">þÍxÉ | </w:t>
+            </w:r>
+          </w:p>
+        </w:tc>
+      </w:tr>
+      <w:tr>
+        <w:trPr>
+          <w:trHeight w:val="1197"/>
+        </w:trPr>
+        <w:tc>
+          <w:tcPr>
+            <w:tcW w:w="7166" w:type="dxa"/>
+            <w:tcBorders>
+              <w:top w:val="single" w:sz="4" w:space="0" w:color="000000"/>
+              <w:left w:val="single" w:sz="4" w:space="0" w:color="000000"/>
+              <w:bottom w:val="single" w:sz="4" w:space="0" w:color="000000"/>
+              <w:right w:val="single" w:sz="4" w:space="0" w:color="000000"/>
+            </w:tcBorders>
+          </w:tcPr>
+          <w:p>
+            <w:pPr>
+              <w:widowControl w:val="0"/>
+              <w:autoSpaceDE w:val="0"/>
+              <w:autoSpaceDN w:val="0"/>
+              <w:adjustRightInd w:val="0"/>
+              <w:spacing w:before="0" w:line="240" w:lineRule="auto"/>
+              <w:rPr>
+                <w:rFonts w:ascii="BRH Devanagari Extra" w:hAnsi="BRH Devanagari Extra" w:cs="BRH Devanagari Extra"/>
+                <w:sz w:val="32"/>
+                <w:szCs w:val="32"/>
+              </w:rPr>
+            </w:pPr>
+            <w:r>
+              <w:rPr>
+                <w:rFonts w:ascii="BRH Devanagari Extra" w:hAnsi="BRH Devanagari Extra" w:cs="BRH Devanagari Extra"/>
+                <w:sz w:val="32"/>
+                <w:szCs w:val="32"/>
+              </w:rPr>
+              <w:t>(</w:t>
+            </w:r>
+            <w:proofErr w:type="gramStart"/>
+            <w:r>
+              <w:rPr>
+                <w:rFonts w:cs="BRH Devanagari Extra"/>
+                <w:szCs w:val="32"/>
+              </w:rPr>
+              <w:t>37</w:t>
+            </w:r>
+            <w:r>
+              <w:rPr>
+                <w:rFonts w:ascii="BRH Devanagari Extra" w:hAnsi="BRH Devanagari Extra" w:cs="BRH Devanagari Extra"/>
+                <w:sz w:val="32"/>
+                <w:szCs w:val="32"/>
+              </w:rPr>
+              <w:t>)</w:t>
+            </w:r>
+            <w:r>
+              <w:rPr>
+                <w:rFonts w:cs="BRH Devanagari Extra"/>
+                <w:szCs w:val="32"/>
+              </w:rPr>
+              <w:t>[</w:t>
+            </w:r>
+            <w:proofErr w:type="gramEnd"/>
+            <w:r>
+              <w:rPr>
+                <w:rFonts w:cs="BRH Devanagari Extra"/>
+                <w:szCs w:val="32"/>
+              </w:rPr>
+              <w:t>P26</w:t>
+            </w:r>
+            <w:r>
+              <w:rPr>
+                <w:rFonts w:ascii="BRH Devanagari Extra" w:hAnsi="BRH Devanagari Extra" w:cs="BRH Devanagari Extra"/>
+                <w:sz w:val="32"/>
+                <w:szCs w:val="32"/>
+              </w:rPr>
+              <w:t xml:space="preserve">] </w:t>
+            </w:r>
+            <w:r>
+              <w:rPr>
+                <w:rFonts w:cs="BRH Devanagari Extra"/>
+                <w:szCs w:val="32"/>
+              </w:rPr>
+              <w:t>4</w:t>
+            </w:r>
+            <w:r>
+              <w:rPr>
+                <w:rFonts w:ascii="BRH Devanagari Extra" w:hAnsi="BRH Devanagari Extra" w:cs="BRH Devanagari Extra"/>
+                <w:sz w:val="32"/>
+                <w:szCs w:val="32"/>
+              </w:rPr>
+              <w:t>.</w:t>
+            </w:r>
+            <w:r>
+              <w:rPr>
+                <w:rFonts w:cs="BRH Devanagari Extra"/>
+                <w:szCs w:val="32"/>
+              </w:rPr>
+              <w:t>6</w:t>
+            </w:r>
+            <w:r>
+              <w:rPr>
+                <w:rFonts w:ascii="BRH Devanagari Extra" w:hAnsi="BRH Devanagari Extra" w:cs="BRH Devanagari Extra"/>
+                <w:sz w:val="32"/>
+                <w:szCs w:val="32"/>
+              </w:rPr>
+              <w:t>.</w:t>
+            </w:r>
+            <w:r>
+              <w:rPr>
+                <w:rFonts w:cs="BRH Devanagari Extra"/>
+                <w:szCs w:val="32"/>
+              </w:rPr>
+              <w:t>5</w:t>
+            </w:r>
+            <w:r>
+              <w:rPr>
+                <w:rFonts w:ascii="BRH Devanagari Extra" w:hAnsi="BRH Devanagari Extra" w:cs="BRH Devanagari Extra"/>
+                <w:sz w:val="32"/>
+                <w:szCs w:val="32"/>
+              </w:rPr>
+              <w:t>.</w:t>
+            </w:r>
+            <w:r>
+              <w:rPr>
+                <w:rFonts w:cs="BRH Devanagari Extra"/>
+                <w:szCs w:val="32"/>
+              </w:rPr>
+              <w:t>6</w:t>
+            </w:r>
+            <w:r>
+              <w:rPr>
+                <w:rFonts w:ascii="BRH Devanagari Extra" w:hAnsi="BRH Devanagari Extra" w:cs="BRH Devanagari Extra"/>
+                <w:sz w:val="32"/>
+                <w:szCs w:val="32"/>
+              </w:rPr>
+              <w:t>(</w:t>
+            </w:r>
+            <w:r>
+              <w:rPr>
+                <w:rFonts w:cs="BRH Devanagari Extra"/>
+                <w:szCs w:val="32"/>
+              </w:rPr>
+              <w:t>30</w:t>
+            </w:r>
+            <w:r>
+              <w:rPr>
+                <w:rFonts w:ascii="BRH Devanagari Extra" w:hAnsi="BRH Devanagari Extra" w:cs="BRH Devanagari Extra"/>
+                <w:sz w:val="32"/>
+                <w:szCs w:val="32"/>
+              </w:rPr>
+              <w:t>)</w:t>
+            </w:r>
+            <w:proofErr w:type="gramStart"/>
+            <w:r>
+              <w:rPr>
+                <w:rFonts w:ascii="BRH Devanagari Extra" w:hAnsi="BRH Devanagari Extra" w:cs="BRH Devanagari Extra"/>
+                <w:sz w:val="32"/>
+                <w:szCs w:val="32"/>
+              </w:rPr>
+              <w:t>-  xÉÑ</w:t>
+            </w:r>
+            <w:proofErr w:type="gramEnd"/>
+            <w:r>
+              <w:rPr>
+                <w:rFonts w:ascii="BRH Devanagari Extra" w:hAnsi="BRH Devanagari Extra" w:cs="BRH Devanagari Extra"/>
+                <w:sz w:val="32"/>
+                <w:szCs w:val="32"/>
+              </w:rPr>
+              <w:t xml:space="preserve"> | lÉ</w:t>
+            </w:r>
+            <w:r>
+              <w:rPr>
+                <w:rFonts w:ascii="BRH Malayalam Extra" w:hAnsi="BRH Malayalam Extra" w:cs="BRH Devanagari Extra"/>
+                <w:szCs w:val="32"/>
+              </w:rPr>
+              <w:t>–</w:t>
+            </w:r>
+            <w:r>
+              <w:rPr>
+                <w:rFonts w:ascii="BRH Devanagari Extra" w:hAnsi="BRH Devanagari Extra" w:cs="BRH Devanagari Extra"/>
+                <w:sz w:val="32"/>
+                <w:szCs w:val="32"/>
+              </w:rPr>
+              <w:t xml:space="preserve">È | </w:t>
+            </w:r>
+          </w:p>
+          <w:p>
+            <w:pPr>
+              <w:widowControl w:val="0"/>
+              <w:autoSpaceDE w:val="0"/>
+              <w:autoSpaceDN w:val="0"/>
+              <w:adjustRightInd w:val="0"/>
+              <w:spacing w:before="0" w:line="240" w:lineRule="auto"/>
+              <w:rPr>
+                <w:rFonts w:ascii="BRH Malayalam Extra" w:hAnsi="BRH Malayalam Extra" w:cs="BRH Malayalam Extra"/>
+                <w:sz w:val="32"/>
+                <w:szCs w:val="32"/>
+              </w:rPr>
+            </w:pPr>
+            <w:r>
+              <w:rPr>
+                <w:rFonts w:ascii="BRH Devanagari Extra" w:hAnsi="BRH Devanagari Extra" w:cs="BRH Devanagari Extra"/>
+                <w:sz w:val="32"/>
+                <w:szCs w:val="32"/>
+                <w:highlight w:val="yellow"/>
+              </w:rPr>
+              <w:t>xÉÑ hÉÉåþ</w:t>
+            </w:r>
+            <w:r>
+              <w:rPr>
+                <w:rFonts w:ascii="BRH Devanagari Extra" w:hAnsi="BRH Devanagari Extra" w:cs="BRH Devanagari Extra"/>
+                <w:sz w:val="32"/>
+                <w:szCs w:val="32"/>
+              </w:rPr>
+              <w:t xml:space="preserve"> lÉ</w:t>
+            </w:r>
+            <w:r>
+              <w:rPr>
+                <w:rFonts w:ascii="BRH Malayalam Extra" w:hAnsi="BRH Malayalam Extra" w:cs="BRH Devanagari Extra"/>
+                <w:szCs w:val="32"/>
+              </w:rPr>
+              <w:t>–</w:t>
+            </w:r>
+            <w:r>
+              <w:rPr>
+                <w:rFonts w:ascii="BRH Devanagari Extra" w:hAnsi="BRH Devanagari Extra" w:cs="BRH Devanagari Extra"/>
+                <w:sz w:val="32"/>
+                <w:szCs w:val="32"/>
+              </w:rPr>
+              <w:t xml:space="preserve">È xÉÑ </w:t>
+            </w:r>
+            <w:r>
+              <w:rPr>
+                <w:rFonts w:ascii="BRH Devanagari Extra" w:hAnsi="BRH Devanagari Extra" w:cs="BRH Devanagari Extra"/>
+                <w:sz w:val="32"/>
+                <w:szCs w:val="32"/>
+                <w:highlight w:val="yellow"/>
+              </w:rPr>
+              <w:t>xÉÑ hÉþÈ</w:t>
+            </w:r>
+            <w:r>
+              <w:rPr>
+                <w:rFonts w:ascii="BRH Devanagari Extra" w:hAnsi="BRH Devanagari Extra" w:cs="BRH Devanagari Extra"/>
+                <w:sz w:val="32"/>
+                <w:szCs w:val="32"/>
+              </w:rPr>
+              <w:t xml:space="preserve"> | </w:t>
+            </w:r>
+          </w:p>
+        </w:tc>
+        <w:tc>
+          <w:tcPr>
+            <w:tcW w:w="7371" w:type="dxa"/>
+            <w:tcBorders>
+              <w:top w:val="single" w:sz="4" w:space="0" w:color="000000"/>
+              <w:left w:val="single" w:sz="4" w:space="0" w:color="000000"/>
+              <w:bottom w:val="single" w:sz="4" w:space="0" w:color="000000"/>
+              <w:right w:val="single" w:sz="4" w:space="0" w:color="000000"/>
+            </w:tcBorders>
+          </w:tcPr>
+          <w:p>
+            <w:pPr>
+              <w:widowControl w:val="0"/>
+              <w:autoSpaceDE w:val="0"/>
+              <w:autoSpaceDN w:val="0"/>
+              <w:adjustRightInd w:val="0"/>
+              <w:spacing w:before="0" w:line="240" w:lineRule="auto"/>
+              <w:rPr>
+                <w:rFonts w:ascii="BRH Devanagari Extra" w:hAnsi="BRH Devanagari Extra" w:cs="BRH Devanagari Extra"/>
+                <w:color w:val="000000"/>
+                <w:sz w:val="32"/>
+                <w:szCs w:val="32"/>
+              </w:rPr>
+            </w:pPr>
+            <w:r>
+              <w:rPr>
+                <w:rFonts w:ascii="BRH Devanagari Extra" w:hAnsi="BRH Devanagari Extra" w:cs="BRH Devanagari Extra"/>
+                <w:color w:val="000000"/>
+                <w:sz w:val="32"/>
+                <w:szCs w:val="32"/>
+              </w:rPr>
+              <w:t>(</w:t>
+            </w:r>
+            <w:proofErr w:type="gramStart"/>
+            <w:r>
+              <w:rPr>
+                <w:rFonts w:cs="BRH Devanagari Extra"/>
+                <w:color w:val="000000"/>
+                <w:szCs w:val="32"/>
+              </w:rPr>
+              <w:t>37</w:t>
+            </w:r>
+            <w:r>
+              <w:rPr>
+                <w:rFonts w:ascii="BRH Devanagari Extra" w:hAnsi="BRH Devanagari Extra" w:cs="BRH Devanagari Extra"/>
+                <w:color w:val="000000"/>
+                <w:sz w:val="32"/>
+                <w:szCs w:val="32"/>
+              </w:rPr>
+              <w:t>)</w:t>
+            </w:r>
+            <w:r>
+              <w:rPr>
+                <w:rFonts w:cs="BRH Devanagari Extra"/>
+                <w:color w:val="000000"/>
+                <w:szCs w:val="32"/>
+              </w:rPr>
+              <w:t>[</w:t>
+            </w:r>
+            <w:proofErr w:type="gramEnd"/>
+            <w:r>
+              <w:rPr>
+                <w:rFonts w:cs="BRH Devanagari Extra"/>
+                <w:color w:val="000000"/>
+                <w:szCs w:val="32"/>
+              </w:rPr>
+              <w:t>P26</w:t>
+            </w:r>
+            <w:r>
+              <w:rPr>
+                <w:rFonts w:ascii="BRH Devanagari Extra" w:hAnsi="BRH Devanagari Extra" w:cs="BRH Devanagari Extra"/>
+                <w:color w:val="000000"/>
+                <w:sz w:val="32"/>
+                <w:szCs w:val="32"/>
+              </w:rPr>
+              <w:t xml:space="preserve">] </w:t>
+            </w:r>
+            <w:r>
+              <w:rPr>
+                <w:rFonts w:cs="BRH Devanagari Extra"/>
+                <w:color w:val="000000"/>
+                <w:szCs w:val="32"/>
+              </w:rPr>
+              <w:t>4</w:t>
+            </w:r>
+            <w:r>
+              <w:rPr>
+                <w:rFonts w:ascii="BRH Devanagari Extra" w:hAnsi="BRH Devanagari Extra" w:cs="BRH Devanagari Extra"/>
+                <w:color w:val="000000"/>
+                <w:sz w:val="32"/>
+                <w:szCs w:val="32"/>
+              </w:rPr>
+              <w:t>.</w:t>
+            </w:r>
+            <w:r>
+              <w:rPr>
+                <w:rFonts w:cs="BRH Devanagari Extra"/>
+                <w:color w:val="000000"/>
+                <w:szCs w:val="32"/>
+              </w:rPr>
+              <w:t>6</w:t>
+            </w:r>
+            <w:r>
+              <w:rPr>
+                <w:rFonts w:ascii="BRH Devanagari Extra" w:hAnsi="BRH Devanagari Extra" w:cs="BRH Devanagari Extra"/>
+                <w:color w:val="000000"/>
+                <w:sz w:val="32"/>
+                <w:szCs w:val="32"/>
+              </w:rPr>
+              <w:t>.</w:t>
+            </w:r>
+            <w:r>
+              <w:rPr>
+                <w:rFonts w:cs="BRH Devanagari Extra"/>
+                <w:color w:val="000000"/>
+                <w:szCs w:val="32"/>
+              </w:rPr>
+              <w:t>5</w:t>
+            </w:r>
+            <w:r>
+              <w:rPr>
+                <w:rFonts w:ascii="BRH Devanagari Extra" w:hAnsi="BRH Devanagari Extra" w:cs="BRH Devanagari Extra"/>
+                <w:color w:val="000000"/>
+                <w:sz w:val="32"/>
+                <w:szCs w:val="32"/>
+              </w:rPr>
+              <w:t>.</w:t>
+            </w:r>
+            <w:r>
+              <w:rPr>
+                <w:rFonts w:cs="BRH Devanagari Extra"/>
+                <w:color w:val="000000"/>
+                <w:szCs w:val="32"/>
+              </w:rPr>
+              <w:t>6</w:t>
+            </w:r>
+            <w:r>
+              <w:rPr>
+                <w:rFonts w:ascii="BRH Devanagari Extra" w:hAnsi="BRH Devanagari Extra" w:cs="BRH Devanagari Extra"/>
+                <w:color w:val="000000"/>
+                <w:sz w:val="32"/>
+                <w:szCs w:val="32"/>
+              </w:rPr>
+              <w:t>(</w:t>
+            </w:r>
+            <w:r>
+              <w:rPr>
+                <w:rFonts w:cs="BRH Devanagari Extra"/>
+                <w:color w:val="000000"/>
+                <w:szCs w:val="32"/>
+              </w:rPr>
+              <w:t>30</w:t>
+            </w:r>
+            <w:r>
+              <w:rPr>
+                <w:rFonts w:ascii="BRH Devanagari Extra" w:hAnsi="BRH Devanagari Extra" w:cs="BRH Devanagari Extra"/>
+                <w:color w:val="000000"/>
+                <w:sz w:val="32"/>
+                <w:szCs w:val="32"/>
+              </w:rPr>
+              <w:t>)</w:t>
+            </w:r>
+            <w:proofErr w:type="gramStart"/>
+            <w:r>
+              <w:rPr>
+                <w:rFonts w:ascii="BRH Devanagari Extra" w:hAnsi="BRH Devanagari Extra" w:cs="BRH Devanagari Extra"/>
+                <w:color w:val="000000"/>
+                <w:sz w:val="32"/>
+                <w:szCs w:val="32"/>
+              </w:rPr>
+              <w:t>-  xÉÑ</w:t>
+            </w:r>
+            <w:proofErr w:type="gramEnd"/>
+            <w:r>
+              <w:rPr>
+                <w:rFonts w:ascii="BRH Devanagari Extra" w:hAnsi="BRH Devanagari Extra" w:cs="BRH Devanagari Extra"/>
+                <w:color w:val="000000"/>
+                <w:sz w:val="32"/>
+                <w:szCs w:val="32"/>
+              </w:rPr>
+              <w:t xml:space="preserve"> | lÉ</w:t>
+            </w:r>
+            <w:r>
+              <w:rPr>
+                <w:rFonts w:ascii="BRH Malayalam Extra" w:hAnsi="BRH Malayalam Extra" w:cs="BRH Devanagari Extra"/>
+                <w:color w:val="000000"/>
+                <w:szCs w:val="32"/>
+              </w:rPr>
+              <w:t>–</w:t>
+            </w:r>
+            <w:r>
+              <w:rPr>
+                <w:rFonts w:ascii="BRH Devanagari Extra" w:hAnsi="BRH Devanagari Extra" w:cs="BRH Devanagari Extra"/>
+                <w:color w:val="000000"/>
+                <w:sz w:val="32"/>
+                <w:szCs w:val="32"/>
+              </w:rPr>
+              <w:t xml:space="preserve">È | </w:t>
+            </w:r>
+          </w:p>
+          <w:p>
+            <w:pPr>
+              <w:widowControl w:val="0"/>
+              <w:autoSpaceDE w:val="0"/>
+              <w:autoSpaceDN w:val="0"/>
+              <w:adjustRightInd w:val="0"/>
+              <w:spacing w:before="0" w:line="240" w:lineRule="auto"/>
+              <w:rPr>
+                <w:rFonts w:ascii="BRH Malayalam Extra" w:hAnsi="BRH Malayalam Extra" w:cs="BRH Malayalam Extra"/>
+                <w:sz w:val="32"/>
+                <w:szCs w:val="32"/>
+              </w:rPr>
+            </w:pPr>
+            <w:r>
+              <w:rPr>
+                <w:rFonts w:ascii="BRH Devanagari Extra" w:hAnsi="BRH Devanagari Extra" w:cs="BRH Devanagari Extra"/>
+                <w:sz w:val="32"/>
+                <w:szCs w:val="32"/>
+              </w:rPr>
+              <w:t xml:space="preserve">xÉÑ </w:t>
+            </w:r>
+            <w:r>
+              <w:rPr>
+                <w:rFonts w:ascii="BRH Devanagari Extra" w:hAnsi="BRH Devanagari Extra" w:cs="BRH Devanagari Extra"/>
+                <w:sz w:val="32"/>
+                <w:szCs w:val="32"/>
+                <w:highlight w:val="green"/>
+              </w:rPr>
+              <w:t>lÉÉåþ</w:t>
+            </w:r>
+            <w:r>
+              <w:rPr>
+                <w:rFonts w:ascii="BRH Devanagari Extra" w:hAnsi="BRH Devanagari Extra" w:cs="BRH Devanagari Extra"/>
+                <w:sz w:val="32"/>
+                <w:szCs w:val="32"/>
+              </w:rPr>
+              <w:t xml:space="preserve"> lÉ</w:t>
+            </w:r>
+            <w:r>
+              <w:rPr>
+                <w:rFonts w:ascii="BRH Malayalam Extra" w:hAnsi="BRH Malayalam Extra" w:cs="BRH Devanagari Extra"/>
+                <w:szCs w:val="32"/>
+              </w:rPr>
+              <w:t>–</w:t>
+            </w:r>
+            <w:r>
+              <w:rPr>
+                <w:rFonts w:ascii="BRH Devanagari Extra" w:hAnsi="BRH Devanagari Extra" w:cs="BRH Devanagari Extra"/>
+                <w:sz w:val="32"/>
+                <w:szCs w:val="32"/>
+              </w:rPr>
+              <w:t xml:space="preserve">È xÉÑ xÉÑ </w:t>
+            </w:r>
+            <w:r>
+              <w:rPr>
+                <w:rFonts w:ascii="BRH Devanagari Extra" w:hAnsi="BRH Devanagari Extra" w:cs="BRH Devanagari Extra"/>
+                <w:sz w:val="32"/>
+                <w:szCs w:val="32"/>
+                <w:highlight w:val="green"/>
+              </w:rPr>
+              <w:t>lÉþÈ</w:t>
+            </w:r>
+            <w:r>
+              <w:rPr>
+                <w:rFonts w:ascii="BRH Devanagari Extra" w:hAnsi="BRH Devanagari Extra" w:cs="BRH Devanagari Extra"/>
+                <w:sz w:val="32"/>
+                <w:szCs w:val="32"/>
+              </w:rPr>
+              <w:t xml:space="preserve"> | </w:t>
+            </w:r>
+          </w:p>
+        </w:tc>
+      </w:tr>
+    </w:tbl>
+    <w:p>
+      <w:pPr>
+        <w:spacing w:before="0" w:line="240" w:lineRule="auto"/>
+        <w:jc w:val="center"/>
+        <w:rPr>
+          <w:b/>
+          <w:bCs/>
+          <w:sz w:val="32"/>
+          <w:szCs w:val="32"/>
+          <w:u w:val="single"/>
+        </w:rPr>
+      </w:pPr>
+      <w:r>
+        <w:rPr>
+          <w:b/>
+          <w:bCs/>
+          <w:sz w:val="32"/>
+          <w:szCs w:val="32"/>
+          <w:u w:val="single"/>
+        </w:rPr>
+        <w:t>================</w:t>
+      </w:r>
+    </w:p>
+    <w:p>
+      <w:pPr>
+        <w:spacing w:before="0" w:line="240" w:lineRule="auto"/>
+        <w:jc w:val="center"/>
+        <w:rPr>
+          <w:b/>
+          <w:bCs/>
+          <w:sz w:val="32"/>
+          <w:szCs w:val="32"/>
+          <w:u w:val="single"/>
+        </w:rPr>
+      </w:pPr>
+    </w:p>
+    <w:p>
+      <w:pPr>
+        <w:spacing w:before="0" w:line="240" w:lineRule="auto"/>
+        <w:jc w:val="center"/>
+        <w:rPr>
+          <w:b/>
+          <w:bCs/>
+          <w:sz w:val="32"/>
+          <w:szCs w:val="32"/>
+          <w:u w:val="single"/>
+        </w:rPr>
+      </w:pPr>
+    </w:p>
+    <w:p>
+      <w:pPr>
+        <w:spacing w:before="0" w:line="240" w:lineRule="auto"/>
+        <w:jc w:val="center"/>
+        <w:rPr>
+          <w:b/>
+          <w:bCs/>
+          <w:sz w:val="32"/>
+          <w:szCs w:val="32"/>
+          <w:u w:val="single"/>
+        </w:rPr>
+      </w:pPr>
+    </w:p>
+    <w:p>
+      <w:pPr>
+        <w:spacing w:before="0" w:line="240" w:lineRule="auto"/>
+        <w:jc w:val="center"/>
+        <w:rPr>
+          <w:b/>
+          <w:bCs/>
+          <w:sz w:val="32"/>
+          <w:szCs w:val="32"/>
+          <w:u w:val="single"/>
+        </w:rPr>
+      </w:pPr>
+    </w:p>
+    <w:p>
+      <w:pPr>
+        <w:spacing w:before="0" w:line="240" w:lineRule="auto"/>
+        <w:jc w:val="center"/>
+        <w:rPr>
+          <w:b/>
+          <w:bCs/>
+          <w:sz w:val="32"/>
+          <w:szCs w:val="32"/>
+          <w:u w:val="single"/>
+        </w:rPr>
+      </w:pPr>
+    </w:p>
+    <w:p>
+      <w:pPr>
+        <w:spacing w:before="0" w:line="240" w:lineRule="auto"/>
+        <w:jc w:val="center"/>
+        <w:rPr>
+          <w:b/>
+          <w:bCs/>
+          <w:sz w:val="32"/>
+          <w:szCs w:val="32"/>
+          <w:u w:val="single"/>
+        </w:rPr>
+      </w:pPr>
+    </w:p>
+    <w:p>
+      <w:pPr>
+        <w:spacing w:before="0" w:line="240" w:lineRule="auto"/>
+        <w:jc w:val="center"/>
+        <w:rPr>
+          <w:b/>
+          <w:bCs/>
+          <w:sz w:val="32"/>
+          <w:szCs w:val="32"/>
+          <w:u w:val="single"/>
+        </w:rPr>
+      </w:pPr>
+    </w:p>
+    <w:p>
+      <w:pPr>
+        <w:spacing w:before="0" w:line="240" w:lineRule="auto"/>
+        <w:jc w:val="center"/>
+        <w:rPr>
+          <w:b/>
+          <w:bCs/>
+          <w:sz w:val="32"/>
+          <w:szCs w:val="32"/>
+          <w:u w:val="single"/>
+        </w:rPr>
+      </w:pPr>
+      <w:r>
+        <w:rPr>
+          <w:b/>
+          <w:bCs/>
+          <w:sz w:val="32"/>
+          <w:szCs w:val="32"/>
+          <w:u w:val="single"/>
+        </w:rPr>
+        <w:lastRenderedPageBreak/>
+        <w:t xml:space="preserve">TS </w:t>
+      </w:r>
+      <w:proofErr w:type="gramStart"/>
+      <w:r>
+        <w:rPr>
+          <w:b/>
+          <w:bCs/>
+          <w:sz w:val="32"/>
+          <w:szCs w:val="32"/>
+          <w:u w:val="single"/>
+        </w:rPr>
+        <w:t xml:space="preserve">Jatai </w:t>
+      </w:r>
+      <w:r>
+        <w:rPr>
+          <w:b/>
+          <w:bCs/>
+          <w:sz w:val="32"/>
+          <w:szCs w:val="32"/>
+          <w:u w:val="single"/>
+        </w:rPr>
+        <w:t xml:space="preserve"> </w:t>
+      </w:r>
+      <w:r>
+        <w:rPr>
+          <w:b/>
+          <w:bCs/>
+          <w:sz w:val="32"/>
+          <w:szCs w:val="32"/>
+          <w:u w:val="single"/>
+        </w:rPr>
+        <w:t>–</w:t>
+      </w:r>
+      <w:proofErr w:type="gramEnd"/>
+      <w:r>
+        <w:rPr>
+          <w:b/>
+          <w:bCs/>
+          <w:sz w:val="32"/>
+          <w:szCs w:val="32"/>
+          <w:u w:val="single"/>
+        </w:rPr>
+        <w:t xml:space="preserve"> TS </w:t>
       </w:r>
       <w:r>
         <w:rPr>
@@ -316,7 +3158,18 @@
                 <w:szCs w:val="24"/>
                 <w:lang w:bidi="ta-IN"/>
               </w:rPr>
-              <w:t>(3</w:t>
+              <w:t>(</w:t>
+            </w:r>
+            <w:proofErr w:type="gramStart"/>
+            <w:r>
+              <w:rPr>
+                <w:rFonts w:ascii="Latha" w:hAnsi="Latha" w:cs="Latha"/>
+                <w:b/>
+                <w:bCs/>
+                <w:szCs w:val="24"/>
+                <w:lang w:bidi="ta-IN"/>
+              </w:rPr>
+              <w:t>3</w:t>
             </w:r>
             <w:r>
               <w:rPr>
@@ -339,6 +3192,7 @@
               </w:rPr>
               <w:t>)[</w:t>
             </w:r>
+            <w:proofErr w:type="gramEnd"/>
             <w:r>
               <w:rPr>
                 <w:rFonts w:ascii="Latha" w:hAnsi="Latha" w:cs="Latha"/>
@@ -472,6 +3326,7 @@
               </w:rPr>
               <w:t>)</w:t>
             </w:r>
+            <w:proofErr w:type="gramStart"/>
             <w:r>
               <w:rPr>
                 <w:rFonts w:ascii="Latha" w:hAnsi="Latha" w:cs="Latha"/>
@@ -489,6 +3344,7 @@
               </w:rPr>
               <w:t>ஸ</w:t>
             </w:r>
+            <w:proofErr w:type="gramEnd"/>
             <w:r>
               <w:rPr>
                 <w:rFonts w:ascii="Latha" w:hAnsi="Latha" w:cs="Latha"/>
@@ -602,6 +3458,7 @@
               </w:rPr>
               <w:t>.</w:t>
             </w:r>
+            <w:proofErr w:type="gramStart"/>
             <w:r>
               <w:rPr>
                 <w:rFonts w:ascii="Latha" w:hAnsi="Latha" w:cs="Latha"/>
@@ -633,6 +3490,7 @@
               </w:rPr>
               <w:t>GS</w:t>
             </w:r>
+            <w:proofErr w:type="gramEnd"/>
             <w:r>
               <w:rPr>
                 <w:rFonts w:ascii="Latha" w:hAnsi="Latha" w:cs="Latha"/>
@@ -816,7 +3674,18 @@
                 <w:szCs w:val="24"/>
                 <w:lang w:bidi="ta-IN"/>
               </w:rPr>
-              <w:t>(3</w:t>
+              <w:t>(</w:t>
+            </w:r>
+            <w:proofErr w:type="gramStart"/>
+            <w:r>
+              <w:rPr>
+                <w:rFonts w:ascii="Latha" w:hAnsi="Latha" w:cs="Latha"/>
+                <w:b/>
+                <w:bCs/>
+                <w:szCs w:val="24"/>
+                <w:lang w:bidi="ta-IN"/>
+              </w:rPr>
+              <w:t>3</w:t>
             </w:r>
             <w:r>
               <w:rPr>
@@ -839,6 +3708,7 @@
               </w:rPr>
               <w:t>)[</w:t>
             </w:r>
+            <w:proofErr w:type="gramEnd"/>
             <w:r>
               <w:rPr>
                 <w:rFonts w:ascii="Latha" w:hAnsi="Latha" w:cs="Latha"/>
@@ -972,6 +3842,7 @@
               </w:rPr>
               <w:t>)</w:t>
             </w:r>
+            <w:proofErr w:type="gramStart"/>
             <w:r>
               <w:rPr>
                 <w:rFonts w:ascii="Latha" w:hAnsi="Latha" w:cs="Latha"/>
@@ -989,6 +3860,7 @@
               </w:rPr>
               <w:t>ஸ</w:t>
             </w:r>
+            <w:proofErr w:type="gramEnd"/>
             <w:r>
               <w:rPr>
                 <w:rFonts w:ascii="Latha" w:hAnsi="Latha" w:cs="Latha"/>
@@ -1102,6 +3974,7 @@
               </w:rPr>
               <w:t>.</w:t>
             </w:r>
+            <w:proofErr w:type="gramStart"/>
             <w:r>
               <w:rPr>
                 <w:rFonts w:ascii="Latha" w:hAnsi="Latha" w:cs="Latha"/>
@@ -1133,6 +4006,7 @@
               </w:rPr>
               <w:t>GS</w:t>
             </w:r>
+            <w:proofErr w:type="gramEnd"/>
             <w:r>
               <w:rPr>
                 <w:rFonts w:ascii="Latha" w:hAnsi="Latha" w:cs="Latha"/>
@@ -1302,6 +4176,7 @@
               </w:rPr>
               <w:t>(</w:t>
             </w:r>
+            <w:proofErr w:type="gramStart"/>
             <w:r>
               <w:rPr>
                 <w:rFonts w:ascii="Latha" w:hAnsi="Latha" w:cs="Latha"/>
@@ -1323,6 +4198,7 @@
               </w:rPr>
               <w:t>)[</w:t>
             </w:r>
+            <w:proofErr w:type="gramEnd"/>
             <w:r>
               <w:rPr>
                 <w:rFonts w:ascii="Latha" w:hAnsi="Latha" w:cs="Latha"/>
@@ -1435,6 +4311,7 @@
               </w:rPr>
               <w:t>)</w:t>
             </w:r>
+            <w:proofErr w:type="gramStart"/>
             <w:r>
               <w:rPr>
                 <w:rFonts w:ascii="Latha" w:hAnsi="Latha" w:cs="Latha"/>
@@ -1450,7 +4327,17 @@
                 <w:cs/>
                 <w:lang w:bidi="ta-IN"/>
               </w:rPr>
-              <w:t xml:space="preserve">ஸத் </w:t>
+              <w:t>ஸத்</w:t>
+            </w:r>
+            <w:proofErr w:type="gramEnd"/>
+            <w:r>
+              <w:rPr>
+                <w:rFonts w:ascii="Latha" w:hAnsi="Latha" w:cs="Latha"/>
+                <w:szCs w:val="24"/>
+                <w:cs/>
+                <w:lang w:bidi="ta-IN"/>
+              </w:rPr>
+              <w:t xml:space="preserve"> </w:t>
             </w:r>
             <w:r>
               <w:rPr>
@@ -1770,6 +4657,7 @@
               </w:rPr>
               <w:t>(</w:t>
             </w:r>
+            <w:proofErr w:type="gramStart"/>
             <w:r>
               <w:rPr>
                 <w:rFonts w:ascii="Latha" w:hAnsi="Latha" w:cs="Latha"/>
@@ -1791,6 +4679,7 @@
               </w:rPr>
               <w:t>)[</w:t>
             </w:r>
+            <w:proofErr w:type="gramEnd"/>
             <w:r>
               <w:rPr>
                 <w:rFonts w:ascii="Latha" w:hAnsi="Latha" w:cs="Latha"/>
@@ -1903,6 +4792,7 @@
               </w:rPr>
               <w:t>0)</w:t>
             </w:r>
+            <w:proofErr w:type="gramStart"/>
             <w:r>
               <w:rPr>
                 <w:rFonts w:ascii="Latha" w:hAnsi="Latha" w:cs="Latha"/>
@@ -1930,6 +4820,7 @@
               </w:rPr>
               <w:t>ஜான</w:t>
             </w:r>
+            <w:proofErr w:type="gramEnd"/>
             <w:r>
               <w:rPr>
                 <w:rFonts w:ascii="BRH Tamil Tab Extra" w:hAnsi="BRH Tamil Tab Extra" w:cs="Latha"/>
@@ -2182,6 +5073,7 @@
               </w:rPr>
               <w:t>(</w:t>
             </w:r>
+            <w:proofErr w:type="gramStart"/>
             <w:r>
               <w:rPr>
                 <w:rFonts w:ascii="Latha" w:hAnsi="Latha" w:cs="Latha"/>
@@ -2203,6 +5095,7 @@
               </w:rPr>
               <w:t>)[</w:t>
             </w:r>
+            <w:proofErr w:type="gramEnd"/>
             <w:r>
               <w:rPr>
                 <w:rFonts w:ascii="Latha" w:hAnsi="Latha" w:cs="Latha"/>
@@ -2315,6 +5208,7 @@
               </w:rPr>
               <w:t>)</w:t>
             </w:r>
+            <w:proofErr w:type="gramStart"/>
             <w:r>
               <w:rPr>
                 <w:rFonts w:ascii="Latha" w:hAnsi="Latha" w:cs="Latha"/>
@@ -2330,7 +5224,17 @@
                 <w:cs/>
                 <w:lang w:bidi="ta-IN"/>
               </w:rPr>
-              <w:t xml:space="preserve">ஸத் </w:t>
+              <w:t>ஸத்</w:t>
+            </w:r>
+            <w:proofErr w:type="gramEnd"/>
+            <w:r>
+              <w:rPr>
+                <w:rFonts w:ascii="Latha" w:hAnsi="Latha" w:cs="Latha"/>
+                <w:szCs w:val="24"/>
+                <w:cs/>
+                <w:lang w:bidi="ta-IN"/>
+              </w:rPr>
+              <w:t xml:space="preserve"> </w:t>
             </w:r>
             <w:r>
               <w:rPr>
@@ -2690,6 +5594,7 @@
               </w:rPr>
               <w:t>(</w:t>
             </w:r>
+            <w:proofErr w:type="gramStart"/>
             <w:r>
               <w:rPr>
                 <w:rFonts w:ascii="Latha" w:hAnsi="Latha" w:cs="Latha"/>
@@ -2711,6 +5616,7 @@
               </w:rPr>
               <w:t>)[</w:t>
             </w:r>
+            <w:proofErr w:type="gramEnd"/>
             <w:r>
               <w:rPr>
                 <w:rFonts w:ascii="Latha" w:hAnsi="Latha" w:cs="Latha"/>
@@ -2823,6 +5729,7 @@
               </w:rPr>
               <w:t>0)</w:t>
             </w:r>
+            <w:proofErr w:type="gramStart"/>
             <w:r>
               <w:rPr>
                 <w:rFonts w:ascii="Latha" w:hAnsi="Latha" w:cs="Latha"/>
@@ -2841,6 +5748,7 @@
               </w:rPr>
               <w:t>ஜ</w:t>
             </w:r>
+            <w:proofErr w:type="gramEnd"/>
             <w:r>
               <w:rPr>
                 <w:rFonts w:ascii="BRH Tamil Tab Extra" w:hAnsi="BRH Tamil Tab Extra" w:cs="Latha"/>
@@ -3117,6 +6025,7 @@
               </w:rPr>
               <w:t>(</w:t>
             </w:r>
+            <w:proofErr w:type="gramStart"/>
             <w:r>
               <w:rPr>
                 <w:rFonts w:ascii="Latha" w:hAnsi="Latha" w:cs="Latha"/>
@@ -3138,6 +6047,7 @@
               </w:rPr>
               <w:t>)[</w:t>
             </w:r>
+            <w:proofErr w:type="gramEnd"/>
             <w:r>
               <w:rPr>
                 <w:rFonts w:ascii="Latha" w:hAnsi="Latha" w:cs="Latha"/>
@@ -3250,6 +6160,7 @@
               </w:rPr>
               <w:t>)</w:t>
             </w:r>
+            <w:proofErr w:type="gramStart"/>
             <w:r>
               <w:rPr>
                 <w:rFonts w:ascii="Latha" w:hAnsi="Latha" w:cs="Latha"/>
@@ -3265,7 +6176,17 @@
                 <w:cs/>
                 <w:lang w:bidi="ta-IN"/>
               </w:rPr>
-              <w:t xml:space="preserve">தம் </w:t>
+              <w:t>தம்</w:t>
+            </w:r>
+            <w:proofErr w:type="gramEnd"/>
+            <w:r>
+              <w:rPr>
+                <w:rFonts w:ascii="Latha" w:hAnsi="Latha" w:cs="Latha"/>
+                <w:szCs w:val="24"/>
+                <w:cs/>
+                <w:lang w:bidi="ta-IN"/>
+              </w:rPr>
+              <w:t xml:space="preserve"> </w:t>
             </w:r>
             <w:r>
               <w:rPr>
@@ -3700,6 +6621,7 @@
               </w:rPr>
               <w:t>(</w:t>
             </w:r>
+            <w:proofErr w:type="gramStart"/>
             <w:r>
               <w:rPr>
                 <w:rFonts w:ascii="Latha" w:hAnsi="Latha" w:cs="Latha"/>
@@ -3721,6 +6643,7 @@
               </w:rPr>
               <w:t>)[</w:t>
             </w:r>
+            <w:proofErr w:type="gramEnd"/>
             <w:r>
               <w:rPr>
                 <w:rFonts w:ascii="Latha" w:hAnsi="Latha" w:cs="Latha"/>
@@ -3833,6 +6756,7 @@
               </w:rPr>
               <w:t>)</w:t>
             </w:r>
+            <w:proofErr w:type="gramStart"/>
             <w:r>
               <w:rPr>
                 <w:rFonts w:ascii="Latha" w:hAnsi="Latha" w:cs="Latha"/>
@@ -3850,6 +6774,7 @@
               </w:rPr>
               <w:t>ஸ</w:t>
             </w:r>
+            <w:proofErr w:type="gramEnd"/>
             <w:r>
               <w:rPr>
                 <w:rFonts w:ascii="BRH Tamil Tab Extra" w:hAnsi="BRH Tamil Tab Extra" w:cs="Latha"/>
@@ -4360,6 +7285,7 @@
               <w:lastRenderedPageBreak/>
               <w:t>(</w:t>
             </w:r>
+            <w:proofErr w:type="gramStart"/>
             <w:r>
               <w:rPr>
                 <w:rFonts w:ascii="Latha" w:hAnsi="Latha" w:cs="Latha"/>
@@ -4381,6 +7307,7 @@
               </w:rPr>
               <w:t>)[</w:t>
             </w:r>
+            <w:proofErr w:type="gramEnd"/>
             <w:r>
               <w:rPr>
                 <w:rFonts w:ascii="Latha" w:hAnsi="Latha" w:cs="Latha"/>
@@ -4493,6 +7420,7 @@
               </w:rPr>
               <w:t>)</w:t>
             </w:r>
+            <w:proofErr w:type="gramStart"/>
             <w:r>
               <w:rPr>
                 <w:rFonts w:ascii="Latha" w:hAnsi="Latha" w:cs="Latha"/>
@@ -4510,6 +7438,7 @@
               </w:rPr>
               <w:t>ஸ</w:t>
             </w:r>
+            <w:proofErr w:type="gramEnd"/>
             <w:r>
               <w:rPr>
                 <w:rFonts w:ascii="BRH Tamil Tab Extra" w:hAnsi="BRH Tamil Tab Extra" w:cs="Latha"/>
@@ -4780,6 +7709,7 @@
               <w:lastRenderedPageBreak/>
               <w:t>(</w:t>
             </w:r>
+            <w:proofErr w:type="gramStart"/>
             <w:r>
               <w:rPr>
                 <w:rFonts w:ascii="Latha" w:hAnsi="Latha" w:cs="Latha"/>
@@ -4801,6 +7731,7 @@
               </w:rPr>
               <w:t>)[</w:t>
             </w:r>
+            <w:proofErr w:type="gramEnd"/>
             <w:r>
               <w:rPr>
                 <w:rFonts w:ascii="Latha" w:hAnsi="Latha" w:cs="Latha"/>
@@ -4913,6 +7844,7 @@
               </w:rPr>
               <w:t>)</w:t>
             </w:r>
+            <w:proofErr w:type="gramStart"/>
             <w:r>
               <w:rPr>
                 <w:rFonts w:ascii="Latha" w:hAnsi="Latha" w:cs="Latha"/>
@@ -4928,7 +7860,17 @@
                 <w:cs/>
                 <w:lang w:bidi="ta-IN"/>
               </w:rPr>
-              <w:t xml:space="preserve">தம் </w:t>
+              <w:t>தம்</w:t>
+            </w:r>
+            <w:proofErr w:type="gramEnd"/>
+            <w:r>
+              <w:rPr>
+                <w:rFonts w:ascii="Latha" w:hAnsi="Latha" w:cs="Latha"/>
+                <w:szCs w:val="24"/>
+                <w:cs/>
+                <w:lang w:bidi="ta-IN"/>
+              </w:rPr>
+              <w:t xml:space="preserve"> </w:t>
             </w:r>
             <w:r>
               <w:rPr>
@@ -5363,6 +8305,7 @@
               </w:rPr>
               <w:t>(</w:t>
             </w:r>
+            <w:proofErr w:type="gramStart"/>
             <w:r>
               <w:rPr>
                 <w:rFonts w:ascii="Latha" w:hAnsi="Latha" w:cs="Latha"/>
@@ -5384,6 +8327,7 @@
               </w:rPr>
               <w:t>)[</w:t>
             </w:r>
+            <w:proofErr w:type="gramEnd"/>
             <w:r>
               <w:rPr>
                 <w:rFonts w:ascii="Latha" w:hAnsi="Latha" w:cs="Latha"/>
@@ -5496,6 +8440,7 @@
               </w:rPr>
               <w:t>)</w:t>
             </w:r>
+            <w:proofErr w:type="gramStart"/>
             <w:r>
               <w:rPr>
                 <w:rFonts w:ascii="Latha" w:hAnsi="Latha" w:cs="Latha"/>
@@ -5513,6 +8458,7 @@
               </w:rPr>
               <w:t>ஸ</w:t>
             </w:r>
+            <w:proofErr w:type="gramEnd"/>
             <w:r>
               <w:rPr>
                 <w:rFonts w:ascii="BRH Tamil Tab Extra" w:hAnsi="BRH Tamil Tab Extra" w:cs="Latha"/>
@@ -6023,6 +8969,7 @@
               <w:lastRenderedPageBreak/>
               <w:t>(</w:t>
             </w:r>
+            <w:proofErr w:type="gramStart"/>
             <w:r>
               <w:rPr>
                 <w:rFonts w:ascii="Latha" w:hAnsi="Latha" w:cs="Latha"/>
@@ -6044,6 +8991,7 @@
               </w:rPr>
               <w:t>)[</w:t>
             </w:r>
+            <w:proofErr w:type="gramEnd"/>
             <w:r>
               <w:rPr>
                 <w:rFonts w:ascii="Latha" w:hAnsi="Latha" w:cs="Latha"/>
@@ -6156,6 +9104,7 @@
               </w:rPr>
               <w:t>)</w:t>
             </w:r>
+            <w:proofErr w:type="gramStart"/>
             <w:r>
               <w:rPr>
                 <w:rFonts w:ascii="Latha" w:hAnsi="Latha" w:cs="Latha"/>
@@ -6173,6 +9122,7 @@
               </w:rPr>
               <w:t>ஸ</w:t>
             </w:r>
+            <w:proofErr w:type="gramEnd"/>
             <w:r>
               <w:rPr>
                 <w:rFonts w:ascii="BRH Tamil Tab Extra" w:hAnsi="BRH Tamil Tab Extra" w:cs="Latha"/>
@@ -6449,6 +9399,7 @@
               <w:lastRenderedPageBreak/>
               <w:t>(</w:t>
             </w:r>
+            <w:proofErr w:type="gramStart"/>
             <w:r>
               <w:rPr>
                 <w:rFonts w:ascii="Latha" w:hAnsi="Latha" w:cs="Latha"/>
@@ -6470,6 +9421,7 @@
               </w:rPr>
               <w:t>)[</w:t>
             </w:r>
+            <w:proofErr w:type="gramEnd"/>
             <w:r>
               <w:rPr>
                 <w:rFonts w:ascii="Latha" w:hAnsi="Latha" w:cs="Latha"/>
@@ -6582,6 +9534,7 @@
               </w:rPr>
               <w:t>0)</w:t>
             </w:r>
+            <w:proofErr w:type="gramStart"/>
             <w:r>
               <w:rPr>
                 <w:rFonts w:ascii="Latha" w:hAnsi="Latha" w:cs="Latha"/>
@@ -6599,6 +9552,7 @@
               </w:rPr>
               <w:t>ஜ</w:t>
             </w:r>
+            <w:proofErr w:type="gramEnd"/>
             <w:r>
               <w:rPr>
                 <w:rFonts w:ascii="BRH Tamil Tab Extra" w:hAnsi="BRH Tamil Tab Extra" w:cs="Latha"/>
@@ -6800,6 +9754,7 @@
               </w:rPr>
               <w:t>(</w:t>
             </w:r>
+            <w:proofErr w:type="gramStart"/>
             <w:r>
               <w:rPr>
                 <w:rFonts w:ascii="Latha" w:hAnsi="Latha" w:cs="Latha"/>
@@ -6821,6 +9776,7 @@
               </w:rPr>
               <w:t>)[</w:t>
             </w:r>
+            <w:proofErr w:type="gramEnd"/>
             <w:r>
               <w:rPr>
                 <w:rFonts w:ascii="Latha" w:hAnsi="Latha" w:cs="Latha"/>
@@ -6933,6 +9889,7 @@
               </w:rPr>
               <w:t>0)</w:t>
             </w:r>
+            <w:proofErr w:type="gramStart"/>
             <w:r>
               <w:rPr>
                 <w:rFonts w:ascii="Latha" w:hAnsi="Latha" w:cs="Latha"/>
@@ -6950,6 +9907,7 @@
               </w:rPr>
               <w:t>ஜ</w:t>
             </w:r>
+            <w:proofErr w:type="gramEnd"/>
             <w:r>
               <w:rPr>
                 <w:rFonts w:ascii="BRH Tamil Tab Extra" w:hAnsi="BRH Tamil Tab Extra" w:cs="Latha"/>
@@ -7142,6 +10100,130 @@
                 <w:szCs w:val="24"/>
                 <w:lang w:bidi="ta-IN"/>
               </w:rPr>
+              <w:t>(</w:t>
+            </w:r>
+            <w:proofErr w:type="gramStart"/>
+            <w:r>
+              <w:rPr>
+                <w:rFonts w:ascii="Latha" w:hAnsi="Latha" w:cs="Latha"/>
+                <w:b/>
+                <w:bCs/>
+                <w:szCs w:val="24"/>
+                <w:lang w:bidi="ta-IN"/>
+              </w:rPr>
+              <w:t>4</w:t>
+            </w:r>
+            <w:r>
+              <w:rPr>
+                <w:rFonts w:ascii="Latha" w:hAnsi="Latha" w:cs="Latha"/>
+                <w:b/>
+                <w:bCs/>
+                <w:szCs w:val="24"/>
+                <w:cs/>
+                <w:lang w:bidi="ta-IN"/>
+              </w:rPr>
+              <w:t>7</w:t>
+            </w:r>
+            <w:r>
+              <w:rPr>
+                <w:rFonts w:ascii="Latha" w:hAnsi="Latha" w:cs="Latha"/>
+                <w:b/>
+                <w:bCs/>
+                <w:szCs w:val="24"/>
+                <w:lang w:bidi="ta-IN"/>
+              </w:rPr>
+              <w:t>)[</w:t>
+            </w:r>
+            <w:proofErr w:type="gramEnd"/>
+            <w:r>
+              <w:rPr>
+                <w:rFonts w:ascii="Latha" w:hAnsi="Latha" w:cs="Latha"/>
+                <w:szCs w:val="24"/>
+                <w:cs/>
+                <w:lang w:bidi="ta-IN"/>
+              </w:rPr>
+              <w:t>ப</w:t>
+            </w:r>
+            <w:r>
+              <w:rPr>
+                <w:rFonts w:ascii="Latha" w:hAnsi="Latha" w:cs="Latha"/>
+                <w:b/>
+                <w:bCs/>
+                <w:szCs w:val="24"/>
+                <w:cs/>
+                <w:lang w:bidi="ta-IN"/>
+              </w:rPr>
+              <w:t>19</w:t>
+            </w:r>
+            <w:r>
+              <w:rPr>
+                <w:rFonts w:ascii="Latha" w:hAnsi="Latha" w:cs="Latha"/>
+                <w:b/>
+                <w:bCs/>
+                <w:szCs w:val="24"/>
+                <w:lang w:bidi="ta-IN"/>
+              </w:rPr>
+              <w:t>]</w:t>
+            </w:r>
+            <w:r>
+              <w:rPr>
+                <w:rFonts w:ascii="Latha" w:hAnsi="Latha" w:cs="Latha"/>
+                <w:szCs w:val="24"/>
+                <w:lang w:bidi="ta-IN"/>
+              </w:rPr>
+              <w:t xml:space="preserve"> </w:t>
+            </w:r>
+            <w:r>
+              <w:rPr>
+                <w:rFonts w:ascii="Latha" w:hAnsi="Latha" w:cs="Latha"/>
+                <w:b/>
+                <w:bCs/>
+                <w:szCs w:val="24"/>
+                <w:cs/>
+                <w:lang w:bidi="ta-IN"/>
+              </w:rPr>
+              <w:t>4.</w:t>
+            </w:r>
+            <w:r>
+              <w:rPr>
+                <w:rFonts w:ascii="Latha" w:hAnsi="Latha" w:cs="Latha"/>
+                <w:b/>
+                <w:bCs/>
+                <w:szCs w:val="24"/>
+                <w:cs/>
+                <w:lang w:bidi="ta-IN"/>
+              </w:rPr>
+              <w:t>6</w:t>
+            </w:r>
+            <w:r>
+              <w:rPr>
+                <w:rFonts w:ascii="Latha" w:hAnsi="Latha" w:cs="Latha"/>
+                <w:b/>
+                <w:bCs/>
+                <w:szCs w:val="24"/>
+                <w:lang w:bidi="ta-IN"/>
+              </w:rPr>
+              <w:t>.</w:t>
+            </w:r>
+            <w:r>
+              <w:rPr>
+                <w:rFonts w:ascii="Latha" w:hAnsi="Latha" w:cs="Latha"/>
+                <w:b/>
+                <w:bCs/>
+                <w:szCs w:val="24"/>
+                <w:cs/>
+                <w:lang w:bidi="ta-IN"/>
+              </w:rPr>
+              <w:t>4.4</w:t>
+            </w:r>
+            <w:r>
+              <w:rPr>
+                <w:rFonts w:ascii="Latha" w:hAnsi="Latha" w:cs="Latha"/>
+                <w:b/>
+                <w:bCs/>
+                <w:szCs w:val="24"/>
+                <w:lang w:bidi="ta-IN"/>
+              </w:rPr>
               <w:t>(4</w:t>
             </w:r>
             <w:r>
@@ -7153,120 +10235,9 @@
                 <w:cs/>
                 <w:lang w:bidi="ta-IN"/>
               </w:rPr>
-              <w:t>7</w:t>
-            </w:r>
-            <w:r>
-              <w:rPr>
-                <w:rFonts w:ascii="Latha" w:hAnsi="Latha" w:cs="Latha"/>
-                <w:b/>
-                <w:bCs/>
-                <w:szCs w:val="24"/>
-                <w:lang w:bidi="ta-IN"/>
-              </w:rPr>
-              <w:t>)[</w:t>
-            </w:r>
-            <w:r>
-              <w:rPr>
-                <w:rFonts w:ascii="Latha" w:hAnsi="Latha" w:cs="Latha"/>
-                <w:szCs w:val="24"/>
-                <w:cs/>
-                <w:lang w:bidi="ta-IN"/>
-              </w:rPr>
-              <w:t>ப</w:t>
-            </w:r>
-            <w:r>
-              <w:rPr>
-                <w:rFonts w:ascii="Latha" w:hAnsi="Latha" w:cs="Latha"/>
-                <w:b/>
-                <w:bCs/>
-                <w:szCs w:val="24"/>
-                <w:cs/>
-                <w:lang w:bidi="ta-IN"/>
-              </w:rPr>
-              <w:t>19</w:t>
-            </w:r>
-            <w:r>
-              <w:rPr>
-                <w:rFonts w:ascii="Latha" w:hAnsi="Latha" w:cs="Latha"/>
-                <w:b/>
-                <w:bCs/>
-                <w:szCs w:val="24"/>
-                <w:lang w:bidi="ta-IN"/>
-              </w:rPr>
-              <w:t>]</w:t>
-            </w:r>
-            <w:r>
-              <w:rPr>
-                <w:rFonts w:ascii="Latha" w:hAnsi="Latha" w:cs="Latha"/>
-                <w:szCs w:val="24"/>
-                <w:lang w:bidi="ta-IN"/>
-              </w:rPr>
-              <w:t xml:space="preserve"> </w:t>
-            </w:r>
-            <w:r>
-              <w:rPr>
-                <w:rFonts w:ascii="Latha" w:hAnsi="Latha" w:cs="Latha"/>
-                <w:b/>
-                <w:bCs/>
-                <w:szCs w:val="24"/>
-                <w:cs/>
-                <w:lang w:bidi="ta-IN"/>
-              </w:rPr>
-              <w:t>4.</w:t>
-            </w:r>
-            <w:r>
-              <w:rPr>
-                <w:rFonts w:ascii="Latha" w:hAnsi="Latha" w:cs="Latha"/>
-                <w:b/>
-                <w:bCs/>
-                <w:szCs w:val="24"/>
-                <w:cs/>
-                <w:lang w:bidi="ta-IN"/>
-              </w:rPr>
-              <w:t>6</w:t>
-            </w:r>
-            <w:r>
-              <w:rPr>
-                <w:rFonts w:ascii="Latha" w:hAnsi="Latha" w:cs="Latha"/>
-                <w:b/>
-                <w:bCs/>
-                <w:szCs w:val="24"/>
-                <w:lang w:bidi="ta-IN"/>
-              </w:rPr>
-              <w:t>.</w:t>
-            </w:r>
-            <w:r>
-              <w:rPr>
-                <w:rFonts w:ascii="Latha" w:hAnsi="Latha" w:cs="Latha"/>
-                <w:b/>
-                <w:bCs/>
-                <w:szCs w:val="24"/>
-                <w:cs/>
-                <w:lang w:bidi="ta-IN"/>
-              </w:rPr>
-              <w:t>4.4</w:t>
-            </w:r>
-            <w:r>
-              <w:rPr>
-                <w:rFonts w:ascii="Latha" w:hAnsi="Latha" w:cs="Latha"/>
-                <w:b/>
-                <w:bCs/>
-                <w:szCs w:val="24"/>
-                <w:lang w:bidi="ta-IN"/>
-              </w:rPr>
-              <w:t>(4</w:t>
-            </w:r>
-            <w:r>
-              <w:rPr>
-                <w:rFonts w:ascii="Latha" w:hAnsi="Latha" w:cs="Latha"/>
-                <w:b/>
-                <w:bCs/>
-                <w:szCs w:val="24"/>
-                <w:cs/>
-                <w:lang w:bidi="ta-IN"/>
-              </w:rPr>
               <w:t>3)</w:t>
             </w:r>
+            <w:proofErr w:type="gramStart"/>
             <w:r>
               <w:rPr>
                 <w:rFonts w:ascii="Latha" w:hAnsi="Latha" w:cs="Latha"/>
@@ -7284,6 +10255,7 @@
               </w:rPr>
               <w:t>அவ</w:t>
             </w:r>
+            <w:proofErr w:type="gramEnd"/>
             <w:r>
               <w:rPr>
                 <w:rFonts w:ascii="BRH Tamil Tab Extra" w:hAnsi="BRH Tamil Tab Extra" w:cs="Latha"/>
@@ -7711,6 +10683,130 @@
                 <w:szCs w:val="24"/>
                 <w:lang w:bidi="ta-IN"/>
               </w:rPr>
+              <w:t>(</w:t>
+            </w:r>
+            <w:proofErr w:type="gramStart"/>
+            <w:r>
+              <w:rPr>
+                <w:rFonts w:ascii="Latha" w:hAnsi="Latha" w:cs="Latha"/>
+                <w:b/>
+                <w:bCs/>
+                <w:szCs w:val="24"/>
+                <w:lang w:bidi="ta-IN"/>
+              </w:rPr>
+              <w:t>4</w:t>
+            </w:r>
+            <w:r>
+              <w:rPr>
+                <w:rFonts w:ascii="Latha" w:hAnsi="Latha" w:cs="Latha"/>
+                <w:b/>
+                <w:bCs/>
+                <w:szCs w:val="24"/>
+                <w:cs/>
+                <w:lang w:bidi="ta-IN"/>
+              </w:rPr>
+              <w:t>8</w:t>
+            </w:r>
+            <w:r>
+              <w:rPr>
+                <w:rFonts w:ascii="Latha" w:hAnsi="Latha" w:cs="Latha"/>
+                <w:b/>
+                <w:bCs/>
+                <w:szCs w:val="24"/>
+                <w:lang w:bidi="ta-IN"/>
+              </w:rPr>
+              <w:t>)[</w:t>
+            </w:r>
+            <w:proofErr w:type="gramEnd"/>
+            <w:r>
+              <w:rPr>
+                <w:rFonts w:ascii="Latha" w:hAnsi="Latha" w:cs="Latha"/>
+                <w:szCs w:val="24"/>
+                <w:cs/>
+                <w:lang w:bidi="ta-IN"/>
+              </w:rPr>
+              <w:t>ப</w:t>
+            </w:r>
+            <w:r>
+              <w:rPr>
+                <w:rFonts w:ascii="Latha" w:hAnsi="Latha" w:cs="Latha"/>
+                <w:b/>
+                <w:bCs/>
+                <w:szCs w:val="24"/>
+                <w:cs/>
+                <w:lang w:bidi="ta-IN"/>
+              </w:rPr>
+              <w:t>19</w:t>
+            </w:r>
+            <w:r>
+              <w:rPr>
+                <w:rFonts w:ascii="Latha" w:hAnsi="Latha" w:cs="Latha"/>
+                <w:b/>
+                <w:bCs/>
+                <w:szCs w:val="24"/>
+                <w:lang w:bidi="ta-IN"/>
+              </w:rPr>
+              <w:t>]</w:t>
+            </w:r>
+            <w:r>
+              <w:rPr>
+                <w:rFonts w:ascii="Latha" w:hAnsi="Latha" w:cs="Latha"/>
+                <w:szCs w:val="24"/>
+                <w:lang w:bidi="ta-IN"/>
+              </w:rPr>
+              <w:t xml:space="preserve"> </w:t>
+            </w:r>
+            <w:r>
+              <w:rPr>
+                <w:rFonts w:ascii="Latha" w:hAnsi="Latha" w:cs="Latha"/>
+                <w:b/>
+                <w:bCs/>
+                <w:szCs w:val="24"/>
+                <w:cs/>
+                <w:lang w:bidi="ta-IN"/>
+              </w:rPr>
+              <w:t>4.</w:t>
+            </w:r>
+            <w:r>
+              <w:rPr>
+                <w:rFonts w:ascii="Latha" w:hAnsi="Latha" w:cs="Latha"/>
+                <w:b/>
+                <w:bCs/>
+                <w:szCs w:val="24"/>
+                <w:cs/>
+                <w:lang w:bidi="ta-IN"/>
+              </w:rPr>
+              <w:t>6</w:t>
+            </w:r>
+            <w:r>
+              <w:rPr>
+                <w:rFonts w:ascii="Latha" w:hAnsi="Latha" w:cs="Latha"/>
+                <w:b/>
+                <w:bCs/>
+                <w:szCs w:val="24"/>
+                <w:lang w:bidi="ta-IN"/>
+              </w:rPr>
+              <w:t>.</w:t>
+            </w:r>
+            <w:r>
+              <w:rPr>
+                <w:rFonts w:ascii="Latha" w:hAnsi="Latha" w:cs="Latha"/>
+                <w:b/>
+                <w:bCs/>
+                <w:szCs w:val="24"/>
+                <w:cs/>
+                <w:lang w:bidi="ta-IN"/>
+              </w:rPr>
+              <w:t>4.4</w:t>
+            </w:r>
+            <w:r>
+              <w:rPr>
+                <w:rFonts w:ascii="Latha" w:hAnsi="Latha" w:cs="Latha"/>
+                <w:b/>
+                <w:bCs/>
+                <w:szCs w:val="24"/>
+                <w:lang w:bidi="ta-IN"/>
+              </w:rPr>
               <w:t>(4</w:t>
             </w:r>
             <w:r>
@@ -7722,120 +10818,9 @@
                 <w:cs/>
                 <w:lang w:bidi="ta-IN"/>
               </w:rPr>
-              <w:t>8</w:t>
-            </w:r>
-            <w:r>
-              <w:rPr>
-                <w:rFonts w:ascii="Latha" w:hAnsi="Latha" w:cs="Latha"/>
-                <w:b/>
-                <w:bCs/>
-                <w:szCs w:val="24"/>
-                <w:lang w:bidi="ta-IN"/>
-              </w:rPr>
-              <w:t>)[</w:t>
-            </w:r>
-            <w:r>
-              <w:rPr>
-                <w:rFonts w:ascii="Latha" w:hAnsi="Latha" w:cs="Latha"/>
-                <w:szCs w:val="24"/>
-                <w:cs/>
-                <w:lang w:bidi="ta-IN"/>
-              </w:rPr>
-              <w:t>ப</w:t>
-            </w:r>
-            <w:r>
-              <w:rPr>
-                <w:rFonts w:ascii="Latha" w:hAnsi="Latha" w:cs="Latha"/>
-                <w:b/>
-                <w:bCs/>
-                <w:szCs w:val="24"/>
-                <w:cs/>
-                <w:lang w:bidi="ta-IN"/>
-              </w:rPr>
-              <w:t>19</w:t>
-            </w:r>
-            <w:r>
-              <w:rPr>
-                <w:rFonts w:ascii="Latha" w:hAnsi="Latha" w:cs="Latha"/>
-                <w:b/>
-                <w:bCs/>
-                <w:szCs w:val="24"/>
-                <w:lang w:bidi="ta-IN"/>
-              </w:rPr>
-              <w:t>]</w:t>
-            </w:r>
-            <w:r>
-              <w:rPr>
-                <w:rFonts w:ascii="Latha" w:hAnsi="Latha" w:cs="Latha"/>
-                <w:szCs w:val="24"/>
-                <w:lang w:bidi="ta-IN"/>
-              </w:rPr>
-              <w:t xml:space="preserve"> </w:t>
-            </w:r>
-            <w:r>
-              <w:rPr>
-                <w:rFonts w:ascii="Latha" w:hAnsi="Latha" w:cs="Latha"/>
-                <w:b/>
-                <w:bCs/>
-                <w:szCs w:val="24"/>
-                <w:cs/>
-                <w:lang w:bidi="ta-IN"/>
-              </w:rPr>
-              <w:t>4.</w:t>
-            </w:r>
-            <w:r>
-              <w:rPr>
-                <w:rFonts w:ascii="Latha" w:hAnsi="Latha" w:cs="Latha"/>
-                <w:b/>
-                <w:bCs/>
-                <w:szCs w:val="24"/>
-                <w:cs/>
-                <w:lang w:bidi="ta-IN"/>
-              </w:rPr>
-              <w:t>6</w:t>
-            </w:r>
-            <w:r>
-              <w:rPr>
-                <w:rFonts w:ascii="Latha" w:hAnsi="Latha" w:cs="Latha"/>
-                <w:b/>
-                <w:bCs/>
-                <w:szCs w:val="24"/>
-                <w:lang w:bidi="ta-IN"/>
-              </w:rPr>
-              <w:t>.</w:t>
-            </w:r>
-            <w:r>
-              <w:rPr>
-                <w:rFonts w:ascii="Latha" w:hAnsi="Latha" w:cs="Latha"/>
-                <w:b/>
-                <w:bCs/>
-                <w:szCs w:val="24"/>
-                <w:cs/>
-                <w:lang w:bidi="ta-IN"/>
-              </w:rPr>
-              <w:t>4.4</w:t>
-            </w:r>
-            <w:r>
-              <w:rPr>
-                <w:rFonts w:ascii="Latha" w:hAnsi="Latha" w:cs="Latha"/>
-                <w:b/>
-                <w:bCs/>
-                <w:szCs w:val="24"/>
-                <w:lang w:bidi="ta-IN"/>
-              </w:rPr>
-              <w:t>(4</w:t>
-            </w:r>
-            <w:r>
-              <w:rPr>
-                <w:rFonts w:ascii="Latha" w:hAnsi="Latha" w:cs="Latha"/>
-                <w:b/>
-                <w:bCs/>
-                <w:szCs w:val="24"/>
-                <w:cs/>
-                <w:lang w:bidi="ta-IN"/>
-              </w:rPr>
               <w:t>3)</w:t>
             </w:r>
+            <w:proofErr w:type="gramStart"/>
             <w:r>
               <w:rPr>
                 <w:rFonts w:ascii="Latha" w:hAnsi="Latha" w:cs="Latha"/>
@@ -7853,6 +10838,7 @@
               </w:rPr>
               <w:t>அவ</w:t>
             </w:r>
+            <w:proofErr w:type="gramEnd"/>
             <w:r>
               <w:rPr>
                 <w:rFonts w:ascii="BRH Tamil Tab Extra" w:hAnsi="BRH Tamil Tab Extra" w:cs="Latha"/>
@@ -8113,6 +11099,130 @@
                 <w:szCs w:val="24"/>
                 <w:lang w:bidi="ta-IN"/>
               </w:rPr>
+              <w:t>(</w:t>
+            </w:r>
+            <w:proofErr w:type="gramStart"/>
+            <w:r>
+              <w:rPr>
+                <w:rFonts w:ascii="Latha" w:hAnsi="Latha" w:cs="Latha"/>
+                <w:b/>
+                <w:bCs/>
+                <w:szCs w:val="24"/>
+                <w:lang w:bidi="ta-IN"/>
+              </w:rPr>
+              <w:t>4</w:t>
+            </w:r>
+            <w:r>
+              <w:rPr>
+                <w:rFonts w:ascii="Latha" w:hAnsi="Latha" w:cs="Latha"/>
+                <w:b/>
+                <w:bCs/>
+                <w:szCs w:val="24"/>
+                <w:cs/>
+                <w:lang w:bidi="ta-IN"/>
+              </w:rPr>
+              <w:t>7</w:t>
+            </w:r>
+            <w:r>
+              <w:rPr>
+                <w:rFonts w:ascii="Latha" w:hAnsi="Latha" w:cs="Latha"/>
+                <w:b/>
+                <w:bCs/>
+                <w:szCs w:val="24"/>
+                <w:lang w:bidi="ta-IN"/>
+              </w:rPr>
+              <w:t>)[</w:t>
+            </w:r>
+            <w:proofErr w:type="gramEnd"/>
+            <w:r>
+              <w:rPr>
+                <w:rFonts w:ascii="Latha" w:hAnsi="Latha" w:cs="Latha"/>
+                <w:szCs w:val="24"/>
+                <w:cs/>
+                <w:lang w:bidi="ta-IN"/>
+              </w:rPr>
+              <w:t>ப</w:t>
+            </w:r>
+            <w:r>
+              <w:rPr>
+                <w:rFonts w:ascii="Latha" w:hAnsi="Latha" w:cs="Latha"/>
+                <w:b/>
+                <w:bCs/>
+                <w:szCs w:val="24"/>
+                <w:cs/>
+                <w:lang w:bidi="ta-IN"/>
+              </w:rPr>
+              <w:t>19</w:t>
+            </w:r>
+            <w:r>
+              <w:rPr>
+                <w:rFonts w:ascii="Latha" w:hAnsi="Latha" w:cs="Latha"/>
+                <w:b/>
+                <w:bCs/>
+                <w:szCs w:val="24"/>
+                <w:lang w:bidi="ta-IN"/>
+              </w:rPr>
+              <w:t>]</w:t>
+            </w:r>
+            <w:r>
+              <w:rPr>
+                <w:rFonts w:ascii="Latha" w:hAnsi="Latha" w:cs="Latha"/>
+                <w:szCs w:val="24"/>
+                <w:lang w:bidi="ta-IN"/>
+              </w:rPr>
+              <w:t xml:space="preserve"> </w:t>
+            </w:r>
+            <w:r>
+              <w:rPr>
+                <w:rFonts w:ascii="Latha" w:hAnsi="Latha" w:cs="Latha"/>
+                <w:b/>
+                <w:bCs/>
+                <w:szCs w:val="24"/>
+                <w:cs/>
+                <w:lang w:bidi="ta-IN"/>
+              </w:rPr>
+              <w:t>4.</w:t>
+            </w:r>
+            <w:r>
+              <w:rPr>
+                <w:rFonts w:ascii="Latha" w:hAnsi="Latha" w:cs="Latha"/>
+                <w:b/>
+                <w:bCs/>
+                <w:szCs w:val="24"/>
+                <w:cs/>
+                <w:lang w:bidi="ta-IN"/>
+              </w:rPr>
+              <w:t>6</w:t>
+            </w:r>
+            <w:r>
+              <w:rPr>
+                <w:rFonts w:ascii="Latha" w:hAnsi="Latha" w:cs="Latha"/>
+                <w:b/>
+                <w:bCs/>
+                <w:szCs w:val="24"/>
+                <w:lang w:bidi="ta-IN"/>
+              </w:rPr>
+              <w:t>.</w:t>
+            </w:r>
+            <w:r>
+              <w:rPr>
+                <w:rFonts w:ascii="Latha" w:hAnsi="Latha" w:cs="Latha"/>
+                <w:b/>
+                <w:bCs/>
+                <w:szCs w:val="24"/>
+                <w:cs/>
+                <w:lang w:bidi="ta-IN"/>
+              </w:rPr>
+              <w:t>4.4</w:t>
+            </w:r>
+            <w:r>
+              <w:rPr>
+                <w:rFonts w:ascii="Latha" w:hAnsi="Latha" w:cs="Latha"/>
+                <w:b/>
+                <w:bCs/>
+                <w:szCs w:val="24"/>
+                <w:lang w:bidi="ta-IN"/>
+              </w:rPr>
               <w:t>(4</w:t>
             </w:r>
             <w:r>
@@ -8124,120 +11234,9 @@
                 <w:cs/>
                 <w:lang w:bidi="ta-IN"/>
               </w:rPr>
-              <w:t>7</w:t>
-            </w:r>
-            <w:r>
-              <w:rPr>
-                <w:rFonts w:ascii="Latha" w:hAnsi="Latha" w:cs="Latha"/>
-                <w:b/>
-                <w:bCs/>
-                <w:szCs w:val="24"/>
-                <w:lang w:bidi="ta-IN"/>
-              </w:rPr>
-              <w:t>)[</w:t>
-            </w:r>
-            <w:r>
-              <w:rPr>
-                <w:rFonts w:ascii="Latha" w:hAnsi="Latha" w:cs="Latha"/>
-                <w:szCs w:val="24"/>
-                <w:cs/>
-                <w:lang w:bidi="ta-IN"/>
-              </w:rPr>
-              <w:t>ப</w:t>
-            </w:r>
-            <w:r>
-              <w:rPr>
-                <w:rFonts w:ascii="Latha" w:hAnsi="Latha" w:cs="Latha"/>
-                <w:b/>
-                <w:bCs/>
-                <w:szCs w:val="24"/>
-                <w:cs/>
-                <w:lang w:bidi="ta-IN"/>
-              </w:rPr>
-              <w:t>19</w:t>
-            </w:r>
-            <w:r>
-              <w:rPr>
-                <w:rFonts w:ascii="Latha" w:hAnsi="Latha" w:cs="Latha"/>
-                <w:b/>
-                <w:bCs/>
-                <w:szCs w:val="24"/>
-                <w:lang w:bidi="ta-IN"/>
-              </w:rPr>
-              <w:t>]</w:t>
-            </w:r>
-            <w:r>
-              <w:rPr>
-                <w:rFonts w:ascii="Latha" w:hAnsi="Latha" w:cs="Latha"/>
-                <w:szCs w:val="24"/>
-                <w:lang w:bidi="ta-IN"/>
-              </w:rPr>
-              <w:t xml:space="preserve"> </w:t>
-            </w:r>
-            <w:r>
-              <w:rPr>
-                <w:rFonts w:ascii="Latha" w:hAnsi="Latha" w:cs="Latha"/>
-                <w:b/>
-                <w:bCs/>
-                <w:szCs w:val="24"/>
-                <w:cs/>
-                <w:lang w:bidi="ta-IN"/>
-              </w:rPr>
-              <w:t>4.</w:t>
-            </w:r>
-            <w:r>
-              <w:rPr>
-                <w:rFonts w:ascii="Latha" w:hAnsi="Latha" w:cs="Latha"/>
-                <w:b/>
-                <w:bCs/>
-                <w:szCs w:val="24"/>
-                <w:cs/>
-                <w:lang w:bidi="ta-IN"/>
-              </w:rPr>
-              <w:t>6</w:t>
-            </w:r>
-            <w:r>
-              <w:rPr>
-                <w:rFonts w:ascii="Latha" w:hAnsi="Latha" w:cs="Latha"/>
-                <w:b/>
-                <w:bCs/>
-                <w:szCs w:val="24"/>
-                <w:lang w:bidi="ta-IN"/>
-              </w:rPr>
-              <w:t>.</w:t>
-            </w:r>
-            <w:r>
-              <w:rPr>
-                <w:rFonts w:ascii="Latha" w:hAnsi="Latha" w:cs="Latha"/>
-                <w:b/>
-                <w:bCs/>
-                <w:szCs w:val="24"/>
-                <w:cs/>
-                <w:lang w:bidi="ta-IN"/>
-              </w:rPr>
-              <w:t>4.4</w:t>
-            </w:r>
-            <w:r>
-              <w:rPr>
-                <w:rFonts w:ascii="Latha" w:hAnsi="Latha" w:cs="Latha"/>
-                <w:b/>
-                <w:bCs/>
-                <w:szCs w:val="24"/>
-                <w:lang w:bidi="ta-IN"/>
-              </w:rPr>
-              <w:t>(4</w:t>
-            </w:r>
-            <w:r>
-              <w:rPr>
-                <w:rFonts w:ascii="Latha" w:hAnsi="Latha" w:cs="Latha"/>
-                <w:b/>
-                <w:bCs/>
-                <w:szCs w:val="24"/>
-                <w:cs/>
-                <w:lang w:bidi="ta-IN"/>
-              </w:rPr>
               <w:t>3)</w:t>
             </w:r>
+            <w:proofErr w:type="gramStart"/>
             <w:r>
               <w:rPr>
                 <w:rFonts w:ascii="Latha" w:hAnsi="Latha" w:cs="Latha"/>
@@ -8255,6 +11254,7 @@
               </w:rPr>
               <w:t>அவ</w:t>
             </w:r>
+            <w:proofErr w:type="gramEnd"/>
             <w:r>
               <w:rPr>
                 <w:rFonts w:ascii="BRH Tamil Tab Extra" w:hAnsi="BRH Tamil Tab Extra" w:cs="Latha"/>
@@ -8664,6 +11664,130 @@
                 <w:szCs w:val="24"/>
                 <w:lang w:bidi="ta-IN"/>
               </w:rPr>
+              <w:t>(</w:t>
+            </w:r>
+            <w:proofErr w:type="gramStart"/>
+            <w:r>
+              <w:rPr>
+                <w:rFonts w:ascii="Latha" w:hAnsi="Latha" w:cs="Latha"/>
+                <w:b/>
+                <w:bCs/>
+                <w:szCs w:val="24"/>
+                <w:lang w:bidi="ta-IN"/>
+              </w:rPr>
+              <w:t>4</w:t>
+            </w:r>
+            <w:r>
+              <w:rPr>
+                <w:rFonts w:ascii="Latha" w:hAnsi="Latha" w:cs="Latha"/>
+                <w:b/>
+                <w:bCs/>
+                <w:szCs w:val="24"/>
+                <w:cs/>
+                <w:lang w:bidi="ta-IN"/>
+              </w:rPr>
+              <w:t>8</w:t>
+            </w:r>
+            <w:r>
+              <w:rPr>
+                <w:rFonts w:ascii="Latha" w:hAnsi="Latha" w:cs="Latha"/>
+                <w:b/>
+                <w:bCs/>
+                <w:szCs w:val="24"/>
+                <w:lang w:bidi="ta-IN"/>
+              </w:rPr>
+              <w:t>)[</w:t>
+            </w:r>
+            <w:proofErr w:type="gramEnd"/>
+            <w:r>
+              <w:rPr>
+                <w:rFonts w:ascii="Latha" w:hAnsi="Latha" w:cs="Latha"/>
+                <w:szCs w:val="24"/>
+                <w:cs/>
+                <w:lang w:bidi="ta-IN"/>
+              </w:rPr>
+              <w:t>ப</w:t>
+            </w:r>
+            <w:r>
+              <w:rPr>
+                <w:rFonts w:ascii="Latha" w:hAnsi="Latha" w:cs="Latha"/>
+                <w:b/>
+                <w:bCs/>
+                <w:szCs w:val="24"/>
+                <w:cs/>
+                <w:lang w:bidi="ta-IN"/>
+              </w:rPr>
+              <w:t>19</w:t>
+            </w:r>
+            <w:r>
+              <w:rPr>
+                <w:rFonts w:ascii="Latha" w:hAnsi="Latha" w:cs="Latha"/>
+                <w:b/>
+                <w:bCs/>
+                <w:szCs w:val="24"/>
+                <w:lang w:bidi="ta-IN"/>
+              </w:rPr>
+              <w:t>]</w:t>
+            </w:r>
+            <w:r>
+              <w:rPr>
+                <w:rFonts w:ascii="Latha" w:hAnsi="Latha" w:cs="Latha"/>
+                <w:szCs w:val="24"/>
+                <w:lang w:bidi="ta-IN"/>
+              </w:rPr>
+              <w:t xml:space="preserve"> </w:t>
+            </w:r>
+            <w:r>
+              <w:rPr>
+                <w:rFonts w:ascii="Latha" w:hAnsi="Latha" w:cs="Latha"/>
+                <w:b/>
+                <w:bCs/>
+                <w:szCs w:val="24"/>
+                <w:cs/>
+                <w:lang w:bidi="ta-IN"/>
+              </w:rPr>
+              <w:t>4.</w:t>
+            </w:r>
+            <w:r>
+              <w:rPr>
+                <w:rFonts w:ascii="Latha" w:hAnsi="Latha" w:cs="Latha"/>
+                <w:b/>
+                <w:bCs/>
+                <w:szCs w:val="24"/>
+                <w:cs/>
+                <w:lang w:bidi="ta-IN"/>
+              </w:rPr>
+              <w:t>6</w:t>
+            </w:r>
+            <w:r>
+              <w:rPr>
+                <w:rFonts w:ascii="Latha" w:hAnsi="Latha" w:cs="Latha"/>
+                <w:b/>
+                <w:bCs/>
+                <w:szCs w:val="24"/>
+                <w:lang w:bidi="ta-IN"/>
+              </w:rPr>
+              <w:t>.</w:t>
+            </w:r>
+            <w:r>
+              <w:rPr>
+                <w:rFonts w:ascii="Latha" w:hAnsi="Latha" w:cs="Latha"/>
+                <w:b/>
+                <w:bCs/>
+                <w:szCs w:val="24"/>
+                <w:cs/>
+                <w:lang w:bidi="ta-IN"/>
+              </w:rPr>
+              <w:t>4.4</w:t>
+            </w:r>
+            <w:r>
+              <w:rPr>
+                <w:rFonts w:ascii="Latha" w:hAnsi="Latha" w:cs="Latha"/>
+                <w:b/>
+                <w:bCs/>
+                <w:szCs w:val="24"/>
+                <w:lang w:bidi="ta-IN"/>
+              </w:rPr>
               <w:t>(4</w:t>
             </w:r>
             <w:r>
@@ -8675,120 +11799,9 @@
                 <w:cs/>
                 <w:lang w:bidi="ta-IN"/>
               </w:rPr>
-              <w:t>8</w:t>
-            </w:r>
-            <w:r>
-              <w:rPr>
-                <w:rFonts w:ascii="Latha" w:hAnsi="Latha" w:cs="Latha"/>
-                <w:b/>
-                <w:bCs/>
-                <w:szCs w:val="24"/>
-                <w:lang w:bidi="ta-IN"/>
-              </w:rPr>
-              <w:t>)[</w:t>
-            </w:r>
-            <w:r>
-              <w:rPr>
-                <w:rFonts w:ascii="Latha" w:hAnsi="Latha" w:cs="Latha"/>
-                <w:szCs w:val="24"/>
-                <w:cs/>
-                <w:lang w:bidi="ta-IN"/>
-              </w:rPr>
-              <w:t>ப</w:t>
-            </w:r>
-            <w:r>
-              <w:rPr>
-                <w:rFonts w:ascii="Latha" w:hAnsi="Latha" w:cs="Latha"/>
-                <w:b/>
-                <w:bCs/>
-                <w:szCs w:val="24"/>
-                <w:cs/>
-                <w:lang w:bidi="ta-IN"/>
-              </w:rPr>
-              <w:t>19</w:t>
-            </w:r>
-            <w:r>
-              <w:rPr>
-                <w:rFonts w:ascii="Latha" w:hAnsi="Latha" w:cs="Latha"/>
-                <w:b/>
-                <w:bCs/>
-                <w:szCs w:val="24"/>
-                <w:lang w:bidi="ta-IN"/>
-              </w:rPr>
-              <w:t>]</w:t>
-            </w:r>
-            <w:r>
-              <w:rPr>
-                <w:rFonts w:ascii="Latha" w:hAnsi="Latha" w:cs="Latha"/>
-                <w:szCs w:val="24"/>
-                <w:lang w:bidi="ta-IN"/>
-              </w:rPr>
-              <w:t xml:space="preserve"> </w:t>
-            </w:r>
-            <w:r>
-              <w:rPr>
-                <w:rFonts w:ascii="Latha" w:hAnsi="Latha" w:cs="Latha"/>
-                <w:b/>
-                <w:bCs/>
-                <w:szCs w:val="24"/>
-                <w:cs/>
-                <w:lang w:bidi="ta-IN"/>
-              </w:rPr>
-              <w:t>4.</w:t>
-            </w:r>
-            <w:r>
-              <w:rPr>
-                <w:rFonts w:ascii="Latha" w:hAnsi="Latha" w:cs="Latha"/>
-                <w:b/>
-                <w:bCs/>
-                <w:szCs w:val="24"/>
-                <w:cs/>
-                <w:lang w:bidi="ta-IN"/>
-              </w:rPr>
-              <w:t>6</w:t>
-            </w:r>
-            <w:r>
-              <w:rPr>
-                <w:rFonts w:ascii="Latha" w:hAnsi="Latha" w:cs="Latha"/>
-                <w:b/>
-                <w:bCs/>
-                <w:szCs w:val="24"/>
-                <w:lang w:bidi="ta-IN"/>
-              </w:rPr>
-              <w:t>.</w:t>
-            </w:r>
-            <w:r>
-              <w:rPr>
-                <w:rFonts w:ascii="Latha" w:hAnsi="Latha" w:cs="Latha"/>
-                <w:b/>
-                <w:bCs/>
-                <w:szCs w:val="24"/>
-                <w:cs/>
-                <w:lang w:bidi="ta-IN"/>
-              </w:rPr>
-              <w:t>4.4</w:t>
-            </w:r>
-            <w:r>
-              <w:rPr>
-                <w:rFonts w:ascii="Latha" w:hAnsi="Latha" w:cs="Latha"/>
-                <w:b/>
-                <w:bCs/>
-                <w:szCs w:val="24"/>
-                <w:lang w:bidi="ta-IN"/>
-              </w:rPr>
-              <w:t>(4</w:t>
-            </w:r>
-            <w:r>
-              <w:rPr>
-                <w:rFonts w:ascii="Latha" w:hAnsi="Latha" w:cs="Latha"/>
-                <w:b/>
-                <w:bCs/>
-                <w:szCs w:val="24"/>
-                <w:cs/>
-                <w:lang w:bidi="ta-IN"/>
-              </w:rPr>
               <w:t>3)</w:t>
             </w:r>
+            <w:proofErr w:type="gramStart"/>
             <w:r>
               <w:rPr>
                 <w:rFonts w:ascii="Latha" w:hAnsi="Latha" w:cs="Latha"/>
@@ -8806,6 +11819,7 @@
               </w:rPr>
               <w:t>அவ</w:t>
             </w:r>
+            <w:proofErr w:type="gramEnd"/>
             <w:r>
               <w:rPr>
                 <w:rFonts w:ascii="BRH Tamil Tab Extra" w:hAnsi="BRH Tamil Tab Extra" w:cs="Latha"/>
@@ -9048,6 +12062,7 @@
               </w:rPr>
               <w:t>(</w:t>
             </w:r>
+            <w:proofErr w:type="gramStart"/>
             <w:r>
               <w:rPr>
                 <w:rFonts w:ascii="Latha" w:hAnsi="Latha" w:cs="Latha"/>
@@ -9069,6 +12084,7 @@
               </w:rPr>
               <w:t>[</w:t>
             </w:r>
+            <w:proofErr w:type="gramEnd"/>
             <w:r>
               <w:rPr>
                 <w:rFonts w:ascii="Latha" w:hAnsi="Latha" w:cs="Latha"/>
@@ -9183,6 +12199,7 @@
               </w:rPr>
               <w:t>12)</w:t>
             </w:r>
+            <w:proofErr w:type="gramStart"/>
             <w:r>
               <w:rPr>
                 <w:rFonts w:ascii="Latha" w:hAnsi="Latha" w:cs="Latha"/>
@@ -9201,6 +12218,7 @@
               </w:rPr>
               <w:t>த்வா</w:t>
             </w:r>
+            <w:proofErr w:type="gramEnd"/>
             <w:r>
               <w:rPr>
                 <w:rFonts w:ascii="BRH Tamil Tab Extra" w:hAnsi="BRH Tamil Tab Extra" w:cs="Latha"/>
@@ -9647,6 +12665,7 @@
               </w:rPr>
               <w:t>(</w:t>
             </w:r>
+            <w:proofErr w:type="gramStart"/>
             <w:r>
               <w:rPr>
                 <w:rFonts w:ascii="Latha" w:hAnsi="Latha" w:cs="Latha"/>
@@ -9668,6 +12687,7 @@
               </w:rPr>
               <w:t>[</w:t>
             </w:r>
+            <w:proofErr w:type="gramEnd"/>
             <w:r>
               <w:rPr>
                 <w:rFonts w:ascii="Latha" w:hAnsi="Latha" w:cs="Latha"/>
@@ -9782,6 +12802,7 @@
               </w:rPr>
               <w:t>12)</w:t>
             </w:r>
+            <w:proofErr w:type="gramStart"/>
             <w:r>
               <w:rPr>
                 <w:rFonts w:ascii="Latha" w:hAnsi="Latha" w:cs="Latha"/>
@@ -9807,7 +12828,17 @@
                 <w:cs/>
                 <w:lang w:bidi="ta-IN"/>
               </w:rPr>
-              <w:t xml:space="preserve">ம் </w:t>
+              <w:t>ம்</w:t>
+            </w:r>
+            <w:proofErr w:type="gramEnd"/>
+            <w:r>
+              <w:rPr>
+                <w:rFonts w:ascii="Latha" w:hAnsi="Latha" w:cs="Latha"/>
+                <w:szCs w:val="24"/>
+                <w:cs/>
+                <w:lang w:bidi="ta-IN"/>
+              </w:rPr>
+              <w:t xml:space="preserve"> </w:t>
             </w:r>
             <w:r>
               <w:rPr>
@@ -10182,6 +13213,7 @@
               <w:lastRenderedPageBreak/>
               <w:t>(</w:t>
             </w:r>
+            <w:proofErr w:type="gramStart"/>
             <w:r>
               <w:rPr>
                 <w:rFonts w:ascii="Latha" w:hAnsi="Latha" w:cs="Latha"/>
@@ -10203,6 +13235,7 @@
               </w:rPr>
               <w:t>0)[</w:t>
             </w:r>
+            <w:proofErr w:type="gramEnd"/>
             <w:r>
               <w:rPr>
                 <w:rFonts w:ascii="Latha" w:hAnsi="Latha" w:cs="Latha"/>
@@ -10348,6 +13381,7 @@
               </w:rPr>
               <w:t>)</w:t>
             </w:r>
+            <w:proofErr w:type="gramStart"/>
             <w:r>
               <w:rPr>
                 <w:rFonts w:ascii="Latha" w:hAnsi="Latha" w:cs="Latha"/>
@@ -10365,6 +13399,7 @@
               </w:rPr>
               <w:t>யோஷா</w:t>
             </w:r>
+            <w:proofErr w:type="gramEnd"/>
             <w:r>
               <w:rPr>
                 <w:rFonts w:ascii="BRH Tamil Tab Extra" w:hAnsi="BRH Tamil Tab Extra" w:cs="Latha"/>
@@ -10584,6 +13619,7 @@
               </w:rPr>
               <w:t>(</w:t>
             </w:r>
+            <w:proofErr w:type="gramStart"/>
             <w:r>
               <w:rPr>
                 <w:rFonts w:ascii="Latha" w:hAnsi="Latha" w:cs="Latha"/>
@@ -10605,6 +13641,7 @@
               </w:rPr>
               <w:t>)[</w:t>
             </w:r>
+            <w:proofErr w:type="gramEnd"/>
             <w:r>
               <w:rPr>
                 <w:rFonts w:ascii="Latha" w:hAnsi="Latha" w:cs="Latha"/>
@@ -10750,6 +13787,7 @@
               </w:rPr>
               <w:t>)</w:t>
             </w:r>
+            <w:proofErr w:type="gramStart"/>
             <w:r>
               <w:rPr>
                 <w:rFonts w:ascii="Latha" w:hAnsi="Latha" w:cs="Latha"/>
@@ -10767,6 +13805,7 @@
               </w:rPr>
               <w:t>இ</w:t>
             </w:r>
+            <w:proofErr w:type="gramEnd"/>
             <w:r>
               <w:rPr>
                 <w:rFonts w:ascii="BRH Tamil Tab Extra" w:hAnsi="BRH Tamil Tab Extra" w:cs="Latha"/>
@@ -11013,6 +14052,7 @@
               </w:rPr>
               <w:t>(</w:t>
             </w:r>
+            <w:proofErr w:type="gramStart"/>
             <w:r>
               <w:rPr>
                 <w:rFonts w:ascii="Latha" w:hAnsi="Latha" w:cs="Latha"/>
@@ -11034,6 +14074,7 @@
               </w:rPr>
               <w:t>0)[</w:t>
             </w:r>
+            <w:proofErr w:type="gramEnd"/>
             <w:r>
               <w:rPr>
                 <w:rFonts w:ascii="Latha" w:hAnsi="Latha" w:cs="Latha"/>
@@ -11179,6 +14220,7 @@
               </w:rPr>
               <w:t>)</w:t>
             </w:r>
+            <w:proofErr w:type="gramStart"/>
             <w:r>
               <w:rPr>
                 <w:rFonts w:ascii="Latha" w:hAnsi="Latha" w:cs="Latha"/>
@@ -11196,6 +14238,7 @@
               </w:rPr>
               <w:t>யோஷா</w:t>
             </w:r>
+            <w:proofErr w:type="gramEnd"/>
             <w:r>
               <w:rPr>
                 <w:rFonts w:ascii="BRH Tamil Tab Extra" w:hAnsi="BRH Tamil Tab Extra" w:cs="Latha"/>
@@ -11438,6 +14481,7 @@
               </w:rPr>
               <w:t>(</w:t>
             </w:r>
+            <w:proofErr w:type="gramStart"/>
             <w:r>
               <w:rPr>
                 <w:rFonts w:ascii="Latha" w:hAnsi="Latha" w:cs="Latha"/>
@@ -11459,6 +14503,7 @@
               </w:rPr>
               <w:t>)[</w:t>
             </w:r>
+            <w:proofErr w:type="gramEnd"/>
             <w:r>
               <w:rPr>
                 <w:rFonts w:ascii="Latha" w:hAnsi="Latha" w:cs="Latha"/>
@@ -11604,6 +14649,7 @@
               </w:rPr>
               <w:t>)</w:t>
             </w:r>
+            <w:proofErr w:type="gramStart"/>
             <w:r>
               <w:rPr>
                 <w:rFonts w:ascii="Latha" w:hAnsi="Latha" w:cs="Latha"/>
@@ -11621,6 +14667,7 @@
               </w:rPr>
               <w:t>இ</w:t>
             </w:r>
+            <w:proofErr w:type="gramEnd"/>
             <w:r>
               <w:rPr>
                 <w:rFonts w:ascii="BRH Tamil Tab Extra" w:hAnsi="BRH Tamil Tab Extra" w:cs="Latha"/>
@@ -12031,8 +15078,20 @@
                 <w:szCs w:val="24"/>
                 <w:lang w:bidi="ta-IN"/>
               </w:rPr>
-              <w:t>(20)[</w:t>
-            </w:r>
+              <w:t>(</w:t>
+            </w:r>
+            <w:proofErr w:type="gramStart"/>
+            <w:r>
+              <w:rPr>
+                <w:rFonts w:ascii="Latha" w:hAnsi="Latha" w:cs="Latha"/>
+                <w:b/>
+                <w:bCs/>
+                <w:szCs w:val="24"/>
+                <w:lang w:bidi="ta-IN"/>
+              </w:rPr>
+              <w:t>20)[</w:t>
+            </w:r>
+            <w:proofErr w:type="gramEnd"/>
             <w:r>
               <w:rPr>
                 <w:rFonts w:ascii="Latha" w:hAnsi="Latha" w:cs="Latha"/>
@@ -12157,6 +15216,7 @@
               </w:rPr>
               <w:t>)</w:t>
             </w:r>
+            <w:proofErr w:type="gramStart"/>
             <w:r>
               <w:rPr>
                 <w:rFonts w:ascii="Latha" w:hAnsi="Latha" w:cs="Latha"/>
@@ -12174,6 +15234,7 @@
               </w:rPr>
               <w:t>ஸ</w:t>
             </w:r>
+            <w:proofErr w:type="gramEnd"/>
             <w:r>
               <w:rPr>
                 <w:rFonts w:ascii="BRH Tamil Tab Extra" w:hAnsi="BRH Tamil Tab Extra" w:cs="Latha"/>
@@ -12652,8 +15713,20 @@
                 <w:szCs w:val="24"/>
                 <w:lang w:bidi="ta-IN"/>
               </w:rPr>
-              <w:t>(20)[</w:t>
-            </w:r>
+              <w:t>(</w:t>
+            </w:r>
+            <w:proofErr w:type="gramStart"/>
+            <w:r>
+              <w:rPr>
+                <w:rFonts w:ascii="Latha" w:hAnsi="Latha" w:cs="Latha"/>
+                <w:b/>
+                <w:bCs/>
+                <w:szCs w:val="24"/>
+                <w:lang w:bidi="ta-IN"/>
+              </w:rPr>
+              <w:t>20)[</w:t>
+            </w:r>
+            <w:proofErr w:type="gramEnd"/>
             <w:r>
               <w:rPr>
                 <w:rFonts w:ascii="Latha" w:hAnsi="Latha" w:cs="Latha"/>
@@ -12778,6 +15851,7 @@
               </w:rPr>
               <w:t>)</w:t>
             </w:r>
+            <w:proofErr w:type="gramStart"/>
             <w:r>
               <w:rPr>
                 <w:rFonts w:ascii="Latha" w:hAnsi="Latha" w:cs="Latha"/>
@@ -12795,6 +15869,7 @@
               </w:rPr>
               <w:t>ஸ</w:t>
             </w:r>
+            <w:proofErr w:type="gramEnd"/>
             <w:r>
               <w:rPr>
                 <w:rFonts w:ascii="BRH Tamil Tab Extra" w:hAnsi="BRH Tamil Tab Extra" w:cs="Latha"/>
@@ -13277,7 +16352,18 @@
                 <w:szCs w:val="24"/>
                 <w:lang w:bidi="ta-IN"/>
               </w:rPr>
-              <w:t>(2</w:t>
+              <w:t>(</w:t>
+            </w:r>
+            <w:proofErr w:type="gramStart"/>
+            <w:r>
+              <w:rPr>
+                <w:rFonts w:ascii="Latha" w:hAnsi="Latha" w:cs="Latha"/>
+                <w:b/>
+                <w:bCs/>
+                <w:szCs w:val="24"/>
+                <w:lang w:bidi="ta-IN"/>
+              </w:rPr>
+              <w:t>2</w:t>
             </w:r>
             <w:r>
               <w:rPr>
@@ -13310,6 +16396,7 @@
               </w:rPr>
               <w:t>[</w:t>
             </w:r>
+            <w:proofErr w:type="gramEnd"/>
             <w:r>
               <w:rPr>
                 <w:rFonts w:ascii="Latha" w:hAnsi="Latha" w:cs="Latha"/>
@@ -13433,6 +16520,7 @@
               </w:rPr>
               <w:t>)</w:t>
             </w:r>
+            <w:proofErr w:type="gramStart"/>
             <w:r>
               <w:rPr>
                 <w:rFonts w:ascii="Latha" w:hAnsi="Latha" w:cs="Latha"/>
@@ -13450,6 +16538,7 @@
               </w:rPr>
               <w:t>ஈ</w:t>
             </w:r>
+            <w:proofErr w:type="gramEnd"/>
             <w:r>
               <w:rPr>
                 <w:rFonts w:ascii="BRH Tamil Tab Extra" w:hAnsi="BRH Tamil Tab Extra" w:cs="Latha"/>
@@ -13638,7 +16727,18 @@
                 <w:szCs w:val="24"/>
                 <w:lang w:bidi="ta-IN"/>
               </w:rPr>
-              <w:t>(2</w:t>
+              <w:t>(</w:t>
+            </w:r>
+            <w:proofErr w:type="gramStart"/>
+            <w:r>
+              <w:rPr>
+                <w:rFonts w:ascii="Latha" w:hAnsi="Latha" w:cs="Latha"/>
+                <w:b/>
+                <w:bCs/>
+                <w:szCs w:val="24"/>
+                <w:lang w:bidi="ta-IN"/>
+              </w:rPr>
+              <w:t>2</w:t>
             </w:r>
             <w:r>
               <w:rPr>
@@ -13671,6 +16771,7 @@
               </w:rPr>
               <w:t>[</w:t>
             </w:r>
+            <w:proofErr w:type="gramEnd"/>
             <w:r>
               <w:rPr>
                 <w:rFonts w:ascii="Latha" w:hAnsi="Latha" w:cs="Latha"/>
@@ -13794,6 +16895,7 @@
               </w:rPr>
               <w:t>)</w:t>
             </w:r>
+            <w:proofErr w:type="gramStart"/>
             <w:r>
               <w:rPr>
                 <w:rFonts w:ascii="Latha" w:hAnsi="Latha" w:cs="Latha"/>
@@ -13811,6 +16913,7 @@
               </w:rPr>
               <w:t>ஈ</w:t>
             </w:r>
+            <w:proofErr w:type="gramEnd"/>
             <w:r>
               <w:rPr>
                 <w:rFonts w:ascii="BRH Tamil Tab Extra" w:hAnsi="BRH Tamil Tab Extra" w:cs="Latha"/>
@@ -14014,7 +17117,18 @@
                 <w:szCs w:val="24"/>
                 <w:lang w:bidi="ta-IN"/>
               </w:rPr>
-              <w:t>(2</w:t>
+              <w:t>(</w:t>
+            </w:r>
+            <w:proofErr w:type="gramStart"/>
+            <w:r>
+              <w:rPr>
+                <w:rFonts w:ascii="Latha" w:hAnsi="Latha" w:cs="Latha"/>
+                <w:b/>
+                <w:bCs/>
+                <w:szCs w:val="24"/>
+                <w:lang w:bidi="ta-IN"/>
+              </w:rPr>
+              <w:t>2</w:t>
             </w:r>
             <w:r>
               <w:rPr>
@@ -14047,6 +17161,7 @@
               </w:rPr>
               <w:t>[</w:t>
             </w:r>
+            <w:proofErr w:type="gramEnd"/>
             <w:r>
               <w:rPr>
                 <w:rFonts w:ascii="Latha" w:hAnsi="Latha" w:cs="Latha"/>
@@ -14149,6 +17264,7 @@
               </w:rPr>
               <w:t>(20)</w:t>
             </w:r>
+            <w:proofErr w:type="gramStart"/>
             <w:r>
               <w:rPr>
                 <w:rFonts w:ascii="Latha" w:hAnsi="Latha" w:cs="Latha"/>
@@ -14166,6 +17282,7 @@
               </w:rPr>
               <w:t>அ</w:t>
             </w:r>
+            <w:proofErr w:type="gramEnd"/>
             <w:r>
               <w:rPr>
                 <w:rFonts w:ascii="BRH Tamil Tab Extra" w:hAnsi="BRH Tamil Tab Extra" w:cs="Latha"/>
@@ -14304,7 +17421,6 @@
                 <w:color w:val="000000"/>
                 <w:sz w:val="28"/>
                 <w:szCs w:val="36"/>
-                <w:lang w:val="it-IT"/>
               </w:rPr>
             </w:pPr>
             <w:r>
@@ -14596,7 +17712,18 @@
                 <w:szCs w:val="24"/>
                 <w:lang w:bidi="ta-IN"/>
               </w:rPr>
-              <w:t>(2</w:t>
+              <w:t>(</w:t>
+            </w:r>
+            <w:proofErr w:type="gramStart"/>
+            <w:r>
+              <w:rPr>
+                <w:rFonts w:ascii="Latha" w:hAnsi="Latha" w:cs="Latha"/>
+                <w:b/>
+                <w:bCs/>
+                <w:szCs w:val="24"/>
+                <w:lang w:bidi="ta-IN"/>
+              </w:rPr>
+              <w:t>2</w:t>
             </w:r>
             <w:r>
               <w:rPr>
@@ -14629,6 +17756,7 @@
               </w:rPr>
               <w:t>[</w:t>
             </w:r>
+            <w:proofErr w:type="gramEnd"/>
             <w:r>
               <w:rPr>
                 <w:rFonts w:ascii="Latha" w:hAnsi="Latha" w:cs="Latha"/>
@@ -14731,6 +17859,7 @@
               </w:rPr>
               <w:t>(20)</w:t>
             </w:r>
+            <w:proofErr w:type="gramStart"/>
             <w:r>
               <w:rPr>
                 <w:rFonts w:ascii="Latha" w:hAnsi="Latha" w:cs="Latha"/>
@@ -14748,6 +17877,7 @@
               </w:rPr>
               <w:t>அ</w:t>
             </w:r>
+            <w:proofErr w:type="gramEnd"/>
             <w:r>
               <w:rPr>
                 <w:rFonts w:ascii="BRH Tamil Tab Extra" w:hAnsi="BRH Tamil Tab Extra" w:cs="Latha"/>
@@ -14886,7 +18016,6 @@
                 <w:color w:val="000000"/>
                 <w:sz w:val="28"/>
                 <w:szCs w:val="36"/>
-                <w:lang w:val="it-IT"/>
               </w:rPr>
             </w:pPr>
             <w:r>
@@ -15175,6 +18304,7 @@
               <w:lastRenderedPageBreak/>
               <w:t>(</w:t>
             </w:r>
+            <w:proofErr w:type="gramStart"/>
             <w:r>
               <w:rPr>
                 <w:rFonts w:ascii="Latha" w:hAnsi="Latha" w:cs="Latha"/>
@@ -15206,6 +18336,7 @@
               </w:rPr>
               <w:t>[</w:t>
             </w:r>
+            <w:proofErr w:type="gramEnd"/>
             <w:r>
               <w:rPr>
                 <w:rFonts w:ascii="Latha" w:hAnsi="Latha" w:cs="Latha"/>
@@ -15351,6 +18482,7 @@
               </w:rPr>
               <w:t>0)</w:t>
             </w:r>
+            <w:proofErr w:type="gramStart"/>
             <w:r>
               <w:rPr>
                 <w:rFonts w:ascii="Latha" w:hAnsi="Latha" w:cs="Latha"/>
@@ -15368,6 +18500,7 @@
               </w:rPr>
               <w:t>அஶ்வா</w:t>
             </w:r>
+            <w:proofErr w:type="gramEnd"/>
             <w:r>
               <w:rPr>
                 <w:rFonts w:ascii="BRH Tamil Tab Extra" w:hAnsi="BRH Tamil Tab Extra" w:cs="Latha"/>
@@ -15498,6 +18631,7 @@
               </w:rPr>
               <w:t>-</w:t>
             </w:r>
+            <w:proofErr w:type="gramStart"/>
             <w:r>
               <w:rPr>
                 <w:rFonts w:ascii="Latha" w:hAnsi="Latha" w:cs="Latha"/>
@@ -15529,6 +18663,7 @@
               </w:rPr>
               <w:t>JD</w:t>
             </w:r>
+            <w:proofErr w:type="gramEnd"/>
             <w:r>
               <w:rPr>
                 <w:rFonts w:ascii="Latha" w:hAnsi="Latha" w:cs="Latha"/>
@@ -15540,6 +18675,7 @@
               </w:rPr>
               <w:t>-</w:t>
             </w:r>
+            <w:proofErr w:type="gramStart"/>
             <w:r>
               <w:rPr>
                 <w:rFonts w:ascii="Latha" w:hAnsi="Latha" w:cs="Latha"/>
@@ -15581,16 +18717,29 @@
               </w:rPr>
               <w:t>GD</w:t>
             </w:r>
-            <w:r>
-              <w:rPr>
-                <w:rFonts w:ascii="Latha" w:hAnsi="Latha" w:cs="Latha"/>
-                <w:b/>
-                <w:bCs/>
-                <w:szCs w:val="24"/>
-                <w:cs/>
-                <w:lang w:bidi="ta-IN"/>
-              </w:rPr>
-              <w:t>-56</w:t>
+            <w:proofErr w:type="gramEnd"/>
+            <w:r>
+              <w:rPr>
+                <w:rFonts w:ascii="Latha" w:hAnsi="Latha" w:cs="Latha"/>
+                <w:b/>
+                <w:bCs/>
+                <w:szCs w:val="24"/>
+                <w:cs/>
+                <w:lang w:bidi="ta-IN"/>
+              </w:rPr>
+              <w:t>-</w:t>
+            </w:r>
+            <w:proofErr w:type="gramStart"/>
+            <w:r>
+              <w:rPr>
+                <w:rFonts w:ascii="Latha" w:hAnsi="Latha" w:cs="Latha"/>
+                <w:b/>
+                <w:bCs/>
+                <w:szCs w:val="24"/>
+                <w:cs/>
+                <w:lang w:bidi="ta-IN"/>
+              </w:rPr>
+              <w:t>56</w:t>
             </w:r>
             <w:r>
               <w:rPr>
@@ -15612,6 +18761,7 @@
               </w:rPr>
               <w:t>GS</w:t>
             </w:r>
+            <w:proofErr w:type="gramEnd"/>
             <w:r>
               <w:rPr>
                 <w:rFonts w:ascii="Latha" w:hAnsi="Latha" w:cs="Latha"/>
@@ -15684,7 +18834,6 @@
                 <w:color w:val="000000"/>
                 <w:sz w:val="32"/>
                 <w:szCs w:val="32"/>
-                <w:lang w:val="it-IT"/>
               </w:rPr>
             </w:pPr>
             <w:r>
@@ -16018,6 +19167,7 @@
               </w:rPr>
               <w:t>(</w:t>
             </w:r>
+            <w:proofErr w:type="gramStart"/>
             <w:r>
               <w:rPr>
                 <w:rFonts w:ascii="Latha" w:hAnsi="Latha" w:cs="Latha"/>
@@ -16049,6 +19199,7 @@
               </w:rPr>
               <w:t>[</w:t>
             </w:r>
+            <w:proofErr w:type="gramEnd"/>
             <w:r>
               <w:rPr>
                 <w:rFonts w:ascii="Latha" w:hAnsi="Latha" w:cs="Latha"/>
@@ -16294,6 +19445,7 @@
               </w:rPr>
               <w:t>-</w:t>
             </w:r>
+            <w:proofErr w:type="gramStart"/>
             <w:r>
               <w:rPr>
                 <w:rFonts w:ascii="Latha" w:hAnsi="Latha" w:cs="Latha"/>
@@ -16325,6 +19477,7 @@
               </w:rPr>
               <w:t>JD</w:t>
             </w:r>
+            <w:proofErr w:type="gramEnd"/>
             <w:r>
               <w:rPr>
                 <w:rFonts w:ascii="Latha" w:hAnsi="Latha" w:cs="Latha"/>
@@ -16336,6 +19489,7 @@
               </w:rPr>
               <w:t>-</w:t>
             </w:r>
+            <w:proofErr w:type="gramStart"/>
             <w:r>
               <w:rPr>
                 <w:rFonts w:ascii="Latha" w:hAnsi="Latha" w:cs="Latha"/>
@@ -16377,16 +19531,29 @@
               </w:rPr>
               <w:t>GD</w:t>
             </w:r>
-            <w:r>
-              <w:rPr>
-                <w:rFonts w:ascii="Latha" w:hAnsi="Latha" w:cs="Latha"/>
-                <w:b/>
-                <w:bCs/>
-                <w:szCs w:val="24"/>
-                <w:cs/>
-                <w:lang w:bidi="ta-IN"/>
-              </w:rPr>
-              <w:t>-56</w:t>
+            <w:proofErr w:type="gramEnd"/>
+            <w:r>
+              <w:rPr>
+                <w:rFonts w:ascii="Latha" w:hAnsi="Latha" w:cs="Latha"/>
+                <w:b/>
+                <w:bCs/>
+                <w:szCs w:val="24"/>
+                <w:cs/>
+                <w:lang w:bidi="ta-IN"/>
+              </w:rPr>
+              <w:t>-</w:t>
+            </w:r>
+            <w:proofErr w:type="gramStart"/>
+            <w:r>
+              <w:rPr>
+                <w:rFonts w:ascii="Latha" w:hAnsi="Latha" w:cs="Latha"/>
+                <w:b/>
+                <w:bCs/>
+                <w:szCs w:val="24"/>
+                <w:cs/>
+                <w:lang w:bidi="ta-IN"/>
+              </w:rPr>
+              <w:t>56</w:t>
             </w:r>
             <w:r>
               <w:rPr>
@@ -16408,6 +19575,7 @@
               </w:rPr>
               <w:t>GS</w:t>
             </w:r>
+            <w:proofErr w:type="gramEnd"/>
             <w:r>
               <w:rPr>
                 <w:rFonts w:ascii="Latha" w:hAnsi="Latha" w:cs="Latha"/>
@@ -16645,7 +19813,7 @@
               <w:rPr>
                 <w:rFonts w:ascii="Latha" w:hAnsi="Latha" w:cs="Latha"/>
                 <w:szCs w:val="24"/>
-                <w:lang w:bidi="ta-IN"/>
+                <w:lang w:val="it-IT" w:bidi="ta-IN"/>
               </w:rPr>
             </w:pPr>
             <w:bookmarkStart w:id="5" w:name="_Hlk166269060"/>
@@ -16655,7 +19823,7 @@
                 <w:b/>
                 <w:bCs/>
                 <w:szCs w:val="24"/>
-                <w:lang w:bidi="ta-IN"/>
+                <w:lang w:val="it-IT" w:bidi="ta-IN"/>
               </w:rPr>
               <w:t>(</w:t>
             </w:r>
@@ -16676,66 +19844,243 @@
                 <w:b/>
                 <w:bCs/>
                 <w:szCs w:val="24"/>
-                <w:lang w:bidi="ta-IN"/>
+                <w:lang w:val="it-IT" w:bidi="ta-IN"/>
+              </w:rPr>
+              <w:t>0)[</w:t>
+            </w:r>
+            <w:r>
+              <w:rPr>
+                <w:rFonts w:ascii="Latha" w:hAnsi="Latha" w:cs="Latha"/>
+                <w:b/>
+                <w:bCs/>
+                <w:szCs w:val="24"/>
+                <w:cs/>
+                <w:lang w:bidi="ta-IN"/>
+              </w:rPr>
+              <w:t>ப</w:t>
+            </w:r>
+            <w:r>
+              <w:rPr>
+                <w:rFonts w:ascii="Latha" w:hAnsi="Latha" w:cs="Latha"/>
+                <w:b/>
+                <w:bCs/>
+                <w:szCs w:val="24"/>
+                <w:lang w:val="it-IT" w:bidi="ta-IN"/>
+              </w:rPr>
+              <w:t>3</w:t>
+            </w:r>
+            <w:r>
+              <w:rPr>
+                <w:rFonts w:ascii="Latha" w:hAnsi="Latha" w:cs="Latha"/>
+                <w:b/>
+                <w:bCs/>
+                <w:szCs w:val="24"/>
+                <w:cs/>
+                <w:lang w:bidi="ta-IN"/>
+              </w:rPr>
+              <w:t>1</w:t>
+            </w:r>
+            <w:r>
+              <w:rPr>
+                <w:rFonts w:ascii="Latha" w:hAnsi="Latha" w:cs="Latha"/>
+                <w:b/>
+                <w:bCs/>
+                <w:szCs w:val="24"/>
+                <w:lang w:val="it-IT" w:bidi="ta-IN"/>
+              </w:rPr>
+              <w:t>]</w:t>
+            </w:r>
+            <w:r>
+              <w:rPr>
+                <w:rFonts w:ascii="Latha" w:hAnsi="Latha" w:cs="Latha"/>
+                <w:szCs w:val="24"/>
+                <w:lang w:val="it-IT" w:bidi="ta-IN"/>
+              </w:rPr>
+              <w:t xml:space="preserve"> </w:t>
+            </w:r>
+            <w:r>
+              <w:rPr>
+                <w:rFonts w:ascii="Latha" w:hAnsi="Latha" w:cs="Latha"/>
+                <w:b/>
+                <w:bCs/>
+                <w:szCs w:val="24"/>
+                <w:cs/>
+                <w:lang w:bidi="ta-IN"/>
+              </w:rPr>
+              <w:t>4.</w:t>
+            </w:r>
+            <w:r>
+              <w:rPr>
+                <w:rFonts w:ascii="Latha" w:hAnsi="Latha" w:cs="Latha"/>
+                <w:b/>
+                <w:bCs/>
+                <w:szCs w:val="24"/>
+                <w:cs/>
+                <w:lang w:bidi="ta-IN"/>
+              </w:rPr>
+              <w:t>6</w:t>
+            </w:r>
+            <w:r>
+              <w:rPr>
+                <w:rFonts w:ascii="Latha" w:hAnsi="Latha" w:cs="Latha"/>
+                <w:b/>
+                <w:bCs/>
+                <w:szCs w:val="24"/>
+                <w:lang w:val="it-IT" w:bidi="ta-IN"/>
+              </w:rPr>
+              <w:t>.</w:t>
+            </w:r>
+            <w:r>
+              <w:rPr>
+                <w:rFonts w:ascii="Latha" w:hAnsi="Latha" w:cs="Latha"/>
+                <w:b/>
+                <w:bCs/>
+                <w:szCs w:val="24"/>
+                <w:cs/>
+                <w:lang w:bidi="ta-IN"/>
+              </w:rPr>
+              <w:t>6</w:t>
+            </w:r>
+            <w:r>
+              <w:rPr>
+                <w:rFonts w:ascii="Latha" w:hAnsi="Latha" w:cs="Latha"/>
+                <w:b/>
+                <w:bCs/>
+                <w:szCs w:val="24"/>
+                <w:lang w:val="it-IT" w:bidi="ta-IN"/>
+              </w:rPr>
+              <w:t>.</w:t>
+            </w:r>
+            <w:r>
+              <w:rPr>
+                <w:rFonts w:ascii="Latha" w:hAnsi="Latha" w:cs="Latha"/>
+                <w:b/>
+                <w:bCs/>
+                <w:szCs w:val="24"/>
+                <w:cs/>
+                <w:lang w:bidi="ta-IN"/>
+              </w:rPr>
+              <w:t>5</w:t>
+            </w:r>
+            <w:r>
+              <w:rPr>
+                <w:rFonts w:ascii="Latha" w:hAnsi="Latha" w:cs="Latha"/>
+                <w:b/>
+                <w:bCs/>
+                <w:szCs w:val="24"/>
+                <w:lang w:val="it-IT" w:bidi="ta-IN"/>
+              </w:rPr>
+              <w:t>(</w:t>
+            </w:r>
+            <w:r>
+              <w:rPr>
+                <w:rFonts w:ascii="Latha" w:hAnsi="Latha" w:cs="Latha"/>
+                <w:b/>
+                <w:bCs/>
+                <w:szCs w:val="24"/>
+                <w:cs/>
+                <w:lang w:bidi="ta-IN"/>
+              </w:rPr>
+              <w:t>1</w:t>
+            </w:r>
+            <w:r>
+              <w:rPr>
+                <w:rFonts w:ascii="Latha" w:hAnsi="Latha" w:cs="Latha"/>
+                <w:b/>
+                <w:bCs/>
+                <w:szCs w:val="24"/>
+                <w:lang w:val="it-IT" w:bidi="ta-IN"/>
               </w:rPr>
               <w:t>0)</w:t>
             </w:r>
             <w:r>
               <w:rPr>
                 <w:rFonts w:ascii="Latha" w:hAnsi="Latha" w:cs="Latha"/>
-                <w:b/>
-                <w:bCs/>
-                <w:szCs w:val="24"/>
-                <w:lang w:bidi="ta-IN"/>
-              </w:rPr>
-              <w:t>[</w:t>
-            </w:r>
-            <w:r>
-              <w:rPr>
-                <w:rFonts w:ascii="Latha" w:hAnsi="Latha" w:cs="Latha"/>
-                <w:b/>
-                <w:bCs/>
-                <w:szCs w:val="24"/>
-                <w:cs/>
-                <w:lang w:bidi="ta-IN"/>
-              </w:rPr>
-              <w:t>ப</w:t>
-            </w:r>
-            <w:r>
-              <w:rPr>
-                <w:rFonts w:ascii="Latha" w:hAnsi="Latha" w:cs="Latha"/>
-                <w:b/>
-                <w:bCs/>
-                <w:szCs w:val="24"/>
-                <w:lang w:bidi="ta-IN"/>
-              </w:rPr>
-              <w:t>3</w:t>
-            </w:r>
-            <w:r>
-              <w:rPr>
-                <w:rFonts w:ascii="Latha" w:hAnsi="Latha" w:cs="Latha"/>
-                <w:b/>
-                <w:bCs/>
-                <w:szCs w:val="24"/>
-                <w:cs/>
-                <w:lang w:bidi="ta-IN"/>
-              </w:rPr>
-              <w:t>1</w:t>
-            </w:r>
-            <w:r>
-              <w:rPr>
-                <w:rFonts w:ascii="Latha" w:hAnsi="Latha" w:cs="Latha"/>
-                <w:b/>
-                <w:bCs/>
-                <w:szCs w:val="24"/>
-                <w:lang w:bidi="ta-IN"/>
-              </w:rPr>
-              <w:t>]</w:t>
-            </w:r>
-            <w:r>
-              <w:rPr>
-                <w:rFonts w:ascii="Latha" w:hAnsi="Latha" w:cs="Latha"/>
-                <w:szCs w:val="24"/>
+                <w:szCs w:val="24"/>
+                <w:lang w:val="it-IT" w:bidi="ta-IN"/>
+              </w:rPr>
+              <w:t xml:space="preserve">-  </w:t>
+            </w:r>
+            <w:r>
+              <w:rPr>
+                <w:rFonts w:ascii="Latha" w:hAnsi="Latha" w:cs="Latha"/>
+                <w:szCs w:val="24"/>
+                <w:cs/>
+                <w:lang w:bidi="ta-IN"/>
+              </w:rPr>
+              <w:t>அஶ்வா</w:t>
+            </w:r>
+            <w:r>
+              <w:rPr>
+                <w:rFonts w:ascii="BRH Tamil Tab Extra" w:hAnsi="BRH Tamil Tab Extra" w:cs="Latha"/>
+                <w:b/>
+                <w:bCs/>
+                <w:szCs w:val="28"/>
+                <w:lang w:val="it-IT" w:bidi="ta-IN"/>
+              </w:rPr>
+              <w:t>†</w:t>
+            </w:r>
+            <w:r>
+              <w:rPr>
+                <w:rFonts w:ascii="Latha" w:hAnsi="Latha" w:cs="Latha"/>
+                <w:szCs w:val="24"/>
+                <w:cs/>
+                <w:lang w:bidi="ta-IN"/>
+              </w:rPr>
+              <w:t xml:space="preserve">ஜனி </w:t>
+            </w:r>
+            <w:r>
+              <w:rPr>
+                <w:rFonts w:ascii="Latha" w:hAnsi="Latha" w:cs="Latha"/>
+                <w:szCs w:val="24"/>
+                <w:lang w:val="it-IT" w:bidi="ta-IN"/>
+              </w:rPr>
+              <w:t xml:space="preserve">| </w:t>
+            </w:r>
+            <w:r>
+              <w:rPr>
+                <w:rFonts w:ascii="Latha" w:hAnsi="Latha" w:cs="Latha"/>
+                <w:szCs w:val="24"/>
+                <w:cs/>
+                <w:lang w:bidi="ta-IN"/>
+              </w:rPr>
+              <w:t>ப்ரசே</w:t>
+            </w:r>
+            <w:r>
+              <w:rPr>
+                <w:rFonts w:ascii="BRH Tamil Tab Extra" w:hAnsi="BRH Tamil Tab Extra" w:cs="Latha"/>
+                <w:b/>
+                <w:bCs/>
+                <w:szCs w:val="28"/>
+                <w:lang w:val="it-IT" w:bidi="ta-IN"/>
+              </w:rPr>
+              <w:t>†</w:t>
+            </w:r>
+            <w:r>
+              <w:rPr>
+                <w:rFonts w:ascii="Latha" w:hAnsi="Latha" w:cs="Latha"/>
+                <w:szCs w:val="24"/>
+                <w:cs/>
+                <w:lang w:bidi="ta-IN"/>
+              </w:rPr>
+              <w:t>தஸ</w:t>
+            </w:r>
+            <w:r>
+              <w:rPr>
+                <w:rFonts w:ascii="Latha" w:hAnsi="Latha" w:cs="Latha"/>
+                <w:b/>
+                <w:bCs/>
+                <w:szCs w:val="24"/>
+                <w:cs/>
+                <w:lang w:bidi="ta-IN"/>
+              </w:rPr>
+              <w:t>:</w:t>
+            </w:r>
+            <w:r>
+              <w:rPr>
+                <w:rFonts w:ascii="Latha" w:hAnsi="Latha" w:cs="Latha"/>
+                <w:szCs w:val="24"/>
+                <w:cs/>
                 <w:lang w:bidi="ta-IN"/>
               </w:rPr>
               <w:t xml:space="preserve"> </w:t>
@@ -16743,6 +20088,124 @@
             <w:r>
               <w:rPr>
                 <w:rFonts w:ascii="Latha" w:hAnsi="Latha" w:cs="Latha"/>
+                <w:szCs w:val="24"/>
+                <w:lang w:val="it-IT" w:bidi="ta-IN"/>
+              </w:rPr>
+              <w:t xml:space="preserve">| </w:t>
+            </w:r>
+            <w:r>
+              <w:rPr>
+                <w:rFonts w:ascii="Latha" w:hAnsi="Latha" w:cs="Latha"/>
+                <w:b/>
+                <w:bCs/>
+                <w:szCs w:val="24"/>
+                <w:lang w:val="it-IT" w:bidi="ta-IN"/>
+              </w:rPr>
+              <w:t>(JM</w:t>
+            </w:r>
+            <w:r>
+              <w:rPr>
+                <w:rFonts w:ascii="Latha" w:hAnsi="Latha" w:cs="Latha"/>
+                <w:szCs w:val="24"/>
+                <w:lang w:val="it-IT" w:bidi="ta-IN"/>
+              </w:rPr>
+              <w:t>-</w:t>
+            </w:r>
+            <w:r>
+              <w:rPr>
+                <w:rFonts w:ascii="Latha" w:hAnsi="Latha" w:cs="Latha"/>
+                <w:b/>
+                <w:bCs/>
+                <w:szCs w:val="24"/>
+                <w:cs/>
+                <w:lang w:bidi="ta-IN"/>
+              </w:rPr>
+              <w:t>18</w:t>
+            </w:r>
+            <w:r>
+              <w:rPr>
+                <w:rFonts w:ascii="Latha" w:hAnsi="Latha" w:cs="Latha"/>
+                <w:b/>
+                <w:bCs/>
+                <w:szCs w:val="24"/>
+                <w:lang w:val="it-IT" w:bidi="ta-IN"/>
+              </w:rPr>
+              <w:t>,JD</w:t>
+            </w:r>
+            <w:r>
+              <w:rPr>
+                <w:rFonts w:ascii="Latha" w:hAnsi="Latha" w:cs="Latha"/>
+                <w:b/>
+                <w:bCs/>
+                <w:szCs w:val="24"/>
+                <w:cs/>
+                <w:lang w:bidi="ta-IN"/>
+              </w:rPr>
+              <w:t>-</w:t>
+            </w:r>
+            <w:r>
+              <w:rPr>
+                <w:rFonts w:ascii="Latha" w:hAnsi="Latha" w:cs="Latha"/>
+                <w:b/>
+                <w:bCs/>
+                <w:szCs w:val="24"/>
+                <w:lang w:val="it-IT" w:bidi="ta-IN"/>
+              </w:rPr>
+              <w:t>2</w:t>
+            </w:r>
+            <w:r>
+              <w:rPr>
+                <w:rFonts w:ascii="Latha" w:hAnsi="Latha" w:cs="Latha"/>
+                <w:b/>
+                <w:bCs/>
+                <w:szCs w:val="24"/>
+                <w:cs/>
+                <w:lang w:bidi="ta-IN"/>
+              </w:rPr>
+              <w:t>9</w:t>
+            </w:r>
+            <w:r>
+              <w:rPr>
+                <w:rFonts w:ascii="Latha" w:hAnsi="Latha" w:cs="Latha"/>
+                <w:b/>
+                <w:bCs/>
+                <w:szCs w:val="24"/>
+                <w:lang w:val="it-IT" w:bidi="ta-IN"/>
+              </w:rPr>
+              <w:t>,GD</w:t>
+            </w:r>
+            <w:r>
+              <w:rPr>
+                <w:rFonts w:ascii="Latha" w:hAnsi="Latha" w:cs="Latha"/>
+                <w:b/>
+                <w:bCs/>
+                <w:szCs w:val="24"/>
+                <w:cs/>
+                <w:lang w:bidi="ta-IN"/>
+              </w:rPr>
+              <w:t>-56</w:t>
+            </w:r>
+            <w:r>
+              <w:rPr>
+                <w:rFonts w:ascii="Latha" w:hAnsi="Latha" w:cs="Latha"/>
+                <w:b/>
+                <w:bCs/>
+                <w:szCs w:val="24"/>
+                <w:lang w:val="it-IT" w:bidi="ta-IN"/>
+              </w:rPr>
+              <w:t>,GS</w:t>
+            </w:r>
+            <w:r>
+              <w:rPr>
+                <w:rFonts w:ascii="Latha" w:hAnsi="Latha" w:cs="Latha"/>
+                <w:szCs w:val="24"/>
+                <w:lang w:val="it-IT" w:bidi="ta-IN"/>
+              </w:rPr>
+              <w:t>-</w:t>
+            </w:r>
+            <w:r>
+              <w:rPr>
+                <w:rFonts w:ascii="Latha" w:hAnsi="Latha" w:cs="Latha"/>
                 <w:b/>
                 <w:bCs/>
                 <w:szCs w:val="24"/>
@@ -16765,201 +20228,8 @@
             <w:r>
               <w:rPr>
                 <w:rFonts w:ascii="Latha" w:hAnsi="Latha" w:cs="Latha"/>
-                <w:b/>
-                <w:bCs/>
-                <w:szCs w:val="24"/>
-                <w:lang w:bidi="ta-IN"/>
-              </w:rPr>
-              <w:t>.</w:t>
-            </w:r>
-            <w:r>
-              <w:rPr>
-                <w:rFonts w:ascii="Latha" w:hAnsi="Latha" w:cs="Latha"/>
-                <w:b/>
-                <w:bCs/>
-                <w:szCs w:val="24"/>
-                <w:cs/>
-                <w:lang w:bidi="ta-IN"/>
-              </w:rPr>
-              <w:t>6</w:t>
-            </w:r>
-            <w:r>
-              <w:rPr>
-                <w:rFonts w:ascii="Latha" w:hAnsi="Latha" w:cs="Latha"/>
-                <w:b/>
-                <w:bCs/>
-                <w:szCs w:val="24"/>
-                <w:lang w:bidi="ta-IN"/>
-              </w:rPr>
-              <w:t>.</w:t>
-            </w:r>
-            <w:r>
-              <w:rPr>
-                <w:rFonts w:ascii="Latha" w:hAnsi="Latha" w:cs="Latha"/>
-                <w:b/>
-                <w:bCs/>
-                <w:szCs w:val="24"/>
-                <w:cs/>
-                <w:lang w:bidi="ta-IN"/>
-              </w:rPr>
-              <w:t>5</w:t>
-            </w:r>
-            <w:r>
-              <w:rPr>
-                <w:rFonts w:ascii="Latha" w:hAnsi="Latha" w:cs="Latha"/>
-                <w:b/>
-                <w:bCs/>
-                <w:szCs w:val="24"/>
-                <w:lang w:bidi="ta-IN"/>
-              </w:rPr>
-              <w:t>(</w:t>
-            </w:r>
-            <w:r>
-              <w:rPr>
-                <w:rFonts w:ascii="Latha" w:hAnsi="Latha" w:cs="Latha"/>
-                <w:b/>
-                <w:bCs/>
-                <w:szCs w:val="24"/>
-                <w:cs/>
-                <w:lang w:bidi="ta-IN"/>
-              </w:rPr>
-              <w:t>1</w:t>
-            </w:r>
-            <w:r>
-              <w:rPr>
-                <w:rFonts w:ascii="Latha" w:hAnsi="Latha" w:cs="Latha"/>
-                <w:b/>
-                <w:bCs/>
-                <w:szCs w:val="24"/>
-                <w:lang w:bidi="ta-IN"/>
-              </w:rPr>
-              <w:t>0)</w:t>
-            </w:r>
-            <w:r>
-              <w:rPr>
-                <w:rFonts w:ascii="Latha" w:hAnsi="Latha" w:cs="Latha"/>
-                <w:szCs w:val="24"/>
-                <w:lang w:bidi="ta-IN"/>
-              </w:rPr>
-              <w:t xml:space="preserve">-  </w:t>
-            </w:r>
-            <w:r>
-              <w:rPr>
-                <w:rFonts w:ascii="Latha" w:hAnsi="Latha" w:cs="Latha"/>
-                <w:szCs w:val="24"/>
-                <w:cs/>
-                <w:lang w:bidi="ta-IN"/>
-              </w:rPr>
-              <w:t>அஶ்வா</w:t>
-            </w:r>
-            <w:r>
-              <w:rPr>
-                <w:rFonts w:ascii="BRH Tamil Tab Extra" w:hAnsi="BRH Tamil Tab Extra" w:cs="Latha"/>
-                <w:b/>
-                <w:bCs/>
-                <w:szCs w:val="28"/>
-                <w:lang w:bidi="ta-IN"/>
-              </w:rPr>
-              <w:t>†</w:t>
-            </w:r>
-            <w:r>
-              <w:rPr>
-                <w:rFonts w:ascii="Latha" w:hAnsi="Latha" w:cs="Latha"/>
-                <w:szCs w:val="24"/>
-                <w:cs/>
-                <w:lang w:bidi="ta-IN"/>
-              </w:rPr>
-              <w:t xml:space="preserve">ஜனி </w:t>
-            </w:r>
-            <w:r>
-              <w:rPr>
-                <w:rFonts w:ascii="Latha" w:hAnsi="Latha" w:cs="Latha"/>
-                <w:szCs w:val="24"/>
-                <w:lang w:bidi="ta-IN"/>
-              </w:rPr>
-              <w:t xml:space="preserve">| </w:t>
-            </w:r>
-            <w:r>
-              <w:rPr>
-                <w:rFonts w:ascii="Latha" w:hAnsi="Latha" w:cs="Latha"/>
-                <w:szCs w:val="24"/>
-                <w:cs/>
-                <w:lang w:bidi="ta-IN"/>
-              </w:rPr>
-              <w:t>ப்ரசே</w:t>
-            </w:r>
-            <w:r>
-              <w:rPr>
-                <w:rFonts w:ascii="BRH Tamil Tab Extra" w:hAnsi="BRH Tamil Tab Extra" w:cs="Latha"/>
-                <w:b/>
-                <w:bCs/>
-                <w:szCs w:val="28"/>
-                <w:lang w:bidi="ta-IN"/>
-              </w:rPr>
-              <w:t>†</w:t>
-            </w:r>
-            <w:r>
-              <w:rPr>
-                <w:rFonts w:ascii="Latha" w:hAnsi="Latha" w:cs="Latha"/>
-                <w:szCs w:val="24"/>
-                <w:cs/>
-                <w:lang w:bidi="ta-IN"/>
-              </w:rPr>
-              <w:t>தஸ</w:t>
-            </w:r>
-            <w:r>
-              <w:rPr>
-                <w:rFonts w:ascii="Latha" w:hAnsi="Latha" w:cs="Latha"/>
-                <w:b/>
-                <w:bCs/>
-                <w:szCs w:val="24"/>
-                <w:cs/>
-                <w:lang w:bidi="ta-IN"/>
-              </w:rPr>
-              <w:t>:</w:t>
-            </w:r>
-            <w:r>
-              <w:rPr>
-                <w:rFonts w:ascii="Latha" w:hAnsi="Latha" w:cs="Latha"/>
-                <w:szCs w:val="24"/>
-                <w:cs/>
-                <w:lang w:bidi="ta-IN"/>
-              </w:rPr>
-              <w:t xml:space="preserve"> </w:t>
-            </w:r>
-            <w:r>
-              <w:rPr>
-                <w:rFonts w:ascii="Latha" w:hAnsi="Latha" w:cs="Latha"/>
-                <w:szCs w:val="24"/>
-                <w:lang w:bidi="ta-IN"/>
-              </w:rPr>
-              <w:t xml:space="preserve">| </w:t>
-            </w:r>
-            <w:r>
-              <w:rPr>
-                <w:rFonts w:ascii="Latha" w:hAnsi="Latha" w:cs="Latha"/>
-                <w:b/>
-                <w:bCs/>
-                <w:szCs w:val="24"/>
-                <w:lang w:bidi="ta-IN"/>
-              </w:rPr>
-              <w:t>(</w:t>
-            </w:r>
-            <w:r>
-              <w:rPr>
-                <w:rFonts w:ascii="Latha" w:hAnsi="Latha" w:cs="Latha"/>
-                <w:b/>
-                <w:bCs/>
-                <w:szCs w:val="24"/>
-                <w:lang w:bidi="ta-IN"/>
-              </w:rPr>
-              <w:t>JM</w:t>
-            </w:r>
-            <w:r>
-              <w:rPr>
-                <w:rFonts w:ascii="Latha" w:hAnsi="Latha" w:cs="Latha"/>
-                <w:szCs w:val="24"/>
-                <w:lang w:bidi="ta-IN"/>
+                <w:szCs w:val="24"/>
+                <w:lang w:val="it-IT" w:bidi="ta-IN"/>
               </w:rPr>
               <w:t>-</w:t>
             </w:r>
@@ -16972,158 +20242,6 @@
                 <w:cs/>
                 <w:lang w:bidi="ta-IN"/>
               </w:rPr>
-              <w:t>18</w:t>
-            </w:r>
-            <w:r>
-              <w:rPr>
-                <w:rFonts w:ascii="Latha" w:hAnsi="Latha" w:cs="Latha"/>
-                <w:b/>
-                <w:bCs/>
-                <w:szCs w:val="24"/>
-                <w:lang w:bidi="ta-IN"/>
-              </w:rPr>
-              <w:t>,</w:t>
-            </w:r>
-            <w:r>
-              <w:rPr>
-                <w:rFonts w:ascii="Latha" w:hAnsi="Latha" w:cs="Latha"/>
-                <w:b/>
-                <w:bCs/>
-                <w:szCs w:val="24"/>
-                <w:lang w:bidi="ta-IN"/>
-              </w:rPr>
-              <w:t>JD</w:t>
-            </w:r>
-            <w:r>
-              <w:rPr>
-                <w:rFonts w:ascii="Latha" w:hAnsi="Latha" w:cs="Latha"/>
-                <w:b/>
-                <w:bCs/>
-                <w:szCs w:val="24"/>
-                <w:cs/>
-                <w:lang w:bidi="ta-IN"/>
-              </w:rPr>
-              <w:t>-</w:t>
-            </w:r>
-            <w:r>
-              <w:rPr>
-                <w:rFonts w:ascii="Latha" w:hAnsi="Latha" w:cs="Latha"/>
-                <w:b/>
-                <w:bCs/>
-                <w:szCs w:val="24"/>
-                <w:lang w:bidi="ta-IN"/>
-              </w:rPr>
-              <w:t>2</w:t>
-            </w:r>
-            <w:r>
-              <w:rPr>
-                <w:rFonts w:ascii="Latha" w:hAnsi="Latha" w:cs="Latha"/>
-                <w:b/>
-                <w:bCs/>
-                <w:szCs w:val="24"/>
-                <w:cs/>
-                <w:lang w:bidi="ta-IN"/>
-              </w:rPr>
-              <w:t>9</w:t>
-            </w:r>
-            <w:r>
-              <w:rPr>
-                <w:rFonts w:ascii="Latha" w:hAnsi="Latha" w:cs="Latha"/>
-                <w:b/>
-                <w:bCs/>
-                <w:szCs w:val="24"/>
-                <w:lang w:bidi="ta-IN"/>
-              </w:rPr>
-              <w:t>,</w:t>
-            </w:r>
-            <w:r>
-              <w:rPr>
-                <w:rFonts w:ascii="Latha" w:hAnsi="Latha" w:cs="Latha"/>
-                <w:b/>
-                <w:bCs/>
-                <w:szCs w:val="24"/>
-                <w:lang w:bidi="ta-IN"/>
-              </w:rPr>
-              <w:t>GD</w:t>
-            </w:r>
-            <w:r>
-              <w:rPr>
-                <w:rFonts w:ascii="Latha" w:hAnsi="Latha" w:cs="Latha"/>
-                <w:b/>
-                <w:bCs/>
-                <w:szCs w:val="24"/>
-                <w:cs/>
-                <w:lang w:bidi="ta-IN"/>
-              </w:rPr>
-              <w:t>-56</w:t>
-            </w:r>
-            <w:r>
-              <w:rPr>
-                <w:rFonts w:ascii="Latha" w:hAnsi="Latha" w:cs="Latha"/>
-                <w:b/>
-                <w:bCs/>
-                <w:szCs w:val="24"/>
-                <w:lang w:bidi="ta-IN"/>
-              </w:rPr>
-              <w:t>,</w:t>
-            </w:r>
-            <w:r>
-              <w:rPr>
-                <w:rFonts w:ascii="Latha" w:hAnsi="Latha" w:cs="Latha"/>
-                <w:b/>
-                <w:bCs/>
-                <w:szCs w:val="24"/>
-                <w:lang w:bidi="ta-IN"/>
-              </w:rPr>
-              <w:t>GS</w:t>
-            </w:r>
-            <w:r>
-              <w:rPr>
-                <w:rFonts w:ascii="Latha" w:hAnsi="Latha" w:cs="Latha"/>
-                <w:szCs w:val="24"/>
-                <w:lang w:bidi="ta-IN"/>
-              </w:rPr>
-              <w:t>-</w:t>
-            </w:r>
-            <w:r>
-              <w:rPr>
-                <w:rFonts w:ascii="Latha" w:hAnsi="Latha" w:cs="Latha"/>
-                <w:b/>
-                <w:bCs/>
-                <w:szCs w:val="24"/>
-                <w:cs/>
-                <w:lang w:bidi="ta-IN"/>
-              </w:rPr>
-              <w:t>4.</w:t>
-            </w:r>
-            <w:r>
-              <w:rPr>
-                <w:rFonts w:ascii="Latha" w:hAnsi="Latha" w:cs="Latha"/>
-                <w:b/>
-                <w:bCs/>
-                <w:szCs w:val="24"/>
-                <w:cs/>
-                <w:lang w:bidi="ta-IN"/>
-              </w:rPr>
-              <w:t>6</w:t>
-            </w:r>
-            <w:r>
-              <w:rPr>
-                <w:rFonts w:ascii="Latha" w:hAnsi="Latha" w:cs="Latha"/>
-                <w:szCs w:val="24"/>
-                <w:lang w:bidi="ta-IN"/>
-              </w:rPr>
-              <w:t>-</w:t>
-            </w:r>
-            <w:r>
-              <w:rPr>
-                <w:rFonts w:ascii="Latha" w:hAnsi="Latha" w:cs="Latha"/>
-                <w:b/>
-                <w:bCs/>
-                <w:szCs w:val="24"/>
-                <w:cs/>
-                <w:lang w:bidi="ta-IN"/>
-              </w:rPr>
               <w:t>51</w:t>
             </w:r>
             <w:r>
@@ -17132,7 +20250,7 @@
                 <w:b/>
                 <w:bCs/>
                 <w:szCs w:val="24"/>
-                <w:lang w:bidi="ta-IN"/>
+                <w:lang w:val="it-IT" w:bidi="ta-IN"/>
               </w:rPr>
               <w:t>)</w:t>
             </w:r>
@@ -17168,7 +20286,7 @@
                 <w:bCs/>
                 <w:szCs w:val="28"/>
                 <w:highlight w:val="green"/>
-                <w:lang w:bidi="ta-IN"/>
+                <w:lang w:val="it-IT" w:bidi="ta-IN"/>
               </w:rPr>
               <w:t>†</w:t>
             </w:r>
@@ -17189,7 +20307,7 @@
                 <w:bCs/>
                 <w:szCs w:val="28"/>
                 <w:highlight w:val="yellow"/>
-                <w:lang w:bidi="ta-IN"/>
+                <w:lang w:val="it-IT" w:bidi="ta-IN"/>
               </w:rPr>
               <w:t>…</w:t>
             </w:r>
@@ -17208,7 +20326,7 @@
                 <w:b/>
                 <w:bCs/>
                 <w:szCs w:val="28"/>
-                <w:lang w:bidi="ta-IN"/>
+                <w:lang w:val="it-IT" w:bidi="ta-IN"/>
               </w:rPr>
               <w:t>†</w:t>
             </w:r>
@@ -17227,7 +20345,7 @@
                 <w:b/>
                 <w:bCs/>
                 <w:szCs w:val="28"/>
-                <w:lang w:bidi="ta-IN"/>
+                <w:lang w:val="it-IT" w:bidi="ta-IN"/>
               </w:rPr>
               <w:t>…</w:t>
             </w:r>
@@ -17257,7 +20375,7 @@
                 <w:b/>
                 <w:bCs/>
                 <w:szCs w:val="28"/>
-                <w:lang w:bidi="ta-IN"/>
+                <w:lang w:val="it-IT" w:bidi="ta-IN"/>
               </w:rPr>
               <w:t>†</w:t>
             </w:r>
@@ -17276,7 +20394,7 @@
                 <w:b/>
                 <w:bCs/>
                 <w:szCs w:val="28"/>
-                <w:lang w:bidi="ta-IN"/>
+                <w:lang w:val="it-IT" w:bidi="ta-IN"/>
               </w:rPr>
               <w:t>…</w:t>
             </w:r>
@@ -17295,7 +20413,7 @@
                 <w:b/>
                 <w:bCs/>
                 <w:szCs w:val="28"/>
-                <w:lang w:bidi="ta-IN"/>
+                <w:lang w:val="it-IT" w:bidi="ta-IN"/>
               </w:rPr>
               <w:t>Å</w:t>
             </w:r>
@@ -17314,7 +20432,7 @@
                 <w:b/>
                 <w:bCs/>
                 <w:szCs w:val="28"/>
-                <w:lang w:bidi="ta-IN"/>
+                <w:lang w:val="it-IT" w:bidi="ta-IN"/>
               </w:rPr>
               <w:t>†</w:t>
             </w:r>
@@ -17333,7 +20451,7 @@
                 <w:b/>
                 <w:bCs/>
                 <w:szCs w:val="28"/>
-                <w:lang w:bidi="ta-IN"/>
+                <w:lang w:val="it-IT" w:bidi="ta-IN"/>
               </w:rPr>
               <w:t>…</w:t>
             </w:r>
@@ -17341,7 +20459,7 @@
               <w:rPr>
                 <w:rFonts w:ascii="Latha" w:hAnsi="Latha" w:cs="Latha"/>
                 <w:szCs w:val="24"/>
-                <w:lang w:bidi="ta-IN"/>
+                <w:lang w:val="it-IT" w:bidi="ta-IN"/>
               </w:rPr>
               <w:t xml:space="preserve"> </w:t>
             </w:r>
@@ -17361,7 +20479,7 @@
                 <w:bCs/>
                 <w:szCs w:val="28"/>
                 <w:highlight w:val="yellow"/>
-                <w:lang w:bidi="ta-IN"/>
+                <w:lang w:val="it-IT" w:bidi="ta-IN"/>
               </w:rPr>
               <w:t>†</w:t>
             </w:r>
@@ -17382,7 +20500,7 @@
                 <w:bCs/>
                 <w:szCs w:val="28"/>
                 <w:highlight w:val="yellow"/>
-                <w:lang w:bidi="ta-IN"/>
+                <w:lang w:val="it-IT" w:bidi="ta-IN"/>
               </w:rPr>
               <w:t>…</w:t>
             </w:r>
@@ -17401,7 +20519,7 @@
                 <w:b/>
                 <w:bCs/>
                 <w:szCs w:val="28"/>
-                <w:lang w:bidi="ta-IN"/>
+                <w:lang w:val="it-IT" w:bidi="ta-IN"/>
               </w:rPr>
               <w:t>†</w:t>
             </w:r>
@@ -17438,7 +20556,7 @@
               <w:rPr>
                 <w:rFonts w:ascii="Latha" w:hAnsi="Latha" w:cs="Latha"/>
                 <w:szCs w:val="24"/>
-                <w:lang w:bidi="ta-IN"/>
+                <w:lang w:val="it-IT" w:bidi="ta-IN"/>
               </w:rPr>
               <w:t>|</w:t>
             </w:r>
@@ -17451,7 +20569,7 @@
               <w:rPr>
                 <w:rFonts w:ascii="Latha" w:hAnsi="Latha" w:cs="Latha"/>
                 <w:szCs w:val="24"/>
-                <w:lang w:bidi="ta-IN"/>
+                <w:lang w:val="it-IT" w:bidi="ta-IN"/>
               </w:rPr>
             </w:pPr>
             <w:bookmarkStart w:id="6" w:name="_Hlk166269083"/>
@@ -17462,7 +20580,7 @@
                 <w:b/>
                 <w:bCs/>
                 <w:szCs w:val="24"/>
-                <w:lang w:bidi="ta-IN"/>
+                <w:lang w:val="it-IT" w:bidi="ta-IN"/>
               </w:rPr>
               <w:t>(</w:t>
             </w:r>
@@ -17483,19 +20601,9 @@
                 <w:b/>
                 <w:bCs/>
                 <w:szCs w:val="24"/>
-                <w:lang w:bidi="ta-IN"/>
-              </w:rPr>
-              <w:t>)</w:t>
-            </w:r>
-            <w:r>
-              <w:rPr>
-                <w:rFonts w:ascii="Latha" w:hAnsi="Latha" w:cs="Latha"/>
-                <w:b/>
-                <w:bCs/>
-                <w:szCs w:val="24"/>
-                <w:lang w:bidi="ta-IN"/>
-              </w:rPr>
-              <w:t>[</w:t>
+                <w:lang w:val="it-IT" w:bidi="ta-IN"/>
+              </w:rPr>
+              <w:t>)[</w:t>
             </w:r>
             <w:r>
               <w:rPr>
@@ -17514,7 +20622,7 @@
                 <w:b/>
                 <w:bCs/>
                 <w:szCs w:val="24"/>
-                <w:lang w:bidi="ta-IN"/>
+                <w:lang w:val="it-IT" w:bidi="ta-IN"/>
               </w:rPr>
               <w:t>3</w:t>
             </w:r>
@@ -17535,7 +20643,7 @@
                 <w:b/>
                 <w:bCs/>
                 <w:szCs w:val="24"/>
-                <w:lang w:bidi="ta-IN"/>
+                <w:lang w:val="it-IT" w:bidi="ta-IN"/>
               </w:rPr>
               <w:t>]</w:t>
             </w:r>
@@ -17543,7 +20651,7 @@
               <w:rPr>
                 <w:rFonts w:ascii="Latha" w:hAnsi="Latha" w:cs="Latha"/>
                 <w:szCs w:val="24"/>
-                <w:lang w:bidi="ta-IN"/>
+                <w:lang w:val="it-IT" w:bidi="ta-IN"/>
               </w:rPr>
               <w:t xml:space="preserve"> </w:t>
             </w:r>
@@ -17575,7 +20683,7 @@
                 <w:b/>
                 <w:bCs/>
                 <w:szCs w:val="24"/>
-                <w:lang w:bidi="ta-IN"/>
+                <w:lang w:val="it-IT" w:bidi="ta-IN"/>
               </w:rPr>
               <w:t>.</w:t>
             </w:r>
@@ -17596,7 +20704,7 @@
                 <w:b/>
                 <w:bCs/>
                 <w:szCs w:val="24"/>
-                <w:lang w:bidi="ta-IN"/>
+                <w:lang w:val="it-IT" w:bidi="ta-IN"/>
               </w:rPr>
               <w:t>.</w:t>
             </w:r>
@@ -17617,7 +20725,7 @@
                 <w:b/>
                 <w:bCs/>
                 <w:szCs w:val="24"/>
-                <w:lang w:bidi="ta-IN"/>
+                <w:lang w:val="it-IT" w:bidi="ta-IN"/>
               </w:rPr>
               <w:t>(</w:t>
             </w:r>
@@ -17638,7 +20746,7 @@
                 <w:b/>
                 <w:bCs/>
                 <w:szCs w:val="24"/>
-                <w:lang w:bidi="ta-IN"/>
+                <w:lang w:val="it-IT" w:bidi="ta-IN"/>
               </w:rPr>
               <w:t>0)</w:t>
             </w:r>
@@ -17646,7 +20754,7 @@
               <w:rPr>
                 <w:rFonts w:ascii="Latha" w:hAnsi="Latha" w:cs="Latha"/>
                 <w:szCs w:val="24"/>
-                <w:lang w:bidi="ta-IN"/>
+                <w:lang w:val="it-IT" w:bidi="ta-IN"/>
               </w:rPr>
               <w:t xml:space="preserve">- </w:t>
             </w:r>
@@ -17666,7 +20774,7 @@
                 <w:bCs/>
                 <w:szCs w:val="28"/>
                 <w:highlight w:val="green"/>
-                <w:lang w:bidi="ta-IN"/>
+                <w:lang w:val="it-IT" w:bidi="ta-IN"/>
               </w:rPr>
               <w:t>†</w:t>
             </w:r>
@@ -17693,43 +20801,25 @@
               <w:rPr>
                 <w:rFonts w:ascii="Latha" w:hAnsi="Latha" w:cs="Latha"/>
                 <w:szCs w:val="24"/>
-                <w:lang w:bidi="ta-IN"/>
-              </w:rPr>
-              <w:t>|</w:t>
-            </w:r>
-            <w:r>
-              <w:rPr>
-                <w:rFonts w:ascii="Latha" w:hAnsi="Latha" w:cs="Latha"/>
-                <w:szCs w:val="24"/>
-                <w:lang w:bidi="ta-IN"/>
-              </w:rPr>
-              <w:t xml:space="preserve"> </w:t>
-            </w:r>
-            <w:r>
-              <w:rPr>
-                <w:rFonts w:ascii="Latha" w:hAnsi="Latha" w:cs="Latha"/>
-                <w:b/>
-                <w:bCs/>
-                <w:szCs w:val="24"/>
-                <w:lang w:bidi="ta-IN"/>
-              </w:rPr>
-              <w:t>(</w:t>
-            </w:r>
-            <w:r>
-              <w:rPr>
-                <w:rFonts w:ascii="Latha" w:hAnsi="Latha" w:cs="Latha"/>
-                <w:b/>
-                <w:bCs/>
-                <w:szCs w:val="24"/>
-                <w:lang w:bidi="ta-IN"/>
-              </w:rPr>
-              <w:t>JM</w:t>
-            </w:r>
-            <w:r>
-              <w:rPr>
-                <w:rFonts w:ascii="Latha" w:hAnsi="Latha" w:cs="Latha"/>
-                <w:szCs w:val="24"/>
-                <w:lang w:bidi="ta-IN"/>
+                <w:lang w:val="it-IT" w:bidi="ta-IN"/>
+              </w:rPr>
+              <w:t xml:space="preserve">| </w:t>
+            </w:r>
+            <w:r>
+              <w:rPr>
+                <w:rFonts w:ascii="Latha" w:hAnsi="Latha" w:cs="Latha"/>
+                <w:b/>
+                <w:bCs/>
+                <w:szCs w:val="24"/>
+                <w:lang w:val="it-IT" w:bidi="ta-IN"/>
+              </w:rPr>
+              <w:t>(JM</w:t>
+            </w:r>
+            <w:r>
+              <w:rPr>
+                <w:rFonts w:ascii="Latha" w:hAnsi="Latha" w:cs="Latha"/>
+                <w:szCs w:val="24"/>
+                <w:lang w:val="it-IT" w:bidi="ta-IN"/>
               </w:rPr>
               <w:t>-</w:t>
             </w:r>
@@ -17750,19 +20840,9 @@
                 <w:b/>
                 <w:bCs/>
                 <w:szCs w:val="24"/>
-                <w:lang w:bidi="ta-IN"/>
-              </w:rPr>
-              <w:t>,</w:t>
-            </w:r>
-            <w:r>
-              <w:rPr>
-                <w:rFonts w:ascii="Latha" w:hAnsi="Latha" w:cs="Latha"/>
-                <w:b/>
-                <w:bCs/>
-                <w:szCs w:val="24"/>
-                <w:lang w:bidi="ta-IN"/>
-              </w:rPr>
-              <w:t>JD</w:t>
+                <w:lang w:val="it-IT" w:bidi="ta-IN"/>
+              </w:rPr>
+              <w:t>,JD</w:t>
             </w:r>
             <w:r>
               <w:rPr>
@@ -17781,7 +20861,7 @@
                 <w:b/>
                 <w:bCs/>
                 <w:szCs w:val="24"/>
-                <w:lang w:bidi="ta-IN"/>
+                <w:lang w:val="it-IT" w:bidi="ta-IN"/>
               </w:rPr>
               <w:t>2</w:t>
             </w:r>
@@ -17802,19 +20882,9 @@
                 <w:b/>
                 <w:bCs/>
                 <w:szCs w:val="24"/>
-                <w:lang w:bidi="ta-IN"/>
-              </w:rPr>
-              <w:t>,</w:t>
-            </w:r>
-            <w:r>
-              <w:rPr>
-                <w:rFonts w:ascii="Latha" w:hAnsi="Latha" w:cs="Latha"/>
-                <w:b/>
-                <w:bCs/>
-                <w:szCs w:val="24"/>
-                <w:lang w:bidi="ta-IN"/>
-              </w:rPr>
-              <w:t>GD</w:t>
+                <w:lang w:val="it-IT" w:bidi="ta-IN"/>
+              </w:rPr>
+              <w:t>,GD</w:t>
             </w:r>
             <w:r>
               <w:rPr>
@@ -17833,25 +20903,15 @@
                 <w:b/>
                 <w:bCs/>
                 <w:szCs w:val="24"/>
-                <w:lang w:bidi="ta-IN"/>
-              </w:rPr>
-              <w:t>,</w:t>
-            </w:r>
-            <w:r>
-              <w:rPr>
-                <w:rFonts w:ascii="Latha" w:hAnsi="Latha" w:cs="Latha"/>
-                <w:b/>
-                <w:bCs/>
-                <w:szCs w:val="24"/>
-                <w:lang w:bidi="ta-IN"/>
-              </w:rPr>
-              <w:t>GS</w:t>
-            </w:r>
-            <w:r>
-              <w:rPr>
-                <w:rFonts w:ascii="Latha" w:hAnsi="Latha" w:cs="Latha"/>
-                <w:szCs w:val="24"/>
-                <w:lang w:bidi="ta-IN"/>
+                <w:lang w:val="it-IT" w:bidi="ta-IN"/>
+              </w:rPr>
+              <w:t>,GS</w:t>
+            </w:r>
+            <w:r>
+              <w:rPr>
+                <w:rFonts w:ascii="Latha" w:hAnsi="Latha" w:cs="Latha"/>
+                <w:szCs w:val="24"/>
+                <w:lang w:val="it-IT" w:bidi="ta-IN"/>
               </w:rPr>
               <w:t>-</w:t>
             </w:r>
@@ -17881,7 +20941,7 @@
               <w:rPr>
                 <w:rFonts w:ascii="Latha" w:hAnsi="Latha" w:cs="Latha"/>
                 <w:szCs w:val="24"/>
-                <w:lang w:bidi="ta-IN"/>
+                <w:lang w:val="it-IT" w:bidi="ta-IN"/>
               </w:rPr>
               <w:t>-</w:t>
             </w:r>
@@ -17902,7 +20962,7 @@
                 <w:b/>
                 <w:bCs/>
                 <w:szCs w:val="24"/>
-                <w:lang w:bidi="ta-IN"/>
+                <w:lang w:val="it-IT" w:bidi="ta-IN"/>
               </w:rPr>
               <w:t>)</w:t>
             </w:r>
@@ -17937,7 +20997,7 @@
                 <w:b/>
                 <w:bCs/>
                 <w:szCs w:val="28"/>
-                <w:lang w:bidi="ta-IN"/>
+                <w:lang w:val="it-IT" w:bidi="ta-IN"/>
               </w:rPr>
               <w:t>†</w:t>
             </w:r>
@@ -17956,7 +21016,7 @@
                 <w:b/>
                 <w:bCs/>
                 <w:szCs w:val="28"/>
-                <w:lang w:bidi="ta-IN"/>
+                <w:lang w:val="it-IT" w:bidi="ta-IN"/>
               </w:rPr>
               <w:t>…</w:t>
             </w:r>
@@ -17975,7 +21035,7 @@
                 <w:b/>
                 <w:bCs/>
                 <w:szCs w:val="28"/>
-                <w:lang w:bidi="ta-IN"/>
+                <w:lang w:val="it-IT" w:bidi="ta-IN"/>
               </w:rPr>
               <w:t>†</w:t>
             </w:r>
@@ -17983,7 +21043,7 @@
               <w:rPr>
                 <w:rFonts w:ascii="Latha" w:hAnsi="Latha" w:cs="Latha"/>
                 <w:szCs w:val="24"/>
-                <w:lang w:bidi="ta-IN"/>
+                <w:lang w:val="it-IT" w:bidi="ta-IN"/>
               </w:rPr>
               <w:t xml:space="preserve"> - </w:t>
             </w:r>
@@ -18002,7 +21062,7 @@
                 <w:b/>
                 <w:bCs/>
                 <w:szCs w:val="28"/>
-                <w:lang w:bidi="ta-IN"/>
+                <w:lang w:val="it-IT" w:bidi="ta-IN"/>
               </w:rPr>
               <w:t>…</w:t>
             </w:r>
@@ -18021,7 +21081,7 @@
                 <w:b/>
                 <w:bCs/>
                 <w:szCs w:val="28"/>
-                <w:lang w:bidi="ta-IN"/>
+                <w:lang w:val="it-IT" w:bidi="ta-IN"/>
               </w:rPr>
               <w:t>…</w:t>
             </w:r>
@@ -18040,7 +21100,7 @@
                 <w:b/>
                 <w:bCs/>
                 <w:szCs w:val="28"/>
-                <w:lang w:bidi="ta-IN"/>
+                <w:lang w:val="it-IT" w:bidi="ta-IN"/>
               </w:rPr>
               <w:t>…</w:t>
             </w:r>
@@ -18048,9 +21108,17 @@
               <w:rPr>
                 <w:rFonts w:ascii="Latha" w:hAnsi="Latha" w:cs="Latha"/>
                 <w:szCs w:val="24"/>
-                <w:lang w:bidi="ta-IN"/>
-              </w:rPr>
-              <w:t xml:space="preserve"> |</w:t>
+                <w:lang w:val="it-IT" w:bidi="ta-IN"/>
+              </w:rPr>
+              <w:t xml:space="preserve"> </w:t>
+            </w:r>
+            <w:r>
+              <w:rPr>
+                <w:rFonts w:ascii="Latha" w:hAnsi="Latha" w:cs="Latha"/>
+                <w:szCs w:val="24"/>
+                <w:lang w:bidi="ta-IN"/>
+              </w:rPr>
+              <w:t>|</w:t>
             </w:r>
             <w:bookmarkEnd w:id="6"/>
           </w:p>
@@ -18089,7 +21157,18 @@
                 <w:szCs w:val="24"/>
                 <w:lang w:bidi="ta-IN"/>
               </w:rPr>
-              <w:t>(3</w:t>
+              <w:t>(</w:t>
+            </w:r>
+            <w:proofErr w:type="gramStart"/>
+            <w:r>
+              <w:rPr>
+                <w:rFonts w:ascii="Latha" w:hAnsi="Latha" w:cs="Latha"/>
+                <w:b/>
+                <w:bCs/>
+                <w:szCs w:val="24"/>
+                <w:lang w:bidi="ta-IN"/>
+              </w:rPr>
+              <w:t>3</w:t>
             </w:r>
             <w:r>
               <w:rPr>
@@ -18122,6 +21201,7 @@
               </w:rPr>
               <w:t>[</w:t>
             </w:r>
+            <w:proofErr w:type="gramEnd"/>
             <w:r>
               <w:rPr>
                 <w:rFonts w:ascii="Latha" w:hAnsi="Latha" w:cs="Latha"/>
@@ -18267,6 +21347,7 @@
               </w:rPr>
               <w:t>)</w:t>
             </w:r>
+            <w:proofErr w:type="gramStart"/>
             <w:r>
               <w:rPr>
                 <w:rFonts w:ascii="Latha" w:hAnsi="Latha" w:cs="Latha"/>
@@ -18284,6 +21365,7 @@
               </w:rPr>
               <w:t>ஸுப்ராங்</w:t>
             </w:r>
+            <w:proofErr w:type="gramEnd"/>
             <w:r>
               <w:rPr>
                 <w:rFonts w:ascii="BRH Tamil Tab Extra" w:hAnsi="BRH Tamil Tab Extra" w:cs="Latha"/>
@@ -18371,7 +21453,6 @@
                 <w:color w:val="000000"/>
                 <w:sz w:val="28"/>
                 <w:szCs w:val="36"/>
-                <w:lang w:val="it-IT"/>
               </w:rPr>
             </w:pPr>
             <w:r>
@@ -18627,7 +21708,18 @@
                 <w:szCs w:val="24"/>
                 <w:lang w:bidi="ta-IN"/>
               </w:rPr>
-              <w:t>(3</w:t>
+              <w:t>(</w:t>
+            </w:r>
+            <w:proofErr w:type="gramStart"/>
+            <w:r>
+              <w:rPr>
+                <w:rFonts w:ascii="Latha" w:hAnsi="Latha" w:cs="Latha"/>
+                <w:b/>
+                <w:bCs/>
+                <w:szCs w:val="24"/>
+                <w:lang w:bidi="ta-IN"/>
+              </w:rPr>
+              <w:t>3</w:t>
             </w:r>
             <w:r>
               <w:rPr>
@@ -18660,6 +21752,7 @@
               </w:rPr>
               <w:t>[</w:t>
             </w:r>
+            <w:proofErr w:type="gramEnd"/>
             <w:r>
               <w:rPr>
                 <w:rFonts w:ascii="Latha" w:hAnsi="Latha" w:cs="Latha"/>
@@ -18805,6 +21898,7 @@
               </w:rPr>
               <w:t>)</w:t>
             </w:r>
+            <w:proofErr w:type="gramStart"/>
             <w:r>
               <w:rPr>
                 <w:rFonts w:ascii="Latha" w:hAnsi="Latha" w:cs="Latha"/>
@@ -18822,6 +21916,7 @@
               </w:rPr>
               <w:t>ஸுப்ராங்</w:t>
             </w:r>
+            <w:proofErr w:type="gramEnd"/>
             <w:r>
               <w:rPr>
                 <w:rFonts w:ascii="BRH Tamil Tab Extra" w:hAnsi="BRH Tamil Tab Extra" w:cs="Latha"/>
@@ -18909,7 +22004,6 @@
                 <w:color w:val="000000"/>
                 <w:sz w:val="28"/>
                 <w:szCs w:val="36"/>
-                <w:lang w:val="it-IT"/>
               </w:rPr>
             </w:pPr>
             <w:r>
@@ -19162,6 +22256,7 @@
               </w:rPr>
               <w:t>(</w:t>
             </w:r>
+            <w:proofErr w:type="gramStart"/>
             <w:r>
               <w:rPr>
                 <w:rFonts w:ascii="Latha" w:hAnsi="Latha" w:cs="Latha"/>
@@ -19183,6 +22278,7 @@
               </w:rPr>
               <w:t>[</w:t>
             </w:r>
+            <w:proofErr w:type="gramEnd"/>
             <w:r>
               <w:rPr>
                 <w:rFonts w:ascii="Latha" w:hAnsi="Latha" w:cs="Latha"/>
@@ -19308,6 +22404,7 @@
               </w:rPr>
               <w:t>4)</w:t>
             </w:r>
+            <w:proofErr w:type="gramStart"/>
             <w:r>
               <w:rPr>
                 <w:rFonts w:ascii="Latha" w:hAnsi="Latha" w:cs="Latha"/>
@@ -19325,6 +22422,7 @@
               </w:rPr>
               <w:t>அர்வ</w:t>
             </w:r>
+            <w:proofErr w:type="gramEnd"/>
             <w:r>
               <w:rPr>
                 <w:rFonts w:ascii="BRH Tamil Tab Extra" w:hAnsi="BRH Tamil Tab Extra" w:cs="Latha"/>
@@ -19385,7 +22483,6 @@
                 <w:color w:val="000000"/>
                 <w:sz w:val="28"/>
                 <w:szCs w:val="36"/>
-                <w:lang w:val="it-IT"/>
               </w:rPr>
             </w:pPr>
             <w:r>
@@ -19544,6 +22641,7 @@
               </w:rPr>
               <w:t>(</w:t>
             </w:r>
+            <w:proofErr w:type="gramStart"/>
             <w:r>
               <w:rPr>
                 <w:rFonts w:ascii="Latha" w:hAnsi="Latha" w:cs="Latha"/>
@@ -19565,6 +22663,7 @@
               </w:rPr>
               <w:t>[</w:t>
             </w:r>
+            <w:proofErr w:type="gramEnd"/>
             <w:r>
               <w:rPr>
                 <w:rFonts w:ascii="Latha" w:hAnsi="Latha" w:cs="Latha"/>
@@ -19690,6 +22789,7 @@
               </w:rPr>
               <w:t>4)</w:t>
             </w:r>
+            <w:proofErr w:type="gramStart"/>
             <w:r>
               <w:rPr>
                 <w:rFonts w:ascii="Latha" w:hAnsi="Latha" w:cs="Latha"/>
@@ -19707,6 +22807,7 @@
               </w:rPr>
               <w:t>அர்வ</w:t>
             </w:r>
+            <w:proofErr w:type="gramEnd"/>
             <w:r>
               <w:rPr>
                 <w:rFonts w:ascii="BRH Tamil Tab Extra" w:hAnsi="BRH Tamil Tab Extra" w:cs="Latha"/>
@@ -19928,8 +23029,18 @@
                 <w:szCs w:val="24"/>
                 <w:lang w:bidi="ta-IN"/>
               </w:rPr>
-              <w:lastRenderedPageBreak/>
-              <w:t>(4</w:t>
+              <w:t>(</w:t>
+            </w:r>
+            <w:proofErr w:type="gramStart"/>
+            <w:r>
+              <w:rPr>
+                <w:rFonts w:ascii="Latha" w:hAnsi="Latha" w:cs="Latha"/>
+                <w:b/>
+                <w:bCs/>
+                <w:szCs w:val="24"/>
+                <w:lang w:bidi="ta-IN"/>
+              </w:rPr>
+              <w:t>4</w:t>
             </w:r>
             <w:r>
               <w:rPr>
@@ -19951,6 +23062,7 @@
               </w:rPr>
               <w:t>[</w:t>
             </w:r>
+            <w:proofErr w:type="gramEnd"/>
             <w:r>
               <w:rPr>
                 <w:rFonts w:ascii="Latha" w:hAnsi="Latha" w:cs="Latha"/>
@@ -20065,6 +23177,7 @@
               </w:rPr>
               <w:t>)</w:t>
             </w:r>
+            <w:proofErr w:type="gramStart"/>
             <w:r>
               <w:rPr>
                 <w:rFonts w:ascii="Latha" w:hAnsi="Latha" w:cs="Latha"/>
@@ -20082,6 +23195,7 @@
               </w:rPr>
               <w:t>அ</w:t>
             </w:r>
+            <w:proofErr w:type="gramEnd"/>
             <w:r>
               <w:rPr>
                 <w:rFonts w:ascii="BRH Tamil Tab Extra" w:hAnsi="BRH Tamil Tab Extra" w:cs="Latha"/>
@@ -20258,7 +23372,18 @@
                 <w:szCs w:val="24"/>
                 <w:lang w:bidi="ta-IN"/>
               </w:rPr>
-              <w:t>(4</w:t>
+              <w:t>(</w:t>
+            </w:r>
+            <w:proofErr w:type="gramStart"/>
+            <w:r>
+              <w:rPr>
+                <w:rFonts w:ascii="Latha" w:hAnsi="Latha" w:cs="Latha"/>
+                <w:b/>
+                <w:bCs/>
+                <w:szCs w:val="24"/>
+                <w:lang w:bidi="ta-IN"/>
+              </w:rPr>
+              <w:t>4</w:t>
             </w:r>
             <w:r>
               <w:rPr>
@@ -20280,6 +23405,7 @@
               </w:rPr>
               <w:t>[</w:t>
             </w:r>
+            <w:proofErr w:type="gramEnd"/>
             <w:r>
               <w:rPr>
                 <w:rFonts w:ascii="Latha" w:hAnsi="Latha" w:cs="Latha"/>
@@ -20394,6 +23520,7 @@
               </w:rPr>
               <w:t>)</w:t>
             </w:r>
+            <w:proofErr w:type="gramStart"/>
             <w:r>
               <w:rPr>
                 <w:rFonts w:ascii="Latha" w:hAnsi="Latha" w:cs="Latha"/>
@@ -20411,6 +23538,7 @@
               </w:rPr>
               <w:t>அ</w:t>
             </w:r>
+            <w:proofErr w:type="gramEnd"/>
             <w:r>
               <w:rPr>
                 <w:rFonts w:ascii="BRH Tamil Tab Extra" w:hAnsi="BRH Tamil Tab Extra" w:cs="Latha"/>
@@ -20593,7 +23721,19 @@
                 <w:szCs w:val="24"/>
                 <w:lang w:bidi="ta-IN"/>
               </w:rPr>
-              <w:t>(4</w:t>
+              <w:lastRenderedPageBreak/>
+              <w:t>(</w:t>
+            </w:r>
+            <w:proofErr w:type="gramStart"/>
+            <w:r>
+              <w:rPr>
+                <w:rFonts w:ascii="Latha" w:hAnsi="Latha" w:cs="Latha"/>
+                <w:b/>
+                <w:bCs/>
+                <w:szCs w:val="24"/>
+                <w:lang w:bidi="ta-IN"/>
+              </w:rPr>
+              <w:t>4</w:t>
             </w:r>
             <w:r>
               <w:rPr>
@@ -20616,6 +23756,7 @@
               </w:rPr>
               <w:t>[</w:t>
             </w:r>
+            <w:proofErr w:type="gramEnd"/>
             <w:r>
               <w:rPr>
                 <w:rFonts w:ascii="Latha" w:hAnsi="Latha" w:cs="Latha"/>
@@ -20750,6 +23891,7 @@
               </w:rPr>
               <w:t>)</w:t>
             </w:r>
+            <w:proofErr w:type="gramStart"/>
             <w:r>
               <w:rPr>
                 <w:rFonts w:ascii="Latha" w:hAnsi="Latha" w:cs="Latha"/>
@@ -20789,6 +23931,7 @@
               </w:rPr>
               <w:t>ஷ</w:t>
             </w:r>
+            <w:proofErr w:type="gramEnd"/>
             <w:r>
               <w:rPr>
                 <w:rFonts w:ascii="BRH Tamil Tab Extra" w:hAnsi="BRH Tamil Tab Extra" w:cs="Latha"/>
@@ -21026,7 +24169,18 @@
                 <w:szCs w:val="24"/>
                 <w:lang w:bidi="ta-IN"/>
               </w:rPr>
-              <w:t>(4</w:t>
+              <w:t>(</w:t>
+            </w:r>
+            <w:proofErr w:type="gramStart"/>
+            <w:r>
+              <w:rPr>
+                <w:rFonts w:ascii="Latha" w:hAnsi="Latha" w:cs="Latha"/>
+                <w:b/>
+                <w:bCs/>
+                <w:szCs w:val="24"/>
+                <w:lang w:bidi="ta-IN"/>
+              </w:rPr>
+              <w:t>4</w:t>
             </w:r>
             <w:r>
               <w:rPr>
@@ -21049,6 +24203,7 @@
               </w:rPr>
               <w:t>[</w:t>
             </w:r>
+            <w:proofErr w:type="gramEnd"/>
             <w:r>
               <w:rPr>
                 <w:rFonts w:ascii="Latha" w:hAnsi="Latha" w:cs="Latha"/>
@@ -21183,6 +24338,7 @@
               </w:rPr>
               <w:t>)</w:t>
             </w:r>
+            <w:proofErr w:type="gramStart"/>
             <w:r>
               <w:rPr>
                 <w:rFonts w:ascii="Latha" w:hAnsi="Latha" w:cs="Latha"/>
@@ -21222,6 +24378,7 @@
               </w:rPr>
               <w:t>ஷ</w:t>
             </w:r>
+            <w:proofErr w:type="gramEnd"/>
             <w:r>
               <w:rPr>
                 <w:rFonts w:ascii="BRH Tamil Tab Extra" w:hAnsi="BRH Tamil Tab Extra" w:cs="Latha"/>
@@ -21504,6 +24661,7 @@
         </w:rPr>
         <w:t xml:space="preserve">TS </w:t>
       </w:r>
+      <w:proofErr w:type="gramStart"/>
       <w:r>
         <w:rPr>
           <w:b/>
@@ -21532,7 +24690,18 @@
           <w:szCs w:val="32"/>
           <w:u w:val="single"/>
         </w:rPr>
-        <w:t xml:space="preserve">– TS </w:t>
+        <w:t>–</w:t>
+      </w:r>
+      <w:proofErr w:type="gramEnd"/>
+      <w:r>
+        <w:rPr>
+          <w:b/>
+          <w:bCs/>
+          <w:sz w:val="32"/>
+          <w:szCs w:val="32"/>
+          <w:u w:val="single"/>
+        </w:rPr>
+        <w:t xml:space="preserve"> TS </w:t>
       </w:r>
       <w:r>
         <w:rPr>
@@ -21917,7 +25086,7 @@
 </file>
 
 <file path=word/endnotes.xml><?xml version="1.0" encoding="utf-8"?>
-<w:endnotes xmlns:wpc="http://schemas.microsoft.com/office/word/2010/wordprocessingCanvas" xmlns:cx="http://schemas.microsoft.com/office/drawing/2014/chartex" xmlns:cx1="http://schemas.microsoft.com/office/drawing/2015/9/8/chartex" xmlns:cx2="http://schemas.microsoft.com/office/drawing/2015/10/21/chartex" xmlns:cx3="http://schemas.microsoft.com/office/drawing/2016/5/9/chartex" xmlns:cx4="http://schemas.microsoft.com/office/drawing/2016/5/10/chartex" xmlns:cx5="http://schemas.microsoft.com/office/drawing/2016/5/11/chartex" xmlns:cx6="http://schemas.microsoft.com/office/drawing/2016/5/12/chartex" xmlns:cx7="http://schemas.microsoft.com/office/drawing/2016/5/13/chartex" xmlns:cx8="http://schemas.microsoft.com/office/drawing/2016/5/14/chartex" xmlns:mc="http://schemas.openxmlformats.org/markup-compatibility/2006" xmlns:aink="http://schemas.microsoft.com/office/drawing/2016/ink" xmlns:am3d="http://schemas.microsoft.com/office/drawing/2017/model3d" xmlns:o="urn:schemas-microsoft-com:office:office" xmlns:oel="http://schemas.microsoft.com/office/2019/extlst" xmlns:r="http://schemas.openxmlformats.org/officeDocument/2006/relationships" xmlns:m="http://schemas.openxmlformats.org/officeDocument/2006/math" xmlns:v="urn:schemas-microsoft-com:vml" xmlns:wp14="http://schemas.microsoft.com/office/word/2010/wordprocessingDrawing" xmlns:wp="http://schemas.openxmlformats.org/drawingml/2006/wordprocessingDrawing" xmlns:w10="urn:schemas-microsoft-com:office:word" xmlns:w="http://schemas.openxmlformats.org/wordprocessingml/2006/main" xmlns:w14="http://schemas.microsoft.com/office/word/2010/wordml" xmlns:w15="http://schemas.microsoft.com/office/word/2012/wordml" xmlns:w16cex="http://schemas.microsoft.com/office/word/2018/wordml/cex" xmlns:w16cid="http://schemas.microsoft.com/office/word/2016/wordml/cid" xmlns:w16="http://schemas.microsoft.com/office/word/2018/wordml" xmlns:w16du="http://schemas.microsoft.com/office/word/2023/wordml/word16du" xmlns:w16sdtdh="http://schemas.microsoft.com/office/word/2020/wordml/sdtdatahash" xmlns:w16se="http://schemas.microsoft.com/office/word/2015/wordml/symex" xmlns:wpg="http://schemas.microsoft.com/office/word/2010/wordprocessingGroup" xmlns:wpi="http://schemas.microsoft.com/office/word/2010/wordprocessingInk" xmlns:wne="http://schemas.microsoft.com/office/word/2006/wordml" xmlns:wps="http://schemas.microsoft.com/office/word/2010/wordprocessingShape" mc:Ignorable="w14 w15 w16se w16cid w16 w16cex w16sdtdh w16du wp14">
+<w:endnotes xmlns:wpc="http://schemas.microsoft.com/office/word/2010/wordprocessingCanvas" xmlns:cx="http://schemas.microsoft.com/office/drawing/2014/chartex" xmlns:cx1="http://schemas.microsoft.com/office/drawing/2015/9/8/chartex" xmlns:cx2="http://schemas.microsoft.com/office/drawing/2015/10/21/chartex" xmlns:cx3="http://schemas.microsoft.com/office/drawing/2016/5/9/chartex" xmlns:cx4="http://schemas.microsoft.com/office/drawing/2016/5/10/chartex" xmlns:cx5="http://schemas.microsoft.com/office/drawing/2016/5/11/chartex" xmlns:cx6="http://schemas.microsoft.com/office/drawing/2016/5/12/chartex" xmlns:cx7="http://schemas.microsoft.com/office/drawing/2016/5/13/chartex" xmlns:cx8="http://schemas.microsoft.com/office/drawing/2016/5/14/chartex" xmlns:mc="http://schemas.openxmlformats.org/markup-compatibility/2006" xmlns:aink="http://schemas.microsoft.com/office/drawing/2016/ink" xmlns:am3d="http://schemas.microsoft.com/office/drawing/2017/model3d" xmlns:o="urn:schemas-microsoft-com:office:office" xmlns:oel="http://schemas.microsoft.com/office/2019/extlst" xmlns:r="http://schemas.openxmlformats.org/officeDocument/2006/relationships" xmlns:m="http://schemas.openxmlformats.org/officeDocument/2006/math" xmlns:v="urn:schemas-microsoft-com:vml" xmlns:wp14="http://schemas.microsoft.com/office/word/2010/wordprocessingDrawing" xmlns:wp="http://schemas.openxmlformats.org/drawingml/2006/wordprocessingDrawing" xmlns:w10="urn:schemas-microsoft-com:office:word" xmlns:w="http://schemas.openxmlformats.org/wordprocessingml/2006/main" xmlns:w14="http://schemas.microsoft.com/office/word/2010/wordml" xmlns:w15="http://schemas.microsoft.com/office/word/2012/wordml" xmlns:w16cex="http://schemas.microsoft.com/office/word/2018/wordml/cex" xmlns:w16cid="http://schemas.microsoft.com/office/word/2016/wordml/cid" xmlns:w16="http://schemas.microsoft.com/office/word/2018/wordml" xmlns:w16du="http://schemas.microsoft.com/office/word/2023/wordml/word16du" xmlns:w16sdtdh="http://schemas.microsoft.com/office/word/2020/wordml/sdtdatahash" xmlns:w16sdtfl="http://schemas.microsoft.com/office/word/2024/wordml/sdtformatlock" xmlns:w16se="http://schemas.microsoft.com/office/word/2015/wordml/symex" xmlns:wpg="http://schemas.microsoft.com/office/word/2010/wordprocessingGroup" xmlns:wpi="http://schemas.microsoft.com/office/word/2010/wordprocessingInk" xmlns:wne="http://schemas.microsoft.com/office/word/2006/wordml" xmlns:wps="http://schemas.microsoft.com/office/word/2010/wordprocessingShape" mc:Ignorable="w14 w15 w16se w16cid w16 w16cex w16sdtdh w16sdtfl w16du wp14">
   <w:endnote w:type="separator" w:id="-1">
     <w:p>
       <w:pPr>
@@ -21942,7 +25111,7 @@
 </file>
 
 <file path=word/footer1.xml><?xml version="1.0" encoding="utf-8"?>
-<w:ftr xmlns:wpc="http://schemas.microsoft.com/office/word/2010/wordprocessingCanvas" xmlns:cx="http://schemas.microsoft.com/office/drawing/2014/chartex" xmlns:cx1="http://schemas.microsoft.com/office/drawing/2015/9/8/chartex" xmlns:cx2="http://schemas.microsoft.com/office/drawing/2015/10/21/chartex" xmlns:cx3="http://schemas.microsoft.com/office/drawing/2016/5/9/chartex" xmlns:cx4="http://schemas.microsoft.com/office/drawing/2016/5/10/chartex" xmlns:cx5="http://schemas.microsoft.com/office/drawing/2016/5/11/chartex" xmlns:cx6="http://schemas.microsoft.com/office/drawing/2016/5/12/chartex" xmlns:cx7="http://schemas.microsoft.com/office/drawing/2016/5/13/chartex" xmlns:cx8="http://schemas.microsoft.com/office/drawing/2016/5/14/chartex" xmlns:mc="http://schemas.openxmlformats.org/markup-compatibility/2006" xmlns:aink="http://schemas.microsoft.com/office/drawing/2016/ink" xmlns:am3d="http://schemas.microsoft.com/office/drawing/2017/model3d" xmlns:o="urn:schemas-microsoft-com:office:office" xmlns:oel="http://schemas.microsoft.com/office/2019/extlst" xmlns:r="http://schemas.openxmlformats.org/officeDocument/2006/relationships" xmlns:m="http://schemas.openxmlformats.org/officeDocument/2006/math" xmlns:v="urn:schemas-microsoft-com:vml" xmlns:wp14="http://schemas.microsoft.com/office/word/2010/wordprocessingDrawing" xmlns:wp="http://schemas.openxmlformats.org/drawingml/2006/wordprocessingDrawing" xmlns:w10="urn:schemas-microsoft-com:office:word" xmlns:w="http://schemas.openxmlformats.org/wordprocessingml/2006/main" xmlns:w14="http://schemas.microsoft.com/office/word/2010/wordml" xmlns:w15="http://schemas.microsoft.com/office/word/2012/wordml" xmlns:w16cex="http://schemas.microsoft.com/office/word/2018/wordml/cex" xmlns:w16cid="http://schemas.microsoft.com/office/word/2016/wordml/cid" xmlns:w16="http://schemas.microsoft.com/office/word/2018/wordml" xmlns:w16du="http://schemas.microsoft.com/office/word/2023/wordml/word16du" xmlns:w16sdtdh="http://schemas.microsoft.com/office/word/2020/wordml/sdtdatahash" xmlns:w16se="http://schemas.microsoft.com/office/word/2015/wordml/symex" xmlns:wpg="http://schemas.microsoft.com/office/word/2010/wordprocessingGroup" xmlns:wpi="http://schemas.microsoft.com/office/word/2010/wordprocessingInk" xmlns:wne="http://schemas.microsoft.com/office/word/2006/wordml" xmlns:wps="http://schemas.microsoft.com/office/word/2010/wordprocessingShape" mc:Ignorable="w14 w15 w16se w16cid w16 w16cex w16sdtdh w16du wp14">
+<w:ftr xmlns:wpc="http://schemas.microsoft.com/office/word/2010/wordprocessingCanvas" xmlns:cx="http://schemas.microsoft.com/office/drawing/2014/chartex" xmlns:cx1="http://schemas.microsoft.com/office/drawing/2015/9/8/chartex" xmlns:cx2="http://schemas.microsoft.com/office/drawing/2015/10/21/chartex" xmlns:cx3="http://schemas.microsoft.com/office/drawing/2016/5/9/chartex" xmlns:cx4="http://schemas.microsoft.com/office/drawing/2016/5/10/chartex" xmlns:cx5="http://schemas.microsoft.com/office/drawing/2016/5/11/chartex" xmlns:cx6="http://schemas.microsoft.com/office/drawing/2016/5/12/chartex" xmlns:cx7="http://schemas.microsoft.com/office/drawing/2016/5/13/chartex" xmlns:cx8="http://schemas.microsoft.com/office/drawing/2016/5/14/chartex" xmlns:mc="http://schemas.openxmlformats.org/markup-compatibility/2006" xmlns:aink="http://schemas.microsoft.com/office/drawing/2016/ink" xmlns:am3d="http://schemas.microsoft.com/office/drawing/2017/model3d" xmlns:o="urn:schemas-microsoft-com:office:office" xmlns:oel="http://schemas.microsoft.com/office/2019/extlst" xmlns:r="http://schemas.openxmlformats.org/officeDocument/2006/relationships" xmlns:m="http://schemas.openxmlformats.org/officeDocument/2006/math" xmlns:v="urn:schemas-microsoft-com:vml" xmlns:wp14="http://schemas.microsoft.com/office/word/2010/wordprocessingDrawing" xmlns:wp="http://schemas.openxmlformats.org/drawingml/2006/wordprocessingDrawing" xmlns:w10="urn:schemas-microsoft-com:office:word" xmlns:w="http://schemas.openxmlformats.org/wordprocessingml/2006/main" xmlns:w14="http://schemas.microsoft.com/office/word/2010/wordml" xmlns:w15="http://schemas.microsoft.com/office/word/2012/wordml" xmlns:w16cex="http://schemas.microsoft.com/office/word/2018/wordml/cex" xmlns:w16cid="http://schemas.microsoft.com/office/word/2016/wordml/cid" xmlns:w16="http://schemas.microsoft.com/office/word/2018/wordml" xmlns:w16du="http://schemas.microsoft.com/office/word/2023/wordml/word16du" xmlns:w16sdtdh="http://schemas.microsoft.com/office/word/2020/wordml/sdtdatahash" xmlns:w16sdtfl="http://schemas.microsoft.com/office/word/2024/wordml/sdtformatlock" xmlns:w16se="http://schemas.microsoft.com/office/word/2015/wordml/symex" xmlns:wpg="http://schemas.microsoft.com/office/word/2010/wordprocessingGroup" xmlns:wpi="http://schemas.microsoft.com/office/word/2010/wordprocessingInk" xmlns:wne="http://schemas.microsoft.com/office/word/2006/wordml" xmlns:wps="http://schemas.microsoft.com/office/word/2010/wordprocessingShape" mc:Ignorable="w14 w15 w16se w16cid w16 w16cex w16sdtdh w16sdtfl w16du wp14">
   <w:p>
     <w:pPr>
       <w:pBdr>
@@ -22124,7 +25293,7 @@
 </file>
 
 <file path=word/footer2.xml><?xml version="1.0" encoding="utf-8"?>
-<w:ftr xmlns:wpc="http://schemas.microsoft.com/office/word/2010/wordprocessingCanvas" xmlns:cx="http://schemas.microsoft.com/office/drawing/2014/chartex" xmlns:cx1="http://schemas.microsoft.com/office/drawing/2015/9/8/chartex" xmlns:cx2="http://schemas.microsoft.com/office/drawing/2015/10/21/chartex" xmlns:cx3="http://schemas.microsoft.com/office/drawing/2016/5/9/chartex" xmlns:cx4="http://schemas.microsoft.com/office/drawing/2016/5/10/chartex" xmlns:cx5="http://schemas.microsoft.com/office/drawing/2016/5/11/chartex" xmlns:cx6="http://schemas.microsoft.com/office/drawing/2016/5/12/chartex" xmlns:cx7="http://schemas.microsoft.com/office/drawing/2016/5/13/chartex" xmlns:cx8="http://schemas.microsoft.com/office/drawing/2016/5/14/chartex" xmlns:mc="http://schemas.openxmlformats.org/markup-compatibility/2006" xmlns:aink="http://schemas.microsoft.com/office/drawing/2016/ink" xmlns:am3d="http://schemas.microsoft.com/office/drawing/2017/model3d" xmlns:o="urn:schemas-microsoft-com:office:office" xmlns:oel="http://schemas.microsoft.com/office/2019/extlst" xmlns:r="http://schemas.openxmlformats.org/officeDocument/2006/relationships" xmlns:m="http://schemas.openxmlformats.org/officeDocument/2006/math" xmlns:v="urn:schemas-microsoft-com:vml" xmlns:wp14="http://schemas.microsoft.com/office/word/2010/wordprocessingDrawing" xmlns:wp="http://schemas.openxmlformats.org/drawingml/2006/wordprocessingDrawing" xmlns:w10="urn:schemas-microsoft-com:office:word" xmlns:w="http://schemas.openxmlformats.org/wordprocessingml/2006/main" xmlns:w14="http://schemas.microsoft.com/office/word/2010/wordml" xmlns:w15="http://schemas.microsoft.com/office/word/2012/wordml" xmlns:w16cex="http://schemas.microsoft.com/office/word/2018/wordml/cex" xmlns:w16cid="http://schemas.microsoft.com/office/word/2016/wordml/cid" xmlns:w16="http://schemas.microsoft.com/office/word/2018/wordml" xmlns:w16du="http://schemas.microsoft.com/office/word/2023/wordml/word16du" xmlns:w16sdtdh="http://schemas.microsoft.com/office/word/2020/wordml/sdtdatahash" xmlns:w16se="http://schemas.microsoft.com/office/word/2015/wordml/symex" xmlns:wpg="http://schemas.microsoft.com/office/word/2010/wordprocessingGroup" xmlns:wpi="http://schemas.microsoft.com/office/word/2010/wordprocessingInk" xmlns:wne="http://schemas.microsoft.com/office/word/2006/wordml" xmlns:wps="http://schemas.microsoft.com/office/word/2010/wordprocessingShape" mc:Ignorable="w14 w15 w16se w16cid w16 w16cex w16sdtdh w16du wp14">
+<w:ftr xmlns:wpc="http://schemas.microsoft.com/office/word/2010/wordprocessingCanvas" xmlns:cx="http://schemas.microsoft.com/office/drawing/2014/chartex" xmlns:cx1="http://schemas.microsoft.com/office/drawing/2015/9/8/chartex" xmlns:cx2="http://schemas.microsoft.com/office/drawing/2015/10/21/chartex" xmlns:cx3="http://schemas.microsoft.com/office/drawing/2016/5/9/chartex" xmlns:cx4="http://schemas.microsoft.com/office/drawing/2016/5/10/chartex" xmlns:cx5="http://schemas.microsoft.com/office/drawing/2016/5/11/chartex" xmlns:cx6="http://schemas.microsoft.com/office/drawing/2016/5/12/chartex" xmlns:cx7="http://schemas.microsoft.com/office/drawing/2016/5/13/chartex" xmlns:cx8="http://schemas.microsoft.com/office/drawing/2016/5/14/chartex" xmlns:mc="http://schemas.openxmlformats.org/markup-compatibility/2006" xmlns:aink="http://schemas.microsoft.com/office/drawing/2016/ink" xmlns:am3d="http://schemas.microsoft.com/office/drawing/2017/model3d" xmlns:o="urn:schemas-microsoft-com:office:office" xmlns:oel="http://schemas.microsoft.com/office/2019/extlst" xmlns:r="http://schemas.openxmlformats.org/officeDocument/2006/relationships" xmlns:m="http://schemas.openxmlformats.org/officeDocument/2006/math" xmlns:v="urn:schemas-microsoft-com:vml" xmlns:wp14="http://schemas.microsoft.com/office/word/2010/wordprocessingDrawing" xmlns:wp="http://schemas.openxmlformats.org/drawingml/2006/wordprocessingDrawing" xmlns:w10="urn:schemas-microsoft-com:office:word" xmlns:w="http://schemas.openxmlformats.org/wordprocessingml/2006/main" xmlns:w14="http://schemas.microsoft.com/office/word/2010/wordml" xmlns:w15="http://schemas.microsoft.com/office/word/2012/wordml" xmlns:w16cex="http://schemas.microsoft.com/office/word/2018/wordml/cex" xmlns:w16cid="http://schemas.microsoft.com/office/word/2016/wordml/cid" xmlns:w16="http://schemas.microsoft.com/office/word/2018/wordml" xmlns:w16du="http://schemas.microsoft.com/office/word/2023/wordml/word16du" xmlns:w16sdtdh="http://schemas.microsoft.com/office/word/2020/wordml/sdtdatahash" xmlns:w16sdtfl="http://schemas.microsoft.com/office/word/2024/wordml/sdtformatlock" xmlns:w16se="http://schemas.microsoft.com/office/word/2015/wordml/symex" xmlns:wpg="http://schemas.microsoft.com/office/word/2010/wordprocessingGroup" xmlns:wpi="http://schemas.microsoft.com/office/word/2010/wordprocessingInk" xmlns:wne="http://schemas.microsoft.com/office/word/2006/wordml" xmlns:wps="http://schemas.microsoft.com/office/word/2010/wordprocessingShape" mc:Ignorable="w14 w15 w16se w16cid w16 w16cex w16sdtdh w16sdtfl w16du wp14">
   <w:p>
     <w:pPr>
       <w:pBdr>
@@ -22344,7 +25513,7 @@
 </file>
 
 <file path=word/footnotes.xml><?xml version="1.0" encoding="utf-8"?>
-<w:footnotes xmlns:wpc="http://schemas.microsoft.com/office/word/2010/wordprocessingCanvas" xmlns:cx="http://schemas.microsoft.com/office/drawing/2014/chartex" xmlns:cx1="http://schemas.microsoft.com/office/drawing/2015/9/8/chartex" xmlns:cx2="http://schemas.microsoft.com/office/drawing/2015/10/21/chartex" xmlns:cx3="http://schemas.microsoft.com/office/drawing/2016/5/9/chartex" xmlns:cx4="http://schemas.microsoft.com/office/drawing/2016/5/10/chartex" xmlns:cx5="http://schemas.microsoft.com/office/drawing/2016/5/11/chartex" xmlns:cx6="http://schemas.microsoft.com/office/drawing/2016/5/12/chartex" xmlns:cx7="http://schemas.microsoft.com/office/drawing/2016/5/13/chartex" xmlns:cx8="http://schemas.microsoft.com/office/drawing/2016/5/14/chartex" xmlns:mc="http://schemas.openxmlformats.org/markup-compatibility/2006" xmlns:aink="http://schemas.microsoft.com/office/drawing/2016/ink" xmlns:am3d="http://schemas.microsoft.com/office/drawing/2017/model3d" xmlns:o="urn:schemas-microsoft-com:office:office" xmlns:oel="http://schemas.microsoft.com/office/2019/extlst" xmlns:r="http://schemas.openxmlformats.org/officeDocument/2006/relationships" xmlns:m="http://schemas.openxmlformats.org/officeDocument/2006/math" xmlns:v="urn:schemas-microsoft-com:vml" xmlns:wp14="http://schemas.microsoft.com/office/word/2010/wordprocessingDrawing" xmlns:wp="http://schemas.openxmlformats.org/drawingml/2006/wordprocessingDrawing" xmlns:w10="urn:schemas-microsoft-com:office:word" xmlns:w="http://schemas.openxmlformats.org/wordprocessingml/2006/main" xmlns:w14="http://schemas.microsoft.com/office/word/2010/wordml" xmlns:w15="http://schemas.microsoft.com/office/word/2012/wordml" xmlns:w16cex="http://schemas.microsoft.com/office/word/2018/wordml/cex" xmlns:w16cid="http://schemas.microsoft.com/office/word/2016/wordml/cid" xmlns:w16="http://schemas.microsoft.com/office/word/2018/wordml" xmlns:w16du="http://schemas.microsoft.com/office/word/2023/wordml/word16du" xmlns:w16sdtdh="http://schemas.microsoft.com/office/word/2020/wordml/sdtdatahash" xmlns:w16se="http://schemas.microsoft.com/office/word/2015/wordml/symex" xmlns:wpg="http://schemas.microsoft.com/office/word/2010/wordprocessingGroup" xmlns:wpi="http://schemas.microsoft.com/office/word/2010/wordprocessingInk" xmlns:wne="http://schemas.microsoft.com/office/word/2006/wordml" xmlns:wps="http://schemas.microsoft.com/office/word/2010/wordprocessingShape" mc:Ignorable="w14 w15 w16se w16cid w16 w16cex w16sdtdh w16du wp14">
+<w:footnotes xmlns:wpc="http://schemas.microsoft.com/office/word/2010/wordprocessingCanvas" xmlns:cx="http://schemas.microsoft.com/office/drawing/2014/chartex" xmlns:cx1="http://schemas.microsoft.com/office/drawing/2015/9/8/chartex" xmlns:cx2="http://schemas.microsoft.com/office/drawing/2015/10/21/chartex" xmlns:cx3="http://schemas.microsoft.com/office/drawing/2016/5/9/chartex" xmlns:cx4="http://schemas.microsoft.com/office/drawing/2016/5/10/chartex" xmlns:cx5="http://schemas.microsoft.com/office/drawing/2016/5/11/chartex" xmlns:cx6="http://schemas.microsoft.com/office/drawing/2016/5/12/chartex" xmlns:cx7="http://schemas.microsoft.com/office/drawing/2016/5/13/chartex" xmlns:cx8="http://schemas.microsoft.com/office/drawing/2016/5/14/chartex" xmlns:mc="http://schemas.openxmlformats.org/markup-compatibility/2006" xmlns:aink="http://schemas.microsoft.com/office/drawing/2016/ink" xmlns:am3d="http://schemas.microsoft.com/office/drawing/2017/model3d" xmlns:o="urn:schemas-microsoft-com:office:office" xmlns:oel="http://schemas.microsoft.com/office/2019/extlst" xmlns:r="http://schemas.openxmlformats.org/officeDocument/2006/relationships" xmlns:m="http://schemas.openxmlformats.org/officeDocument/2006/math" xmlns:v="urn:schemas-microsoft-com:vml" xmlns:wp14="http://schemas.microsoft.com/office/word/2010/wordprocessingDrawing" xmlns:wp="http://schemas.openxmlformats.org/drawingml/2006/wordprocessingDrawing" xmlns:w10="urn:schemas-microsoft-com:office:word" xmlns:w="http://schemas.openxmlformats.org/wordprocessingml/2006/main" xmlns:w14="http://schemas.microsoft.com/office/word/2010/wordml" xmlns:w15="http://schemas.microsoft.com/office/word/2012/wordml" xmlns:w16cex="http://schemas.microsoft.com/office/word/2018/wordml/cex" xmlns:w16cid="http://schemas.microsoft.com/office/word/2016/wordml/cid" xmlns:w16="http://schemas.microsoft.com/office/word/2018/wordml" xmlns:w16du="http://schemas.microsoft.com/office/word/2023/wordml/word16du" xmlns:w16sdtdh="http://schemas.microsoft.com/office/word/2020/wordml/sdtdatahash" xmlns:w16sdtfl="http://schemas.microsoft.com/office/word/2024/wordml/sdtformatlock" xmlns:w16se="http://schemas.microsoft.com/office/word/2015/wordml/symex" xmlns:wpg="http://schemas.microsoft.com/office/word/2010/wordprocessingGroup" xmlns:wpi="http://schemas.microsoft.com/office/word/2010/wordprocessingInk" xmlns:wne="http://schemas.microsoft.com/office/word/2006/wordml" xmlns:wps="http://schemas.microsoft.com/office/word/2010/wordprocessingShape" mc:Ignorable="w14 w15 w16se w16cid w16 w16cex w16sdtdh w16sdtfl w16du wp14">
   <w:footnote w:type="separator" w:id="-1">
     <w:p>
       <w:pPr>
@@ -22369,7 +25538,7 @@
 </file>
 
 <file path=word/header1.xml><?xml version="1.0" encoding="utf-8"?>
-<w:hdr xmlns:wpc="http://schemas.microsoft.com/office/word/2010/wordprocessingCanvas" xmlns:cx="http://schemas.microsoft.com/office/drawing/2014/chartex" xmlns:cx1="http://schemas.microsoft.com/office/drawing/2015/9/8/chartex" xmlns:cx2="http://schemas.microsoft.com/office/drawing/2015/10/21/chartex" xmlns:cx3="http://schemas.microsoft.com/office/drawing/2016/5/9/chartex" xmlns:cx4="http://schemas.microsoft.com/office/drawing/2016/5/10/chartex" xmlns:cx5="http://schemas.microsoft.com/office/drawing/2016/5/11/chartex" xmlns:cx6="http://schemas.microsoft.com/office/drawing/2016/5/12/chartex" xmlns:cx7="http://schemas.microsoft.com/office/drawing/2016/5/13/chartex" xmlns:cx8="http://schemas.microsoft.com/office/drawing/2016/5/14/chartex" xmlns:mc="http://schemas.openxmlformats.org/markup-compatibility/2006" xmlns:aink="http://schemas.microsoft.com/office/drawing/2016/ink" xmlns:am3d="http://schemas.microsoft.com/office/drawing/2017/model3d" xmlns:o="urn:schemas-microsoft-com:office:office" xmlns:oel="http://schemas.microsoft.com/office/2019/extlst" xmlns:r="http://schemas.openxmlformats.org/officeDocument/2006/relationships" xmlns:m="http://schemas.openxmlformats.org/officeDocument/2006/math" xmlns:v="urn:schemas-microsoft-com:vml" xmlns:wp14="http://schemas.microsoft.com/office/word/2010/wordprocessingDrawing" xmlns:wp="http://schemas.openxmlformats.org/drawingml/2006/wordprocessingDrawing" xmlns:w10="urn:schemas-microsoft-com:office:word" xmlns:w="http://schemas.openxmlformats.org/wordprocessingml/2006/main" xmlns:w14="http://schemas.microsoft.com/office/word/2010/wordml" xmlns:w15="http://schemas.microsoft.com/office/word/2012/wordml" xmlns:w16cex="http://schemas.microsoft.com/office/word/2018/wordml/cex" xmlns:w16cid="http://schemas.microsoft.com/office/word/2016/wordml/cid" xmlns:w16="http://schemas.microsoft.com/office/word/2018/wordml" xmlns:w16du="http://schemas.microsoft.com/office/word/2023/wordml/word16du" xmlns:w16sdtdh="http://schemas.microsoft.com/office/word/2020/wordml/sdtdatahash" xmlns:w16se="http://schemas.microsoft.com/office/word/2015/wordml/symex" xmlns:wpg="http://schemas.microsoft.com/office/word/2010/wordprocessingGroup" xmlns:wpi="http://schemas.microsoft.com/office/word/2010/wordprocessingInk" xmlns:wne="http://schemas.microsoft.com/office/word/2006/wordml" xmlns:wps="http://schemas.microsoft.com/office/word/2010/wordprocessingShape" mc:Ignorable="w14 w15 w16se w16cid w16 w16cex w16sdtdh w16du wp14">
+<w:hdr xmlns:wpc="http://schemas.microsoft.com/office/word/2010/wordprocessingCanvas" xmlns:cx="http://schemas.microsoft.com/office/drawing/2014/chartex" xmlns:cx1="http://schemas.microsoft.com/office/drawing/2015/9/8/chartex" xmlns:cx2="http://schemas.microsoft.com/office/drawing/2015/10/21/chartex" xmlns:cx3="http://schemas.microsoft.com/office/drawing/2016/5/9/chartex" xmlns:cx4="http://schemas.microsoft.com/office/drawing/2016/5/10/chartex" xmlns:cx5="http://schemas.microsoft.com/office/drawing/2016/5/11/chartex" xmlns:cx6="http://schemas.microsoft.com/office/drawing/2016/5/12/chartex" xmlns:cx7="http://schemas.microsoft.com/office/drawing/2016/5/13/chartex" xmlns:cx8="http://schemas.microsoft.com/office/drawing/2016/5/14/chartex" xmlns:mc="http://schemas.openxmlformats.org/markup-compatibility/2006" xmlns:aink="http://schemas.microsoft.com/office/drawing/2016/ink" xmlns:am3d="http://schemas.microsoft.com/office/drawing/2017/model3d" xmlns:o="urn:schemas-microsoft-com:office:office" xmlns:oel="http://schemas.microsoft.com/office/2019/extlst" xmlns:r="http://schemas.openxmlformats.org/officeDocument/2006/relationships" xmlns:m="http://schemas.openxmlformats.org/officeDocument/2006/math" xmlns:v="urn:schemas-microsoft-com:vml" xmlns:wp14="http://schemas.microsoft.com/office/word/2010/wordprocessingDrawing" xmlns:wp="http://schemas.openxmlformats.org/drawingml/2006/wordprocessingDrawing" xmlns:w10="urn:schemas-microsoft-com:office:word" xmlns:w="http://schemas.openxmlformats.org/wordprocessingml/2006/main" xmlns:w14="http://schemas.microsoft.com/office/word/2010/wordml" xmlns:w15="http://schemas.microsoft.com/office/word/2012/wordml" xmlns:w16cex="http://schemas.microsoft.com/office/word/2018/wordml/cex" xmlns:w16cid="http://schemas.microsoft.com/office/word/2016/wordml/cid" xmlns:w16="http://schemas.microsoft.com/office/word/2018/wordml" xmlns:w16du="http://schemas.microsoft.com/office/word/2023/wordml/word16du" xmlns:w16sdtdh="http://schemas.microsoft.com/office/word/2020/wordml/sdtdatahash" xmlns:w16sdtfl="http://schemas.microsoft.com/office/word/2024/wordml/sdtformatlock" xmlns:w16se="http://schemas.microsoft.com/office/word/2015/wordml/symex" xmlns:wpg="http://schemas.microsoft.com/office/word/2010/wordprocessingGroup" xmlns:wpi="http://schemas.microsoft.com/office/word/2010/wordprocessingInk" xmlns:wne="http://schemas.microsoft.com/office/word/2006/wordml" xmlns:wps="http://schemas.microsoft.com/office/word/2010/wordprocessingShape" mc:Ignorable="w14 w15 w16se w16cid w16 w16cex w16sdtdh w16sdtfl w16du wp14">
   <w:p>
     <w:pPr>
       <w:pStyle w:val="Header"/>
@@ -22390,7 +25559,7 @@
 </file>
 
 <file path=word/header2.xml><?xml version="1.0" encoding="utf-8"?>
-<w:hdr xmlns:wpc="http://schemas.microsoft.com/office/word/2010/wordprocessingCanvas" xmlns:cx="http://schemas.microsoft.com/office/drawing/2014/chartex" xmlns:cx1="http://schemas.microsoft.com/office/drawing/2015/9/8/chartex" xmlns:cx2="http://schemas.microsoft.com/office/drawing/2015/10/21/chartex" xmlns:cx3="http://schemas.microsoft.com/office/drawing/2016/5/9/chartex" xmlns:cx4="http://schemas.microsoft.com/office/drawing/2016/5/10/chartex" xmlns:cx5="http://schemas.microsoft.com/office/drawing/2016/5/11/chartex" xmlns:cx6="http://schemas.microsoft.com/office/drawing/2016/5/12/chartex" xmlns:cx7="http://schemas.microsoft.com/office/drawing/2016/5/13/chartex" xmlns:cx8="http://schemas.microsoft.com/office/drawing/2016/5/14/chartex" xmlns:mc="http://schemas.openxmlformats.org/markup-compatibility/2006" xmlns:aink="http://schemas.microsoft.com/office/drawing/2016/ink" xmlns:am3d="http://schemas.microsoft.com/office/drawing/2017/model3d" xmlns:o="urn:schemas-microsoft-com:office:office" xmlns:oel="http://schemas.microsoft.com/office/2019/extlst" xmlns:r="http://schemas.openxmlformats.org/officeDocument/2006/relationships" xmlns:m="http://schemas.openxmlformats.org/officeDocument/2006/math" xmlns:v="urn:schemas-microsoft-com:vml" xmlns:wp14="http://schemas.microsoft.com/office/word/2010/wordprocessingDrawing" xmlns:wp="http://schemas.openxmlformats.org/drawingml/2006/wordprocessingDrawing" xmlns:w10="urn:schemas-microsoft-com:office:word" xmlns:w="http://schemas.openxmlformats.org/wordprocessingml/2006/main" xmlns:w14="http://schemas.microsoft.com/office/word/2010/wordml" xmlns:w15="http://schemas.microsoft.com/office/word/2012/wordml" xmlns:w16cex="http://schemas.microsoft.com/office/word/2018/wordml/cex" xmlns:w16cid="http://schemas.microsoft.com/office/word/2016/wordml/cid" xmlns:w16="http://schemas.microsoft.com/office/word/2018/wordml" xmlns:w16du="http://schemas.microsoft.com/office/word/2023/wordml/word16du" xmlns:w16sdtdh="http://schemas.microsoft.com/office/word/2020/wordml/sdtdatahash" xmlns:w16se="http://schemas.microsoft.com/office/word/2015/wordml/symex" xmlns:wpg="http://schemas.microsoft.com/office/word/2010/wordprocessingGroup" xmlns:wpi="http://schemas.microsoft.com/office/word/2010/wordprocessingInk" xmlns:wne="http://schemas.microsoft.com/office/word/2006/wordml" xmlns:wps="http://schemas.microsoft.com/office/word/2010/wordprocessingShape" mc:Ignorable="w14 w15 w16se w16cid w16 w16cex w16sdtdh w16du wp14">
+<w:hdr xmlns:wpc="http://schemas.microsoft.com/office/word/2010/wordprocessingCanvas" xmlns:cx="http://schemas.microsoft.com/office/drawing/2014/chartex" xmlns:cx1="http://schemas.microsoft.com/office/drawing/2015/9/8/chartex" xmlns:cx2="http://schemas.microsoft.com/office/drawing/2015/10/21/chartex" xmlns:cx3="http://schemas.microsoft.com/office/drawing/2016/5/9/chartex" xmlns:cx4="http://schemas.microsoft.com/office/drawing/2016/5/10/chartex" xmlns:cx5="http://schemas.microsoft.com/office/drawing/2016/5/11/chartex" xmlns:cx6="http://schemas.microsoft.com/office/drawing/2016/5/12/chartex" xmlns:cx7="http://schemas.microsoft.com/office/drawing/2016/5/13/chartex" xmlns:cx8="http://schemas.microsoft.com/office/drawing/2016/5/14/chartex" xmlns:mc="http://schemas.openxmlformats.org/markup-compatibility/2006" xmlns:aink="http://schemas.microsoft.com/office/drawing/2016/ink" xmlns:am3d="http://schemas.microsoft.com/office/drawing/2017/model3d" xmlns:o="urn:schemas-microsoft-com:office:office" xmlns:oel="http://schemas.microsoft.com/office/2019/extlst" xmlns:r="http://schemas.openxmlformats.org/officeDocument/2006/relationships" xmlns:m="http://schemas.openxmlformats.org/officeDocument/2006/math" xmlns:v="urn:schemas-microsoft-com:vml" xmlns:wp14="http://schemas.microsoft.com/office/word/2010/wordprocessingDrawing" xmlns:wp="http://schemas.openxmlformats.org/drawingml/2006/wordprocessingDrawing" xmlns:w10="urn:schemas-microsoft-com:office:word" xmlns:w="http://schemas.openxmlformats.org/wordprocessingml/2006/main" xmlns:w14="http://schemas.microsoft.com/office/word/2010/wordml" xmlns:w15="http://schemas.microsoft.com/office/word/2012/wordml" xmlns:w16cex="http://schemas.microsoft.com/office/word/2018/wordml/cex" xmlns:w16cid="http://schemas.microsoft.com/office/word/2016/wordml/cid" xmlns:w16="http://schemas.microsoft.com/office/word/2018/wordml" xmlns:w16du="http://schemas.microsoft.com/office/word/2023/wordml/word16du" xmlns:w16sdtdh="http://schemas.microsoft.com/office/word/2020/wordml/sdtdatahash" xmlns:w16sdtfl="http://schemas.microsoft.com/office/word/2024/wordml/sdtformatlock" xmlns:w16se="http://schemas.microsoft.com/office/word/2015/wordml/symex" xmlns:wpg="http://schemas.microsoft.com/office/word/2010/wordprocessingGroup" xmlns:wpi="http://schemas.microsoft.com/office/word/2010/wordprocessingInk" xmlns:wne="http://schemas.microsoft.com/office/word/2006/wordml" xmlns:wps="http://schemas.microsoft.com/office/word/2010/wordprocessingShape" mc:Ignorable="w14 w15 w16se w16cid w16 w16cex w16sdtdh w16sdtfl w16du wp14">
   <w:p>
     <w:pPr>
       <w:pStyle w:val="Header"/>
@@ -22403,7 +25572,7 @@
 </file>
 
 <file path=word/styles.xml><?xml version="1.0" encoding="utf-8"?>
-<w:styles xmlns:mc="http://schemas.openxmlformats.org/markup-compatibility/2006" xmlns:r="http://schemas.openxmlformats.org/officeDocument/2006/relationships" xmlns:w="http://schemas.openxmlformats.org/wordprocessingml/2006/main" xmlns:w14="http://schemas.microsoft.com/office/word/2010/wordml" xmlns:w15="http://schemas.microsoft.com/office/word/2012/wordml" xmlns:w16cex="http://schemas.microsoft.com/office/word/2018/wordml/cex" xmlns:w16cid="http://schemas.microsoft.com/office/word/2016/wordml/cid" xmlns:w16="http://schemas.microsoft.com/office/word/2018/wordml" xmlns:w16du="http://schemas.microsoft.com/office/word/2023/wordml/word16du" xmlns:w16sdtdh="http://schemas.microsoft.com/office/word/2020/wordml/sdtdatahash" xmlns:w16se="http://schemas.microsoft.com/office/word/2015/wordml/symex" mc:Ignorable="w14 w15 w16se w16cid w16 w16cex w16sdtdh w16du">
+<w:styles xmlns:mc="http://schemas.openxmlformats.org/markup-compatibility/2006" xmlns:r="http://schemas.openxmlformats.org/officeDocument/2006/relationships" xmlns:w="http://schemas.openxmlformats.org/wordprocessingml/2006/main" xmlns:w14="http://schemas.microsoft.com/office/word/2010/wordml" xmlns:w15="http://schemas.microsoft.com/office/word/2012/wordml" xmlns:w16cex="http://schemas.microsoft.com/office/word/2018/wordml/cex" xmlns:w16cid="http://schemas.microsoft.com/office/word/2016/wordml/cid" xmlns:w16="http://schemas.microsoft.com/office/word/2018/wordml" xmlns:w16du="http://schemas.microsoft.com/office/word/2023/wordml/word16du" xmlns:w16sdtdh="http://schemas.microsoft.com/office/word/2020/wordml/sdtdatahash" xmlns:w16sdtfl="http://schemas.microsoft.com/office/word/2024/wordml/sdtformatlock" xmlns:w16se="http://schemas.microsoft.com/office/word/2015/wordml/symex" mc:Ignorable="w14 w15 w16se w16cid w16 w16cex w16sdtdh w16sdtfl w16du">
   <w:docDefaults>
     <w:rPrDefault>
       <w:rPr>

--- a/TS Jatai Ghanam Project/TS 4.6/TS 4.6 Jatai Tamil Corrections.docx
+++ b/TS Jatai Ghanam Project/TS 4.6/TS 4.6 Jatai Tamil Corrections.docx
@@ -239,227 +239,730 @@
           </w:tcPr>
           <w:p>
             <w:pPr>
-              <w:widowControl w:val="0"/>
               <w:autoSpaceDE w:val="0"/>
               <w:autoSpaceDN w:val="0"/>
               <w:adjustRightInd w:val="0"/>
-              <w:spacing w:before="0" w:line="240" w:lineRule="auto"/>
-              <w:rPr>
-                <w:rFonts w:ascii="BRH Devanagari Extra" w:hAnsi="BRH Devanagari Extra" w:cs="BRH Devanagari Extra"/>
-                <w:color w:val="000000"/>
-                <w:sz w:val="32"/>
-                <w:szCs w:val="32"/>
+              <w:rPr>
+                <w:rFonts w:ascii="Latha" w:hAnsi="Latha" w:cs="Latha"/>
+                <w:szCs w:val="24"/>
+                <w:lang w:bidi="ta-IN"/>
               </w:rPr>
             </w:pPr>
             <w:r>
               <w:rPr>
-                <w:rFonts w:ascii="BRH Devanagari Extra" w:hAnsi="BRH Devanagari Extra" w:cs="BRH Devanagari Extra"/>
-                <w:color w:val="000000"/>
-                <w:sz w:val="32"/>
-                <w:szCs w:val="32"/>
+                <w:rFonts w:ascii="Latha" w:hAnsi="Latha" w:cs="Latha"/>
+                <w:b/>
+                <w:bCs/>
+                <w:szCs w:val="24"/>
+                <w:lang w:bidi="ta-IN"/>
               </w:rPr>
               <w:t>(</w:t>
             </w:r>
             <w:proofErr w:type="gramStart"/>
             <w:r>
               <w:rPr>
-                <w:rFonts w:cs="BRH Devanagari Extra"/>
-                <w:color w:val="000000"/>
-                <w:szCs w:val="32"/>
-              </w:rPr>
-              <w:t>21</w:t>
-            </w:r>
-            <w:r>
-              <w:rPr>
-                <w:rFonts w:ascii="BRH Devanagari Extra" w:hAnsi="BRH Devanagari Extra" w:cs="BRH Devanagari Extra"/>
-                <w:color w:val="000000"/>
-                <w:sz w:val="32"/>
-                <w:szCs w:val="32"/>
+                <w:rFonts w:ascii="Latha" w:hAnsi="Latha" w:cs="Latha"/>
+                <w:b/>
+                <w:bCs/>
+                <w:szCs w:val="24"/>
+                <w:lang w:bidi="ta-IN"/>
+              </w:rPr>
+              <w:t>2</w:t>
+            </w:r>
+            <w:r>
+              <w:rPr>
+                <w:rFonts w:ascii="Latha" w:hAnsi="Latha" w:cs="Latha"/>
+                <w:b/>
+                <w:bCs/>
+                <w:szCs w:val="24"/>
+                <w:cs/>
+                <w:lang w:bidi="ta-IN"/>
+              </w:rPr>
+              <w:t>1</w:t>
+            </w:r>
+            <w:r>
+              <w:rPr>
+                <w:rFonts w:ascii="Latha" w:hAnsi="Latha" w:cs="Latha"/>
+                <w:b/>
+                <w:bCs/>
+                <w:szCs w:val="24"/>
+                <w:lang w:bidi="ta-IN"/>
+              </w:rPr>
+              <w:t>)[</w:t>
+            </w:r>
+            <w:proofErr w:type="gramEnd"/>
+            <w:r>
+              <w:rPr>
+                <w:rFonts w:ascii="Latha" w:hAnsi="Latha" w:cs="Latha"/>
+                <w:szCs w:val="24"/>
+                <w:cs/>
+                <w:lang w:bidi="ta-IN"/>
+              </w:rPr>
+              <w:t>ப</w:t>
+            </w:r>
+            <w:r>
+              <w:rPr>
+                <w:rFonts w:ascii="Latha" w:hAnsi="Latha" w:cs="Latha"/>
+                <w:b/>
+                <w:bCs/>
+                <w:szCs w:val="24"/>
+                <w:cs/>
+                <w:lang w:bidi="ta-IN"/>
+              </w:rPr>
+              <w:t>7</w:t>
+            </w:r>
+            <w:r>
+              <w:rPr>
+                <w:rFonts w:ascii="Latha" w:hAnsi="Latha" w:cs="Latha"/>
+                <w:b/>
+                <w:bCs/>
+                <w:szCs w:val="24"/>
+                <w:lang w:bidi="ta-IN"/>
+              </w:rPr>
+              <w:t>]</w:t>
+            </w:r>
+            <w:r>
+              <w:rPr>
+                <w:rFonts w:ascii="Latha" w:hAnsi="Latha" w:cs="Latha"/>
+                <w:szCs w:val="24"/>
+                <w:lang w:bidi="ta-IN"/>
+              </w:rPr>
+              <w:t xml:space="preserve"> </w:t>
+            </w:r>
+            <w:r>
+              <w:rPr>
+                <w:rFonts w:ascii="Latha" w:hAnsi="Latha" w:cs="Latha"/>
+                <w:b/>
+                <w:bCs/>
+                <w:szCs w:val="24"/>
+                <w:cs/>
+                <w:lang w:bidi="ta-IN"/>
+              </w:rPr>
+              <w:t>4.</w:t>
+            </w:r>
+            <w:r>
+              <w:rPr>
+                <w:rFonts w:ascii="Latha" w:hAnsi="Latha" w:cs="Latha"/>
+                <w:b/>
+                <w:bCs/>
+                <w:szCs w:val="24"/>
+                <w:cs/>
+                <w:lang w:bidi="ta-IN"/>
+              </w:rPr>
+              <w:t>6</w:t>
+            </w:r>
+            <w:r>
+              <w:rPr>
+                <w:rFonts w:ascii="Latha" w:hAnsi="Latha" w:cs="Latha"/>
+                <w:b/>
+                <w:bCs/>
+                <w:szCs w:val="24"/>
+                <w:lang w:bidi="ta-IN"/>
+              </w:rPr>
+              <w:t>.</w:t>
+            </w:r>
+            <w:r>
+              <w:rPr>
+                <w:rFonts w:ascii="Latha" w:hAnsi="Latha" w:cs="Latha"/>
+                <w:b/>
+                <w:bCs/>
+                <w:szCs w:val="24"/>
+                <w:cs/>
+                <w:lang w:bidi="ta-IN"/>
+              </w:rPr>
+              <w:t>2.2</w:t>
+            </w:r>
+            <w:r>
+              <w:rPr>
+                <w:rFonts w:ascii="Latha" w:hAnsi="Latha" w:cs="Latha"/>
+                <w:b/>
+                <w:bCs/>
+                <w:szCs w:val="24"/>
+                <w:lang w:bidi="ta-IN"/>
+              </w:rPr>
+              <w:t>(</w:t>
+            </w:r>
+            <w:r>
+              <w:rPr>
+                <w:rFonts w:ascii="Latha" w:hAnsi="Latha" w:cs="Latha"/>
+                <w:b/>
+                <w:bCs/>
+                <w:szCs w:val="24"/>
+                <w:cs/>
+                <w:lang w:bidi="ta-IN"/>
+              </w:rPr>
+              <w:t>19</w:t>
+            </w:r>
+            <w:r>
+              <w:rPr>
+                <w:rFonts w:ascii="Latha" w:hAnsi="Latha" w:cs="Latha"/>
+                <w:b/>
+                <w:bCs/>
+                <w:szCs w:val="24"/>
+                <w:lang w:bidi="ta-IN"/>
               </w:rPr>
               <w:t>)</w:t>
             </w:r>
-            <w:r>
-              <w:rPr>
-                <w:rFonts w:cs="BRH Devanagari Extra"/>
-                <w:color w:val="000000"/>
-                <w:szCs w:val="32"/>
+            <w:proofErr w:type="gramStart"/>
+            <w:r>
+              <w:rPr>
+                <w:rFonts w:ascii="Latha" w:hAnsi="Latha" w:cs="Latha"/>
+                <w:szCs w:val="24"/>
+                <w:lang w:bidi="ta-IN"/>
+              </w:rPr>
+              <w:t xml:space="preserve">-  </w:t>
+            </w:r>
+            <w:r>
+              <w:rPr>
+                <w:rFonts w:ascii="Latha" w:hAnsi="Latha" w:cs="Latha"/>
+                <w:szCs w:val="24"/>
+                <w:cs/>
+                <w:lang w:bidi="ta-IN"/>
+              </w:rPr>
+              <w:t>ஜ</w:t>
+            </w:r>
+            <w:proofErr w:type="gramEnd"/>
+            <w:r>
+              <w:rPr>
+                <w:rFonts w:ascii="BRH Tamil Tab Extra" w:hAnsi="BRH Tamil Tab Extra" w:cs="Latha"/>
+                <w:b/>
+                <w:bCs/>
+                <w:szCs w:val="28"/>
+                <w:lang w:bidi="ta-IN"/>
+              </w:rPr>
+              <w:t>…</w:t>
+            </w:r>
+            <w:r>
+              <w:rPr>
+                <w:rFonts w:ascii="Latha" w:hAnsi="Latha" w:cs="Latha"/>
+                <w:szCs w:val="24"/>
+                <w:cs/>
+                <w:lang w:bidi="ta-IN"/>
+              </w:rPr>
+              <w:t>ரி</w:t>
+            </w:r>
+            <w:r>
+              <w:rPr>
+                <w:rFonts w:ascii="BRH Tamil Tab Extra" w:hAnsi="BRH Tamil Tab Extra" w:cs="Latha"/>
+                <w:b/>
+                <w:bCs/>
+                <w:szCs w:val="28"/>
+                <w:lang w:bidi="ta-IN"/>
+              </w:rPr>
+              <w:t>…</w:t>
+            </w:r>
+            <w:r>
+              <w:rPr>
+                <w:rFonts w:ascii="Latha" w:hAnsi="Latha" w:cs="Latha"/>
+                <w:szCs w:val="24"/>
+                <w:cs/>
+                <w:lang w:bidi="ta-IN"/>
+              </w:rPr>
+              <w:t>தார</w:t>
+            </w:r>
+            <w:r>
+              <w:rPr>
+                <w:rFonts w:ascii="BRH Tamil Tab Extra" w:hAnsi="BRH Tamil Tab Extra" w:cs="Latha"/>
+                <w:b/>
+                <w:bCs/>
+                <w:szCs w:val="28"/>
+                <w:lang w:bidi="ta-IN"/>
+              </w:rPr>
+              <w:t>†</w:t>
+            </w:r>
+            <w:r>
+              <w:rPr>
+                <w:rFonts w:ascii="Latha" w:hAnsi="Latha" w:cs="Latha"/>
+                <w:b/>
+                <w:bCs/>
+                <w:szCs w:val="24"/>
+                <w:cs/>
+                <w:lang w:bidi="ta-IN"/>
+              </w:rPr>
+              <w:t>:</w:t>
+            </w:r>
+            <w:r>
+              <w:rPr>
+                <w:rFonts w:ascii="Latha" w:hAnsi="Latha" w:cs="Latha"/>
+                <w:szCs w:val="24"/>
+                <w:cs/>
+                <w:lang w:bidi="ta-IN"/>
+              </w:rPr>
+              <w:t xml:space="preserve"> </w:t>
+            </w:r>
+            <w:r>
+              <w:rPr>
+                <w:rFonts w:ascii="Latha" w:hAnsi="Latha" w:cs="Latha"/>
+                <w:szCs w:val="24"/>
+                <w:lang w:bidi="ta-IN"/>
+              </w:rPr>
+              <w:t xml:space="preserve">| </w:t>
+            </w:r>
+            <w:r>
+              <w:rPr>
+                <w:rFonts w:ascii="Latha" w:hAnsi="Latha" w:cs="Latha"/>
+                <w:szCs w:val="24"/>
+                <w:highlight w:val="yellow"/>
+                <w:cs/>
+                <w:lang w:bidi="ta-IN"/>
+              </w:rPr>
+              <w:t>ந</w:t>
+            </w:r>
+            <w:r>
+              <w:rPr>
+                <w:rFonts w:ascii="BRH Tamil Tab Extra" w:hAnsi="BRH Tamil Tab Extra" w:cs="Latha"/>
+                <w:b/>
+                <w:bCs/>
+                <w:szCs w:val="28"/>
+                <w:highlight w:val="yellow"/>
+                <w:lang w:bidi="ta-IN"/>
+              </w:rPr>
+              <w:t>…</w:t>
+            </w:r>
+            <w:r>
+              <w:rPr>
+                <w:rFonts w:ascii="Latha" w:hAnsi="Latha" w:cs="Latha"/>
+                <w:szCs w:val="24"/>
+                <w:lang w:bidi="ta-IN"/>
+              </w:rPr>
+              <w:t xml:space="preserve"> |</w:t>
+            </w:r>
+          </w:p>
+          <w:p>
+            <w:pPr>
+              <w:autoSpaceDE w:val="0"/>
+              <w:autoSpaceDN w:val="0"/>
+              <w:adjustRightInd w:val="0"/>
+              <w:rPr>
+                <w:rFonts w:ascii="Latha" w:hAnsi="Latha" w:cs="Latha"/>
+                <w:szCs w:val="24"/>
+                <w:lang w:bidi="ta-IN"/>
+              </w:rPr>
+            </w:pPr>
+            <w:r>
+              <w:rPr>
+                <w:rFonts w:ascii="Latha" w:hAnsi="Latha" w:cs="Latha"/>
+                <w:szCs w:val="24"/>
+                <w:cs/>
+                <w:lang w:bidi="ta-IN"/>
+              </w:rPr>
+              <w:t>ஜ</w:t>
+            </w:r>
+            <w:r>
+              <w:rPr>
+                <w:rFonts w:ascii="BRH Tamil Tab Extra" w:hAnsi="BRH Tamil Tab Extra" w:cs="Latha"/>
+                <w:b/>
+                <w:bCs/>
+                <w:szCs w:val="28"/>
+                <w:lang w:bidi="ta-IN"/>
+              </w:rPr>
+              <w:t>…</w:t>
+            </w:r>
+            <w:r>
+              <w:rPr>
+                <w:rFonts w:ascii="Latha" w:hAnsi="Latha" w:cs="Latha"/>
+                <w:szCs w:val="24"/>
+                <w:cs/>
+                <w:lang w:bidi="ta-IN"/>
+              </w:rPr>
+              <w:t>ரி</w:t>
+            </w:r>
+            <w:r>
+              <w:rPr>
+                <w:rFonts w:ascii="BRH Tamil Tab Extra" w:hAnsi="BRH Tamil Tab Extra" w:cs="Latha"/>
+                <w:b/>
+                <w:bCs/>
+                <w:szCs w:val="28"/>
+                <w:lang w:bidi="ta-IN"/>
+              </w:rPr>
+              <w:t>…</w:t>
+            </w:r>
+            <w:r>
+              <w:rPr>
+                <w:rFonts w:ascii="Latha" w:hAnsi="Latha" w:cs="Latha"/>
+                <w:szCs w:val="24"/>
+                <w:cs/>
+                <w:lang w:bidi="ta-IN"/>
+              </w:rPr>
+              <w:t>தா</w:t>
+            </w:r>
+            <w:r>
+              <w:rPr>
+                <w:rFonts w:ascii="Latha" w:hAnsi="Latha" w:cs="Latha"/>
+                <w:szCs w:val="24"/>
+                <w:highlight w:val="yellow"/>
+                <w:cs/>
+                <w:lang w:bidi="ta-IN"/>
+              </w:rPr>
+              <w:t>ரோ</w:t>
+            </w:r>
+            <w:r>
+              <w:rPr>
+                <w:rFonts w:ascii="BRH Tamil Tab Extra" w:hAnsi="BRH Tamil Tab Extra" w:cs="Latha"/>
+                <w:b/>
+                <w:bCs/>
+                <w:szCs w:val="28"/>
+                <w:lang w:bidi="ta-IN"/>
+              </w:rPr>
+              <w:t>†</w:t>
+            </w:r>
+            <w:r>
+              <w:rPr>
+                <w:rFonts w:ascii="Latha" w:hAnsi="Latha" w:cs="Latha"/>
+                <w:szCs w:val="24"/>
+                <w:lang w:bidi="ta-IN"/>
+              </w:rPr>
+              <w:t xml:space="preserve"> </w:t>
+            </w:r>
+            <w:r>
+              <w:rPr>
+                <w:rFonts w:ascii="Latha" w:hAnsi="Latha" w:cs="Latha"/>
+                <w:szCs w:val="24"/>
+                <w:cs/>
+                <w:lang w:bidi="ta-IN"/>
+              </w:rPr>
+              <w:t>ந ந ஜரி</w:t>
+            </w:r>
+            <w:r>
+              <w:rPr>
+                <w:rFonts w:ascii="BRH Tamil Tab Extra" w:hAnsi="BRH Tamil Tab Extra" w:cs="Latha"/>
+                <w:b/>
+                <w:bCs/>
+                <w:szCs w:val="28"/>
+                <w:lang w:bidi="ta-IN"/>
+              </w:rPr>
+              <w:t>…</w:t>
+            </w:r>
+            <w:r>
+              <w:rPr>
+                <w:rFonts w:ascii="Latha" w:hAnsi="Latha" w:cs="Latha"/>
+                <w:szCs w:val="24"/>
+                <w:cs/>
+                <w:lang w:bidi="ta-IN"/>
+              </w:rPr>
+              <w:t>தாரோ</w:t>
+            </w:r>
+            <w:r>
+              <w:rPr>
+                <w:rFonts w:ascii="BRH Tamil Tab Extra" w:hAnsi="BRH Tamil Tab Extra" w:cs="Latha"/>
+                <w:b/>
+                <w:bCs/>
+                <w:szCs w:val="28"/>
+                <w:lang w:bidi="ta-IN"/>
+              </w:rPr>
+              <w:t>†</w:t>
+            </w:r>
+            <w:r>
+              <w:rPr>
+                <w:rFonts w:ascii="Latha" w:hAnsi="Latha" w:cs="Latha"/>
+                <w:szCs w:val="24"/>
+                <w:lang w:bidi="ta-IN"/>
+              </w:rPr>
+              <w:t xml:space="preserve"> </w:t>
+            </w:r>
+            <w:r>
+              <w:rPr>
+                <w:rFonts w:ascii="Latha" w:hAnsi="Latha" w:cs="Latha"/>
+                <w:szCs w:val="24"/>
+                <w:cs/>
+                <w:lang w:bidi="ta-IN"/>
+              </w:rPr>
+              <w:t>ஜரி</w:t>
+            </w:r>
+            <w:r>
+              <w:rPr>
+                <w:rFonts w:ascii="BRH Tamil Tab Extra" w:hAnsi="BRH Tamil Tab Extra" w:cs="Latha"/>
+                <w:b/>
+                <w:bCs/>
+                <w:szCs w:val="28"/>
+                <w:lang w:bidi="ta-IN"/>
+              </w:rPr>
+              <w:t>…</w:t>
+            </w:r>
+            <w:r>
+              <w:rPr>
+                <w:rFonts w:ascii="Latha" w:hAnsi="Latha" w:cs="Latha"/>
+                <w:szCs w:val="24"/>
+                <w:cs/>
+                <w:lang w:bidi="ta-IN"/>
+              </w:rPr>
+              <w:t>தா</w:t>
+            </w:r>
+            <w:r>
+              <w:rPr>
+                <w:rFonts w:ascii="Latha" w:hAnsi="Latha" w:cs="Latha"/>
+                <w:szCs w:val="24"/>
+                <w:highlight w:val="yellow"/>
+                <w:cs/>
+                <w:lang w:bidi="ta-IN"/>
+              </w:rPr>
+              <w:t>ரோ</w:t>
+            </w:r>
+            <w:r>
+              <w:rPr>
+                <w:rFonts w:ascii="BRH Tamil Tab Extra" w:hAnsi="BRH Tamil Tab Extra" w:cs="Latha"/>
+                <w:b/>
+                <w:bCs/>
+                <w:szCs w:val="28"/>
+                <w:lang w:bidi="ta-IN"/>
+              </w:rPr>
+              <w:t>†</w:t>
+            </w:r>
+            <w:r>
+              <w:rPr>
+                <w:rFonts w:ascii="Latha" w:hAnsi="Latha" w:cs="Latha"/>
+                <w:szCs w:val="24"/>
+                <w:lang w:bidi="ta-IN"/>
+              </w:rPr>
+              <w:t xml:space="preserve"> </w:t>
+            </w:r>
+            <w:r>
+              <w:rPr>
+                <w:rFonts w:ascii="Latha" w:hAnsi="Latha" w:cs="Latha"/>
+                <w:szCs w:val="24"/>
+                <w:cs/>
+                <w:lang w:bidi="ta-IN"/>
+              </w:rPr>
+              <w:t xml:space="preserve">ந </w:t>
+            </w:r>
+            <w:r>
+              <w:rPr>
+                <w:rFonts w:ascii="Latha" w:hAnsi="Latha" w:cs="Latha"/>
+                <w:szCs w:val="24"/>
+                <w:lang w:bidi="ta-IN"/>
+              </w:rPr>
+              <w:t xml:space="preserve">| </w:t>
+            </w:r>
+          </w:p>
+          <w:p>
+            <w:pPr>
+              <w:autoSpaceDE w:val="0"/>
+              <w:autoSpaceDN w:val="0"/>
+              <w:adjustRightInd w:val="0"/>
+              <w:rPr>
+                <w:rFonts w:ascii="Latha" w:hAnsi="Latha" w:cs="Latha"/>
+                <w:szCs w:val="24"/>
+                <w:lang w:bidi="ta-IN"/>
+              </w:rPr>
+            </w:pPr>
+            <w:r>
+              <w:rPr>
+                <w:rFonts w:ascii="Latha" w:hAnsi="Latha" w:cs="Latha"/>
+                <w:b/>
+                <w:bCs/>
+                <w:szCs w:val="24"/>
+                <w:lang w:bidi="ta-IN"/>
+              </w:rPr>
+              <w:t>(</w:t>
+            </w:r>
+            <w:proofErr w:type="gramStart"/>
+            <w:r>
+              <w:rPr>
+                <w:rFonts w:ascii="Latha" w:hAnsi="Latha" w:cs="Latha"/>
+                <w:b/>
+                <w:bCs/>
+                <w:szCs w:val="24"/>
+                <w:lang w:bidi="ta-IN"/>
+              </w:rPr>
+              <w:t>2</w:t>
+            </w:r>
+            <w:r>
+              <w:rPr>
+                <w:rFonts w:ascii="Latha" w:hAnsi="Latha" w:cs="Latha"/>
+                <w:b/>
+                <w:bCs/>
+                <w:szCs w:val="24"/>
+                <w:cs/>
+                <w:lang w:bidi="ta-IN"/>
+              </w:rPr>
+              <w:t>2)</w:t>
+            </w:r>
+            <w:r>
+              <w:rPr>
+                <w:rFonts w:ascii="Latha" w:hAnsi="Latha" w:cs="Latha"/>
+                <w:b/>
+                <w:bCs/>
+                <w:szCs w:val="24"/>
+                <w:lang w:bidi="ta-IN"/>
               </w:rPr>
               <w:t>[</w:t>
             </w:r>
             <w:proofErr w:type="gramEnd"/>
             <w:r>
               <w:rPr>
-                <w:rFonts w:cs="BRH Devanagari Extra"/>
-                <w:color w:val="000000"/>
-                <w:szCs w:val="32"/>
-              </w:rPr>
-              <w:t>P7</w:t>
-            </w:r>
-            <w:r>
-              <w:rPr>
-                <w:rFonts w:ascii="BRH Devanagari Extra" w:hAnsi="BRH Devanagari Extra" w:cs="BRH Devanagari Extra"/>
-                <w:color w:val="000000"/>
-                <w:sz w:val="32"/>
-                <w:szCs w:val="32"/>
-              </w:rPr>
-              <w:t xml:space="preserve">] </w:t>
-            </w:r>
-            <w:r>
-              <w:rPr>
-                <w:rFonts w:cs="BRH Devanagari Extra"/>
-                <w:color w:val="000000"/>
-                <w:szCs w:val="32"/>
+                <w:rFonts w:ascii="Latha" w:hAnsi="Latha" w:cs="Latha"/>
+                <w:szCs w:val="24"/>
+                <w:cs/>
+                <w:lang w:bidi="ta-IN"/>
+              </w:rPr>
+              <w:t>ப</w:t>
+            </w:r>
+            <w:r>
+              <w:rPr>
+                <w:rFonts w:ascii="Latha" w:hAnsi="Latha" w:cs="Latha"/>
+                <w:b/>
+                <w:bCs/>
+                <w:szCs w:val="24"/>
+                <w:cs/>
+                <w:lang w:bidi="ta-IN"/>
+              </w:rPr>
+              <w:t>7</w:t>
+            </w:r>
+            <w:r>
+              <w:rPr>
+                <w:rFonts w:ascii="Latha" w:hAnsi="Latha" w:cs="Latha"/>
+                <w:b/>
+                <w:bCs/>
+                <w:szCs w:val="24"/>
+                <w:lang w:bidi="ta-IN"/>
+              </w:rPr>
+              <w:t>]</w:t>
+            </w:r>
+            <w:r>
+              <w:rPr>
+                <w:rFonts w:ascii="Latha" w:hAnsi="Latha" w:cs="Latha"/>
+                <w:szCs w:val="24"/>
+                <w:lang w:bidi="ta-IN"/>
+              </w:rPr>
+              <w:t xml:space="preserve"> </w:t>
+            </w:r>
+            <w:r>
+              <w:rPr>
+                <w:rFonts w:ascii="Latha" w:hAnsi="Latha" w:cs="Latha"/>
+                <w:b/>
+                <w:bCs/>
+                <w:szCs w:val="24"/>
+                <w:cs/>
+                <w:lang w:bidi="ta-IN"/>
+              </w:rPr>
+              <w:t>4.</w:t>
+            </w:r>
+            <w:r>
+              <w:rPr>
+                <w:rFonts w:ascii="Latha" w:hAnsi="Latha" w:cs="Latha"/>
+                <w:b/>
+                <w:bCs/>
+                <w:szCs w:val="24"/>
+                <w:cs/>
+                <w:lang w:bidi="ta-IN"/>
+              </w:rPr>
+              <w:t>6</w:t>
+            </w:r>
+            <w:r>
+              <w:rPr>
+                <w:rFonts w:ascii="Latha" w:hAnsi="Latha" w:cs="Latha"/>
+                <w:b/>
+                <w:bCs/>
+                <w:szCs w:val="24"/>
+                <w:lang w:bidi="ta-IN"/>
+              </w:rPr>
+              <w:t>.</w:t>
+            </w:r>
+            <w:r>
+              <w:rPr>
+                <w:rFonts w:ascii="Latha" w:hAnsi="Latha" w:cs="Latha"/>
+                <w:b/>
+                <w:bCs/>
+                <w:szCs w:val="24"/>
+                <w:cs/>
+                <w:lang w:bidi="ta-IN"/>
+              </w:rPr>
+              <w:t>2.2</w:t>
+            </w:r>
+            <w:r>
+              <w:rPr>
+                <w:rFonts w:ascii="Latha" w:hAnsi="Latha" w:cs="Latha"/>
+                <w:b/>
+                <w:bCs/>
+                <w:szCs w:val="24"/>
+                <w:lang w:bidi="ta-IN"/>
+              </w:rPr>
+              <w:t>(20)</w:t>
+            </w:r>
+            <w:proofErr w:type="gramStart"/>
+            <w:r>
+              <w:rPr>
+                <w:rFonts w:ascii="Latha" w:hAnsi="Latha" w:cs="Latha"/>
+                <w:szCs w:val="24"/>
+                <w:lang w:bidi="ta-IN"/>
+              </w:rPr>
+              <w:t xml:space="preserve">-  </w:t>
+            </w:r>
+            <w:r>
+              <w:rPr>
+                <w:rFonts w:ascii="Latha" w:hAnsi="Latha" w:cs="Latha"/>
+                <w:szCs w:val="24"/>
+                <w:cs/>
+                <w:lang w:bidi="ta-IN"/>
+              </w:rPr>
+              <w:t>ந</w:t>
+            </w:r>
+            <w:proofErr w:type="gramEnd"/>
+            <w:r>
+              <w:rPr>
+                <w:rFonts w:ascii="BRH Tamil Tab Extra" w:hAnsi="BRH Tamil Tab Extra" w:cs="Latha"/>
+                <w:b/>
+                <w:bCs/>
+                <w:szCs w:val="28"/>
+                <w:lang w:bidi="ta-IN"/>
+              </w:rPr>
+              <w:t>…</w:t>
+            </w:r>
+            <w:r>
+              <w:rPr>
+                <w:rFonts w:ascii="Latha" w:hAnsi="Latha" w:cs="Latha"/>
+                <w:szCs w:val="24"/>
+                <w:lang w:bidi="ta-IN"/>
+              </w:rPr>
+              <w:t xml:space="preserve"> | </w:t>
+            </w:r>
+            <w:r>
+              <w:rPr>
+                <w:rFonts w:ascii="Latha" w:hAnsi="Latha" w:cs="Latha"/>
+                <w:szCs w:val="24"/>
+                <w:cs/>
+                <w:lang w:bidi="ta-IN"/>
+              </w:rPr>
+              <w:t>பூ</w:t>
+            </w:r>
+            <w:r>
+              <w:rPr>
+                <w:rFonts w:ascii="BRH Tamil Tab Extra" w:hAnsi="BRH Tamil Tab Extra" w:cs="Latha"/>
+                <w:b/>
+                <w:bCs/>
+                <w:szCs w:val="28"/>
+                <w:lang w:bidi="ta-IN"/>
+              </w:rPr>
+              <w:t>…</w:t>
+            </w:r>
+            <w:r>
+              <w:rPr>
+                <w:rFonts w:ascii="Latha" w:hAnsi="Latha" w:cs="Latha"/>
+                <w:b/>
+                <w:bCs/>
+                <w:position w:val="-12"/>
+                <w:szCs w:val="24"/>
+                <w:cs/>
+                <w:lang w:bidi="ta-IN"/>
               </w:rPr>
               <w:t>4</w:t>
             </w:r>
             <w:r>
               <w:rPr>
-                <w:rFonts w:ascii="BRH Devanagari Extra" w:hAnsi="BRH Devanagari Extra" w:cs="BRH Devanagari Extra"/>
-                <w:color w:val="000000"/>
-                <w:sz w:val="32"/>
-                <w:szCs w:val="32"/>
-              </w:rPr>
-              <w:t>.</w:t>
-            </w:r>
-            <w:r>
-              <w:rPr>
-                <w:rFonts w:cs="BRH Devanagari Extra"/>
-                <w:color w:val="000000"/>
-                <w:szCs w:val="32"/>
-              </w:rPr>
-              <w:t>6</w:t>
-            </w:r>
-            <w:r>
-              <w:rPr>
-                <w:rFonts w:ascii="BRH Devanagari Extra" w:hAnsi="BRH Devanagari Extra" w:cs="BRH Devanagari Extra"/>
-                <w:color w:val="000000"/>
-                <w:sz w:val="32"/>
-                <w:szCs w:val="32"/>
-              </w:rPr>
-              <w:t>.</w:t>
-            </w:r>
-            <w:r>
-              <w:rPr>
-                <w:rFonts w:cs="BRH Devanagari Extra"/>
-                <w:color w:val="000000"/>
-                <w:szCs w:val="32"/>
-              </w:rPr>
-              <w:t>2</w:t>
-            </w:r>
-            <w:r>
-              <w:rPr>
-                <w:rFonts w:ascii="BRH Devanagari Extra" w:hAnsi="BRH Devanagari Extra" w:cs="BRH Devanagari Extra"/>
-                <w:color w:val="000000"/>
-                <w:sz w:val="32"/>
-                <w:szCs w:val="32"/>
-              </w:rPr>
-              <w:t>.</w:t>
-            </w:r>
-            <w:r>
-              <w:rPr>
-                <w:rFonts w:cs="BRH Devanagari Extra"/>
-                <w:color w:val="000000"/>
-                <w:szCs w:val="32"/>
-              </w:rPr>
-              <w:t>2</w:t>
-            </w:r>
-            <w:r>
-              <w:rPr>
-                <w:rFonts w:ascii="BRH Devanagari Extra" w:hAnsi="BRH Devanagari Extra" w:cs="BRH Devanagari Extra"/>
-                <w:color w:val="000000"/>
-                <w:sz w:val="32"/>
-                <w:szCs w:val="32"/>
-              </w:rPr>
-              <w:t>(</w:t>
-            </w:r>
-            <w:r>
-              <w:rPr>
-                <w:rFonts w:cs="BRH Devanagari Extra"/>
-                <w:color w:val="000000"/>
-                <w:szCs w:val="32"/>
-              </w:rPr>
-              <w:t>19</w:t>
-            </w:r>
-            <w:r>
-              <w:rPr>
-                <w:rFonts w:ascii="BRH Devanagari Extra" w:hAnsi="BRH Devanagari Extra" w:cs="BRH Devanagari Extra"/>
-                <w:color w:val="000000"/>
-                <w:sz w:val="32"/>
-                <w:szCs w:val="32"/>
-              </w:rPr>
-              <w:t>)</w:t>
-            </w:r>
-            <w:proofErr w:type="gramStart"/>
-            <w:r>
-              <w:rPr>
-                <w:rFonts w:ascii="BRH Devanagari Extra" w:hAnsi="BRH Devanagari Extra" w:cs="BRH Devanagari Extra"/>
-                <w:color w:val="000000"/>
-                <w:sz w:val="32"/>
-                <w:szCs w:val="32"/>
-              </w:rPr>
-              <w:t>-  eÉ</w:t>
-            </w:r>
-            <w:proofErr w:type="gramEnd"/>
-            <w:r>
-              <w:rPr>
-                <w:rFonts w:ascii="BRH Malayalam Extra" w:hAnsi="BRH Malayalam Extra" w:cs="BRH Devanagari Extra"/>
-                <w:color w:val="000000"/>
-                <w:szCs w:val="32"/>
-              </w:rPr>
-              <w:t>–</w:t>
-            </w:r>
-            <w:r>
-              <w:rPr>
-                <w:rFonts w:ascii="BRH Devanagari Extra" w:hAnsi="BRH Devanagari Extra" w:cs="BRH Devanagari Extra"/>
-                <w:color w:val="000000"/>
-                <w:sz w:val="32"/>
-                <w:szCs w:val="32"/>
-              </w:rPr>
-              <w:t>ËU</w:t>
-            </w:r>
-            <w:r>
-              <w:rPr>
-                <w:rFonts w:ascii="BRH Malayalam Extra" w:hAnsi="BRH Malayalam Extra" w:cs="BRH Devanagari Extra"/>
-                <w:color w:val="000000"/>
-                <w:szCs w:val="32"/>
-              </w:rPr>
-              <w:t>–</w:t>
-            </w:r>
-            <w:r>
-              <w:rPr>
-                <w:rFonts w:ascii="BRH Devanagari Extra" w:hAnsi="BRH Devanagari Extra" w:cs="BRH Devanagari Extra"/>
-                <w:color w:val="000000"/>
-                <w:sz w:val="32"/>
-                <w:szCs w:val="32"/>
-              </w:rPr>
-              <w:t xml:space="preserve">iÉÉUþÈ | </w:t>
-            </w:r>
-            <w:r>
-              <w:rPr>
-                <w:rFonts w:ascii="BRH Devanagari Extra" w:hAnsi="BRH Devanagari Extra" w:cs="BRH Devanagari Extra"/>
-                <w:color w:val="000000"/>
-                <w:sz w:val="32"/>
-                <w:szCs w:val="32"/>
-                <w:highlight w:val="yellow"/>
-              </w:rPr>
-              <w:t>lÉ</w:t>
-            </w:r>
-            <w:r>
-              <w:rPr>
-                <w:rFonts w:ascii="BRH Malayalam Extra" w:hAnsi="BRH Malayalam Extra" w:cs="BRH Devanagari Extra"/>
-                <w:color w:val="000000"/>
-                <w:szCs w:val="32"/>
-              </w:rPr>
-              <w:t>–</w:t>
-            </w:r>
-            <w:r>
-              <w:rPr>
-                <w:rFonts w:ascii="BRH Devanagari Extra" w:hAnsi="BRH Devanagari Extra" w:cs="BRH Devanagari Extra"/>
-                <w:color w:val="000000"/>
-                <w:sz w:val="32"/>
-                <w:szCs w:val="32"/>
-              </w:rPr>
-              <w:t xml:space="preserve"> |</w:t>
+                <w:rFonts w:ascii="Latha" w:hAnsi="Latha" w:cs="Latha"/>
+                <w:szCs w:val="24"/>
+                <w:cs/>
+                <w:lang w:bidi="ta-IN"/>
+              </w:rPr>
+              <w:t xml:space="preserve">னா </w:t>
+            </w:r>
+            <w:r>
+              <w:rPr>
+                <w:rFonts w:ascii="Latha" w:hAnsi="Latha" w:cs="Latha"/>
+                <w:szCs w:val="24"/>
+                <w:lang w:bidi="ta-IN"/>
+              </w:rPr>
+              <w:t>||</w:t>
             </w:r>
           </w:p>
           <w:p>
@@ -470,345 +973,6 @@
               <w:adjustRightInd w:val="0"/>
               <w:spacing w:before="0" w:line="240" w:lineRule="auto"/>
               <w:rPr>
-                <w:rFonts w:ascii="BRH Devanagari Extra" w:hAnsi="BRH Devanagari Extra" w:cs="BRH Devanagari Extra"/>
-                <w:color w:val="000000"/>
-                <w:sz w:val="32"/>
-                <w:szCs w:val="32"/>
-              </w:rPr>
-            </w:pPr>
-            <w:r>
-              <w:rPr>
-                <w:rFonts w:ascii="BRH Devanagari Extra" w:hAnsi="BRH Devanagari Extra" w:cs="BRH Devanagari Extra"/>
-                <w:color w:val="000000"/>
-                <w:sz w:val="32"/>
-                <w:szCs w:val="32"/>
-              </w:rPr>
-              <w:t>eÉ</w:t>
-            </w:r>
-            <w:r>
-              <w:rPr>
-                <w:rFonts w:ascii="BRH Malayalam Extra" w:hAnsi="BRH Malayalam Extra" w:cs="BRH Devanagari Extra"/>
-                <w:color w:val="000000"/>
-                <w:szCs w:val="32"/>
-              </w:rPr>
-              <w:t>–</w:t>
-            </w:r>
-            <w:r>
-              <w:rPr>
-                <w:rFonts w:ascii="BRH Devanagari Extra" w:hAnsi="BRH Devanagari Extra" w:cs="BRH Devanagari Extra"/>
-                <w:color w:val="000000"/>
-                <w:sz w:val="32"/>
-                <w:szCs w:val="32"/>
-              </w:rPr>
-              <w:t>ËU</w:t>
-            </w:r>
-            <w:r>
-              <w:rPr>
-                <w:rFonts w:ascii="BRH Malayalam Extra" w:hAnsi="BRH Malayalam Extra" w:cs="BRH Devanagari Extra"/>
-                <w:color w:val="000000"/>
-                <w:szCs w:val="32"/>
-              </w:rPr>
-              <w:t>–</w:t>
-            </w:r>
-            <w:r>
-              <w:rPr>
-                <w:rFonts w:ascii="BRH Devanagari Extra" w:hAnsi="BRH Devanagari Extra" w:cs="BRH Devanagari Extra"/>
-                <w:color w:val="000000"/>
-                <w:sz w:val="32"/>
-                <w:szCs w:val="32"/>
-              </w:rPr>
-              <w:t>iÉÉ</w:t>
-            </w:r>
-            <w:r>
-              <w:rPr>
-                <w:rFonts w:ascii="BRH Devanagari Extra" w:hAnsi="BRH Devanagari Extra" w:cs="BRH Devanagari Extra"/>
-                <w:color w:val="000000"/>
-                <w:sz w:val="32"/>
-                <w:szCs w:val="32"/>
-                <w:highlight w:val="yellow"/>
-              </w:rPr>
-              <w:t>UÉåþ</w:t>
-            </w:r>
-            <w:r>
-              <w:rPr>
-                <w:rFonts w:ascii="BRH Devanagari Extra" w:hAnsi="BRH Devanagari Extra" w:cs="BRH Devanagari Extra"/>
-                <w:color w:val="000000"/>
-                <w:sz w:val="32"/>
-                <w:szCs w:val="32"/>
-              </w:rPr>
-              <w:t xml:space="preserve"> lÉ lÉ eÉËU</w:t>
-            </w:r>
-            <w:r>
-              <w:rPr>
-                <w:rFonts w:ascii="BRH Malayalam Extra" w:hAnsi="BRH Malayalam Extra" w:cs="BRH Devanagari Extra"/>
-                <w:color w:val="000000"/>
-                <w:szCs w:val="32"/>
-              </w:rPr>
-              <w:t>–</w:t>
-            </w:r>
-            <w:r>
-              <w:rPr>
-                <w:rFonts w:ascii="BRH Devanagari Extra" w:hAnsi="BRH Devanagari Extra" w:cs="BRH Devanagari Extra"/>
-                <w:color w:val="000000"/>
-                <w:sz w:val="32"/>
-                <w:szCs w:val="32"/>
-              </w:rPr>
-              <w:t>iÉÉUÉåþ eÉËU</w:t>
-            </w:r>
-            <w:r>
-              <w:rPr>
-                <w:rFonts w:ascii="BRH Malayalam Extra" w:hAnsi="BRH Malayalam Extra" w:cs="BRH Devanagari Extra"/>
-                <w:color w:val="000000"/>
-                <w:szCs w:val="32"/>
-              </w:rPr>
-              <w:t>–</w:t>
-            </w:r>
-            <w:r>
-              <w:rPr>
-                <w:rFonts w:ascii="BRH Devanagari Extra" w:hAnsi="BRH Devanagari Extra" w:cs="BRH Devanagari Extra"/>
-                <w:color w:val="000000"/>
-                <w:sz w:val="32"/>
-                <w:szCs w:val="32"/>
-              </w:rPr>
-              <w:t>iÉÉ</w:t>
-            </w:r>
-            <w:r>
-              <w:rPr>
-                <w:rFonts w:ascii="BRH Devanagari Extra" w:hAnsi="BRH Devanagari Extra" w:cs="BRH Devanagari Extra"/>
-                <w:color w:val="000000"/>
-                <w:sz w:val="32"/>
-                <w:szCs w:val="32"/>
-                <w:highlight w:val="yellow"/>
-              </w:rPr>
-              <w:t>UÉ</w:t>
-            </w:r>
-            <w:r>
-              <w:rPr>
-                <w:rFonts w:ascii="BRH Devanagari Extra" w:hAnsi="BRH Devanagari Extra" w:cs="BRH Devanagari Extra"/>
-                <w:color w:val="000000"/>
-                <w:sz w:val="32"/>
-                <w:szCs w:val="32"/>
-              </w:rPr>
-              <w:t xml:space="preserve">åþ lÉ | </w:t>
-            </w:r>
-          </w:p>
-          <w:p>
-            <w:pPr>
-              <w:widowControl w:val="0"/>
-              <w:autoSpaceDE w:val="0"/>
-              <w:autoSpaceDN w:val="0"/>
-              <w:adjustRightInd w:val="0"/>
-              <w:spacing w:before="0" w:line="240" w:lineRule="auto"/>
-              <w:rPr>
-                <w:rFonts w:ascii="BRH Devanagari Extra" w:hAnsi="BRH Devanagari Extra" w:cs="BRH Devanagari Extra"/>
-                <w:color w:val="000000"/>
-                <w:sz w:val="32"/>
-                <w:szCs w:val="32"/>
-              </w:rPr>
-            </w:pPr>
-            <w:r>
-              <w:rPr>
-                <w:rFonts w:ascii="BRH Devanagari Extra" w:hAnsi="BRH Devanagari Extra" w:cs="BRH Devanagari Extra"/>
-                <w:color w:val="000000"/>
-                <w:sz w:val="32"/>
-                <w:szCs w:val="32"/>
-              </w:rPr>
-              <w:t>(</w:t>
-            </w:r>
-            <w:proofErr w:type="gramStart"/>
-            <w:r>
-              <w:rPr>
-                <w:rFonts w:cs="BRH Devanagari Extra"/>
-                <w:color w:val="000000"/>
-                <w:szCs w:val="32"/>
-              </w:rPr>
-              <w:t>22</w:t>
-            </w:r>
-            <w:r>
-              <w:rPr>
-                <w:rFonts w:ascii="BRH Devanagari Extra" w:hAnsi="BRH Devanagari Extra" w:cs="BRH Devanagari Extra"/>
-                <w:color w:val="000000"/>
-                <w:sz w:val="32"/>
-                <w:szCs w:val="32"/>
-              </w:rPr>
-              <w:t>)</w:t>
-            </w:r>
-            <w:r>
-              <w:rPr>
-                <w:rFonts w:cs="BRH Devanagari Extra"/>
-                <w:color w:val="000000"/>
-                <w:szCs w:val="32"/>
-              </w:rPr>
-              <w:t>[</w:t>
-            </w:r>
-            <w:proofErr w:type="gramEnd"/>
-            <w:r>
-              <w:rPr>
-                <w:rFonts w:cs="BRH Devanagari Extra"/>
-                <w:color w:val="000000"/>
-                <w:szCs w:val="32"/>
-              </w:rPr>
-              <w:t>P7</w:t>
-            </w:r>
-            <w:r>
-              <w:rPr>
-                <w:rFonts w:ascii="BRH Devanagari Extra" w:hAnsi="BRH Devanagari Extra" w:cs="BRH Devanagari Extra"/>
-                <w:color w:val="000000"/>
-                <w:sz w:val="32"/>
-                <w:szCs w:val="32"/>
-              </w:rPr>
-              <w:t xml:space="preserve">] </w:t>
-            </w:r>
-            <w:r>
-              <w:rPr>
-                <w:rFonts w:cs="BRH Devanagari Extra"/>
-                <w:color w:val="000000"/>
-                <w:szCs w:val="32"/>
-              </w:rPr>
-              <w:t>4</w:t>
-            </w:r>
-            <w:r>
-              <w:rPr>
-                <w:rFonts w:ascii="BRH Devanagari Extra" w:hAnsi="BRH Devanagari Extra" w:cs="BRH Devanagari Extra"/>
-                <w:color w:val="000000"/>
-                <w:sz w:val="32"/>
-                <w:szCs w:val="32"/>
-              </w:rPr>
-              <w:t>.</w:t>
-            </w:r>
-            <w:r>
-              <w:rPr>
-                <w:rFonts w:cs="BRH Devanagari Extra"/>
-                <w:color w:val="000000"/>
-                <w:szCs w:val="32"/>
-              </w:rPr>
-              <w:t>6</w:t>
-            </w:r>
-            <w:r>
-              <w:rPr>
-                <w:rFonts w:ascii="BRH Devanagari Extra" w:hAnsi="BRH Devanagari Extra" w:cs="BRH Devanagari Extra"/>
-                <w:color w:val="000000"/>
-                <w:sz w:val="32"/>
-                <w:szCs w:val="32"/>
-              </w:rPr>
-              <w:t>.</w:t>
-            </w:r>
-            <w:r>
-              <w:rPr>
-                <w:rFonts w:cs="BRH Devanagari Extra"/>
-                <w:color w:val="000000"/>
-                <w:szCs w:val="32"/>
-              </w:rPr>
-              <w:t>2</w:t>
-            </w:r>
-            <w:r>
-              <w:rPr>
-                <w:rFonts w:ascii="BRH Devanagari Extra" w:hAnsi="BRH Devanagari Extra" w:cs="BRH Devanagari Extra"/>
-                <w:color w:val="000000"/>
-                <w:sz w:val="32"/>
-                <w:szCs w:val="32"/>
-              </w:rPr>
-              <w:t>.</w:t>
-            </w:r>
-            <w:r>
-              <w:rPr>
-                <w:rFonts w:cs="BRH Devanagari Extra"/>
-                <w:color w:val="000000"/>
-                <w:szCs w:val="32"/>
-              </w:rPr>
-              <w:t>2</w:t>
-            </w:r>
-            <w:r>
-              <w:rPr>
-                <w:rFonts w:ascii="BRH Devanagari Extra" w:hAnsi="BRH Devanagari Extra" w:cs="BRH Devanagari Extra"/>
-                <w:color w:val="000000"/>
-                <w:sz w:val="32"/>
-                <w:szCs w:val="32"/>
-              </w:rPr>
-              <w:t>(</w:t>
-            </w:r>
-            <w:r>
-              <w:rPr>
-                <w:rFonts w:cs="BRH Devanagari Extra"/>
-                <w:color w:val="000000"/>
-                <w:szCs w:val="32"/>
-              </w:rPr>
-              <w:t>20</w:t>
-            </w:r>
-            <w:r>
-              <w:rPr>
-                <w:rFonts w:ascii="BRH Devanagari Extra" w:hAnsi="BRH Devanagari Extra" w:cs="BRH Devanagari Extra"/>
-                <w:color w:val="000000"/>
-                <w:sz w:val="32"/>
-                <w:szCs w:val="32"/>
-              </w:rPr>
-              <w:t>)</w:t>
-            </w:r>
-            <w:proofErr w:type="gramStart"/>
-            <w:r>
-              <w:rPr>
-                <w:rFonts w:ascii="BRH Devanagari Extra" w:hAnsi="BRH Devanagari Extra" w:cs="BRH Devanagari Extra"/>
-                <w:color w:val="000000"/>
-                <w:sz w:val="32"/>
-                <w:szCs w:val="32"/>
-              </w:rPr>
-              <w:t xml:space="preserve">-  </w:t>
-            </w:r>
-            <w:r>
-              <w:rPr>
-                <w:rFonts w:ascii="BRH Devanagari Extra" w:hAnsi="BRH Devanagari Extra" w:cs="BRH Devanagari Extra"/>
-                <w:color w:val="000000"/>
-                <w:sz w:val="32"/>
-                <w:szCs w:val="32"/>
-                <w:highlight w:val="yellow"/>
-              </w:rPr>
-              <w:t>lÉ</w:t>
-            </w:r>
-            <w:proofErr w:type="gramEnd"/>
-            <w:r>
-              <w:rPr>
-                <w:rFonts w:ascii="BRH Malayalam Extra" w:hAnsi="BRH Malayalam Extra" w:cs="BRH Devanagari Extra"/>
-                <w:color w:val="000000"/>
-                <w:szCs w:val="32"/>
-                <w:highlight w:val="yellow"/>
-              </w:rPr>
-              <w:t>–</w:t>
-            </w:r>
-            <w:r>
-              <w:rPr>
-                <w:rFonts w:ascii="BRH Devanagari Extra" w:hAnsi="BRH Devanagari Extra" w:cs="BRH Devanagari Extra"/>
-                <w:color w:val="000000"/>
-                <w:sz w:val="32"/>
-                <w:szCs w:val="32"/>
-              </w:rPr>
-              <w:t xml:space="preserve"> | pÉÔ</w:t>
-            </w:r>
-            <w:r>
-              <w:rPr>
-                <w:rFonts w:ascii="BRH Malayalam Extra" w:hAnsi="BRH Malayalam Extra" w:cs="BRH Devanagari Extra"/>
-                <w:color w:val="000000"/>
-                <w:szCs w:val="32"/>
-              </w:rPr>
-              <w:t>–</w:t>
-            </w:r>
-            <w:r>
-              <w:rPr>
-                <w:rFonts w:ascii="BRH Devanagari Extra" w:hAnsi="BRH Devanagari Extra" w:cs="BRH Devanagari Extra"/>
-                <w:color w:val="000000"/>
-                <w:sz w:val="32"/>
-                <w:szCs w:val="32"/>
-              </w:rPr>
-              <w:t>lÉÉ ||</w:t>
-            </w:r>
-          </w:p>
-          <w:p>
-            <w:pPr>
-              <w:widowControl w:val="0"/>
-              <w:autoSpaceDE w:val="0"/>
-              <w:autoSpaceDN w:val="0"/>
-              <w:adjustRightInd w:val="0"/>
-              <w:spacing w:before="0" w:line="240" w:lineRule="auto"/>
-              <w:rPr>
                 <w:rFonts w:cs="BRH Malayalam Extra"/>
                 <w:color w:val="FF0000"/>
                 <w:szCs w:val="40"/>
@@ -816,100 +980,179 @@
             </w:pPr>
             <w:r>
               <w:rPr>
-                <w:rFonts w:ascii="BRH Devanagari Extra" w:hAnsi="BRH Devanagari Extra" w:cs="BRH Devanagari Extra"/>
-                <w:color w:val="000000"/>
-                <w:sz w:val="32"/>
-                <w:szCs w:val="32"/>
+                <w:rFonts w:ascii="Latha" w:hAnsi="Latha" w:cs="Latha"/>
+                <w:szCs w:val="24"/>
                 <w:highlight w:val="yellow"/>
-              </w:rPr>
-              <w:t>lÉ</w:t>
-            </w:r>
-            <w:r>
-              <w:rPr>
-                <w:rFonts w:ascii="BRH Malayalam Extra" w:hAnsi="BRH Malayalam Extra" w:cs="BRH Devanagari Extra"/>
-                <w:color w:val="000000"/>
-                <w:szCs w:val="32"/>
-              </w:rPr>
-              <w:t>–</w:t>
-            </w:r>
-            <w:r>
-              <w:rPr>
-                <w:rFonts w:ascii="BRH Devanagari Extra" w:hAnsi="BRH Devanagari Extra" w:cs="BRH Devanagari Extra"/>
-                <w:color w:val="000000"/>
-                <w:sz w:val="32"/>
-                <w:szCs w:val="32"/>
-              </w:rPr>
-              <w:t xml:space="preserve"> pÉÔ</w:t>
-            </w:r>
-            <w:r>
-              <w:rPr>
-                <w:rFonts w:ascii="BRH Malayalam Extra" w:hAnsi="BRH Malayalam Extra" w:cs="BRH Devanagari Extra"/>
-                <w:color w:val="000000"/>
-                <w:szCs w:val="32"/>
-              </w:rPr>
-              <w:t>–</w:t>
-            </w:r>
-            <w:r>
-              <w:rPr>
-                <w:rFonts w:ascii="BRH Devanagari Extra" w:hAnsi="BRH Devanagari Extra" w:cs="BRH Devanagari Extra"/>
-                <w:color w:val="000000"/>
-                <w:sz w:val="32"/>
-                <w:szCs w:val="32"/>
-              </w:rPr>
-              <w:t>lÉÉ pÉÔ</w:t>
-            </w:r>
-            <w:r>
-              <w:rPr>
-                <w:rFonts w:ascii="BRH Malayalam Extra" w:hAnsi="BRH Malayalam Extra" w:cs="BRH Devanagari Extra"/>
-                <w:color w:val="000000"/>
-                <w:szCs w:val="32"/>
-              </w:rPr>
-              <w:t>–</w:t>
-            </w:r>
-            <w:r>
-              <w:rPr>
-                <w:rFonts w:ascii="BRH Devanagari Extra" w:hAnsi="BRH Devanagari Extra" w:cs="BRH Devanagari Extra"/>
-                <w:color w:val="000000"/>
-                <w:sz w:val="32"/>
-                <w:szCs w:val="32"/>
-              </w:rPr>
-              <w:t xml:space="preserve">lÉÉ </w:t>
-            </w:r>
-            <w:r>
-              <w:rPr>
-                <w:rFonts w:ascii="BRH Devanagari Extra" w:hAnsi="BRH Devanagari Extra" w:cs="BRH Devanagari Extra"/>
-                <w:color w:val="000000"/>
-                <w:sz w:val="32"/>
-                <w:szCs w:val="32"/>
+                <w:cs/>
+                <w:lang w:bidi="ta-IN"/>
+              </w:rPr>
+              <w:t>ந</w:t>
+            </w:r>
+            <w:r>
+              <w:rPr>
+                <w:rFonts w:ascii="BRH Tamil Tab Extra" w:hAnsi="BRH Tamil Tab Extra" w:cs="Latha"/>
+                <w:b/>
+                <w:bCs/>
+                <w:szCs w:val="28"/>
                 <w:highlight w:val="yellow"/>
-              </w:rPr>
-              <w:t>lÉþ</w:t>
-            </w:r>
-            <w:r>
-              <w:rPr>
-                <w:rFonts w:ascii="BRH Devanagari Extra" w:hAnsi="BRH Devanagari Extra" w:cs="BRH Devanagari Extra"/>
-                <w:color w:val="000000"/>
-                <w:sz w:val="32"/>
-                <w:szCs w:val="32"/>
-              </w:rPr>
-              <w:t xml:space="preserve"> lÉ pÉÔ</w:t>
-            </w:r>
-            <w:r>
-              <w:rPr>
-                <w:rFonts w:ascii="BRH Malayalam Extra" w:hAnsi="BRH Malayalam Extra" w:cs="BRH Devanagari Extra"/>
-                <w:color w:val="000000"/>
-                <w:szCs w:val="32"/>
-              </w:rPr>
-              <w:t>–</w:t>
-            </w:r>
-            <w:r>
-              <w:rPr>
-                <w:rFonts w:ascii="BRH Devanagari Extra" w:hAnsi="BRH Devanagari Extra" w:cs="BRH Devanagari Extra"/>
-                <w:color w:val="000000"/>
-                <w:sz w:val="32"/>
-                <w:szCs w:val="32"/>
-              </w:rPr>
-              <w:t xml:space="preserve">lÉÉ | </w:t>
+                <w:lang w:bidi="ta-IN"/>
+              </w:rPr>
+              <w:t>…</w:t>
+            </w:r>
+            <w:r>
+              <w:rPr>
+                <w:rFonts w:ascii="Latha" w:hAnsi="Latha" w:cs="Latha"/>
+                <w:szCs w:val="24"/>
+                <w:lang w:bidi="ta-IN"/>
+              </w:rPr>
+              <w:t xml:space="preserve"> </w:t>
+            </w:r>
+            <w:r>
+              <w:rPr>
+                <w:rFonts w:ascii="Latha" w:hAnsi="Latha" w:cs="Latha"/>
+                <w:szCs w:val="24"/>
+                <w:cs/>
+                <w:lang w:bidi="ta-IN"/>
+              </w:rPr>
+              <w:t>பூ</w:t>
+            </w:r>
+            <w:r>
+              <w:rPr>
+                <w:rFonts w:ascii="BRH Tamil Tab Extra" w:hAnsi="BRH Tamil Tab Extra" w:cs="Latha"/>
+                <w:b/>
+                <w:bCs/>
+                <w:szCs w:val="28"/>
+                <w:lang w:bidi="ta-IN"/>
+              </w:rPr>
+              <w:t>…</w:t>
+            </w:r>
+            <w:r>
+              <w:rPr>
+                <w:rFonts w:ascii="Latha" w:hAnsi="Latha" w:cs="Latha"/>
+                <w:b/>
+                <w:bCs/>
+                <w:position w:val="-12"/>
+                <w:szCs w:val="24"/>
+                <w:cs/>
+                <w:lang w:bidi="ta-IN"/>
+              </w:rPr>
+              <w:t>4</w:t>
+            </w:r>
+            <w:r>
+              <w:rPr>
+                <w:rFonts w:ascii="Latha" w:hAnsi="Latha" w:cs="Latha"/>
+                <w:szCs w:val="24"/>
+                <w:cs/>
+                <w:lang w:bidi="ta-IN"/>
+              </w:rPr>
+              <w:t>னா பூ</w:t>
+            </w:r>
+            <w:r>
+              <w:rPr>
+                <w:rFonts w:ascii="BRH Tamil Tab Extra" w:hAnsi="BRH Tamil Tab Extra" w:cs="Latha"/>
+                <w:b/>
+                <w:bCs/>
+                <w:szCs w:val="28"/>
+                <w:lang w:bidi="ta-IN"/>
+              </w:rPr>
+              <w:t>…</w:t>
+            </w:r>
+            <w:r>
+              <w:rPr>
+                <w:rFonts w:ascii="Latha" w:hAnsi="Latha" w:cs="Latha"/>
+                <w:b/>
+                <w:bCs/>
+                <w:position w:val="-12"/>
+                <w:szCs w:val="24"/>
+                <w:cs/>
+                <w:lang w:bidi="ta-IN"/>
+              </w:rPr>
+              <w:t>4</w:t>
+            </w:r>
+            <w:r>
+              <w:rPr>
+                <w:rFonts w:ascii="Latha" w:hAnsi="Latha" w:cs="Latha"/>
+                <w:szCs w:val="24"/>
+                <w:cs/>
+                <w:lang w:bidi="ta-IN"/>
+              </w:rPr>
+              <w:t xml:space="preserve">னா </w:t>
+            </w:r>
+            <w:r>
+              <w:rPr>
+                <w:rFonts w:ascii="Latha" w:hAnsi="Latha" w:cs="Latha"/>
+                <w:szCs w:val="24"/>
+                <w:highlight w:val="yellow"/>
+                <w:cs/>
+                <w:lang w:bidi="ta-IN"/>
+              </w:rPr>
+              <w:t>ந</w:t>
+            </w:r>
+            <w:r>
+              <w:rPr>
+                <w:rFonts w:ascii="BRH Tamil Tab Extra" w:hAnsi="BRH Tamil Tab Extra" w:cs="Latha"/>
+                <w:b/>
+                <w:bCs/>
+                <w:szCs w:val="28"/>
+                <w:lang w:bidi="ta-IN"/>
+              </w:rPr>
+              <w:t>†</w:t>
+            </w:r>
+            <w:r>
+              <w:rPr>
+                <w:rFonts w:ascii="Latha" w:hAnsi="Latha" w:cs="Latha"/>
+                <w:szCs w:val="24"/>
+                <w:lang w:bidi="ta-IN"/>
+              </w:rPr>
+              <w:t xml:space="preserve"> </w:t>
+            </w:r>
+            <w:r>
+              <w:rPr>
+                <w:rFonts w:ascii="Latha" w:hAnsi="Latha" w:cs="Latha"/>
+                <w:szCs w:val="24"/>
+                <w:cs/>
+                <w:lang w:bidi="ta-IN"/>
+              </w:rPr>
+              <w:t>ந பூ</w:t>
+            </w:r>
+            <w:r>
+              <w:rPr>
+                <w:rFonts w:ascii="BRH Tamil Tab Extra" w:hAnsi="BRH Tamil Tab Extra" w:cs="Latha"/>
+                <w:b/>
+                <w:bCs/>
+                <w:szCs w:val="28"/>
+                <w:lang w:bidi="ta-IN"/>
+              </w:rPr>
+              <w:t>…</w:t>
+            </w:r>
+            <w:r>
+              <w:rPr>
+                <w:rFonts w:ascii="Latha" w:hAnsi="Latha" w:cs="Latha"/>
+                <w:b/>
+                <w:bCs/>
+                <w:position w:val="-12"/>
+                <w:szCs w:val="24"/>
+                <w:cs/>
+                <w:lang w:bidi="ta-IN"/>
+              </w:rPr>
+              <w:t>4</w:t>
+            </w:r>
+            <w:r>
+              <w:rPr>
+                <w:rFonts w:ascii="Latha" w:hAnsi="Latha" w:cs="Latha"/>
+                <w:szCs w:val="24"/>
+                <w:cs/>
+                <w:lang w:bidi="ta-IN"/>
+              </w:rPr>
+              <w:t xml:space="preserve">னா </w:t>
+            </w:r>
+            <w:r>
+              <w:rPr>
+                <w:rFonts w:ascii="Latha" w:hAnsi="Latha" w:cs="Latha"/>
+                <w:szCs w:val="24"/>
+                <w:lang w:bidi="ta-IN"/>
+              </w:rPr>
+              <w:t>|</w:t>
             </w:r>
           </w:p>
         </w:tc>
@@ -925,217 +1168,280 @@
           </w:tcPr>
           <w:p>
             <w:pPr>
-              <w:widowControl w:val="0"/>
               <w:autoSpaceDE w:val="0"/>
               <w:autoSpaceDN w:val="0"/>
               <w:adjustRightInd w:val="0"/>
-              <w:spacing w:before="0" w:line="240" w:lineRule="auto"/>
-              <w:rPr>
-                <w:rFonts w:ascii="BRH Devanagari Extra" w:hAnsi="BRH Devanagari Extra" w:cs="BRH Devanagari Extra"/>
-                <w:color w:val="000000"/>
-                <w:sz w:val="32"/>
-                <w:szCs w:val="32"/>
+              <w:rPr>
+                <w:rFonts w:ascii="Latha" w:hAnsi="Latha" w:cs="Latha"/>
+                <w:szCs w:val="24"/>
+                <w:lang w:bidi="ta-IN"/>
               </w:rPr>
             </w:pPr>
             <w:r>
               <w:rPr>
-                <w:rFonts w:ascii="BRH Devanagari Extra" w:hAnsi="BRH Devanagari Extra" w:cs="BRH Devanagari Extra"/>
-                <w:color w:val="000000"/>
-                <w:sz w:val="32"/>
-                <w:szCs w:val="32"/>
+                <w:rFonts w:ascii="Latha" w:hAnsi="Latha" w:cs="Latha"/>
+                <w:b/>
+                <w:bCs/>
+                <w:szCs w:val="24"/>
+                <w:lang w:bidi="ta-IN"/>
               </w:rPr>
               <w:t>(</w:t>
             </w:r>
             <w:proofErr w:type="gramStart"/>
             <w:r>
               <w:rPr>
-                <w:rFonts w:cs="BRH Devanagari Extra"/>
-                <w:color w:val="000000"/>
-                <w:szCs w:val="32"/>
-              </w:rPr>
-              <w:t>21</w:t>
-            </w:r>
-            <w:r>
-              <w:rPr>
-                <w:rFonts w:ascii="BRH Devanagari Extra" w:hAnsi="BRH Devanagari Extra" w:cs="BRH Devanagari Extra"/>
-                <w:color w:val="000000"/>
-                <w:sz w:val="32"/>
-                <w:szCs w:val="32"/>
+                <w:rFonts w:ascii="Latha" w:hAnsi="Latha" w:cs="Latha"/>
+                <w:b/>
+                <w:bCs/>
+                <w:szCs w:val="24"/>
+                <w:lang w:bidi="ta-IN"/>
+              </w:rPr>
+              <w:t>2</w:t>
+            </w:r>
+            <w:r>
+              <w:rPr>
+                <w:rFonts w:ascii="Latha" w:hAnsi="Latha" w:cs="Latha"/>
+                <w:b/>
+                <w:bCs/>
+                <w:szCs w:val="24"/>
+                <w:cs/>
+                <w:lang w:bidi="ta-IN"/>
+              </w:rPr>
+              <w:t>1</w:t>
+            </w:r>
+            <w:r>
+              <w:rPr>
+                <w:rFonts w:ascii="Latha" w:hAnsi="Latha" w:cs="Latha"/>
+                <w:b/>
+                <w:bCs/>
+                <w:szCs w:val="24"/>
+                <w:lang w:bidi="ta-IN"/>
+              </w:rPr>
+              <w:t>)[</w:t>
+            </w:r>
+            <w:proofErr w:type="gramEnd"/>
+            <w:r>
+              <w:rPr>
+                <w:rFonts w:ascii="Latha" w:hAnsi="Latha" w:cs="Latha"/>
+                <w:szCs w:val="24"/>
+                <w:cs/>
+                <w:lang w:bidi="ta-IN"/>
+              </w:rPr>
+              <w:t>ப</w:t>
+            </w:r>
+            <w:r>
+              <w:rPr>
+                <w:rFonts w:ascii="Latha" w:hAnsi="Latha" w:cs="Latha"/>
+                <w:b/>
+                <w:bCs/>
+                <w:szCs w:val="24"/>
+                <w:cs/>
+                <w:lang w:bidi="ta-IN"/>
+              </w:rPr>
+              <w:t>7</w:t>
+            </w:r>
+            <w:r>
+              <w:rPr>
+                <w:rFonts w:ascii="Latha" w:hAnsi="Latha" w:cs="Latha"/>
+                <w:b/>
+                <w:bCs/>
+                <w:szCs w:val="24"/>
+                <w:lang w:bidi="ta-IN"/>
+              </w:rPr>
+              <w:t>]</w:t>
+            </w:r>
+            <w:r>
+              <w:rPr>
+                <w:rFonts w:ascii="Latha" w:hAnsi="Latha" w:cs="Latha"/>
+                <w:szCs w:val="24"/>
+                <w:lang w:bidi="ta-IN"/>
+              </w:rPr>
+              <w:t xml:space="preserve"> </w:t>
+            </w:r>
+            <w:r>
+              <w:rPr>
+                <w:rFonts w:ascii="Latha" w:hAnsi="Latha" w:cs="Latha"/>
+                <w:b/>
+                <w:bCs/>
+                <w:szCs w:val="24"/>
+                <w:cs/>
+                <w:lang w:bidi="ta-IN"/>
+              </w:rPr>
+              <w:t>4.</w:t>
+            </w:r>
+            <w:r>
+              <w:rPr>
+                <w:rFonts w:ascii="Latha" w:hAnsi="Latha" w:cs="Latha"/>
+                <w:b/>
+                <w:bCs/>
+                <w:szCs w:val="24"/>
+                <w:cs/>
+                <w:lang w:bidi="ta-IN"/>
+              </w:rPr>
+              <w:t>6</w:t>
+            </w:r>
+            <w:r>
+              <w:rPr>
+                <w:rFonts w:ascii="Latha" w:hAnsi="Latha" w:cs="Latha"/>
+                <w:b/>
+                <w:bCs/>
+                <w:szCs w:val="24"/>
+                <w:lang w:bidi="ta-IN"/>
+              </w:rPr>
+              <w:t>.</w:t>
+            </w:r>
+            <w:r>
+              <w:rPr>
+                <w:rFonts w:ascii="Latha" w:hAnsi="Latha" w:cs="Latha"/>
+                <w:b/>
+                <w:bCs/>
+                <w:szCs w:val="24"/>
+                <w:cs/>
+                <w:lang w:bidi="ta-IN"/>
+              </w:rPr>
+              <w:t>2.2</w:t>
+            </w:r>
+            <w:r>
+              <w:rPr>
+                <w:rFonts w:ascii="Latha" w:hAnsi="Latha" w:cs="Latha"/>
+                <w:b/>
+                <w:bCs/>
+                <w:szCs w:val="24"/>
+                <w:lang w:bidi="ta-IN"/>
+              </w:rPr>
+              <w:t>(</w:t>
+            </w:r>
+            <w:r>
+              <w:rPr>
+                <w:rFonts w:ascii="Latha" w:hAnsi="Latha" w:cs="Latha"/>
+                <w:b/>
+                <w:bCs/>
+                <w:szCs w:val="24"/>
+                <w:cs/>
+                <w:lang w:bidi="ta-IN"/>
+              </w:rPr>
+              <w:t>19</w:t>
+            </w:r>
+            <w:r>
+              <w:rPr>
+                <w:rFonts w:ascii="Latha" w:hAnsi="Latha" w:cs="Latha"/>
+                <w:b/>
+                <w:bCs/>
+                <w:szCs w:val="24"/>
+                <w:lang w:bidi="ta-IN"/>
               </w:rPr>
               <w:t>)</w:t>
             </w:r>
-            <w:r>
-              <w:rPr>
-                <w:rFonts w:cs="BRH Devanagari Extra"/>
-                <w:color w:val="000000"/>
-                <w:szCs w:val="32"/>
-              </w:rPr>
-              <w:t>[</w:t>
+            <w:proofErr w:type="gramStart"/>
+            <w:r>
+              <w:rPr>
+                <w:rFonts w:ascii="Latha" w:hAnsi="Latha" w:cs="Latha"/>
+                <w:szCs w:val="24"/>
+                <w:lang w:bidi="ta-IN"/>
+              </w:rPr>
+              <w:t xml:space="preserve">-  </w:t>
+            </w:r>
+            <w:r>
+              <w:rPr>
+                <w:rFonts w:ascii="Latha" w:hAnsi="Latha" w:cs="Latha"/>
+                <w:szCs w:val="24"/>
+                <w:cs/>
+                <w:lang w:bidi="ta-IN"/>
+              </w:rPr>
+              <w:t>ஜ</w:t>
             </w:r>
             <w:proofErr w:type="gramEnd"/>
             <w:r>
               <w:rPr>
-                <w:rFonts w:cs="BRH Devanagari Extra"/>
-                <w:color w:val="000000"/>
-                <w:szCs w:val="32"/>
-              </w:rPr>
-              <w:t>P7</w:t>
-            </w:r>
-            <w:r>
-              <w:rPr>
-                <w:rFonts w:ascii="BRH Devanagari Extra" w:hAnsi="BRH Devanagari Extra" w:cs="BRH Devanagari Extra"/>
-                <w:color w:val="000000"/>
-                <w:sz w:val="32"/>
-                <w:szCs w:val="32"/>
-              </w:rPr>
-              <w:t xml:space="preserve">] </w:t>
-            </w:r>
-            <w:r>
-              <w:rPr>
-                <w:rFonts w:cs="BRH Devanagari Extra"/>
-                <w:color w:val="000000"/>
-                <w:szCs w:val="32"/>
-              </w:rPr>
-              <w:t>4</w:t>
-            </w:r>
-            <w:r>
-              <w:rPr>
-                <w:rFonts w:ascii="BRH Devanagari Extra" w:hAnsi="BRH Devanagari Extra" w:cs="BRH Devanagari Extra"/>
-                <w:color w:val="000000"/>
-                <w:sz w:val="32"/>
-                <w:szCs w:val="32"/>
-              </w:rPr>
-              <w:t>.</w:t>
-            </w:r>
-            <w:r>
-              <w:rPr>
-                <w:rFonts w:cs="BRH Devanagari Extra"/>
-                <w:color w:val="000000"/>
-                <w:szCs w:val="32"/>
-              </w:rPr>
-              <w:t>6</w:t>
-            </w:r>
-            <w:r>
-              <w:rPr>
-                <w:rFonts w:ascii="BRH Devanagari Extra" w:hAnsi="BRH Devanagari Extra" w:cs="BRH Devanagari Extra"/>
-                <w:color w:val="000000"/>
-                <w:sz w:val="32"/>
-                <w:szCs w:val="32"/>
-              </w:rPr>
-              <w:t>.</w:t>
-            </w:r>
-            <w:r>
-              <w:rPr>
-                <w:rFonts w:cs="BRH Devanagari Extra"/>
-                <w:color w:val="000000"/>
-                <w:szCs w:val="32"/>
-              </w:rPr>
-              <w:t>2</w:t>
-            </w:r>
-            <w:r>
-              <w:rPr>
-                <w:rFonts w:ascii="BRH Devanagari Extra" w:hAnsi="BRH Devanagari Extra" w:cs="BRH Devanagari Extra"/>
-                <w:color w:val="000000"/>
-                <w:sz w:val="32"/>
-                <w:szCs w:val="32"/>
-              </w:rPr>
-              <w:t>.</w:t>
-            </w:r>
-            <w:r>
-              <w:rPr>
-                <w:rFonts w:cs="BRH Devanagari Extra"/>
-                <w:color w:val="000000"/>
-                <w:szCs w:val="32"/>
-              </w:rPr>
-              <w:t>2</w:t>
-            </w:r>
-            <w:r>
-              <w:rPr>
-                <w:rFonts w:ascii="BRH Devanagari Extra" w:hAnsi="BRH Devanagari Extra" w:cs="BRH Devanagari Extra"/>
-                <w:color w:val="000000"/>
-                <w:sz w:val="32"/>
-                <w:szCs w:val="32"/>
-              </w:rPr>
-              <w:t>(</w:t>
-            </w:r>
-            <w:r>
-              <w:rPr>
-                <w:rFonts w:cs="BRH Devanagari Extra"/>
-                <w:color w:val="000000"/>
-                <w:szCs w:val="32"/>
-              </w:rPr>
-              <w:t>19</w:t>
-            </w:r>
-            <w:r>
-              <w:rPr>
-                <w:rFonts w:ascii="BRH Devanagari Extra" w:hAnsi="BRH Devanagari Extra" w:cs="BRH Devanagari Extra"/>
-                <w:color w:val="000000"/>
-                <w:sz w:val="32"/>
-                <w:szCs w:val="32"/>
-              </w:rPr>
-              <w:t>)</w:t>
-            </w:r>
-            <w:proofErr w:type="gramStart"/>
-            <w:r>
-              <w:rPr>
-                <w:rFonts w:ascii="BRH Devanagari Extra" w:hAnsi="BRH Devanagari Extra" w:cs="BRH Devanagari Extra"/>
-                <w:color w:val="000000"/>
-                <w:sz w:val="32"/>
-                <w:szCs w:val="32"/>
-              </w:rPr>
-              <w:t>-  eÉ</w:t>
-            </w:r>
-            <w:proofErr w:type="gramEnd"/>
-            <w:r>
-              <w:rPr>
-                <w:rFonts w:ascii="BRH Malayalam Extra" w:hAnsi="BRH Malayalam Extra" w:cs="BRH Devanagari Extra"/>
-                <w:color w:val="000000"/>
-                <w:szCs w:val="32"/>
-              </w:rPr>
-              <w:t>–</w:t>
-            </w:r>
-            <w:r>
-              <w:rPr>
-                <w:rFonts w:ascii="BRH Devanagari Extra" w:hAnsi="BRH Devanagari Extra" w:cs="BRH Devanagari Extra"/>
-                <w:color w:val="000000"/>
-                <w:sz w:val="32"/>
-                <w:szCs w:val="32"/>
-              </w:rPr>
-              <w:t>ËU</w:t>
-            </w:r>
-            <w:r>
-              <w:rPr>
-                <w:rFonts w:ascii="BRH Malayalam Extra" w:hAnsi="BRH Malayalam Extra" w:cs="BRH Devanagari Extra"/>
-                <w:color w:val="000000"/>
-                <w:szCs w:val="32"/>
-              </w:rPr>
-              <w:t>–</w:t>
-            </w:r>
-            <w:r>
-              <w:rPr>
-                <w:rFonts w:ascii="BRH Devanagari Extra" w:hAnsi="BRH Devanagari Extra" w:cs="BRH Devanagari Extra"/>
-                <w:color w:val="000000"/>
-                <w:sz w:val="32"/>
-                <w:szCs w:val="32"/>
-              </w:rPr>
-              <w:t xml:space="preserve">iÉÉUþÈ | </w:t>
-            </w:r>
-            <w:r>
-              <w:rPr>
-                <w:rFonts w:ascii="BRH Devanagari Extra" w:hAnsi="BRH Devanagari Extra" w:cs="BRH Devanagari Extra"/>
-                <w:color w:val="000000"/>
-                <w:sz w:val="32"/>
-                <w:szCs w:val="32"/>
+                <w:rFonts w:ascii="BRH Tamil Tab Extra" w:hAnsi="BRH Tamil Tab Extra" w:cs="Latha"/>
+                <w:b/>
+                <w:bCs/>
+                <w:szCs w:val="28"/>
+                <w:lang w:bidi="ta-IN"/>
+              </w:rPr>
+              <w:t>…</w:t>
+            </w:r>
+            <w:r>
+              <w:rPr>
+                <w:rFonts w:ascii="Latha" w:hAnsi="Latha" w:cs="Latha"/>
+                <w:szCs w:val="24"/>
+                <w:cs/>
+                <w:lang w:bidi="ta-IN"/>
+              </w:rPr>
+              <w:t>ரி</w:t>
+            </w:r>
+            <w:r>
+              <w:rPr>
+                <w:rFonts w:ascii="BRH Tamil Tab Extra" w:hAnsi="BRH Tamil Tab Extra" w:cs="Latha"/>
+                <w:b/>
+                <w:bCs/>
+                <w:szCs w:val="28"/>
+                <w:lang w:bidi="ta-IN"/>
+              </w:rPr>
+              <w:t>…</w:t>
+            </w:r>
+            <w:r>
+              <w:rPr>
+                <w:rFonts w:ascii="Latha" w:hAnsi="Latha" w:cs="Latha"/>
+                <w:szCs w:val="24"/>
+                <w:cs/>
+                <w:lang w:bidi="ta-IN"/>
+              </w:rPr>
+              <w:t>தார</w:t>
+            </w:r>
+            <w:r>
+              <w:rPr>
+                <w:rFonts w:ascii="BRH Tamil Tab Extra" w:hAnsi="BRH Tamil Tab Extra" w:cs="Latha"/>
+                <w:b/>
+                <w:bCs/>
+                <w:szCs w:val="28"/>
+                <w:lang w:bidi="ta-IN"/>
+              </w:rPr>
+              <w:t>†</w:t>
+            </w:r>
+            <w:r>
+              <w:rPr>
+                <w:rFonts w:ascii="Latha" w:hAnsi="Latha" w:cs="Latha"/>
+                <w:b/>
+                <w:bCs/>
+                <w:szCs w:val="24"/>
+                <w:cs/>
+                <w:lang w:bidi="ta-IN"/>
+              </w:rPr>
+              <w:t>:</w:t>
+            </w:r>
+            <w:r>
+              <w:rPr>
+                <w:rFonts w:ascii="Latha" w:hAnsi="Latha" w:cs="Latha"/>
+                <w:szCs w:val="24"/>
+                <w:cs/>
+                <w:lang w:bidi="ta-IN"/>
+              </w:rPr>
+              <w:t xml:space="preserve"> </w:t>
+            </w:r>
+            <w:r>
+              <w:rPr>
+                <w:rFonts w:ascii="Latha" w:hAnsi="Latha" w:cs="Latha"/>
+                <w:szCs w:val="24"/>
+                <w:lang w:bidi="ta-IN"/>
+              </w:rPr>
+              <w:t xml:space="preserve">| </w:t>
+            </w:r>
+            <w:r>
+              <w:rPr>
+                <w:rFonts w:ascii="Latha" w:hAnsi="Latha" w:cs="Latha"/>
+                <w:szCs w:val="24"/>
                 <w:highlight w:val="green"/>
-              </w:rPr>
-              <w:t>lÉ</w:t>
-            </w:r>
-            <w:r>
-              <w:rPr>
-                <w:rFonts w:ascii="BRH Devanagari Extra" w:hAnsi="BRH Devanagari Extra" w:cs="BRH Devanagari Extra"/>
-                <w:color w:val="000000"/>
-                <w:sz w:val="32"/>
-                <w:szCs w:val="32"/>
+                <w:cs/>
+                <w:lang w:bidi="ta-IN"/>
+              </w:rPr>
+              <w:t>ந</w:t>
+            </w:r>
+            <w:r>
+              <w:rPr>
+                <w:rFonts w:ascii="Latha" w:hAnsi="Latha" w:cs="Latha"/>
+                <w:szCs w:val="24"/>
+                <w:lang w:bidi="ta-IN"/>
               </w:rPr>
               <w:t xml:space="preserve"> |</w:t>
             </w:r>
@@ -1156,12 +1462,60 @@
             </w:pPr>
             <w:r>
               <w:rPr>
-                <w:rFonts w:ascii="BRH Devanagari Extra" w:hAnsi="BRH Devanagari Extra" w:cs="BRH Devanagari Extra"/>
-                <w:color w:val="000000"/>
-                <w:sz w:val="32"/>
-                <w:szCs w:val="32"/>
-              </w:rPr>
-              <w:t>eÉ</w:t>
+                <w:rFonts w:ascii="Latha" w:hAnsi="Latha" w:cs="Latha"/>
+                <w:szCs w:val="24"/>
+                <w:cs/>
+                <w:lang w:bidi="ta-IN"/>
+              </w:rPr>
+              <w:t>ஜ</w:t>
+            </w:r>
+            <w:r>
+              <w:rPr>
+                <w:rFonts w:ascii="BRH Tamil Tab Extra" w:hAnsi="BRH Tamil Tab Extra" w:cs="Latha"/>
+                <w:b/>
+                <w:bCs/>
+                <w:szCs w:val="28"/>
+                <w:lang w:bidi="ta-IN"/>
+              </w:rPr>
+              <w:t>…</w:t>
+            </w:r>
+            <w:r>
+              <w:rPr>
+                <w:rFonts w:ascii="Latha" w:hAnsi="Latha" w:cs="Latha"/>
+                <w:szCs w:val="24"/>
+                <w:cs/>
+                <w:lang w:bidi="ta-IN"/>
+              </w:rPr>
+              <w:t>ரி</w:t>
+            </w:r>
+            <w:r>
+              <w:rPr>
+                <w:rFonts w:ascii="BRH Tamil Tab Extra" w:hAnsi="BRH Tamil Tab Extra" w:cs="Latha"/>
+                <w:b/>
+                <w:bCs/>
+                <w:szCs w:val="28"/>
+                <w:lang w:bidi="ta-IN"/>
+              </w:rPr>
+              <w:t>…</w:t>
+            </w:r>
+            <w:r>
+              <w:rPr>
+                <w:rFonts w:ascii="Latha" w:hAnsi="Latha" w:cs="Latha"/>
+                <w:szCs w:val="24"/>
+                <w:cs/>
+                <w:lang w:bidi="ta-IN"/>
+              </w:rPr>
+              <w:t>தா</w:t>
+            </w:r>
+            <w:r>
+              <w:rPr>
+                <w:rFonts w:ascii="Latha" w:hAnsi="Latha" w:cs="Latha"/>
+                <w:szCs w:val="24"/>
+                <w:highlight w:val="green"/>
+                <w:cs/>
+                <w:lang w:bidi="ta-IN"/>
+              </w:rPr>
+              <w:t>ரோ</w:t>
             </w:r>
             <w:r>
               <w:rPr>
@@ -1173,12 +1527,105 @@
             </w:r>
             <w:r>
               <w:rPr>
-                <w:rFonts w:ascii="BRH Devanagari Extra" w:hAnsi="BRH Devanagari Extra" w:cs="BRH Devanagari Extra"/>
-                <w:color w:val="000000"/>
-                <w:sz w:val="32"/>
-                <w:szCs w:val="32"/>
-              </w:rPr>
-              <w:t>ËU</w:t>
+                <w:rFonts w:ascii="BRH Tamil Tab Extra" w:hAnsi="BRH Tamil Tab Extra" w:cs="Latha"/>
+                <w:b/>
+                <w:bCs/>
+                <w:szCs w:val="28"/>
+                <w:lang w:bidi="ta-IN"/>
+              </w:rPr>
+              <w:t>…</w:t>
+            </w:r>
+            <w:r>
+              <w:rPr>
+                <w:rFonts w:ascii="Latha" w:hAnsi="Latha" w:cs="Latha"/>
+                <w:szCs w:val="24"/>
+                <w:lang w:bidi="ta-IN"/>
+              </w:rPr>
+              <w:t xml:space="preserve"> </w:t>
+            </w:r>
+            <w:r>
+              <w:rPr>
+                <w:rFonts w:ascii="Latha" w:hAnsi="Latha" w:cs="Latha"/>
+                <w:szCs w:val="24"/>
+                <w:cs/>
+                <w:lang w:bidi="ta-IN"/>
+              </w:rPr>
+              <w:t>ந ந ஜரி</w:t>
+            </w:r>
+            <w:r>
+              <w:rPr>
+                <w:rFonts w:ascii="BRH Tamil Tab Extra" w:hAnsi="BRH Tamil Tab Extra" w:cs="Latha"/>
+                <w:b/>
+                <w:bCs/>
+                <w:szCs w:val="28"/>
+                <w:lang w:bidi="ta-IN"/>
+              </w:rPr>
+              <w:t>…</w:t>
+            </w:r>
+            <w:r>
+              <w:rPr>
+                <w:rFonts w:ascii="Latha" w:hAnsi="Latha" w:cs="Latha"/>
+                <w:szCs w:val="24"/>
+                <w:cs/>
+                <w:lang w:bidi="ta-IN"/>
+              </w:rPr>
+              <w:t>தாரோ</w:t>
+            </w:r>
+            <w:r>
+              <w:rPr>
+                <w:rFonts w:ascii="BRH Tamil Tab Extra" w:hAnsi="BRH Tamil Tab Extra" w:cs="Latha"/>
+                <w:b/>
+                <w:bCs/>
+                <w:szCs w:val="28"/>
+                <w:lang w:bidi="ta-IN"/>
+              </w:rPr>
+              <w:t>†</w:t>
+            </w:r>
+            <w:r>
+              <w:rPr>
+                <w:rFonts w:ascii="Latha" w:hAnsi="Latha" w:cs="Latha"/>
+                <w:szCs w:val="24"/>
+                <w:lang w:bidi="ta-IN"/>
+              </w:rPr>
+              <w:t xml:space="preserve"> </w:t>
+            </w:r>
+            <w:r>
+              <w:rPr>
+                <w:rFonts w:ascii="Latha" w:hAnsi="Latha" w:cs="Latha"/>
+                <w:szCs w:val="24"/>
+                <w:cs/>
+                <w:lang w:bidi="ta-IN"/>
+              </w:rPr>
+              <w:t>ஜரி</w:t>
+            </w:r>
+            <w:r>
+              <w:rPr>
+                <w:rFonts w:ascii="BRH Tamil Tab Extra" w:hAnsi="BRH Tamil Tab Extra" w:cs="Latha"/>
+                <w:b/>
+                <w:bCs/>
+                <w:szCs w:val="28"/>
+                <w:lang w:bidi="ta-IN"/>
+              </w:rPr>
+              <w:t>…</w:t>
+            </w:r>
+            <w:r>
+              <w:rPr>
+                <w:rFonts w:ascii="Latha" w:hAnsi="Latha" w:cs="Latha"/>
+                <w:szCs w:val="24"/>
+                <w:cs/>
+                <w:lang w:bidi="ta-IN"/>
+              </w:rPr>
+              <w:t>தா</w:t>
+            </w:r>
+            <w:r>
+              <w:rPr>
+                <w:rFonts w:ascii="Latha" w:hAnsi="Latha" w:cs="Latha"/>
+                <w:szCs w:val="24"/>
+                <w:highlight w:val="green"/>
+                <w:cs/>
+                <w:lang w:bidi="ta-IN"/>
+              </w:rPr>
+              <w:t>ரோ</w:t>
             </w:r>
             <w:r>
               <w:rPr>
@@ -1190,110 +1637,250 @@
             </w:r>
             <w:r>
               <w:rPr>
-                <w:rFonts w:ascii="BRH Devanagari Extra" w:hAnsi="BRH Devanagari Extra" w:cs="BRH Devanagari Extra"/>
-                <w:color w:val="000000"/>
-                <w:sz w:val="32"/>
-                <w:szCs w:val="32"/>
-              </w:rPr>
-              <w:t>iÉÉ</w:t>
-            </w:r>
-            <w:r>
-              <w:rPr>
-                <w:rFonts w:ascii="BRH Devanagari Extra" w:hAnsi="BRH Devanagari Extra" w:cs="BRH Devanagari Extra"/>
-                <w:color w:val="000000"/>
-                <w:sz w:val="32"/>
-                <w:szCs w:val="32"/>
+                <w:rFonts w:ascii="Latha" w:hAnsi="Latha" w:cs="Latha"/>
+                <w:szCs w:val="24"/>
+                <w:lang w:bidi="ta-IN"/>
+              </w:rPr>
+              <w:t xml:space="preserve"> </w:t>
+            </w:r>
+            <w:r>
+              <w:rPr>
+                <w:rFonts w:ascii="Latha" w:hAnsi="Latha" w:cs="Latha"/>
+                <w:szCs w:val="24"/>
+                <w:cs/>
+                <w:lang w:bidi="ta-IN"/>
+              </w:rPr>
+              <w:t xml:space="preserve">ந </w:t>
+            </w:r>
+            <w:r>
+              <w:rPr>
+                <w:rFonts w:ascii="Latha" w:hAnsi="Latha" w:cs="Latha"/>
+                <w:szCs w:val="24"/>
+                <w:lang w:bidi="ta-IN"/>
+              </w:rPr>
+              <w:t>|</w:t>
+            </w:r>
+          </w:p>
+          <w:p>
+            <w:pPr>
+              <w:autoSpaceDE w:val="0"/>
+              <w:autoSpaceDN w:val="0"/>
+              <w:adjustRightInd w:val="0"/>
+              <w:rPr>
+                <w:rFonts w:ascii="Latha" w:hAnsi="Latha" w:cs="Latha"/>
+                <w:szCs w:val="24"/>
+                <w:lang w:bidi="ta-IN"/>
+              </w:rPr>
+            </w:pPr>
+            <w:r>
+              <w:rPr>
+                <w:rFonts w:ascii="Latha" w:hAnsi="Latha" w:cs="Latha"/>
+                <w:b/>
+                <w:bCs/>
+                <w:szCs w:val="24"/>
+                <w:lang w:bidi="ta-IN"/>
+              </w:rPr>
+              <w:t>(</w:t>
+            </w:r>
+            <w:proofErr w:type="gramStart"/>
+            <w:r>
+              <w:rPr>
+                <w:rFonts w:ascii="Latha" w:hAnsi="Latha" w:cs="Latha"/>
+                <w:b/>
+                <w:bCs/>
+                <w:szCs w:val="24"/>
+                <w:lang w:bidi="ta-IN"/>
+              </w:rPr>
+              <w:t>2</w:t>
+            </w:r>
+            <w:r>
+              <w:rPr>
+                <w:rFonts w:ascii="Latha" w:hAnsi="Latha" w:cs="Latha"/>
+                <w:b/>
+                <w:bCs/>
+                <w:szCs w:val="24"/>
+                <w:cs/>
+                <w:lang w:bidi="ta-IN"/>
+              </w:rPr>
+              <w:t>2)</w:t>
+            </w:r>
+            <w:r>
+              <w:rPr>
+                <w:rFonts w:ascii="Latha" w:hAnsi="Latha" w:cs="Latha"/>
+                <w:b/>
+                <w:bCs/>
+                <w:szCs w:val="24"/>
+                <w:lang w:bidi="ta-IN"/>
+              </w:rPr>
+              <w:t>[</w:t>
+            </w:r>
+            <w:proofErr w:type="gramEnd"/>
+            <w:r>
+              <w:rPr>
+                <w:rFonts w:ascii="Latha" w:hAnsi="Latha" w:cs="Latha"/>
+                <w:szCs w:val="24"/>
+                <w:cs/>
+                <w:lang w:bidi="ta-IN"/>
+              </w:rPr>
+              <w:t>ப</w:t>
+            </w:r>
+            <w:r>
+              <w:rPr>
+                <w:rFonts w:ascii="Latha" w:hAnsi="Latha" w:cs="Latha"/>
+                <w:b/>
+                <w:bCs/>
+                <w:szCs w:val="24"/>
+                <w:cs/>
+                <w:lang w:bidi="ta-IN"/>
+              </w:rPr>
+              <w:t>7</w:t>
+            </w:r>
+            <w:r>
+              <w:rPr>
+                <w:rFonts w:ascii="Latha" w:hAnsi="Latha" w:cs="Latha"/>
+                <w:b/>
+                <w:bCs/>
+                <w:szCs w:val="24"/>
+                <w:lang w:bidi="ta-IN"/>
+              </w:rPr>
+              <w:t>]</w:t>
+            </w:r>
+            <w:r>
+              <w:rPr>
+                <w:rFonts w:ascii="Latha" w:hAnsi="Latha" w:cs="Latha"/>
+                <w:szCs w:val="24"/>
+                <w:lang w:bidi="ta-IN"/>
+              </w:rPr>
+              <w:t xml:space="preserve"> </w:t>
+            </w:r>
+            <w:r>
+              <w:rPr>
+                <w:rFonts w:ascii="Latha" w:hAnsi="Latha" w:cs="Latha"/>
+                <w:b/>
+                <w:bCs/>
+                <w:szCs w:val="24"/>
+                <w:cs/>
+                <w:lang w:bidi="ta-IN"/>
+              </w:rPr>
+              <w:t>4.</w:t>
+            </w:r>
+            <w:r>
+              <w:rPr>
+                <w:rFonts w:ascii="Latha" w:hAnsi="Latha" w:cs="Latha"/>
+                <w:b/>
+                <w:bCs/>
+                <w:szCs w:val="24"/>
+                <w:cs/>
+                <w:lang w:bidi="ta-IN"/>
+              </w:rPr>
+              <w:t>6</w:t>
+            </w:r>
+            <w:r>
+              <w:rPr>
+                <w:rFonts w:ascii="Latha" w:hAnsi="Latha" w:cs="Latha"/>
+                <w:b/>
+                <w:bCs/>
+                <w:szCs w:val="24"/>
+                <w:lang w:bidi="ta-IN"/>
+              </w:rPr>
+              <w:t>.</w:t>
+            </w:r>
+            <w:r>
+              <w:rPr>
+                <w:rFonts w:ascii="Latha" w:hAnsi="Latha" w:cs="Latha"/>
+                <w:b/>
+                <w:bCs/>
+                <w:szCs w:val="24"/>
+                <w:cs/>
+                <w:lang w:bidi="ta-IN"/>
+              </w:rPr>
+              <w:t>2.2</w:t>
+            </w:r>
+            <w:r>
+              <w:rPr>
+                <w:rFonts w:ascii="Latha" w:hAnsi="Latha" w:cs="Latha"/>
+                <w:b/>
+                <w:bCs/>
+                <w:szCs w:val="24"/>
+                <w:lang w:bidi="ta-IN"/>
+              </w:rPr>
+              <w:t>(20)</w:t>
+            </w:r>
+            <w:proofErr w:type="gramStart"/>
+            <w:r>
+              <w:rPr>
+                <w:rFonts w:ascii="Latha" w:hAnsi="Latha" w:cs="Latha"/>
+                <w:szCs w:val="24"/>
+                <w:lang w:bidi="ta-IN"/>
+              </w:rPr>
+              <w:t xml:space="preserve">-  </w:t>
+            </w:r>
+            <w:r>
+              <w:rPr>
+                <w:rFonts w:ascii="Latha" w:hAnsi="Latha" w:cs="Latha"/>
+                <w:szCs w:val="24"/>
                 <w:highlight w:val="green"/>
-              </w:rPr>
-              <w:t>UÉ</w:t>
-            </w:r>
-            <w:r>
-              <w:rPr>
-                <w:rFonts w:ascii="BRH Malayalam Extra" w:hAnsi="BRH Malayalam Extra" w:cs="BRH Devanagari Extra"/>
-                <w:color w:val="000000"/>
-                <w:szCs w:val="32"/>
-              </w:rPr>
-              <w:t>–</w:t>
-            </w:r>
-            <w:r>
-              <w:rPr>
-                <w:rFonts w:ascii="BRH Devanagari Extra" w:hAnsi="BRH Devanagari Extra" w:cs="BRH Devanagari Extra"/>
-                <w:color w:val="000000"/>
-                <w:sz w:val="32"/>
-                <w:szCs w:val="32"/>
-              </w:rPr>
-              <w:t xml:space="preserve"> lÉ lÉ eÉËU</w:t>
-            </w:r>
-            <w:r>
-              <w:rPr>
-                <w:rFonts w:ascii="BRH Malayalam Extra" w:hAnsi="BRH Malayalam Extra" w:cs="BRH Devanagari Extra"/>
-                <w:color w:val="000000"/>
-                <w:szCs w:val="32"/>
-              </w:rPr>
-              <w:t>–</w:t>
-            </w:r>
-            <w:r>
-              <w:rPr>
-                <w:rFonts w:ascii="BRH Devanagari Extra" w:hAnsi="BRH Devanagari Extra" w:cs="BRH Devanagari Extra"/>
-                <w:color w:val="000000"/>
-                <w:sz w:val="32"/>
-                <w:szCs w:val="32"/>
-              </w:rPr>
-              <w:t>iÉÉUÉåþ eÉËU</w:t>
-            </w:r>
-            <w:r>
-              <w:rPr>
-                <w:rFonts w:ascii="BRH Malayalam Extra" w:hAnsi="BRH Malayalam Extra" w:cs="BRH Devanagari Extra"/>
-                <w:color w:val="000000"/>
-                <w:szCs w:val="32"/>
-              </w:rPr>
-              <w:t>–</w:t>
-            </w:r>
-            <w:r>
-              <w:rPr>
-                <w:rFonts w:ascii="BRH Devanagari Extra" w:hAnsi="BRH Devanagari Extra" w:cs="BRH Devanagari Extra"/>
-                <w:color w:val="000000"/>
-                <w:sz w:val="32"/>
-                <w:szCs w:val="32"/>
-              </w:rPr>
-              <w:t>iÉ</w:t>
-            </w:r>
-            <w:r>
-              <w:rPr>
-                <w:rFonts w:ascii="BRH Devanagari Extra" w:hAnsi="BRH Devanagari Extra" w:cs="BRH Devanagari Extra"/>
-                <w:color w:val="000000"/>
-                <w:sz w:val="32"/>
-                <w:szCs w:val="32"/>
-                <w:highlight w:val="green"/>
-              </w:rPr>
-              <w:t>ÉU</w:t>
-            </w:r>
-            <w:r>
-              <w:rPr>
-                <w:rFonts w:ascii="BRH Devanagari Extra" w:hAnsi="BRH Devanagari Extra" w:cs="BRH Devanagari Extra"/>
-                <w:color w:val="000000"/>
-                <w:sz w:val="32"/>
-                <w:szCs w:val="32"/>
-                <w:highlight w:val="yellow"/>
-              </w:rPr>
-              <w:t>É</w:t>
-            </w:r>
-            <w:r>
-              <w:rPr>
-                <w:rFonts w:ascii="BRH Malayalam Extra" w:hAnsi="BRH Malayalam Extra" w:cs="BRH Devanagari Extra"/>
-                <w:color w:val="000000"/>
-                <w:szCs w:val="32"/>
-              </w:rPr>
-              <w:t>–</w:t>
-            </w:r>
-            <w:r>
-              <w:rPr>
-                <w:rFonts w:ascii="BRH Devanagari Extra" w:hAnsi="BRH Devanagari Extra" w:cs="BRH Devanagari Extra"/>
-                <w:color w:val="000000"/>
-                <w:sz w:val="32"/>
-                <w:szCs w:val="32"/>
-              </w:rPr>
-              <w:t xml:space="preserve"> lÉ | </w:t>
+                <w:cs/>
+                <w:lang w:bidi="ta-IN"/>
+              </w:rPr>
+              <w:t>ந</w:t>
+            </w:r>
+            <w:proofErr w:type="gramEnd"/>
+            <w:r>
+              <w:rPr>
+                <w:rFonts w:ascii="Latha" w:hAnsi="Latha" w:cs="Latha"/>
+                <w:szCs w:val="24"/>
+                <w:lang w:bidi="ta-IN"/>
+              </w:rPr>
+              <w:t xml:space="preserve"> | </w:t>
+            </w:r>
+            <w:r>
+              <w:rPr>
+                <w:rFonts w:ascii="Latha" w:hAnsi="Latha" w:cs="Latha"/>
+                <w:szCs w:val="24"/>
+                <w:cs/>
+                <w:lang w:bidi="ta-IN"/>
+              </w:rPr>
+              <w:t>பூ</w:t>
+            </w:r>
+            <w:r>
+              <w:rPr>
+                <w:rFonts w:ascii="BRH Tamil Tab Extra" w:hAnsi="BRH Tamil Tab Extra" w:cs="Latha"/>
+                <w:b/>
+                <w:bCs/>
+                <w:szCs w:val="28"/>
+                <w:lang w:bidi="ta-IN"/>
+              </w:rPr>
+              <w:t>…</w:t>
+            </w:r>
+            <w:r>
+              <w:rPr>
+                <w:rFonts w:ascii="Latha" w:hAnsi="Latha" w:cs="Latha"/>
+                <w:b/>
+                <w:bCs/>
+                <w:position w:val="-12"/>
+                <w:szCs w:val="24"/>
+                <w:cs/>
+                <w:lang w:bidi="ta-IN"/>
+              </w:rPr>
+              <w:t>4</w:t>
+            </w:r>
+            <w:r>
+              <w:rPr>
+                <w:rFonts w:ascii="Latha" w:hAnsi="Latha" w:cs="Latha"/>
+                <w:szCs w:val="24"/>
+                <w:cs/>
+                <w:lang w:bidi="ta-IN"/>
+              </w:rPr>
+              <w:t xml:space="preserve">னா </w:t>
+            </w:r>
+            <w:r>
+              <w:rPr>
+                <w:rFonts w:ascii="Latha" w:hAnsi="Latha" w:cs="Latha"/>
+                <w:szCs w:val="24"/>
+                <w:lang w:bidi="ta-IN"/>
+              </w:rPr>
+              <w:t>||</w:t>
             </w:r>
           </w:p>
           <w:p>
@@ -1304,206 +1891,6 @@
               <w:adjustRightInd w:val="0"/>
               <w:spacing w:before="0" w:line="240" w:lineRule="auto"/>
               <w:rPr>
-                <w:rFonts w:ascii="BRH Devanagari Extra" w:hAnsi="BRH Devanagari Extra" w:cs="BRH Devanagari Extra"/>
-                <w:color w:val="000000"/>
-                <w:sz w:val="32"/>
-                <w:szCs w:val="32"/>
-              </w:rPr>
-            </w:pPr>
-            <w:r>
-              <w:rPr>
-                <w:rFonts w:ascii="BRH Devanagari Extra" w:hAnsi="BRH Devanagari Extra" w:cs="BRH Devanagari Extra"/>
-                <w:color w:val="000000"/>
-                <w:sz w:val="32"/>
-                <w:szCs w:val="32"/>
-              </w:rPr>
-              <w:t>(</w:t>
-            </w:r>
-            <w:proofErr w:type="gramStart"/>
-            <w:r>
-              <w:rPr>
-                <w:rFonts w:cs="BRH Devanagari Extra"/>
-                <w:color w:val="000000"/>
-                <w:szCs w:val="32"/>
-              </w:rPr>
-              <w:t>22</w:t>
-            </w:r>
-            <w:r>
-              <w:rPr>
-                <w:rFonts w:ascii="BRH Devanagari Extra" w:hAnsi="BRH Devanagari Extra" w:cs="BRH Devanagari Extra"/>
-                <w:color w:val="000000"/>
-                <w:sz w:val="32"/>
-                <w:szCs w:val="32"/>
-              </w:rPr>
-              <w:t>)</w:t>
-            </w:r>
-            <w:r>
-              <w:rPr>
-                <w:rFonts w:cs="BRH Devanagari Extra"/>
-                <w:color w:val="000000"/>
-                <w:szCs w:val="32"/>
-              </w:rPr>
-              <w:t>[</w:t>
-            </w:r>
-            <w:proofErr w:type="gramEnd"/>
-            <w:r>
-              <w:rPr>
-                <w:rFonts w:cs="BRH Devanagari Extra"/>
-                <w:color w:val="000000"/>
-                <w:szCs w:val="32"/>
-              </w:rPr>
-              <w:t>P7</w:t>
-            </w:r>
-            <w:r>
-              <w:rPr>
-                <w:rFonts w:ascii="BRH Devanagari Extra" w:hAnsi="BRH Devanagari Extra" w:cs="BRH Devanagari Extra"/>
-                <w:color w:val="000000"/>
-                <w:sz w:val="32"/>
-                <w:szCs w:val="32"/>
-              </w:rPr>
-              <w:t xml:space="preserve">] </w:t>
-            </w:r>
-            <w:r>
-              <w:rPr>
-                <w:rFonts w:cs="BRH Devanagari Extra"/>
-                <w:color w:val="000000"/>
-                <w:szCs w:val="32"/>
-              </w:rPr>
-              <w:t>4</w:t>
-            </w:r>
-            <w:r>
-              <w:rPr>
-                <w:rFonts w:ascii="BRH Devanagari Extra" w:hAnsi="BRH Devanagari Extra" w:cs="BRH Devanagari Extra"/>
-                <w:color w:val="000000"/>
-                <w:sz w:val="32"/>
-                <w:szCs w:val="32"/>
-              </w:rPr>
-              <w:t>.</w:t>
-            </w:r>
-            <w:r>
-              <w:rPr>
-                <w:rFonts w:cs="BRH Devanagari Extra"/>
-                <w:color w:val="000000"/>
-                <w:szCs w:val="32"/>
-              </w:rPr>
-              <w:t>6</w:t>
-            </w:r>
-            <w:r>
-              <w:rPr>
-                <w:rFonts w:ascii="BRH Devanagari Extra" w:hAnsi="BRH Devanagari Extra" w:cs="BRH Devanagari Extra"/>
-                <w:color w:val="000000"/>
-                <w:sz w:val="32"/>
-                <w:szCs w:val="32"/>
-              </w:rPr>
-              <w:t>.</w:t>
-            </w:r>
-            <w:r>
-              <w:rPr>
-                <w:rFonts w:cs="BRH Devanagari Extra"/>
-                <w:color w:val="000000"/>
-                <w:szCs w:val="32"/>
-              </w:rPr>
-              <w:t>2</w:t>
-            </w:r>
-            <w:r>
-              <w:rPr>
-                <w:rFonts w:ascii="BRH Devanagari Extra" w:hAnsi="BRH Devanagari Extra" w:cs="BRH Devanagari Extra"/>
-                <w:color w:val="000000"/>
-                <w:sz w:val="32"/>
-                <w:szCs w:val="32"/>
-              </w:rPr>
-              <w:t>.</w:t>
-            </w:r>
-            <w:r>
-              <w:rPr>
-                <w:rFonts w:cs="BRH Devanagari Extra"/>
-                <w:color w:val="000000"/>
-                <w:szCs w:val="32"/>
-              </w:rPr>
-              <w:t>2</w:t>
-            </w:r>
-            <w:r>
-              <w:rPr>
-                <w:rFonts w:ascii="BRH Devanagari Extra" w:hAnsi="BRH Devanagari Extra" w:cs="BRH Devanagari Extra"/>
-                <w:color w:val="000000"/>
-                <w:sz w:val="32"/>
-                <w:szCs w:val="32"/>
-              </w:rPr>
-              <w:t>(</w:t>
-            </w:r>
-            <w:r>
-              <w:rPr>
-                <w:rFonts w:cs="BRH Devanagari Extra"/>
-                <w:color w:val="000000"/>
-                <w:szCs w:val="32"/>
-              </w:rPr>
-              <w:t>20</w:t>
-            </w:r>
-            <w:r>
-              <w:rPr>
-                <w:rFonts w:ascii="BRH Devanagari Extra" w:hAnsi="BRH Devanagari Extra" w:cs="BRH Devanagari Extra"/>
-                <w:color w:val="000000"/>
-                <w:sz w:val="32"/>
-                <w:szCs w:val="32"/>
-              </w:rPr>
-              <w:t>)</w:t>
-            </w:r>
-            <w:proofErr w:type="gramStart"/>
-            <w:r>
-              <w:rPr>
-                <w:rFonts w:ascii="BRH Devanagari Extra" w:hAnsi="BRH Devanagari Extra" w:cs="BRH Devanagari Extra"/>
-                <w:color w:val="000000"/>
-                <w:sz w:val="32"/>
-                <w:szCs w:val="32"/>
-              </w:rPr>
-              <w:t xml:space="preserve">-  </w:t>
-            </w:r>
-            <w:r>
-              <w:rPr>
-                <w:rFonts w:ascii="BRH Devanagari Extra" w:hAnsi="BRH Devanagari Extra" w:cs="BRH Devanagari Extra"/>
-                <w:color w:val="000000"/>
-                <w:sz w:val="32"/>
-                <w:szCs w:val="32"/>
-                <w:highlight w:val="green"/>
-              </w:rPr>
-              <w:t>lÉ</w:t>
-            </w:r>
-            <w:proofErr w:type="gramEnd"/>
-            <w:r>
-              <w:rPr>
-                <w:rFonts w:ascii="BRH Devanagari Extra" w:hAnsi="BRH Devanagari Extra" w:cs="BRH Devanagari Extra"/>
-                <w:color w:val="000000"/>
-                <w:sz w:val="32"/>
-                <w:szCs w:val="32"/>
-              </w:rPr>
-              <w:t xml:space="preserve"> | pÉÔ</w:t>
-            </w:r>
-            <w:r>
-              <w:rPr>
-                <w:rFonts w:ascii="BRH Malayalam Extra" w:hAnsi="BRH Malayalam Extra" w:cs="BRH Devanagari Extra"/>
-                <w:color w:val="000000"/>
-                <w:szCs w:val="32"/>
-              </w:rPr>
-              <w:t>–</w:t>
-            </w:r>
-            <w:r>
-              <w:rPr>
-                <w:rFonts w:ascii="BRH Devanagari Extra" w:hAnsi="BRH Devanagari Extra" w:cs="BRH Devanagari Extra"/>
-                <w:color w:val="000000"/>
-                <w:sz w:val="32"/>
-                <w:szCs w:val="32"/>
-              </w:rPr>
-              <w:t>lÉÉ ||</w:t>
-            </w:r>
-          </w:p>
-          <w:p>
-            <w:pPr>
-              <w:widowControl w:val="0"/>
-              <w:autoSpaceDE w:val="0"/>
-              <w:autoSpaceDN w:val="0"/>
-              <w:adjustRightInd w:val="0"/>
-              <w:spacing w:before="0" w:line="240" w:lineRule="auto"/>
-              <w:rPr>
                 <w:rFonts w:cs="BRH Malayalam Extra"/>
                 <w:color w:val="FF0000"/>
                 <w:szCs w:val="40"/>
@@ -1511,92 +1898,158 @@
             </w:pPr>
             <w:r>
               <w:rPr>
-                <w:rFonts w:ascii="BRH Devanagari Extra" w:hAnsi="BRH Devanagari Extra" w:cs="BRH Devanagari Extra"/>
-                <w:color w:val="000000"/>
-                <w:sz w:val="32"/>
-                <w:szCs w:val="32"/>
+                <w:rFonts w:ascii="Latha" w:hAnsi="Latha" w:cs="Latha"/>
+                <w:szCs w:val="24"/>
                 <w:highlight w:val="green"/>
-              </w:rPr>
-              <w:t>lÉ</w:t>
-            </w:r>
-            <w:r>
-              <w:rPr>
-                <w:rFonts w:ascii="BRH Devanagari Extra" w:hAnsi="BRH Devanagari Extra" w:cs="BRH Devanagari Extra"/>
-                <w:color w:val="000000"/>
-                <w:sz w:val="32"/>
-                <w:szCs w:val="32"/>
-              </w:rPr>
-              <w:t xml:space="preserve"> pÉÔ</w:t>
-            </w:r>
-            <w:r>
-              <w:rPr>
-                <w:rFonts w:ascii="BRH Malayalam Extra" w:hAnsi="BRH Malayalam Extra" w:cs="BRH Devanagari Extra"/>
-                <w:color w:val="000000"/>
-                <w:szCs w:val="32"/>
-              </w:rPr>
-              <w:t>–</w:t>
-            </w:r>
-            <w:r>
-              <w:rPr>
-                <w:rFonts w:ascii="BRH Devanagari Extra" w:hAnsi="BRH Devanagari Extra" w:cs="BRH Devanagari Extra"/>
-                <w:color w:val="000000"/>
-                <w:sz w:val="32"/>
-                <w:szCs w:val="32"/>
-              </w:rPr>
-              <w:t>lÉÉ pÉÔ</w:t>
-            </w:r>
-            <w:r>
-              <w:rPr>
-                <w:rFonts w:ascii="BRH Malayalam Extra" w:hAnsi="BRH Malayalam Extra" w:cs="BRH Devanagari Extra"/>
-                <w:color w:val="000000"/>
-                <w:szCs w:val="32"/>
-              </w:rPr>
-              <w:t>–</w:t>
-            </w:r>
-            <w:r>
-              <w:rPr>
-                <w:rFonts w:ascii="BRH Devanagari Extra" w:hAnsi="BRH Devanagari Extra" w:cs="BRH Devanagari Extra"/>
-                <w:color w:val="000000"/>
-                <w:sz w:val="32"/>
-                <w:szCs w:val="32"/>
-              </w:rPr>
-              <w:t xml:space="preserve">lÉÉ </w:t>
-            </w:r>
-            <w:r>
-              <w:rPr>
-                <w:rFonts w:ascii="BRH Devanagari Extra" w:hAnsi="BRH Devanagari Extra" w:cs="BRH Devanagari Extra"/>
-                <w:color w:val="000000"/>
-                <w:sz w:val="32"/>
-                <w:szCs w:val="32"/>
+                <w:cs/>
+                <w:lang w:bidi="ta-IN"/>
+              </w:rPr>
+              <w:t>ந</w:t>
+            </w:r>
+            <w:r>
+              <w:rPr>
+                <w:rFonts w:ascii="Latha" w:hAnsi="Latha" w:cs="Latha"/>
+                <w:szCs w:val="24"/>
+                <w:lang w:bidi="ta-IN"/>
+              </w:rPr>
+              <w:t xml:space="preserve"> </w:t>
+            </w:r>
+            <w:r>
+              <w:rPr>
+                <w:rFonts w:ascii="Latha" w:hAnsi="Latha" w:cs="Latha"/>
+                <w:szCs w:val="24"/>
+                <w:cs/>
+                <w:lang w:bidi="ta-IN"/>
+              </w:rPr>
+              <w:t>பூ</w:t>
+            </w:r>
+            <w:r>
+              <w:rPr>
+                <w:rFonts w:ascii="BRH Tamil Tab Extra" w:hAnsi="BRH Tamil Tab Extra" w:cs="Latha"/>
+                <w:b/>
+                <w:bCs/>
+                <w:szCs w:val="28"/>
+                <w:lang w:bidi="ta-IN"/>
+              </w:rPr>
+              <w:t>…</w:t>
+            </w:r>
+            <w:r>
+              <w:rPr>
+                <w:rFonts w:ascii="Latha" w:hAnsi="Latha" w:cs="Latha"/>
+                <w:b/>
+                <w:bCs/>
+                <w:position w:val="-12"/>
+                <w:szCs w:val="24"/>
+                <w:cs/>
+                <w:lang w:bidi="ta-IN"/>
+              </w:rPr>
+              <w:t>4</w:t>
+            </w:r>
+            <w:r>
+              <w:rPr>
+                <w:rFonts w:ascii="Latha" w:hAnsi="Latha" w:cs="Latha"/>
+                <w:szCs w:val="24"/>
+                <w:cs/>
+                <w:lang w:bidi="ta-IN"/>
+              </w:rPr>
+              <w:t>னா பூ</w:t>
+            </w:r>
+            <w:r>
+              <w:rPr>
+                <w:rFonts w:ascii="BRH Tamil Tab Extra" w:hAnsi="BRH Tamil Tab Extra" w:cs="Latha"/>
+                <w:b/>
+                <w:bCs/>
+                <w:szCs w:val="28"/>
+                <w:lang w:bidi="ta-IN"/>
+              </w:rPr>
+              <w:t>…</w:t>
+            </w:r>
+            <w:r>
+              <w:rPr>
+                <w:rFonts w:ascii="Latha" w:hAnsi="Latha" w:cs="Latha"/>
+                <w:b/>
+                <w:bCs/>
+                <w:position w:val="-12"/>
+                <w:szCs w:val="24"/>
+                <w:cs/>
+                <w:lang w:bidi="ta-IN"/>
+              </w:rPr>
+              <w:t>4</w:t>
+            </w:r>
+            <w:r>
+              <w:rPr>
+                <w:rFonts w:ascii="Latha" w:hAnsi="Latha" w:cs="Latha"/>
+                <w:szCs w:val="24"/>
+                <w:cs/>
+                <w:lang w:bidi="ta-IN"/>
+              </w:rPr>
+              <w:t xml:space="preserve">னா </w:t>
+            </w:r>
+            <w:r>
+              <w:rPr>
+                <w:rFonts w:ascii="Latha" w:hAnsi="Latha" w:cs="Latha"/>
+                <w:szCs w:val="24"/>
                 <w:highlight w:val="green"/>
-              </w:rPr>
-              <w:t>lÉ</w:t>
-            </w:r>
-            <w:r>
-              <w:rPr>
-                <w:rFonts w:ascii="BRH Devanagari Extra" w:hAnsi="BRH Devanagari Extra" w:cs="BRH Devanagari Extra"/>
-                <w:color w:val="000000"/>
-                <w:sz w:val="32"/>
-                <w:szCs w:val="32"/>
-              </w:rPr>
-              <w:t xml:space="preserve"> lÉ pÉÔ</w:t>
-            </w:r>
-            <w:r>
-              <w:rPr>
-                <w:rFonts w:ascii="BRH Malayalam Extra" w:hAnsi="BRH Malayalam Extra" w:cs="BRH Devanagari Extra"/>
-                <w:color w:val="000000"/>
-                <w:szCs w:val="32"/>
-              </w:rPr>
-              <w:t>–</w:t>
-            </w:r>
-            <w:r>
-              <w:rPr>
-                <w:rFonts w:ascii="BRH Devanagari Extra" w:hAnsi="BRH Devanagari Extra" w:cs="BRH Devanagari Extra"/>
-                <w:color w:val="000000"/>
-                <w:sz w:val="32"/>
-                <w:szCs w:val="32"/>
-              </w:rPr>
-              <w:t xml:space="preserve">lÉÉ | </w:t>
+                <w:cs/>
+                <w:lang w:bidi="ta-IN"/>
+              </w:rPr>
+              <w:t>ந</w:t>
+            </w:r>
+            <w:r>
+              <w:rPr>
+                <w:rFonts w:ascii="Latha" w:hAnsi="Latha" w:cs="Latha"/>
+                <w:szCs w:val="24"/>
+                <w:lang w:bidi="ta-IN"/>
+              </w:rPr>
+              <w:t xml:space="preserve"> </w:t>
+            </w:r>
+            <w:r>
+              <w:rPr>
+                <w:rFonts w:ascii="Latha" w:hAnsi="Latha" w:cs="Latha"/>
+                <w:szCs w:val="24"/>
+                <w:cs/>
+                <w:lang w:bidi="ta-IN"/>
+              </w:rPr>
+              <w:t>ந பூ</w:t>
+            </w:r>
+            <w:r>
+              <w:rPr>
+                <w:rFonts w:ascii="BRH Tamil Tab Extra" w:hAnsi="BRH Tamil Tab Extra" w:cs="Latha"/>
+                <w:b/>
+                <w:bCs/>
+                <w:szCs w:val="28"/>
+                <w:lang w:bidi="ta-IN"/>
+              </w:rPr>
+              <w:t>…</w:t>
+            </w:r>
+            <w:r>
+              <w:rPr>
+                <w:rFonts w:ascii="Latha" w:hAnsi="Latha" w:cs="Latha"/>
+                <w:b/>
+                <w:bCs/>
+                <w:position w:val="-12"/>
+                <w:szCs w:val="24"/>
+                <w:cs/>
+                <w:lang w:bidi="ta-IN"/>
+              </w:rPr>
+              <w:t>4</w:t>
+            </w:r>
+            <w:r>
+              <w:rPr>
+                <w:rFonts w:ascii="Latha" w:hAnsi="Latha" w:cs="Latha"/>
+                <w:szCs w:val="24"/>
+                <w:cs/>
+                <w:lang w:bidi="ta-IN"/>
+              </w:rPr>
+              <w:t xml:space="preserve">னா </w:t>
+            </w:r>
+            <w:r>
+              <w:rPr>
+                <w:rFonts w:ascii="Latha" w:hAnsi="Latha" w:cs="Latha"/>
+                <w:szCs w:val="24"/>
+                <w:lang w:bidi="ta-IN"/>
+              </w:rPr>
+              <w:t>|</w:t>
             </w:r>
           </w:p>
         </w:tc>
@@ -1617,181 +2070,215 @@
           </w:tcPr>
           <w:p>
             <w:pPr>
-              <w:widowControl w:val="0"/>
               <w:autoSpaceDE w:val="0"/>
               <w:autoSpaceDN w:val="0"/>
               <w:adjustRightInd w:val="0"/>
-              <w:spacing w:before="0" w:line="240" w:lineRule="auto"/>
-              <w:rPr>
-                <w:rFonts w:ascii="BRH Devanagari Extra" w:hAnsi="BRH Devanagari Extra" w:cs="BRH Devanagari Extra"/>
-                <w:color w:val="000000"/>
-                <w:sz w:val="32"/>
-                <w:szCs w:val="32"/>
-                <w:lang w:val="it-IT"/>
+              <w:rPr>
+                <w:rFonts w:ascii="Latha" w:hAnsi="Latha" w:cs="Latha"/>
+                <w:szCs w:val="24"/>
+                <w:lang w:bidi="ta-IN"/>
               </w:rPr>
             </w:pPr>
             <w:r>
               <w:rPr>
-                <w:rFonts w:ascii="BRH Devanagari Extra" w:hAnsi="BRH Devanagari Extra" w:cs="BRH Devanagari Extra"/>
-                <w:color w:val="000000"/>
-                <w:sz w:val="32"/>
-                <w:szCs w:val="32"/>
-                <w:lang w:val="it-IT"/>
+                <w:rFonts w:ascii="Latha" w:hAnsi="Latha" w:cs="Latha"/>
+                <w:b/>
+                <w:bCs/>
+                <w:szCs w:val="24"/>
+                <w:lang w:bidi="ta-IN"/>
               </w:rPr>
               <w:t>(</w:t>
             </w:r>
-            <w:r>
-              <w:rPr>
-                <w:rFonts w:cs="BRH Devanagari Extra"/>
-                <w:color w:val="000000"/>
-                <w:szCs w:val="32"/>
-                <w:lang w:val="it-IT"/>
+            <w:proofErr w:type="gramStart"/>
+            <w:r>
+              <w:rPr>
+                <w:rFonts w:ascii="Latha" w:hAnsi="Latha" w:cs="Latha"/>
+                <w:b/>
+                <w:bCs/>
+                <w:szCs w:val="24"/>
+                <w:cs/>
+                <w:lang w:bidi="ta-IN"/>
               </w:rPr>
               <w:t>19</w:t>
             </w:r>
             <w:r>
               <w:rPr>
-                <w:rFonts w:ascii="BRH Devanagari Extra" w:hAnsi="BRH Devanagari Extra" w:cs="BRH Devanagari Extra"/>
-                <w:color w:val="000000"/>
-                <w:sz w:val="32"/>
-                <w:szCs w:val="32"/>
-                <w:lang w:val="it-IT"/>
+                <w:rFonts w:ascii="Latha" w:hAnsi="Latha" w:cs="Latha"/>
+                <w:b/>
+                <w:bCs/>
+                <w:szCs w:val="24"/>
+                <w:lang w:bidi="ta-IN"/>
+              </w:rPr>
+              <w:t>)[</w:t>
+            </w:r>
+            <w:proofErr w:type="gramEnd"/>
+            <w:r>
+              <w:rPr>
+                <w:rFonts w:ascii="Latha" w:hAnsi="Latha" w:cs="Latha"/>
+                <w:szCs w:val="24"/>
+                <w:cs/>
+                <w:lang w:bidi="ta-IN"/>
+              </w:rPr>
+              <w:t>ப</w:t>
+            </w:r>
+            <w:r>
+              <w:rPr>
+                <w:rFonts w:ascii="Latha" w:hAnsi="Latha" w:cs="Latha"/>
+                <w:b/>
+                <w:bCs/>
+                <w:szCs w:val="24"/>
+                <w:cs/>
+                <w:lang w:bidi="ta-IN"/>
+              </w:rPr>
+              <w:t>19</w:t>
+            </w:r>
+            <w:r>
+              <w:rPr>
+                <w:rFonts w:ascii="Latha" w:hAnsi="Latha" w:cs="Latha"/>
+                <w:b/>
+                <w:bCs/>
+                <w:szCs w:val="24"/>
+                <w:lang w:bidi="ta-IN"/>
+              </w:rPr>
+              <w:t>]</w:t>
+            </w:r>
+            <w:r>
+              <w:rPr>
+                <w:rFonts w:ascii="Latha" w:hAnsi="Latha" w:cs="Latha"/>
+                <w:szCs w:val="24"/>
+                <w:lang w:bidi="ta-IN"/>
+              </w:rPr>
+              <w:t xml:space="preserve"> </w:t>
+            </w:r>
+            <w:r>
+              <w:rPr>
+                <w:rFonts w:ascii="Latha" w:hAnsi="Latha" w:cs="Latha"/>
+                <w:b/>
+                <w:bCs/>
+                <w:szCs w:val="24"/>
+                <w:cs/>
+                <w:lang w:bidi="ta-IN"/>
+              </w:rPr>
+              <w:t>4.</w:t>
+            </w:r>
+            <w:r>
+              <w:rPr>
+                <w:rFonts w:ascii="Latha" w:hAnsi="Latha" w:cs="Latha"/>
+                <w:b/>
+                <w:bCs/>
+                <w:szCs w:val="24"/>
+                <w:cs/>
+                <w:lang w:bidi="ta-IN"/>
+              </w:rPr>
+              <w:t>6</w:t>
+            </w:r>
+            <w:r>
+              <w:rPr>
+                <w:rFonts w:ascii="Latha" w:hAnsi="Latha" w:cs="Latha"/>
+                <w:b/>
+                <w:bCs/>
+                <w:szCs w:val="24"/>
+                <w:lang w:bidi="ta-IN"/>
+              </w:rPr>
+              <w:t>.</w:t>
+            </w:r>
+            <w:r>
+              <w:rPr>
+                <w:rFonts w:ascii="Latha" w:hAnsi="Latha" w:cs="Latha"/>
+                <w:b/>
+                <w:bCs/>
+                <w:szCs w:val="24"/>
+                <w:cs/>
+                <w:lang w:bidi="ta-IN"/>
+              </w:rPr>
+              <w:t>4.4</w:t>
+            </w:r>
+            <w:r>
+              <w:rPr>
+                <w:rFonts w:ascii="Latha" w:hAnsi="Latha" w:cs="Latha"/>
+                <w:b/>
+                <w:bCs/>
+                <w:szCs w:val="24"/>
+                <w:lang w:bidi="ta-IN"/>
+              </w:rPr>
+              <w:t>(</w:t>
+            </w:r>
+            <w:r>
+              <w:rPr>
+                <w:rFonts w:ascii="Latha" w:hAnsi="Latha" w:cs="Latha"/>
+                <w:b/>
+                <w:bCs/>
+                <w:szCs w:val="24"/>
+                <w:cs/>
+                <w:lang w:bidi="ta-IN"/>
+              </w:rPr>
+              <w:t>17</w:t>
+            </w:r>
+            <w:r>
+              <w:rPr>
+                <w:rFonts w:ascii="Latha" w:hAnsi="Latha" w:cs="Latha"/>
+                <w:b/>
+                <w:bCs/>
+                <w:szCs w:val="24"/>
+                <w:lang w:bidi="ta-IN"/>
               </w:rPr>
               <w:t>)</w:t>
             </w:r>
-            <w:r>
-              <w:rPr>
-                <w:rFonts w:cs="BRH Devanagari Extra"/>
-                <w:color w:val="000000"/>
-                <w:szCs w:val="32"/>
-                <w:lang w:val="it-IT"/>
-              </w:rPr>
-              <w:t>[P19</w:t>
-            </w:r>
-            <w:r>
-              <w:rPr>
-                <w:rFonts w:ascii="BRH Devanagari Extra" w:hAnsi="BRH Devanagari Extra" w:cs="BRH Devanagari Extra"/>
-                <w:color w:val="000000"/>
-                <w:sz w:val="32"/>
-                <w:szCs w:val="32"/>
-                <w:lang w:val="it-IT"/>
-              </w:rPr>
-              <w:t xml:space="preserve">] </w:t>
-            </w:r>
-            <w:r>
-              <w:rPr>
-                <w:rFonts w:cs="BRH Devanagari Extra"/>
-                <w:color w:val="000000"/>
-                <w:szCs w:val="32"/>
-                <w:lang w:val="it-IT"/>
-              </w:rPr>
-              <w:t>4</w:t>
-            </w:r>
-            <w:r>
-              <w:rPr>
-                <w:rFonts w:ascii="BRH Devanagari Extra" w:hAnsi="BRH Devanagari Extra" w:cs="BRH Devanagari Extra"/>
-                <w:color w:val="000000"/>
-                <w:sz w:val="32"/>
-                <w:szCs w:val="32"/>
-                <w:lang w:val="it-IT"/>
-              </w:rPr>
-              <w:t>.</w:t>
-            </w:r>
-            <w:r>
-              <w:rPr>
-                <w:rFonts w:cs="BRH Devanagari Extra"/>
-                <w:color w:val="000000"/>
-                <w:szCs w:val="32"/>
-                <w:lang w:val="it-IT"/>
-              </w:rPr>
-              <w:t>6</w:t>
-            </w:r>
-            <w:r>
-              <w:rPr>
-                <w:rFonts w:ascii="BRH Devanagari Extra" w:hAnsi="BRH Devanagari Extra" w:cs="BRH Devanagari Extra"/>
-                <w:color w:val="000000"/>
-                <w:sz w:val="32"/>
-                <w:szCs w:val="32"/>
-                <w:lang w:val="it-IT"/>
-              </w:rPr>
-              <w:t>.</w:t>
-            </w:r>
-            <w:r>
-              <w:rPr>
-                <w:rFonts w:cs="BRH Devanagari Extra"/>
-                <w:color w:val="000000"/>
-                <w:szCs w:val="32"/>
-                <w:lang w:val="it-IT"/>
-              </w:rPr>
-              <w:t>4</w:t>
-            </w:r>
-            <w:r>
-              <w:rPr>
-                <w:rFonts w:ascii="BRH Devanagari Extra" w:hAnsi="BRH Devanagari Extra" w:cs="BRH Devanagari Extra"/>
-                <w:color w:val="000000"/>
-                <w:sz w:val="32"/>
-                <w:szCs w:val="32"/>
-                <w:lang w:val="it-IT"/>
-              </w:rPr>
-              <w:t>.</w:t>
-            </w:r>
-            <w:r>
-              <w:rPr>
-                <w:rFonts w:cs="BRH Devanagari Extra"/>
-                <w:color w:val="000000"/>
-                <w:szCs w:val="32"/>
-                <w:lang w:val="it-IT"/>
-              </w:rPr>
-              <w:t>4</w:t>
-            </w:r>
-            <w:r>
-              <w:rPr>
-                <w:rFonts w:ascii="BRH Devanagari Extra" w:hAnsi="BRH Devanagari Extra" w:cs="BRH Devanagari Extra"/>
-                <w:color w:val="000000"/>
-                <w:sz w:val="32"/>
-                <w:szCs w:val="32"/>
-                <w:lang w:val="it-IT"/>
-              </w:rPr>
-              <w:t>(</w:t>
-            </w:r>
-            <w:r>
-              <w:rPr>
-                <w:rFonts w:cs="BRH Devanagari Extra"/>
-                <w:color w:val="000000"/>
-                <w:szCs w:val="32"/>
-                <w:lang w:val="it-IT"/>
-              </w:rPr>
-              <w:t>17</w:t>
-            </w:r>
-            <w:r>
-              <w:rPr>
-                <w:rFonts w:ascii="BRH Devanagari Extra" w:hAnsi="BRH Devanagari Extra" w:cs="BRH Devanagari Extra"/>
-                <w:color w:val="000000"/>
-                <w:sz w:val="32"/>
-                <w:szCs w:val="32"/>
-                <w:lang w:val="it-IT"/>
-              </w:rPr>
-              <w:t>)-  qÉWûÉ</w:t>
-            </w:r>
-            <w:r>
-              <w:rPr>
-                <w:rFonts w:ascii="BRH Devanagari Extra" w:hAnsi="BRH Devanagari Extra" w:cs="BRH Devanagari Extra"/>
-                <w:color w:val="000000"/>
-                <w:sz w:val="26"/>
-                <w:szCs w:val="32"/>
-                <w:lang w:val="it-IT"/>
+            <w:proofErr w:type="gramStart"/>
+            <w:r>
+              <w:rPr>
+                <w:rFonts w:ascii="Latha" w:hAnsi="Latha" w:cs="Latha"/>
+                <w:szCs w:val="24"/>
+                <w:lang w:bidi="ta-IN"/>
+              </w:rPr>
+              <w:t xml:space="preserve">-  </w:t>
+            </w:r>
+            <w:r>
+              <w:rPr>
+                <w:rFonts w:ascii="Latha" w:hAnsi="Latha" w:cs="Latha"/>
+                <w:szCs w:val="24"/>
+                <w:cs/>
+                <w:lang w:bidi="ta-IN"/>
+              </w:rPr>
+              <w:t>மஹா</w:t>
+            </w:r>
+            <w:proofErr w:type="gramEnd"/>
+            <w:r>
+              <w:rPr>
+                <w:rFonts w:ascii="BRH Devanagari Extra" w:hAnsi="BRH Devanagari Extra" w:cs="Latha"/>
+                <w:b/>
+                <w:bCs/>
+                <w:szCs w:val="24"/>
+                <w:lang w:bidi="ta-IN"/>
               </w:rPr>
               <w:t>óè</w:t>
             </w:r>
             <w:r>
               <w:rPr>
-                <w:rFonts w:ascii="BRH Devanagari Extra" w:hAnsi="BRH Devanagari Extra" w:cs="BRH Devanagari Extra"/>
-                <w:color w:val="000000"/>
-                <w:sz w:val="32"/>
-                <w:szCs w:val="32"/>
-                <w:lang w:val="it-IT"/>
-              </w:rPr>
-              <w:t>þÍxÉ ||</w:t>
+                <w:rFonts w:ascii="BRH Tamil Tab Extra" w:hAnsi="BRH Tamil Tab Extra" w:cs="Latha"/>
+                <w:b/>
+                <w:bCs/>
+                <w:szCs w:val="28"/>
+                <w:lang w:bidi="ta-IN"/>
+              </w:rPr>
+              <w:t>†</w:t>
+            </w:r>
+            <w:r>
+              <w:rPr>
+                <w:rFonts w:ascii="Latha" w:hAnsi="Latha" w:cs="Latha"/>
+                <w:szCs w:val="24"/>
+                <w:cs/>
+                <w:lang w:bidi="ta-IN"/>
+              </w:rPr>
+              <w:t xml:space="preserve">ஸி </w:t>
+            </w:r>
+            <w:r>
+              <w:rPr>
+                <w:rFonts w:ascii="Latha" w:hAnsi="Latha" w:cs="Latha"/>
+                <w:szCs w:val="24"/>
+                <w:lang w:bidi="ta-IN"/>
+              </w:rPr>
+              <w:t>||</w:t>
             </w:r>
           </w:p>
           <w:p>
@@ -1802,91 +2289,128 @@
               <w:adjustRightInd w:val="0"/>
               <w:spacing w:before="0" w:line="240" w:lineRule="auto"/>
               <w:rPr>
+                <w:rFonts w:ascii="Latha" w:hAnsi="Latha" w:cs="Latha"/>
+                <w:szCs w:val="24"/>
+                <w:lang w:bidi="ta-IN"/>
+              </w:rPr>
+            </w:pPr>
+            <w:r>
+              <w:rPr>
+                <w:rFonts w:ascii="Latha" w:hAnsi="Latha" w:cs="Latha"/>
+                <w:szCs w:val="24"/>
+                <w:cs/>
+                <w:lang w:bidi="ta-IN"/>
+              </w:rPr>
+              <w:t>மஹா</w:t>
+            </w:r>
+            <w:r>
+              <w:rPr>
+                <w:rFonts w:ascii="BRH Devanagari Extra" w:hAnsi="BRH Devanagari Extra" w:cs="Latha"/>
+                <w:b/>
+                <w:bCs/>
+                <w:szCs w:val="24"/>
+                <w:highlight w:val="yellow"/>
+                <w:lang w:bidi="ta-IN"/>
+              </w:rPr>
+              <w:t>óè</w:t>
+            </w:r>
+            <w:r>
+              <w:rPr>
+                <w:rFonts w:ascii="BRH Tamil Tab Extra" w:hAnsi="BRH Tamil Tab Extra" w:cs="Latha"/>
+                <w:b/>
+                <w:bCs/>
+                <w:szCs w:val="28"/>
+                <w:lang w:bidi="ta-IN"/>
+              </w:rPr>
+              <w:t>†</w:t>
+            </w:r>
+            <w:r>
+              <w:rPr>
+                <w:rFonts w:ascii="Latha" w:hAnsi="Latha" w:cs="Latha"/>
+                <w:szCs w:val="24"/>
+                <w:cs/>
+                <w:lang w:bidi="ta-IN"/>
+              </w:rPr>
+              <w:t>ஸீதி</w:t>
+            </w:r>
+            <w:r>
+              <w:rPr>
+                <w:rFonts w:ascii="BRH Tamil Tab Extra" w:hAnsi="BRH Tamil Tab Extra" w:cs="Latha"/>
+                <w:b/>
+                <w:bCs/>
+                <w:szCs w:val="28"/>
+                <w:lang w:bidi="ta-IN"/>
+              </w:rPr>
+              <w:t>…</w:t>
+            </w:r>
+            <w:r>
+              <w:rPr>
+                <w:rFonts w:ascii="Latha" w:hAnsi="Latha" w:cs="Latha"/>
+                <w:szCs w:val="24"/>
+                <w:lang w:bidi="ta-IN"/>
+              </w:rPr>
+              <w:t xml:space="preserve"> </w:t>
+            </w:r>
+            <w:r>
+              <w:rPr>
+                <w:rFonts w:ascii="Latha" w:hAnsi="Latha" w:cs="Latha"/>
+                <w:szCs w:val="24"/>
+                <w:cs/>
+                <w:lang w:bidi="ta-IN"/>
+              </w:rPr>
+              <w:t>மஹா</w:t>
+            </w:r>
+            <w:r>
+              <w:rPr>
+                <w:rFonts w:ascii="BRH Devanagari Extra" w:hAnsi="BRH Devanagari Extra" w:cs="Latha"/>
+                <w:b/>
+                <w:bCs/>
+                <w:szCs w:val="24"/>
+                <w:lang w:bidi="ta-IN"/>
+              </w:rPr>
+              <w:t>óè</w:t>
+            </w:r>
+            <w:r>
+              <w:rPr>
+                <w:rFonts w:ascii="BRH Tamil Tab Extra" w:hAnsi="BRH Tamil Tab Extra" w:cs="Latha"/>
+                <w:b/>
+                <w:bCs/>
+                <w:szCs w:val="28"/>
+                <w:lang w:bidi="ta-IN"/>
+              </w:rPr>
+              <w:t>†</w:t>
+            </w:r>
+            <w:r>
+              <w:rPr>
+                <w:rFonts w:ascii="Latha" w:hAnsi="Latha" w:cs="Latha"/>
+                <w:szCs w:val="24"/>
+                <w:cs/>
+                <w:lang w:bidi="ta-IN"/>
+              </w:rPr>
+              <w:t xml:space="preserve">ஸி </w:t>
+            </w:r>
+            <w:r>
+              <w:rPr>
+                <w:rFonts w:ascii="Latha" w:hAnsi="Latha" w:cs="Latha"/>
+                <w:szCs w:val="24"/>
+                <w:lang w:bidi="ta-IN"/>
+              </w:rPr>
+              <w:t>|</w:t>
+            </w:r>
+          </w:p>
+          <w:p>
+            <w:pPr>
+              <w:widowControl w:val="0"/>
+              <w:autoSpaceDE w:val="0"/>
+              <w:autoSpaceDN w:val="0"/>
+              <w:adjustRightInd w:val="0"/>
+              <w:spacing w:before="0" w:line="240" w:lineRule="auto"/>
+              <w:rPr>
                 <w:rFonts w:cs="BRH Malayalam Extra"/>
                 <w:color w:val="FF0000"/>
                 <w:szCs w:val="40"/>
               </w:rPr>
             </w:pPr>
-            <w:r>
-              <w:rPr>
-                <w:rFonts w:ascii="BRH Devanagari Extra" w:hAnsi="BRH Devanagari Extra" w:cs="BRH Devanagari Extra"/>
-                <w:color w:val="000000"/>
-                <w:sz w:val="32"/>
-                <w:szCs w:val="32"/>
-                <w:lang w:val="it-IT"/>
-              </w:rPr>
-              <w:t>qÉWûÉ</w:t>
-            </w:r>
-            <w:r>
-              <w:rPr>
-                <w:rFonts w:ascii="BRH Devanagari Extra" w:hAnsi="BRH Devanagari Extra" w:cs="BRH Devanagari Extra"/>
-                <w:color w:val="000000"/>
-                <w:sz w:val="26"/>
-                <w:szCs w:val="32"/>
-                <w:highlight w:val="yellow"/>
-                <w:lang w:val="it-IT"/>
-              </w:rPr>
-              <w:t>ó</w:t>
-            </w:r>
-            <w:r>
-              <w:rPr>
-                <w:rFonts w:ascii="BRH Devanagari Extra" w:hAnsi="BRH Devanagari Extra" w:cs="BRH Devanagari Extra"/>
-                <w:color w:val="000000"/>
-                <w:sz w:val="26"/>
-                <w:szCs w:val="32"/>
-                <w:lang w:val="it-IT"/>
-              </w:rPr>
-              <w:t>è</w:t>
-            </w:r>
-            <w:r>
-              <w:rPr>
-                <w:rFonts w:ascii="BRH Devanagari Extra" w:hAnsi="BRH Devanagari Extra" w:cs="BRH Devanagari Extra"/>
-                <w:color w:val="000000"/>
-                <w:sz w:val="32"/>
-                <w:szCs w:val="32"/>
-                <w:lang w:val="it-IT"/>
-              </w:rPr>
-              <w:t>þxÉÏÌiÉ</w:t>
-            </w:r>
-            <w:r>
-              <w:rPr>
-                <w:rFonts w:ascii="BRH Malayalam Extra" w:hAnsi="BRH Malayalam Extra" w:cs="BRH Devanagari Extra"/>
-                <w:color w:val="000000"/>
-                <w:szCs w:val="32"/>
-                <w:lang w:val="it-IT"/>
-              </w:rPr>
-              <w:t>–</w:t>
-            </w:r>
-            <w:r>
-              <w:rPr>
-                <w:rFonts w:ascii="BRH Devanagari Extra" w:hAnsi="BRH Devanagari Extra" w:cs="BRH Devanagari Extra"/>
-                <w:color w:val="000000"/>
-                <w:sz w:val="32"/>
-                <w:szCs w:val="32"/>
-                <w:lang w:val="it-IT"/>
-              </w:rPr>
-              <w:t xml:space="preserve"> qÉWûÉ</w:t>
-            </w:r>
-            <w:r>
-              <w:rPr>
-                <w:rFonts w:ascii="BRH Devanagari Extra" w:hAnsi="BRH Devanagari Extra" w:cs="BRH Devanagari Extra"/>
-                <w:color w:val="000000"/>
-                <w:sz w:val="26"/>
-                <w:szCs w:val="32"/>
-                <w:lang w:val="it-IT"/>
-              </w:rPr>
-              <w:t>óè</w:t>
-            </w:r>
-            <w:r>
-              <w:rPr>
-                <w:rFonts w:ascii="BRH Devanagari Extra" w:hAnsi="BRH Devanagari Extra" w:cs="BRH Devanagari Extra"/>
-                <w:color w:val="000000"/>
-                <w:sz w:val="32"/>
-                <w:szCs w:val="32"/>
-                <w:lang w:val="it-IT"/>
-              </w:rPr>
-              <w:t xml:space="preserve">þÍxÉ | </w:t>
-            </w:r>
           </w:p>
         </w:tc>
         <w:tc>
@@ -1901,193 +2425,215 @@
           </w:tcPr>
           <w:p>
             <w:pPr>
-              <w:widowControl w:val="0"/>
               <w:autoSpaceDE w:val="0"/>
               <w:autoSpaceDN w:val="0"/>
               <w:adjustRightInd w:val="0"/>
-              <w:spacing w:before="0" w:line="240" w:lineRule="auto"/>
-              <w:rPr>
-                <w:rFonts w:ascii="BRH Devanagari Extra" w:hAnsi="BRH Devanagari Extra" w:cs="BRH Devanagari Extra"/>
-                <w:color w:val="000000"/>
-                <w:sz w:val="32"/>
-                <w:szCs w:val="32"/>
+              <w:rPr>
+                <w:rFonts w:ascii="Latha" w:hAnsi="Latha" w:cs="Latha"/>
+                <w:szCs w:val="24"/>
+                <w:lang w:bidi="ta-IN"/>
               </w:rPr>
             </w:pPr>
             <w:r>
               <w:rPr>
-                <w:rFonts w:ascii="BRH Devanagari Extra" w:hAnsi="BRH Devanagari Extra" w:cs="BRH Devanagari Extra"/>
-                <w:color w:val="000000"/>
-                <w:sz w:val="32"/>
-                <w:szCs w:val="32"/>
+                <w:rFonts w:ascii="Latha" w:hAnsi="Latha" w:cs="Latha"/>
+                <w:b/>
+                <w:bCs/>
+                <w:szCs w:val="24"/>
+                <w:lang w:bidi="ta-IN"/>
               </w:rPr>
               <w:t>(</w:t>
             </w:r>
             <w:proofErr w:type="gramStart"/>
             <w:r>
               <w:rPr>
-                <w:rFonts w:cs="BRH Devanagari Extra"/>
-                <w:color w:val="000000"/>
-                <w:szCs w:val="32"/>
+                <w:rFonts w:ascii="Latha" w:hAnsi="Latha" w:cs="Latha"/>
+                <w:b/>
+                <w:bCs/>
+                <w:szCs w:val="24"/>
+                <w:cs/>
+                <w:lang w:bidi="ta-IN"/>
               </w:rPr>
               <w:t>19</w:t>
             </w:r>
             <w:r>
               <w:rPr>
-                <w:rFonts w:ascii="BRH Devanagari Extra" w:hAnsi="BRH Devanagari Extra" w:cs="BRH Devanagari Extra"/>
-                <w:color w:val="000000"/>
-                <w:sz w:val="32"/>
-                <w:szCs w:val="32"/>
+                <w:rFonts w:ascii="Latha" w:hAnsi="Latha" w:cs="Latha"/>
+                <w:b/>
+                <w:bCs/>
+                <w:szCs w:val="24"/>
+                <w:lang w:bidi="ta-IN"/>
+              </w:rPr>
+              <w:t>)[</w:t>
+            </w:r>
+            <w:proofErr w:type="gramEnd"/>
+            <w:r>
+              <w:rPr>
+                <w:rFonts w:ascii="Latha" w:hAnsi="Latha" w:cs="Latha"/>
+                <w:szCs w:val="24"/>
+                <w:cs/>
+                <w:lang w:bidi="ta-IN"/>
+              </w:rPr>
+              <w:t>ப</w:t>
+            </w:r>
+            <w:r>
+              <w:rPr>
+                <w:rFonts w:ascii="Latha" w:hAnsi="Latha" w:cs="Latha"/>
+                <w:b/>
+                <w:bCs/>
+                <w:szCs w:val="24"/>
+                <w:cs/>
+                <w:lang w:bidi="ta-IN"/>
+              </w:rPr>
+              <w:t>19</w:t>
+            </w:r>
+            <w:r>
+              <w:rPr>
+                <w:rFonts w:ascii="Latha" w:hAnsi="Latha" w:cs="Latha"/>
+                <w:b/>
+                <w:bCs/>
+                <w:szCs w:val="24"/>
+                <w:lang w:bidi="ta-IN"/>
+              </w:rPr>
+              <w:t>]</w:t>
+            </w:r>
+            <w:r>
+              <w:rPr>
+                <w:rFonts w:ascii="Latha" w:hAnsi="Latha" w:cs="Latha"/>
+                <w:szCs w:val="24"/>
+                <w:lang w:bidi="ta-IN"/>
+              </w:rPr>
+              <w:t xml:space="preserve"> </w:t>
+            </w:r>
+            <w:r>
+              <w:rPr>
+                <w:rFonts w:ascii="Latha" w:hAnsi="Latha" w:cs="Latha"/>
+                <w:b/>
+                <w:bCs/>
+                <w:szCs w:val="24"/>
+                <w:cs/>
+                <w:lang w:bidi="ta-IN"/>
+              </w:rPr>
+              <w:t>4.</w:t>
+            </w:r>
+            <w:r>
+              <w:rPr>
+                <w:rFonts w:ascii="Latha" w:hAnsi="Latha" w:cs="Latha"/>
+                <w:b/>
+                <w:bCs/>
+                <w:szCs w:val="24"/>
+                <w:cs/>
+                <w:lang w:bidi="ta-IN"/>
+              </w:rPr>
+              <w:t>6</w:t>
+            </w:r>
+            <w:r>
+              <w:rPr>
+                <w:rFonts w:ascii="Latha" w:hAnsi="Latha" w:cs="Latha"/>
+                <w:b/>
+                <w:bCs/>
+                <w:szCs w:val="24"/>
+                <w:lang w:bidi="ta-IN"/>
+              </w:rPr>
+              <w:t>.</w:t>
+            </w:r>
+            <w:r>
+              <w:rPr>
+                <w:rFonts w:ascii="Latha" w:hAnsi="Latha" w:cs="Latha"/>
+                <w:b/>
+                <w:bCs/>
+                <w:szCs w:val="24"/>
+                <w:cs/>
+                <w:lang w:bidi="ta-IN"/>
+              </w:rPr>
+              <w:t>4.4</w:t>
+            </w:r>
+            <w:r>
+              <w:rPr>
+                <w:rFonts w:ascii="Latha" w:hAnsi="Latha" w:cs="Latha"/>
+                <w:b/>
+                <w:bCs/>
+                <w:szCs w:val="24"/>
+                <w:lang w:bidi="ta-IN"/>
+              </w:rPr>
+              <w:t>(</w:t>
+            </w:r>
+            <w:r>
+              <w:rPr>
+                <w:rFonts w:ascii="Latha" w:hAnsi="Latha" w:cs="Latha"/>
+                <w:b/>
+                <w:bCs/>
+                <w:szCs w:val="24"/>
+                <w:cs/>
+                <w:lang w:bidi="ta-IN"/>
+              </w:rPr>
+              <w:t>17</w:t>
+            </w:r>
+            <w:r>
+              <w:rPr>
+                <w:rFonts w:ascii="Latha" w:hAnsi="Latha" w:cs="Latha"/>
+                <w:b/>
+                <w:bCs/>
+                <w:szCs w:val="24"/>
+                <w:lang w:bidi="ta-IN"/>
               </w:rPr>
               <w:t>)</w:t>
             </w:r>
-            <w:r>
-              <w:rPr>
-                <w:rFonts w:cs="BRH Devanagari Extra"/>
-                <w:color w:val="000000"/>
-                <w:szCs w:val="32"/>
-              </w:rPr>
-              <w:t>[</w:t>
+            <w:proofErr w:type="gramStart"/>
+            <w:r>
+              <w:rPr>
+                <w:rFonts w:ascii="Latha" w:hAnsi="Latha" w:cs="Latha"/>
+                <w:szCs w:val="24"/>
+                <w:lang w:bidi="ta-IN"/>
+              </w:rPr>
+              <w:t xml:space="preserve">-  </w:t>
+            </w:r>
+            <w:r>
+              <w:rPr>
+                <w:rFonts w:ascii="Latha" w:hAnsi="Latha" w:cs="Latha"/>
+                <w:szCs w:val="24"/>
+                <w:cs/>
+                <w:lang w:bidi="ta-IN"/>
+              </w:rPr>
+              <w:t>மஹா</w:t>
             </w:r>
             <w:proofErr w:type="gramEnd"/>
             <w:r>
               <w:rPr>
-                <w:rFonts w:cs="BRH Devanagari Extra"/>
-                <w:color w:val="000000"/>
-                <w:szCs w:val="32"/>
-              </w:rPr>
-              <w:t>P19</w:t>
-            </w:r>
-            <w:r>
-              <w:rPr>
-                <w:rFonts w:ascii="BRH Devanagari Extra" w:hAnsi="BRH Devanagari Extra" w:cs="BRH Devanagari Extra"/>
-                <w:color w:val="000000"/>
-                <w:sz w:val="32"/>
-                <w:szCs w:val="32"/>
-              </w:rPr>
-              <w:t xml:space="preserve">] </w:t>
-            </w:r>
-            <w:r>
-              <w:rPr>
-                <w:rFonts w:cs="BRH Devanagari Extra"/>
-                <w:color w:val="000000"/>
-                <w:szCs w:val="32"/>
-              </w:rPr>
-              <w:t>4</w:t>
-            </w:r>
-            <w:r>
-              <w:rPr>
-                <w:rFonts w:ascii="BRH Devanagari Extra" w:hAnsi="BRH Devanagari Extra" w:cs="BRH Devanagari Extra"/>
-                <w:color w:val="000000"/>
-                <w:sz w:val="32"/>
-                <w:szCs w:val="32"/>
-              </w:rPr>
-              <w:t>.</w:t>
-            </w:r>
-            <w:r>
-              <w:rPr>
-                <w:rFonts w:cs="BRH Devanagari Extra"/>
-                <w:color w:val="000000"/>
-                <w:szCs w:val="32"/>
-              </w:rPr>
-              <w:t>6</w:t>
-            </w:r>
-            <w:r>
-              <w:rPr>
-                <w:rFonts w:ascii="BRH Devanagari Extra" w:hAnsi="BRH Devanagari Extra" w:cs="BRH Devanagari Extra"/>
-                <w:color w:val="000000"/>
-                <w:sz w:val="32"/>
-                <w:szCs w:val="32"/>
-              </w:rPr>
-              <w:t>.</w:t>
-            </w:r>
-            <w:r>
-              <w:rPr>
-                <w:rFonts w:cs="BRH Devanagari Extra"/>
-                <w:color w:val="000000"/>
-                <w:szCs w:val="32"/>
-              </w:rPr>
-              <w:t>4</w:t>
-            </w:r>
-            <w:r>
-              <w:rPr>
-                <w:rFonts w:ascii="BRH Devanagari Extra" w:hAnsi="BRH Devanagari Extra" w:cs="BRH Devanagari Extra"/>
-                <w:color w:val="000000"/>
-                <w:sz w:val="32"/>
-                <w:szCs w:val="32"/>
-              </w:rPr>
-              <w:t>.</w:t>
-            </w:r>
-            <w:r>
-              <w:rPr>
-                <w:rFonts w:cs="BRH Devanagari Extra"/>
-                <w:color w:val="000000"/>
-                <w:szCs w:val="32"/>
-              </w:rPr>
-              <w:t>4</w:t>
-            </w:r>
-            <w:r>
-              <w:rPr>
-                <w:rFonts w:ascii="BRH Devanagari Extra" w:hAnsi="BRH Devanagari Extra" w:cs="BRH Devanagari Extra"/>
-                <w:color w:val="000000"/>
-                <w:sz w:val="32"/>
-                <w:szCs w:val="32"/>
-              </w:rPr>
-              <w:t>(</w:t>
-            </w:r>
-            <w:r>
-              <w:rPr>
-                <w:rFonts w:cs="BRH Devanagari Extra"/>
-                <w:color w:val="000000"/>
-                <w:szCs w:val="32"/>
-              </w:rPr>
-              <w:t>17</w:t>
-            </w:r>
-            <w:r>
-              <w:rPr>
-                <w:rFonts w:ascii="BRH Devanagari Extra" w:hAnsi="BRH Devanagari Extra" w:cs="BRH Devanagari Extra"/>
-                <w:color w:val="000000"/>
-                <w:sz w:val="32"/>
-                <w:szCs w:val="32"/>
-              </w:rPr>
-              <w:t>)</w:t>
-            </w:r>
-            <w:proofErr w:type="gramStart"/>
-            <w:r>
-              <w:rPr>
-                <w:rFonts w:ascii="BRH Devanagari Extra" w:hAnsi="BRH Devanagari Extra" w:cs="BRH Devanagari Extra"/>
-                <w:color w:val="000000"/>
-                <w:sz w:val="32"/>
-                <w:szCs w:val="32"/>
-              </w:rPr>
-              <w:t>-  qÉWûÉ</w:t>
-            </w:r>
-            <w:r>
-              <w:rPr>
-                <w:rFonts w:ascii="BRH Devanagari Extra" w:hAnsi="BRH Devanagari Extra" w:cs="BRH Devanagari Extra"/>
-                <w:color w:val="000000"/>
-                <w:sz w:val="26"/>
-                <w:szCs w:val="32"/>
+                <w:rFonts w:ascii="BRH Devanagari Extra" w:hAnsi="BRH Devanagari Extra" w:cs="Latha"/>
+                <w:b/>
+                <w:bCs/>
+                <w:szCs w:val="24"/>
+                <w:lang w:bidi="ta-IN"/>
               </w:rPr>
               <w:t>óè</w:t>
             </w:r>
             <w:r>
               <w:rPr>
-                <w:rFonts w:ascii="BRH Devanagari Extra" w:hAnsi="BRH Devanagari Extra" w:cs="BRH Devanagari Extra"/>
-                <w:color w:val="000000"/>
-                <w:sz w:val="32"/>
-                <w:szCs w:val="32"/>
-              </w:rPr>
-              <w:t>þÍxÉ</w:t>
-            </w:r>
-            <w:proofErr w:type="gramEnd"/>
-            <w:r>
-              <w:rPr>
-                <w:rFonts w:ascii="BRH Devanagari Extra" w:hAnsi="BRH Devanagari Extra" w:cs="BRH Devanagari Extra"/>
-                <w:color w:val="000000"/>
-                <w:sz w:val="32"/>
-                <w:szCs w:val="32"/>
-              </w:rPr>
-              <w:t xml:space="preserve"> ||</w:t>
+                <w:rFonts w:ascii="BRH Tamil Tab Extra" w:hAnsi="BRH Tamil Tab Extra" w:cs="Latha"/>
+                <w:b/>
+                <w:bCs/>
+                <w:szCs w:val="28"/>
+                <w:lang w:bidi="ta-IN"/>
+              </w:rPr>
+              <w:t>†</w:t>
+            </w:r>
+            <w:r>
+              <w:rPr>
+                <w:rFonts w:ascii="Latha" w:hAnsi="Latha" w:cs="Latha"/>
+                <w:szCs w:val="24"/>
+                <w:cs/>
+                <w:lang w:bidi="ta-IN"/>
+              </w:rPr>
+              <w:t xml:space="preserve">ஸி </w:t>
+            </w:r>
+            <w:r>
+              <w:rPr>
+                <w:rFonts w:ascii="Latha" w:hAnsi="Latha" w:cs="Latha"/>
+                <w:szCs w:val="24"/>
+                <w:lang w:bidi="ta-IN"/>
+              </w:rPr>
+              <w:t>||</w:t>
             </w:r>
           </w:p>
           <w:p>
@@ -2105,93 +2651,137 @@
             </w:pPr>
             <w:r>
               <w:rPr>
-                <w:rFonts w:ascii="BRH Devanagari Extra" w:hAnsi="BRH Devanagari Extra" w:cs="BRH Devanagari Extra"/>
-                <w:color w:val="000000"/>
-                <w:sz w:val="32"/>
-                <w:szCs w:val="32"/>
-              </w:rPr>
-              <w:t>qÉ</w:t>
-            </w:r>
-            <w:r>
-              <w:rPr>
-                <w:rFonts w:ascii="BRH Devanagari Extra" w:hAnsi="BRH Devanagari Extra" w:cs="BRH Devanagari Extra"/>
-                <w:color w:val="000000"/>
-                <w:sz w:val="32"/>
-                <w:szCs w:val="32"/>
+                <w:rFonts w:ascii="Latha" w:hAnsi="Latha" w:cs="Latha"/>
+                <w:szCs w:val="24"/>
+                <w:cs/>
+                <w:lang w:bidi="ta-IN"/>
+              </w:rPr>
+              <w:t>ம</w:t>
+            </w:r>
+            <w:r>
+              <w:rPr>
+                <w:rFonts w:ascii="Latha" w:hAnsi="Latha" w:cs="Latha"/>
+                <w:szCs w:val="24"/>
                 <w:highlight w:val="green"/>
-              </w:rPr>
-              <w:t>WûÉ</w:t>
-            </w:r>
-            <w:r>
-              <w:rPr>
-                <w:rFonts w:ascii="BRH Malayalam Extra" w:hAnsi="BRH Malayalam Extra" w:cs="BRH Devanagari Extra"/>
-                <w:color w:val="000000"/>
-                <w:szCs w:val="32"/>
+                <w:cs/>
+                <w:lang w:bidi="ta-IN"/>
+              </w:rPr>
+              <w:t>ஹா</w:t>
+            </w:r>
+            <w:r>
+              <w:rPr>
+                <w:rFonts w:ascii="BRH Tamil Tab Extra" w:hAnsi="BRH Tamil Tab Extra" w:cs="Latha"/>
+                <w:b/>
+                <w:bCs/>
+                <w:szCs w:val="28"/>
                 <w:highlight w:val="green"/>
-              </w:rPr>
-              <w:t>–</w:t>
-            </w:r>
-            <w:r>
-              <w:rPr>
-                <w:rFonts w:ascii="BRH Devanagari Extra" w:hAnsi="BRH Devanagari Extra" w:cs="BRH Devanagari Extra"/>
-                <w:color w:val="000000"/>
-                <w:sz w:val="26"/>
-                <w:szCs w:val="32"/>
+                <w:lang w:bidi="ta-IN"/>
+              </w:rPr>
+              <w:t>…</w:t>
+            </w:r>
+            <w:r>
+              <w:rPr>
+                <w:rFonts w:ascii="BRH Devanagari Extra" w:hAnsi="BRH Devanagari Extra" w:cs="Latha"/>
+                <w:b/>
+                <w:bCs/>
+                <w:szCs w:val="24"/>
                 <w:highlight w:val="green"/>
+                <w:lang w:bidi="ta-IN"/>
+              </w:rPr>
+              <w:t>ó</w:t>
+            </w:r>
+            <w:r>
+              <w:rPr>
+                <w:rFonts w:ascii="BRH Devanagari Extra" w:hAnsi="BRH Devanagari Extra" w:cs="Latha"/>
+                <w:b/>
+                <w:bCs/>
+                <w:szCs w:val="24"/>
+                <w:lang w:bidi="ta-IN"/>
+              </w:rPr>
+              <w:t>è</w:t>
+            </w:r>
+            <w:r>
+              <w:rPr>
+                <w:rFonts w:ascii="BRH Tamil Tab Extra" w:hAnsi="BRH Tamil Tab Extra" w:cs="Latha"/>
+                <w:b/>
+                <w:bCs/>
+                <w:szCs w:val="28"/>
+                <w:lang w:bidi="ta-IN"/>
+              </w:rPr>
+              <w:t>…</w:t>
+            </w:r>
+            <w:r>
+              <w:rPr>
+                <w:rFonts w:ascii="Latha" w:hAnsi="Latha" w:cs="Latha"/>
+                <w:szCs w:val="24"/>
+                <w:cs/>
+                <w:lang w:bidi="ta-IN"/>
+              </w:rPr>
+              <w:t>ஸீதி</w:t>
+            </w:r>
+            <w:r>
+              <w:rPr>
+                <w:rFonts w:ascii="BRH Tamil Tab Extra" w:hAnsi="BRH Tamil Tab Extra" w:cs="Latha"/>
+                <w:b/>
+                <w:bCs/>
+                <w:szCs w:val="28"/>
+                <w:lang w:bidi="ta-IN"/>
+              </w:rPr>
+              <w:t>…</w:t>
+            </w:r>
+            <w:r>
+              <w:rPr>
+                <w:rFonts w:ascii="Latha" w:hAnsi="Latha" w:cs="Latha"/>
+                <w:szCs w:val="24"/>
+                <w:lang w:bidi="ta-IN"/>
+              </w:rPr>
+              <w:t xml:space="preserve"> </w:t>
+            </w:r>
+            <w:r>
+              <w:rPr>
+                <w:rFonts w:ascii="Latha" w:hAnsi="Latha" w:cs="Latha"/>
+                <w:szCs w:val="24"/>
+                <w:cs/>
+                <w:lang w:bidi="ta-IN"/>
+              </w:rPr>
+              <w:t>மஹா</w:t>
+            </w:r>
+            <w:r>
+              <w:rPr>
+                <w:rFonts w:ascii="BRH Devanagari Extra" w:hAnsi="BRH Devanagari Extra" w:cs="Latha"/>
+                <w:b/>
+                <w:bCs/>
+                <w:szCs w:val="24"/>
+                <w:lang w:bidi="ta-IN"/>
               </w:rPr>
               <w:t>óè</w:t>
             </w:r>
             <w:r>
               <w:rPr>
-                <w:rFonts w:ascii="BRH Malayalam Extra" w:hAnsi="BRH Malayalam Extra" w:cs="BRH Devanagari Extra"/>
-                <w:color w:val="000000"/>
-                <w:szCs w:val="32"/>
-              </w:rPr>
-              <w:t>–</w:t>
-            </w:r>
-            <w:r>
-              <w:rPr>
-                <w:rFonts w:ascii="BRH Devanagari Extra" w:hAnsi="BRH Devanagari Extra" w:cs="BRH Devanagari Extra"/>
-                <w:color w:val="000000"/>
-                <w:sz w:val="32"/>
-                <w:szCs w:val="32"/>
-              </w:rPr>
-              <w:t>xÉÏÌiÉ</w:t>
-            </w:r>
-            <w:r>
-              <w:rPr>
-                <w:rFonts w:ascii="BRH Malayalam Extra" w:hAnsi="BRH Malayalam Extra" w:cs="BRH Devanagari Extra"/>
-                <w:color w:val="000000"/>
-                <w:szCs w:val="32"/>
-              </w:rPr>
-              <w:t>–</w:t>
-            </w:r>
-            <w:r>
-              <w:rPr>
-                <w:rFonts w:ascii="BRH Devanagari Extra" w:hAnsi="BRH Devanagari Extra" w:cs="BRH Devanagari Extra"/>
-                <w:color w:val="000000"/>
-                <w:sz w:val="32"/>
-                <w:szCs w:val="32"/>
-              </w:rPr>
-              <w:t xml:space="preserve"> qÉWûÉ</w:t>
-            </w:r>
-            <w:r>
-              <w:rPr>
-                <w:rFonts w:ascii="BRH Devanagari Extra" w:hAnsi="BRH Devanagari Extra" w:cs="BRH Devanagari Extra"/>
-                <w:color w:val="000000"/>
-                <w:sz w:val="26"/>
-                <w:szCs w:val="32"/>
-              </w:rPr>
-              <w:t>óè</w:t>
-            </w:r>
-            <w:r>
-              <w:rPr>
-                <w:rFonts w:ascii="BRH Devanagari Extra" w:hAnsi="BRH Devanagari Extra" w:cs="BRH Devanagari Extra"/>
-                <w:color w:val="000000"/>
-                <w:sz w:val="32"/>
-                <w:szCs w:val="32"/>
-              </w:rPr>
-              <w:t xml:space="preserve">þÍxÉ | </w:t>
+                <w:rFonts w:ascii="BRH Tamil Tab Extra" w:hAnsi="BRH Tamil Tab Extra" w:cs="Latha"/>
+                <w:b/>
+                <w:bCs/>
+                <w:szCs w:val="28"/>
+                <w:lang w:bidi="ta-IN"/>
+              </w:rPr>
+              <w:t>†</w:t>
+            </w:r>
+            <w:r>
+              <w:rPr>
+                <w:rFonts w:ascii="Latha" w:hAnsi="Latha" w:cs="Latha"/>
+                <w:szCs w:val="24"/>
+                <w:cs/>
+                <w:lang w:bidi="ta-IN"/>
+              </w:rPr>
+              <w:t xml:space="preserve">ஸி </w:t>
+            </w:r>
+            <w:r>
+              <w:rPr>
+                <w:rFonts w:ascii="Latha" w:hAnsi="Latha" w:cs="Latha"/>
+                <w:szCs w:val="24"/>
+                <w:lang w:bidi="ta-IN"/>
+              </w:rPr>
+              <w:t>|</w:t>
             </w:r>
           </w:p>
         </w:tc>
@@ -2212,171 +2802,423 @@
           </w:tcPr>
           <w:p>
             <w:pPr>
-              <w:widowControl w:val="0"/>
               <w:autoSpaceDE w:val="0"/>
               <w:autoSpaceDN w:val="0"/>
               <w:adjustRightInd w:val="0"/>
-              <w:spacing w:before="0" w:line="240" w:lineRule="auto"/>
-              <w:rPr>
-                <w:rFonts w:ascii="BRH Devanagari Extra" w:hAnsi="BRH Devanagari Extra" w:cs="BRH Devanagari Extra"/>
-                <w:sz w:val="32"/>
-                <w:szCs w:val="32"/>
+              <w:rPr>
+                <w:rFonts w:ascii="Latha" w:hAnsi="Latha" w:cs="Latha"/>
+                <w:szCs w:val="24"/>
+                <w:lang w:bidi="ta-IN"/>
               </w:rPr>
             </w:pPr>
             <w:r>
               <w:rPr>
-                <w:rFonts w:ascii="BRH Devanagari Extra" w:hAnsi="BRH Devanagari Extra" w:cs="BRH Devanagari Extra"/>
-                <w:sz w:val="32"/>
-                <w:szCs w:val="32"/>
+                <w:rFonts w:ascii="Latha" w:hAnsi="Latha" w:cs="Latha"/>
+                <w:b/>
+                <w:bCs/>
+                <w:szCs w:val="24"/>
+                <w:lang w:bidi="ta-IN"/>
               </w:rPr>
               <w:t>(</w:t>
             </w:r>
             <w:proofErr w:type="gramStart"/>
             <w:r>
               <w:rPr>
-                <w:rFonts w:cs="BRH Devanagari Extra"/>
-                <w:szCs w:val="32"/>
-              </w:rPr>
-              <w:t>37</w:t>
-            </w:r>
-            <w:r>
-              <w:rPr>
-                <w:rFonts w:ascii="BRH Devanagari Extra" w:hAnsi="BRH Devanagari Extra" w:cs="BRH Devanagari Extra"/>
-                <w:sz w:val="32"/>
-                <w:szCs w:val="32"/>
-              </w:rPr>
-              <w:t>)</w:t>
-            </w:r>
-            <w:r>
-              <w:rPr>
-                <w:rFonts w:cs="BRH Devanagari Extra"/>
-                <w:szCs w:val="32"/>
-              </w:rPr>
-              <w:t>[</w:t>
+                <w:rFonts w:ascii="Latha" w:hAnsi="Latha" w:cs="Latha"/>
+                <w:b/>
+                <w:bCs/>
+                <w:szCs w:val="24"/>
+                <w:lang w:bidi="ta-IN"/>
+              </w:rPr>
+              <w:t>3</w:t>
+            </w:r>
+            <w:r>
+              <w:rPr>
+                <w:rFonts w:ascii="Latha" w:hAnsi="Latha" w:cs="Latha"/>
+                <w:b/>
+                <w:bCs/>
+                <w:szCs w:val="24"/>
+                <w:cs/>
+                <w:lang w:bidi="ta-IN"/>
+              </w:rPr>
+              <w:t>7</w:t>
+            </w:r>
+            <w:r>
+              <w:rPr>
+                <w:rFonts w:ascii="Latha" w:hAnsi="Latha" w:cs="Latha"/>
+                <w:b/>
+                <w:bCs/>
+                <w:szCs w:val="24"/>
+                <w:lang w:bidi="ta-IN"/>
+              </w:rPr>
+              <w:t>)[</w:t>
             </w:r>
             <w:proofErr w:type="gramEnd"/>
             <w:r>
               <w:rPr>
-                <w:rFonts w:cs="BRH Devanagari Extra"/>
-                <w:szCs w:val="32"/>
-              </w:rPr>
-              <w:t>P26</w:t>
-            </w:r>
-            <w:r>
-              <w:rPr>
-                <w:rFonts w:ascii="BRH Devanagari Extra" w:hAnsi="BRH Devanagari Extra" w:cs="BRH Devanagari Extra"/>
-                <w:sz w:val="32"/>
-                <w:szCs w:val="32"/>
-              </w:rPr>
-              <w:t xml:space="preserve">] </w:t>
-            </w:r>
-            <w:r>
-              <w:rPr>
-                <w:rFonts w:cs="BRH Devanagari Extra"/>
-                <w:szCs w:val="32"/>
-              </w:rPr>
-              <w:t>4</w:t>
-            </w:r>
-            <w:r>
-              <w:rPr>
-                <w:rFonts w:ascii="BRH Devanagari Extra" w:hAnsi="BRH Devanagari Extra" w:cs="BRH Devanagari Extra"/>
-                <w:sz w:val="32"/>
-                <w:szCs w:val="32"/>
+                <w:rFonts w:ascii="Latha" w:hAnsi="Latha" w:cs="Latha"/>
+                <w:b/>
+                <w:bCs/>
+                <w:szCs w:val="24"/>
+                <w:cs/>
+                <w:lang w:bidi="ta-IN"/>
+              </w:rPr>
+              <w:t>ப</w:t>
+            </w:r>
+            <w:r>
+              <w:rPr>
+                <w:rFonts w:ascii="Latha" w:hAnsi="Latha" w:cs="Latha"/>
+                <w:b/>
+                <w:bCs/>
+                <w:szCs w:val="24"/>
+                <w:lang w:bidi="ta-IN"/>
+              </w:rPr>
+              <w:t>2</w:t>
+            </w:r>
+            <w:r>
+              <w:rPr>
+                <w:rFonts w:ascii="Latha" w:hAnsi="Latha" w:cs="Latha"/>
+                <w:b/>
+                <w:bCs/>
+                <w:szCs w:val="24"/>
+                <w:cs/>
+                <w:lang w:bidi="ta-IN"/>
+              </w:rPr>
+              <w:t>6</w:t>
+            </w:r>
+            <w:r>
+              <w:rPr>
+                <w:rFonts w:ascii="Latha" w:hAnsi="Latha" w:cs="Latha"/>
+                <w:b/>
+                <w:bCs/>
+                <w:szCs w:val="24"/>
+                <w:lang w:bidi="ta-IN"/>
+              </w:rPr>
+              <w:t>]</w:t>
+            </w:r>
+            <w:r>
+              <w:rPr>
+                <w:rFonts w:ascii="Latha" w:hAnsi="Latha" w:cs="Latha"/>
+                <w:szCs w:val="24"/>
+                <w:lang w:bidi="ta-IN"/>
+              </w:rPr>
+              <w:t xml:space="preserve"> </w:t>
+            </w:r>
+            <w:r>
+              <w:rPr>
+                <w:rFonts w:ascii="Latha" w:hAnsi="Latha" w:cs="Latha"/>
+                <w:b/>
+                <w:bCs/>
+                <w:szCs w:val="24"/>
+                <w:cs/>
+                <w:lang w:bidi="ta-IN"/>
+              </w:rPr>
+              <w:t>4.</w:t>
+            </w:r>
+            <w:r>
+              <w:rPr>
+                <w:rFonts w:ascii="Latha" w:hAnsi="Latha" w:cs="Latha"/>
+                <w:b/>
+                <w:bCs/>
+                <w:szCs w:val="24"/>
+                <w:cs/>
+                <w:lang w:bidi="ta-IN"/>
+              </w:rPr>
+              <w:t>6</w:t>
+            </w:r>
+            <w:r>
+              <w:rPr>
+                <w:rFonts w:ascii="Latha" w:hAnsi="Latha" w:cs="Latha"/>
+                <w:b/>
+                <w:bCs/>
+                <w:szCs w:val="24"/>
+                <w:lang w:bidi="ta-IN"/>
               </w:rPr>
               <w:t>.</w:t>
             </w:r>
             <w:r>
               <w:rPr>
-                <w:rFonts w:cs="BRH Devanagari Extra"/>
-                <w:szCs w:val="32"/>
+                <w:rFonts w:ascii="Latha" w:hAnsi="Latha" w:cs="Latha"/>
+                <w:b/>
+                <w:bCs/>
+                <w:szCs w:val="24"/>
+                <w:cs/>
+                <w:lang w:bidi="ta-IN"/>
+              </w:rPr>
+              <w:t>5</w:t>
+            </w:r>
+            <w:r>
+              <w:rPr>
+                <w:rFonts w:ascii="Latha" w:hAnsi="Latha" w:cs="Latha"/>
+                <w:b/>
+                <w:bCs/>
+                <w:szCs w:val="24"/>
+                <w:lang w:bidi="ta-IN"/>
+              </w:rPr>
+              <w:t>.</w:t>
+            </w:r>
+            <w:r>
+              <w:rPr>
+                <w:rFonts w:ascii="Latha" w:hAnsi="Latha" w:cs="Latha"/>
+                <w:b/>
+                <w:bCs/>
+                <w:szCs w:val="24"/>
+                <w:cs/>
+                <w:lang w:bidi="ta-IN"/>
               </w:rPr>
               <w:t>6</w:t>
             </w:r>
             <w:r>
               <w:rPr>
-                <w:rFonts w:ascii="BRH Devanagari Extra" w:hAnsi="BRH Devanagari Extra" w:cs="BRH Devanagari Extra"/>
-                <w:sz w:val="32"/>
-                <w:szCs w:val="32"/>
-              </w:rPr>
-              <w:t>.</w:t>
-            </w:r>
-            <w:r>
-              <w:rPr>
-                <w:rFonts w:cs="BRH Devanagari Extra"/>
-                <w:szCs w:val="32"/>
+                <w:rFonts w:ascii="Latha" w:hAnsi="Latha" w:cs="Latha"/>
+                <w:b/>
+                <w:bCs/>
+                <w:szCs w:val="24"/>
+                <w:lang w:bidi="ta-IN"/>
+              </w:rPr>
+              <w:t>(30)</w:t>
+            </w:r>
+            <w:proofErr w:type="gramStart"/>
+            <w:r>
+              <w:rPr>
+                <w:rFonts w:ascii="Latha" w:hAnsi="Latha" w:cs="Latha"/>
+                <w:szCs w:val="24"/>
+                <w:lang w:bidi="ta-IN"/>
+              </w:rPr>
+              <w:t xml:space="preserve">-  </w:t>
+            </w:r>
+            <w:r>
+              <w:rPr>
+                <w:rFonts w:ascii="Latha" w:hAnsi="Latha" w:cs="Latha"/>
+                <w:szCs w:val="24"/>
+                <w:cs/>
+                <w:lang w:bidi="ta-IN"/>
+              </w:rPr>
+              <w:t>ஸு</w:t>
+            </w:r>
+            <w:proofErr w:type="gramEnd"/>
+            <w:r>
+              <w:rPr>
+                <w:rFonts w:ascii="Latha" w:hAnsi="Latha" w:cs="Latha"/>
+                <w:szCs w:val="24"/>
+                <w:cs/>
+                <w:lang w:bidi="ta-IN"/>
+              </w:rPr>
+              <w:t xml:space="preserve"> </w:t>
+            </w:r>
+            <w:r>
+              <w:rPr>
+                <w:rFonts w:ascii="Latha" w:hAnsi="Latha" w:cs="Latha"/>
+                <w:szCs w:val="24"/>
+                <w:lang w:bidi="ta-IN"/>
+              </w:rPr>
+              <w:t xml:space="preserve">| </w:t>
+            </w:r>
+            <w:r>
+              <w:rPr>
+                <w:rFonts w:ascii="Latha" w:hAnsi="Latha" w:cs="Latha"/>
+                <w:szCs w:val="24"/>
+                <w:cs/>
+                <w:lang w:bidi="ta-IN"/>
+              </w:rPr>
+              <w:t>ந</w:t>
+            </w:r>
+            <w:r>
+              <w:rPr>
+                <w:rFonts w:ascii="BRH Tamil Tab Extra" w:hAnsi="BRH Tamil Tab Extra" w:cs="Latha"/>
+                <w:b/>
+                <w:bCs/>
+                <w:szCs w:val="28"/>
+                <w:lang w:bidi="ta-IN"/>
+              </w:rPr>
+              <w:t>…</w:t>
+            </w:r>
+            <w:r>
+              <w:rPr>
+                <w:rFonts w:ascii="Latha" w:hAnsi="Latha" w:cs="Latha"/>
+                <w:b/>
+                <w:bCs/>
+                <w:szCs w:val="24"/>
+                <w:cs/>
+                <w:lang w:bidi="ta-IN"/>
+              </w:rPr>
+              <w:t>:</w:t>
+            </w:r>
+            <w:r>
+              <w:rPr>
+                <w:rFonts w:ascii="Latha" w:hAnsi="Latha" w:cs="Latha"/>
+                <w:szCs w:val="24"/>
+                <w:cs/>
+                <w:lang w:bidi="ta-IN"/>
+              </w:rPr>
+              <w:t xml:space="preserve"> </w:t>
+            </w:r>
+            <w:r>
+              <w:rPr>
+                <w:rFonts w:ascii="Latha" w:hAnsi="Latha" w:cs="Latha"/>
+                <w:szCs w:val="24"/>
+                <w:lang w:bidi="ta-IN"/>
+              </w:rPr>
+              <w:t xml:space="preserve">| </w:t>
+            </w:r>
+            <w:r>
+              <w:rPr>
+                <w:rFonts w:ascii="Latha" w:hAnsi="Latha" w:cs="Latha"/>
+                <w:b/>
+                <w:bCs/>
+                <w:szCs w:val="24"/>
+                <w:lang w:bidi="ta-IN"/>
+              </w:rPr>
+              <w:t>(</w:t>
+            </w:r>
+            <w:r>
+              <w:rPr>
+                <w:rFonts w:ascii="Latha" w:hAnsi="Latha" w:cs="Latha"/>
+                <w:b/>
+                <w:bCs/>
+                <w:szCs w:val="24"/>
+                <w:lang w:bidi="ta-IN"/>
+              </w:rPr>
+              <w:t>JD</w:t>
+            </w:r>
+            <w:r>
+              <w:rPr>
+                <w:rFonts w:ascii="Latha" w:hAnsi="Latha" w:cs="Latha"/>
+                <w:b/>
+                <w:bCs/>
+                <w:szCs w:val="24"/>
+                <w:cs/>
+                <w:lang w:bidi="ta-IN"/>
+              </w:rPr>
+              <w:t>-</w:t>
+            </w:r>
+            <w:proofErr w:type="gramStart"/>
+            <w:r>
+              <w:rPr>
+                <w:rFonts w:ascii="Latha" w:hAnsi="Latha" w:cs="Latha"/>
+                <w:b/>
+                <w:bCs/>
+                <w:szCs w:val="24"/>
+                <w:cs/>
+                <w:lang w:bidi="ta-IN"/>
               </w:rPr>
               <w:t>5</w:t>
             </w:r>
             <w:r>
               <w:rPr>
-                <w:rFonts w:ascii="BRH Devanagari Extra" w:hAnsi="BRH Devanagari Extra" w:cs="BRH Devanagari Extra"/>
-                <w:sz w:val="32"/>
-                <w:szCs w:val="32"/>
-              </w:rPr>
-              <w:t>.</w:t>
-            </w:r>
-            <w:r>
-              <w:rPr>
-                <w:rFonts w:cs="BRH Devanagari Extra"/>
-                <w:szCs w:val="32"/>
+                <w:rFonts w:ascii="Latha" w:hAnsi="Latha" w:cs="Latha"/>
+                <w:b/>
+                <w:bCs/>
+                <w:szCs w:val="24"/>
+                <w:lang w:bidi="ta-IN"/>
+              </w:rPr>
+              <w:t>,</w:t>
+            </w:r>
+            <w:r>
+              <w:rPr>
+                <w:rFonts w:ascii="Latha" w:hAnsi="Latha" w:cs="Latha"/>
+                <w:b/>
+                <w:bCs/>
+                <w:szCs w:val="24"/>
+                <w:lang w:bidi="ta-IN"/>
+              </w:rPr>
+              <w:t>GD</w:t>
+            </w:r>
+            <w:proofErr w:type="gramEnd"/>
+            <w:r>
+              <w:rPr>
+                <w:rFonts w:ascii="Latha" w:hAnsi="Latha" w:cs="Latha"/>
+                <w:b/>
+                <w:bCs/>
+                <w:szCs w:val="24"/>
+                <w:cs/>
+                <w:lang w:bidi="ta-IN"/>
+              </w:rPr>
+              <w:t>-</w:t>
+            </w:r>
+            <w:proofErr w:type="gramStart"/>
+            <w:r>
+              <w:rPr>
+                <w:rFonts w:ascii="Latha" w:hAnsi="Latha" w:cs="Latha"/>
+                <w:b/>
+                <w:bCs/>
+                <w:szCs w:val="24"/>
+                <w:cs/>
+                <w:lang w:bidi="ta-IN"/>
+              </w:rPr>
+              <w:t>35</w:t>
+            </w:r>
+            <w:r>
+              <w:rPr>
+                <w:rFonts w:ascii="Latha" w:hAnsi="Latha" w:cs="Latha"/>
+                <w:b/>
+                <w:bCs/>
+                <w:szCs w:val="24"/>
+                <w:lang w:bidi="ta-IN"/>
+              </w:rPr>
+              <w:t>,</w:t>
+            </w:r>
+            <w:r>
+              <w:rPr>
+                <w:rFonts w:ascii="Latha" w:hAnsi="Latha" w:cs="Latha"/>
+                <w:b/>
+                <w:bCs/>
+                <w:szCs w:val="24"/>
+                <w:lang w:bidi="ta-IN"/>
+              </w:rPr>
+              <w:t>GS</w:t>
+            </w:r>
+            <w:proofErr w:type="gramEnd"/>
+            <w:r>
+              <w:rPr>
+                <w:rFonts w:ascii="Latha" w:hAnsi="Latha" w:cs="Latha"/>
+                <w:szCs w:val="24"/>
+                <w:lang w:bidi="ta-IN"/>
+              </w:rPr>
+              <w:t>-</w:t>
+            </w:r>
+            <w:r>
+              <w:rPr>
+                <w:rFonts w:ascii="Latha" w:hAnsi="Latha" w:cs="Latha"/>
+                <w:b/>
+                <w:bCs/>
+                <w:szCs w:val="24"/>
+                <w:cs/>
+                <w:lang w:bidi="ta-IN"/>
+              </w:rPr>
+              <w:t>4.</w:t>
+            </w:r>
+            <w:r>
+              <w:rPr>
+                <w:rFonts w:ascii="Latha" w:hAnsi="Latha" w:cs="Latha"/>
+                <w:b/>
+                <w:bCs/>
+                <w:szCs w:val="24"/>
+                <w:cs/>
+                <w:lang w:bidi="ta-IN"/>
               </w:rPr>
               <w:t>6</w:t>
             </w:r>
             <w:r>
               <w:rPr>
-                <w:rFonts w:ascii="BRH Devanagari Extra" w:hAnsi="BRH Devanagari Extra" w:cs="BRH Devanagari Extra"/>
-                <w:sz w:val="32"/>
-                <w:szCs w:val="32"/>
-              </w:rPr>
-              <w:t>(</w:t>
-            </w:r>
-            <w:r>
-              <w:rPr>
-                <w:rFonts w:cs="BRH Devanagari Extra"/>
-                <w:szCs w:val="32"/>
-              </w:rPr>
-              <w:t>30</w:t>
-            </w:r>
-            <w:r>
-              <w:rPr>
-                <w:rFonts w:ascii="BRH Devanagari Extra" w:hAnsi="BRH Devanagari Extra" w:cs="BRH Devanagari Extra"/>
-                <w:sz w:val="32"/>
-                <w:szCs w:val="32"/>
-              </w:rPr>
-              <w:t>)</w:t>
-            </w:r>
-            <w:proofErr w:type="gramStart"/>
-            <w:r>
-              <w:rPr>
-                <w:rFonts w:ascii="BRH Devanagari Extra" w:hAnsi="BRH Devanagari Extra" w:cs="BRH Devanagari Extra"/>
-                <w:sz w:val="32"/>
-                <w:szCs w:val="32"/>
-              </w:rPr>
-              <w:t>-  xÉÑ</w:t>
-            </w:r>
-            <w:proofErr w:type="gramEnd"/>
-            <w:r>
-              <w:rPr>
-                <w:rFonts w:ascii="BRH Devanagari Extra" w:hAnsi="BRH Devanagari Extra" w:cs="BRH Devanagari Extra"/>
-                <w:sz w:val="32"/>
-                <w:szCs w:val="32"/>
-              </w:rPr>
-              <w:t xml:space="preserve"> | lÉ</w:t>
-            </w:r>
-            <w:r>
-              <w:rPr>
-                <w:rFonts w:ascii="BRH Malayalam Extra" w:hAnsi="BRH Malayalam Extra" w:cs="BRH Devanagari Extra"/>
-                <w:szCs w:val="32"/>
-              </w:rPr>
-              <w:t>–</w:t>
-            </w:r>
-            <w:r>
-              <w:rPr>
-                <w:rFonts w:ascii="BRH Devanagari Extra" w:hAnsi="BRH Devanagari Extra" w:cs="BRH Devanagari Extra"/>
-                <w:sz w:val="32"/>
-                <w:szCs w:val="32"/>
-              </w:rPr>
-              <w:t xml:space="preserve">È | </w:t>
+                <w:rFonts w:ascii="Latha" w:hAnsi="Latha" w:cs="Latha"/>
+                <w:b/>
+                <w:bCs/>
+                <w:szCs w:val="24"/>
+                <w:lang w:bidi="ta-IN"/>
+              </w:rPr>
+              <w:t>-4</w:t>
+            </w:r>
+            <w:r>
+              <w:rPr>
+                <w:rFonts w:ascii="Latha" w:hAnsi="Latha" w:cs="Latha"/>
+                <w:b/>
+                <w:bCs/>
+                <w:szCs w:val="24"/>
+                <w:cs/>
+                <w:lang w:bidi="ta-IN"/>
+              </w:rPr>
+              <w:t>3)</w:t>
             </w:r>
           </w:p>
           <w:p>
@@ -2394,52 +3236,130 @@
             </w:pPr>
             <w:r>
               <w:rPr>
-                <w:rFonts w:ascii="BRH Devanagari Extra" w:hAnsi="BRH Devanagari Extra" w:cs="BRH Devanagari Extra"/>
-                <w:sz w:val="32"/>
-                <w:szCs w:val="32"/>
+                <w:rFonts w:ascii="Latha" w:hAnsi="Latha" w:cs="Latha"/>
+                <w:szCs w:val="24"/>
+                <w:cs/>
+                <w:lang w:bidi="ta-IN"/>
+              </w:rPr>
+              <w:t xml:space="preserve">ஸு </w:t>
+            </w:r>
+            <w:r>
+              <w:rPr>
+                <w:rFonts w:ascii="Latha" w:hAnsi="Latha" w:cs="Latha"/>
+                <w:szCs w:val="24"/>
                 <w:highlight w:val="yellow"/>
-              </w:rPr>
-              <w:t>xÉÑ hÉÉåþ</w:t>
-            </w:r>
-            <w:r>
-              <w:rPr>
-                <w:rFonts w:ascii="BRH Devanagari Extra" w:hAnsi="BRH Devanagari Extra" w:cs="BRH Devanagari Extra"/>
-                <w:sz w:val="32"/>
-                <w:szCs w:val="32"/>
-              </w:rPr>
-              <w:t xml:space="preserve"> lÉ</w:t>
-            </w:r>
-            <w:r>
-              <w:rPr>
-                <w:rFonts w:ascii="BRH Malayalam Extra" w:hAnsi="BRH Malayalam Extra" w:cs="BRH Devanagari Extra"/>
-                <w:szCs w:val="32"/>
-              </w:rPr>
-              <w:t>–</w:t>
-            </w:r>
-            <w:r>
-              <w:rPr>
-                <w:rFonts w:ascii="BRH Devanagari Extra" w:hAnsi="BRH Devanagari Extra" w:cs="BRH Devanagari Extra"/>
-                <w:sz w:val="32"/>
-                <w:szCs w:val="32"/>
-              </w:rPr>
-              <w:t xml:space="preserve">È xÉÑ </w:t>
-            </w:r>
-            <w:r>
-              <w:rPr>
-                <w:rFonts w:ascii="BRH Devanagari Extra" w:hAnsi="BRH Devanagari Extra" w:cs="BRH Devanagari Extra"/>
-                <w:sz w:val="32"/>
-                <w:szCs w:val="32"/>
+                <w:cs/>
+                <w:lang w:bidi="ta-IN"/>
+              </w:rPr>
+              <w:t>ணோ</w:t>
+            </w:r>
+            <w:r>
+              <w:rPr>
+                <w:rFonts w:ascii="BRH Tamil Tab Extra" w:hAnsi="BRH Tamil Tab Extra" w:cs="Latha"/>
+                <w:b/>
+                <w:bCs/>
+                <w:szCs w:val="28"/>
                 <w:highlight w:val="yellow"/>
-              </w:rPr>
-              <w:t>xÉÑ hÉþÈ</w:t>
-            </w:r>
-            <w:r>
-              <w:rPr>
-                <w:rFonts w:ascii="BRH Devanagari Extra" w:hAnsi="BRH Devanagari Extra" w:cs="BRH Devanagari Extra"/>
-                <w:sz w:val="32"/>
-                <w:szCs w:val="32"/>
-              </w:rPr>
-              <w:t xml:space="preserve"> | </w:t>
+                <w:lang w:bidi="ta-IN"/>
+              </w:rPr>
+              <w:t>†</w:t>
+            </w:r>
+            <w:r>
+              <w:rPr>
+                <w:rFonts w:ascii="Latha" w:hAnsi="Latha" w:cs="Latha"/>
+                <w:szCs w:val="24"/>
+                <w:lang w:bidi="ta-IN"/>
+              </w:rPr>
+              <w:t xml:space="preserve"> </w:t>
+            </w:r>
+            <w:r>
+              <w:rPr>
+                <w:rFonts w:ascii="Latha" w:hAnsi="Latha" w:cs="Latha"/>
+                <w:szCs w:val="24"/>
+                <w:cs/>
+                <w:lang w:bidi="ta-IN"/>
+              </w:rPr>
+              <w:t>ந</w:t>
+            </w:r>
+            <w:r>
+              <w:rPr>
+                <w:rFonts w:ascii="BRH Tamil Tab Extra" w:hAnsi="BRH Tamil Tab Extra" w:cs="Latha"/>
+                <w:b/>
+                <w:bCs/>
+                <w:szCs w:val="28"/>
+                <w:lang w:bidi="ta-IN"/>
+              </w:rPr>
+              <w:t>…</w:t>
+            </w:r>
+            <w:r>
+              <w:rPr>
+                <w:rFonts w:ascii="Latha" w:hAnsi="Latha" w:cs="Latha"/>
+                <w:b/>
+                <w:bCs/>
+                <w:szCs w:val="24"/>
+                <w:cs/>
+                <w:lang w:bidi="ta-IN"/>
+              </w:rPr>
+              <w:t>:</w:t>
+            </w:r>
+            <w:r>
+              <w:rPr>
+                <w:rFonts w:ascii="Latha" w:hAnsi="Latha" w:cs="Latha"/>
+                <w:szCs w:val="24"/>
+                <w:cs/>
+                <w:lang w:bidi="ta-IN"/>
+              </w:rPr>
+              <w:t xml:space="preserve"> ஸு ஸு </w:t>
+            </w:r>
+            <w:r>
+              <w:rPr>
+                <w:rFonts w:ascii="Latha" w:hAnsi="Latha" w:cs="Latha"/>
+                <w:szCs w:val="24"/>
+                <w:highlight w:val="yellow"/>
+                <w:cs/>
+                <w:lang w:bidi="ta-IN"/>
+              </w:rPr>
+              <w:t>ண</w:t>
+            </w:r>
+            <w:r>
+              <w:rPr>
+                <w:rFonts w:ascii="BRH Tamil Tab Extra" w:hAnsi="BRH Tamil Tab Extra" w:cs="Latha"/>
+                <w:b/>
+                <w:bCs/>
+                <w:szCs w:val="28"/>
+                <w:highlight w:val="yellow"/>
+                <w:lang w:bidi="ta-IN"/>
+              </w:rPr>
+              <w:t>†</w:t>
+            </w:r>
+            <w:r>
+              <w:rPr>
+                <w:rFonts w:ascii="Latha" w:hAnsi="Latha" w:cs="Latha"/>
+                <w:b/>
+                <w:bCs/>
+                <w:szCs w:val="24"/>
+                <w:highlight w:val="yellow"/>
+                <w:cs/>
+                <w:lang w:bidi="ta-IN"/>
+              </w:rPr>
+              <w:t>:</w:t>
+            </w:r>
+            <w:r>
+              <w:rPr>
+                <w:rFonts w:ascii="Latha" w:hAnsi="Latha" w:cs="Latha"/>
+                <w:szCs w:val="24"/>
+                <w:cs/>
+                <w:lang w:bidi="ta-IN"/>
+              </w:rPr>
+              <w:t xml:space="preserve"> </w:t>
+            </w:r>
+            <w:r>
+              <w:rPr>
+                <w:rFonts w:ascii="Latha" w:hAnsi="Latha" w:cs="Latha"/>
+                <w:szCs w:val="24"/>
+                <w:lang w:bidi="ta-IN"/>
+              </w:rPr>
+              <w:t>|</w:t>
             </w:r>
           </w:p>
         </w:tc>
@@ -2455,192 +3375,423 @@
           </w:tcPr>
           <w:p>
             <w:pPr>
-              <w:widowControl w:val="0"/>
               <w:autoSpaceDE w:val="0"/>
               <w:autoSpaceDN w:val="0"/>
               <w:adjustRightInd w:val="0"/>
-              <w:spacing w:before="0" w:line="240" w:lineRule="auto"/>
-              <w:rPr>
-                <w:rFonts w:ascii="BRH Devanagari Extra" w:hAnsi="BRH Devanagari Extra" w:cs="BRH Devanagari Extra"/>
-                <w:color w:val="000000"/>
-                <w:sz w:val="32"/>
-                <w:szCs w:val="32"/>
+              <w:rPr>
+                <w:rFonts w:ascii="Latha" w:hAnsi="Latha" w:cs="Latha"/>
+                <w:szCs w:val="24"/>
+                <w:lang w:bidi="ta-IN"/>
               </w:rPr>
             </w:pPr>
             <w:r>
               <w:rPr>
-                <w:rFonts w:ascii="BRH Devanagari Extra" w:hAnsi="BRH Devanagari Extra" w:cs="BRH Devanagari Extra"/>
-                <w:color w:val="000000"/>
-                <w:sz w:val="32"/>
-                <w:szCs w:val="32"/>
+                <w:rFonts w:ascii="Latha" w:hAnsi="Latha" w:cs="Latha"/>
+                <w:b/>
+                <w:bCs/>
+                <w:szCs w:val="24"/>
+                <w:lang w:bidi="ta-IN"/>
               </w:rPr>
               <w:t>(</w:t>
             </w:r>
             <w:proofErr w:type="gramStart"/>
             <w:r>
               <w:rPr>
-                <w:rFonts w:cs="BRH Devanagari Extra"/>
-                <w:color w:val="000000"/>
-                <w:szCs w:val="32"/>
-              </w:rPr>
-              <w:t>37</w:t>
-            </w:r>
-            <w:r>
-              <w:rPr>
-                <w:rFonts w:ascii="BRH Devanagari Extra" w:hAnsi="BRH Devanagari Extra" w:cs="BRH Devanagari Extra"/>
-                <w:color w:val="000000"/>
-                <w:sz w:val="32"/>
-                <w:szCs w:val="32"/>
-              </w:rPr>
-              <w:t>)</w:t>
-            </w:r>
-            <w:r>
-              <w:rPr>
-                <w:rFonts w:cs="BRH Devanagari Extra"/>
-                <w:color w:val="000000"/>
-                <w:szCs w:val="32"/>
-              </w:rPr>
-              <w:t>[</w:t>
+                <w:rFonts w:ascii="Latha" w:hAnsi="Latha" w:cs="Latha"/>
+                <w:b/>
+                <w:bCs/>
+                <w:szCs w:val="24"/>
+                <w:lang w:bidi="ta-IN"/>
+              </w:rPr>
+              <w:t>3</w:t>
+            </w:r>
+            <w:r>
+              <w:rPr>
+                <w:rFonts w:ascii="Latha" w:hAnsi="Latha" w:cs="Latha"/>
+                <w:b/>
+                <w:bCs/>
+                <w:szCs w:val="24"/>
+                <w:cs/>
+                <w:lang w:bidi="ta-IN"/>
+              </w:rPr>
+              <w:t>7</w:t>
+            </w:r>
+            <w:r>
+              <w:rPr>
+                <w:rFonts w:ascii="Latha" w:hAnsi="Latha" w:cs="Latha"/>
+                <w:b/>
+                <w:bCs/>
+                <w:szCs w:val="24"/>
+                <w:lang w:bidi="ta-IN"/>
+              </w:rPr>
+              <w:t>)[</w:t>
             </w:r>
             <w:proofErr w:type="gramEnd"/>
             <w:r>
               <w:rPr>
-                <w:rFonts w:cs="BRH Devanagari Extra"/>
-                <w:color w:val="000000"/>
-                <w:szCs w:val="32"/>
-              </w:rPr>
-              <w:t>P26</w:t>
-            </w:r>
-            <w:r>
-              <w:rPr>
-                <w:rFonts w:ascii="BRH Devanagari Extra" w:hAnsi="BRH Devanagari Extra" w:cs="BRH Devanagari Extra"/>
-                <w:color w:val="000000"/>
-                <w:sz w:val="32"/>
-                <w:szCs w:val="32"/>
-              </w:rPr>
-              <w:t xml:space="preserve">] </w:t>
-            </w:r>
-            <w:r>
-              <w:rPr>
-                <w:rFonts w:cs="BRH Devanagari Extra"/>
-                <w:color w:val="000000"/>
-                <w:szCs w:val="32"/>
-              </w:rPr>
-              <w:t>4</w:t>
-            </w:r>
-            <w:r>
-              <w:rPr>
-                <w:rFonts w:ascii="BRH Devanagari Extra" w:hAnsi="BRH Devanagari Extra" w:cs="BRH Devanagari Extra"/>
-                <w:color w:val="000000"/>
-                <w:sz w:val="32"/>
-                <w:szCs w:val="32"/>
+                <w:rFonts w:ascii="Latha" w:hAnsi="Latha" w:cs="Latha"/>
+                <w:b/>
+                <w:bCs/>
+                <w:szCs w:val="24"/>
+                <w:cs/>
+                <w:lang w:bidi="ta-IN"/>
+              </w:rPr>
+              <w:t>ப</w:t>
+            </w:r>
+            <w:r>
+              <w:rPr>
+                <w:rFonts w:ascii="Latha" w:hAnsi="Latha" w:cs="Latha"/>
+                <w:b/>
+                <w:bCs/>
+                <w:szCs w:val="24"/>
+                <w:lang w:bidi="ta-IN"/>
+              </w:rPr>
+              <w:t>2</w:t>
+            </w:r>
+            <w:r>
+              <w:rPr>
+                <w:rFonts w:ascii="Latha" w:hAnsi="Latha" w:cs="Latha"/>
+                <w:b/>
+                <w:bCs/>
+                <w:szCs w:val="24"/>
+                <w:cs/>
+                <w:lang w:bidi="ta-IN"/>
+              </w:rPr>
+              <w:t>6</w:t>
+            </w:r>
+            <w:r>
+              <w:rPr>
+                <w:rFonts w:ascii="Latha" w:hAnsi="Latha" w:cs="Latha"/>
+                <w:b/>
+                <w:bCs/>
+                <w:szCs w:val="24"/>
+                <w:lang w:bidi="ta-IN"/>
+              </w:rPr>
+              <w:t>]</w:t>
+            </w:r>
+            <w:r>
+              <w:rPr>
+                <w:rFonts w:ascii="Latha" w:hAnsi="Latha" w:cs="Latha"/>
+                <w:szCs w:val="24"/>
+                <w:lang w:bidi="ta-IN"/>
+              </w:rPr>
+              <w:t xml:space="preserve"> </w:t>
+            </w:r>
+            <w:r>
+              <w:rPr>
+                <w:rFonts w:ascii="Latha" w:hAnsi="Latha" w:cs="Latha"/>
+                <w:b/>
+                <w:bCs/>
+                <w:szCs w:val="24"/>
+                <w:cs/>
+                <w:lang w:bidi="ta-IN"/>
+              </w:rPr>
+              <w:t>4.</w:t>
+            </w:r>
+            <w:r>
+              <w:rPr>
+                <w:rFonts w:ascii="Latha" w:hAnsi="Latha" w:cs="Latha"/>
+                <w:b/>
+                <w:bCs/>
+                <w:szCs w:val="24"/>
+                <w:cs/>
+                <w:lang w:bidi="ta-IN"/>
+              </w:rPr>
+              <w:t>6</w:t>
+            </w:r>
+            <w:r>
+              <w:rPr>
+                <w:rFonts w:ascii="Latha" w:hAnsi="Latha" w:cs="Latha"/>
+                <w:b/>
+                <w:bCs/>
+                <w:szCs w:val="24"/>
+                <w:lang w:bidi="ta-IN"/>
               </w:rPr>
               <w:t>.</w:t>
             </w:r>
             <w:r>
               <w:rPr>
-                <w:rFonts w:cs="BRH Devanagari Extra"/>
-                <w:color w:val="000000"/>
-                <w:szCs w:val="32"/>
+                <w:rFonts w:ascii="Latha" w:hAnsi="Latha" w:cs="Latha"/>
+                <w:b/>
+                <w:bCs/>
+                <w:szCs w:val="24"/>
+                <w:cs/>
+                <w:lang w:bidi="ta-IN"/>
+              </w:rPr>
+              <w:t>5</w:t>
+            </w:r>
+            <w:r>
+              <w:rPr>
+                <w:rFonts w:ascii="Latha" w:hAnsi="Latha" w:cs="Latha"/>
+                <w:b/>
+                <w:bCs/>
+                <w:szCs w:val="24"/>
+                <w:lang w:bidi="ta-IN"/>
+              </w:rPr>
+              <w:t>.</w:t>
+            </w:r>
+            <w:r>
+              <w:rPr>
+                <w:rFonts w:ascii="Latha" w:hAnsi="Latha" w:cs="Latha"/>
+                <w:b/>
+                <w:bCs/>
+                <w:szCs w:val="24"/>
+                <w:cs/>
+                <w:lang w:bidi="ta-IN"/>
               </w:rPr>
               <w:t>6</w:t>
             </w:r>
             <w:r>
               <w:rPr>
-                <w:rFonts w:ascii="BRH Devanagari Extra" w:hAnsi="BRH Devanagari Extra" w:cs="BRH Devanagari Extra"/>
-                <w:color w:val="000000"/>
-                <w:sz w:val="32"/>
-                <w:szCs w:val="32"/>
-              </w:rPr>
-              <w:t>.</w:t>
-            </w:r>
-            <w:r>
-              <w:rPr>
-                <w:rFonts w:cs="BRH Devanagari Extra"/>
-                <w:color w:val="000000"/>
-                <w:szCs w:val="32"/>
+                <w:rFonts w:ascii="Latha" w:hAnsi="Latha" w:cs="Latha"/>
+                <w:b/>
+                <w:bCs/>
+                <w:szCs w:val="24"/>
+                <w:lang w:bidi="ta-IN"/>
+              </w:rPr>
+              <w:t>(30)</w:t>
+            </w:r>
+            <w:proofErr w:type="gramStart"/>
+            <w:r>
+              <w:rPr>
+                <w:rFonts w:ascii="Latha" w:hAnsi="Latha" w:cs="Latha"/>
+                <w:szCs w:val="24"/>
+                <w:lang w:bidi="ta-IN"/>
+              </w:rPr>
+              <w:t xml:space="preserve">-  </w:t>
+            </w:r>
+            <w:r>
+              <w:rPr>
+                <w:rFonts w:ascii="Latha" w:hAnsi="Latha" w:cs="Latha"/>
+                <w:szCs w:val="24"/>
+                <w:cs/>
+                <w:lang w:bidi="ta-IN"/>
+              </w:rPr>
+              <w:t>ஸு</w:t>
+            </w:r>
+            <w:proofErr w:type="gramEnd"/>
+            <w:r>
+              <w:rPr>
+                <w:rFonts w:ascii="Latha" w:hAnsi="Latha" w:cs="Latha"/>
+                <w:szCs w:val="24"/>
+                <w:cs/>
+                <w:lang w:bidi="ta-IN"/>
+              </w:rPr>
+              <w:t xml:space="preserve"> </w:t>
+            </w:r>
+            <w:r>
+              <w:rPr>
+                <w:rFonts w:ascii="Latha" w:hAnsi="Latha" w:cs="Latha"/>
+                <w:szCs w:val="24"/>
+                <w:lang w:bidi="ta-IN"/>
+              </w:rPr>
+              <w:t xml:space="preserve">| </w:t>
+            </w:r>
+            <w:r>
+              <w:rPr>
+                <w:rFonts w:ascii="Latha" w:hAnsi="Latha" w:cs="Latha"/>
+                <w:szCs w:val="24"/>
+                <w:cs/>
+                <w:lang w:bidi="ta-IN"/>
+              </w:rPr>
+              <w:t>ந</w:t>
+            </w:r>
+            <w:r>
+              <w:rPr>
+                <w:rFonts w:ascii="BRH Tamil Tab Extra" w:hAnsi="BRH Tamil Tab Extra" w:cs="Latha"/>
+                <w:b/>
+                <w:bCs/>
+                <w:szCs w:val="28"/>
+                <w:lang w:bidi="ta-IN"/>
+              </w:rPr>
+              <w:t>…</w:t>
+            </w:r>
+            <w:r>
+              <w:rPr>
+                <w:rFonts w:ascii="Latha" w:hAnsi="Latha" w:cs="Latha"/>
+                <w:b/>
+                <w:bCs/>
+                <w:szCs w:val="24"/>
+                <w:cs/>
+                <w:lang w:bidi="ta-IN"/>
+              </w:rPr>
+              <w:t>:</w:t>
+            </w:r>
+            <w:r>
+              <w:rPr>
+                <w:rFonts w:ascii="Latha" w:hAnsi="Latha" w:cs="Latha"/>
+                <w:szCs w:val="24"/>
+                <w:cs/>
+                <w:lang w:bidi="ta-IN"/>
+              </w:rPr>
+              <w:t xml:space="preserve"> </w:t>
+            </w:r>
+            <w:r>
+              <w:rPr>
+                <w:rFonts w:ascii="Latha" w:hAnsi="Latha" w:cs="Latha"/>
+                <w:szCs w:val="24"/>
+                <w:lang w:bidi="ta-IN"/>
+              </w:rPr>
+              <w:t xml:space="preserve">| </w:t>
+            </w:r>
+            <w:r>
+              <w:rPr>
+                <w:rFonts w:ascii="Latha" w:hAnsi="Latha" w:cs="Latha"/>
+                <w:b/>
+                <w:bCs/>
+                <w:szCs w:val="24"/>
+                <w:lang w:bidi="ta-IN"/>
+              </w:rPr>
+              <w:t>(</w:t>
+            </w:r>
+            <w:r>
+              <w:rPr>
+                <w:rFonts w:ascii="Latha" w:hAnsi="Latha" w:cs="Latha"/>
+                <w:b/>
+                <w:bCs/>
+                <w:szCs w:val="24"/>
+                <w:lang w:bidi="ta-IN"/>
+              </w:rPr>
+              <w:t>JD</w:t>
+            </w:r>
+            <w:r>
+              <w:rPr>
+                <w:rFonts w:ascii="Latha" w:hAnsi="Latha" w:cs="Latha"/>
+                <w:b/>
+                <w:bCs/>
+                <w:szCs w:val="24"/>
+                <w:cs/>
+                <w:lang w:bidi="ta-IN"/>
+              </w:rPr>
+              <w:t>-</w:t>
+            </w:r>
+            <w:proofErr w:type="gramStart"/>
+            <w:r>
+              <w:rPr>
+                <w:rFonts w:ascii="Latha" w:hAnsi="Latha" w:cs="Latha"/>
+                <w:b/>
+                <w:bCs/>
+                <w:szCs w:val="24"/>
+                <w:cs/>
+                <w:lang w:bidi="ta-IN"/>
               </w:rPr>
               <w:t>5</w:t>
             </w:r>
             <w:r>
               <w:rPr>
-                <w:rFonts w:ascii="BRH Devanagari Extra" w:hAnsi="BRH Devanagari Extra" w:cs="BRH Devanagari Extra"/>
-                <w:color w:val="000000"/>
-                <w:sz w:val="32"/>
-                <w:szCs w:val="32"/>
-              </w:rPr>
-              <w:t>.</w:t>
-            </w:r>
-            <w:r>
-              <w:rPr>
-                <w:rFonts w:cs="BRH Devanagari Extra"/>
-                <w:color w:val="000000"/>
-                <w:szCs w:val="32"/>
+                <w:rFonts w:ascii="Latha" w:hAnsi="Latha" w:cs="Latha"/>
+                <w:b/>
+                <w:bCs/>
+                <w:szCs w:val="24"/>
+                <w:lang w:bidi="ta-IN"/>
+              </w:rPr>
+              <w:t>,</w:t>
+            </w:r>
+            <w:r>
+              <w:rPr>
+                <w:rFonts w:ascii="Latha" w:hAnsi="Latha" w:cs="Latha"/>
+                <w:b/>
+                <w:bCs/>
+                <w:szCs w:val="24"/>
+                <w:lang w:bidi="ta-IN"/>
+              </w:rPr>
+              <w:t>GD</w:t>
+            </w:r>
+            <w:proofErr w:type="gramEnd"/>
+            <w:r>
+              <w:rPr>
+                <w:rFonts w:ascii="Latha" w:hAnsi="Latha" w:cs="Latha"/>
+                <w:b/>
+                <w:bCs/>
+                <w:szCs w:val="24"/>
+                <w:cs/>
+                <w:lang w:bidi="ta-IN"/>
+              </w:rPr>
+              <w:t>-</w:t>
+            </w:r>
+            <w:proofErr w:type="gramStart"/>
+            <w:r>
+              <w:rPr>
+                <w:rFonts w:ascii="Latha" w:hAnsi="Latha" w:cs="Latha"/>
+                <w:b/>
+                <w:bCs/>
+                <w:szCs w:val="24"/>
+                <w:cs/>
+                <w:lang w:bidi="ta-IN"/>
+              </w:rPr>
+              <w:t>35</w:t>
+            </w:r>
+            <w:r>
+              <w:rPr>
+                <w:rFonts w:ascii="Latha" w:hAnsi="Latha" w:cs="Latha"/>
+                <w:b/>
+                <w:bCs/>
+                <w:szCs w:val="24"/>
+                <w:lang w:bidi="ta-IN"/>
+              </w:rPr>
+              <w:t>,</w:t>
+            </w:r>
+            <w:r>
+              <w:rPr>
+                <w:rFonts w:ascii="Latha" w:hAnsi="Latha" w:cs="Latha"/>
+                <w:b/>
+                <w:bCs/>
+                <w:szCs w:val="24"/>
+                <w:lang w:bidi="ta-IN"/>
+              </w:rPr>
+              <w:t>GS</w:t>
+            </w:r>
+            <w:proofErr w:type="gramEnd"/>
+            <w:r>
+              <w:rPr>
+                <w:rFonts w:ascii="Latha" w:hAnsi="Latha" w:cs="Latha"/>
+                <w:szCs w:val="24"/>
+                <w:lang w:bidi="ta-IN"/>
+              </w:rPr>
+              <w:t>-</w:t>
+            </w:r>
+            <w:r>
+              <w:rPr>
+                <w:rFonts w:ascii="Latha" w:hAnsi="Latha" w:cs="Latha"/>
+                <w:b/>
+                <w:bCs/>
+                <w:szCs w:val="24"/>
+                <w:cs/>
+                <w:lang w:bidi="ta-IN"/>
+              </w:rPr>
+              <w:t>4.</w:t>
+            </w:r>
+            <w:r>
+              <w:rPr>
+                <w:rFonts w:ascii="Latha" w:hAnsi="Latha" w:cs="Latha"/>
+                <w:b/>
+                <w:bCs/>
+                <w:szCs w:val="24"/>
+                <w:cs/>
+                <w:lang w:bidi="ta-IN"/>
               </w:rPr>
               <w:t>6</w:t>
             </w:r>
             <w:r>
               <w:rPr>
-                <w:rFonts w:ascii="BRH Devanagari Extra" w:hAnsi="BRH Devanagari Extra" w:cs="BRH Devanagari Extra"/>
-                <w:color w:val="000000"/>
-                <w:sz w:val="32"/>
-                <w:szCs w:val="32"/>
-              </w:rPr>
-              <w:t>(</w:t>
-            </w:r>
-            <w:r>
-              <w:rPr>
-                <w:rFonts w:cs="BRH Devanagari Extra"/>
-                <w:color w:val="000000"/>
-                <w:szCs w:val="32"/>
-              </w:rPr>
-              <w:t>30</w:t>
-            </w:r>
-            <w:r>
-              <w:rPr>
-                <w:rFonts w:ascii="BRH Devanagari Extra" w:hAnsi="BRH Devanagari Extra" w:cs="BRH Devanagari Extra"/>
-                <w:color w:val="000000"/>
-                <w:sz w:val="32"/>
-                <w:szCs w:val="32"/>
-              </w:rPr>
-              <w:t>)</w:t>
-            </w:r>
-            <w:proofErr w:type="gramStart"/>
-            <w:r>
-              <w:rPr>
-                <w:rFonts w:ascii="BRH Devanagari Extra" w:hAnsi="BRH Devanagari Extra" w:cs="BRH Devanagari Extra"/>
-                <w:color w:val="000000"/>
-                <w:sz w:val="32"/>
-                <w:szCs w:val="32"/>
-              </w:rPr>
-              <w:t>-  xÉÑ</w:t>
-            </w:r>
-            <w:proofErr w:type="gramEnd"/>
-            <w:r>
-              <w:rPr>
-                <w:rFonts w:ascii="BRH Devanagari Extra" w:hAnsi="BRH Devanagari Extra" w:cs="BRH Devanagari Extra"/>
-                <w:color w:val="000000"/>
-                <w:sz w:val="32"/>
-                <w:szCs w:val="32"/>
-              </w:rPr>
-              <w:t xml:space="preserve"> | lÉ</w:t>
-            </w:r>
-            <w:r>
-              <w:rPr>
-                <w:rFonts w:ascii="BRH Malayalam Extra" w:hAnsi="BRH Malayalam Extra" w:cs="BRH Devanagari Extra"/>
-                <w:color w:val="000000"/>
-                <w:szCs w:val="32"/>
-              </w:rPr>
-              <w:t>–</w:t>
-            </w:r>
-            <w:r>
-              <w:rPr>
-                <w:rFonts w:ascii="BRH Devanagari Extra" w:hAnsi="BRH Devanagari Extra" w:cs="BRH Devanagari Extra"/>
-                <w:color w:val="000000"/>
-                <w:sz w:val="32"/>
-                <w:szCs w:val="32"/>
-              </w:rPr>
-              <w:t xml:space="preserve">È | </w:t>
+                <w:rFonts w:ascii="Latha" w:hAnsi="Latha" w:cs="Latha"/>
+                <w:b/>
+                <w:bCs/>
+                <w:szCs w:val="24"/>
+                <w:lang w:bidi="ta-IN"/>
+              </w:rPr>
+              <w:t>-4</w:t>
+            </w:r>
+            <w:r>
+              <w:rPr>
+                <w:rFonts w:ascii="Latha" w:hAnsi="Latha" w:cs="Latha"/>
+                <w:b/>
+                <w:bCs/>
+                <w:szCs w:val="24"/>
+                <w:cs/>
+                <w:lang w:bidi="ta-IN"/>
+              </w:rPr>
+              <w:t>3)</w:t>
             </w:r>
           </w:p>
           <w:p>
@@ -2658,60 +3809,130 @@
             </w:pPr>
             <w:r>
               <w:rPr>
-                <w:rFonts w:ascii="BRH Devanagari Extra" w:hAnsi="BRH Devanagari Extra" w:cs="BRH Devanagari Extra"/>
-                <w:sz w:val="32"/>
-                <w:szCs w:val="32"/>
-              </w:rPr>
-              <w:t xml:space="preserve">xÉÑ </w:t>
-            </w:r>
-            <w:r>
-              <w:rPr>
-                <w:rFonts w:ascii="BRH Devanagari Extra" w:hAnsi="BRH Devanagari Extra" w:cs="BRH Devanagari Extra"/>
-                <w:sz w:val="32"/>
-                <w:szCs w:val="32"/>
+                <w:rFonts w:ascii="Latha" w:hAnsi="Latha" w:cs="Latha"/>
+                <w:szCs w:val="24"/>
+                <w:cs/>
+                <w:lang w:bidi="ta-IN"/>
+              </w:rPr>
+              <w:t xml:space="preserve">ஸு </w:t>
+            </w:r>
+            <w:r>
+              <w:rPr>
+                <w:rFonts w:ascii="Latha" w:hAnsi="Latha" w:cs="Latha" w:hint="cs"/>
+                <w:szCs w:val="24"/>
                 <w:highlight w:val="green"/>
-              </w:rPr>
-              <w:t>lÉÉåþ</w:t>
-            </w:r>
-            <w:r>
-              <w:rPr>
-                <w:rFonts w:ascii="BRH Devanagari Extra" w:hAnsi="BRH Devanagari Extra" w:cs="BRH Devanagari Extra"/>
-                <w:sz w:val="32"/>
-                <w:szCs w:val="32"/>
-              </w:rPr>
-              <w:t xml:space="preserve"> lÉ</w:t>
-            </w:r>
-            <w:r>
-              <w:rPr>
-                <w:rFonts w:ascii="BRH Malayalam Extra" w:hAnsi="BRH Malayalam Extra" w:cs="BRH Devanagari Extra"/>
-                <w:szCs w:val="32"/>
-              </w:rPr>
-              <w:t>–</w:t>
-            </w:r>
-            <w:r>
-              <w:rPr>
-                <w:rFonts w:ascii="BRH Devanagari Extra" w:hAnsi="BRH Devanagari Extra" w:cs="BRH Devanagari Extra"/>
-                <w:sz w:val="32"/>
-                <w:szCs w:val="32"/>
-              </w:rPr>
-              <w:t xml:space="preserve">È xÉÑ xÉÑ </w:t>
-            </w:r>
-            <w:r>
-              <w:rPr>
-                <w:rFonts w:ascii="BRH Devanagari Extra" w:hAnsi="BRH Devanagari Extra" w:cs="BRH Devanagari Extra"/>
-                <w:sz w:val="32"/>
-                <w:szCs w:val="32"/>
+                <w:cs/>
+                <w:lang w:bidi="ta-IN"/>
+              </w:rPr>
+              <w:t>நோ</w:t>
+            </w:r>
+            <w:r>
+              <w:rPr>
+                <w:rFonts w:ascii="BRH Tamil Tab Extra" w:hAnsi="BRH Tamil Tab Extra" w:cs="Latha"/>
+                <w:b/>
+                <w:bCs/>
+                <w:szCs w:val="28"/>
+                <w:highlight w:val="yellow"/>
+                <w:lang w:bidi="ta-IN"/>
+              </w:rPr>
+              <w:t>†</w:t>
+            </w:r>
+            <w:r>
+              <w:rPr>
+                <w:rFonts w:ascii="Latha" w:hAnsi="Latha" w:cs="Latha"/>
+                <w:szCs w:val="24"/>
+                <w:lang w:bidi="ta-IN"/>
+              </w:rPr>
+              <w:t xml:space="preserve"> </w:t>
+            </w:r>
+            <w:r>
+              <w:rPr>
+                <w:rFonts w:ascii="Latha" w:hAnsi="Latha" w:cs="Latha"/>
+                <w:szCs w:val="24"/>
+                <w:cs/>
+                <w:lang w:bidi="ta-IN"/>
+              </w:rPr>
+              <w:t>ந</w:t>
+            </w:r>
+            <w:r>
+              <w:rPr>
+                <w:rFonts w:ascii="BRH Tamil Tab Extra" w:hAnsi="BRH Tamil Tab Extra" w:cs="Latha"/>
+                <w:b/>
+                <w:bCs/>
+                <w:szCs w:val="28"/>
+                <w:lang w:bidi="ta-IN"/>
+              </w:rPr>
+              <w:t>…</w:t>
+            </w:r>
+            <w:r>
+              <w:rPr>
+                <w:rFonts w:ascii="Latha" w:hAnsi="Latha" w:cs="Latha"/>
+                <w:b/>
+                <w:bCs/>
+                <w:szCs w:val="24"/>
+                <w:cs/>
+                <w:lang w:bidi="ta-IN"/>
+              </w:rPr>
+              <w:t>:</w:t>
+            </w:r>
+            <w:r>
+              <w:rPr>
+                <w:rFonts w:ascii="Latha" w:hAnsi="Latha" w:cs="Latha"/>
+                <w:szCs w:val="24"/>
+                <w:cs/>
+                <w:lang w:bidi="ta-IN"/>
+              </w:rPr>
+              <w:t xml:space="preserve"> ஸு ஸு </w:t>
+            </w:r>
+            <w:r>
+              <w:rPr>
+                <w:rFonts w:ascii="Latha" w:hAnsi="Latha" w:cs="Latha" w:hint="cs"/>
+                <w:szCs w:val="24"/>
                 <w:highlight w:val="green"/>
-              </w:rPr>
-              <w:t>lÉþÈ</w:t>
-            </w:r>
-            <w:r>
-              <w:rPr>
-                <w:rFonts w:ascii="BRH Devanagari Extra" w:hAnsi="BRH Devanagari Extra" w:cs="BRH Devanagari Extra"/>
-                <w:sz w:val="32"/>
-                <w:szCs w:val="32"/>
-              </w:rPr>
-              <w:t xml:space="preserve"> | </w:t>
+                <w:cs/>
+                <w:lang w:bidi="ta-IN"/>
+              </w:rPr>
+              <w:t>ந</w:t>
+            </w:r>
+            <w:r>
+              <w:rPr>
+                <w:rFonts w:ascii="BRH Tamil Tab Extra" w:hAnsi="BRH Tamil Tab Extra" w:cs="Latha"/>
+                <w:b/>
+                <w:bCs/>
+                <w:szCs w:val="28"/>
+                <w:highlight w:val="green"/>
+                <w:lang w:bidi="ta-IN"/>
+              </w:rPr>
+              <w:t>†</w:t>
+            </w:r>
+            <w:r>
+              <w:rPr>
+                <w:rFonts w:ascii="Latha" w:hAnsi="Latha" w:cs="Latha"/>
+                <w:b/>
+                <w:bCs/>
+                <w:szCs w:val="24"/>
+                <w:highlight w:val="green"/>
+                <w:cs/>
+                <w:lang w:bidi="ta-IN"/>
+              </w:rPr>
+              <w:t>:</w:t>
+            </w:r>
+            <w:r>
+              <w:rPr>
+                <w:rFonts w:ascii="Latha" w:hAnsi="Latha" w:cs="Latha"/>
+                <w:szCs w:val="24"/>
+                <w:cs/>
+                <w:lang w:bidi="ta-IN"/>
+              </w:rPr>
+              <w:t xml:space="preserve"> </w:t>
+            </w:r>
+            <w:r>
+              <w:rPr>
+                <w:rFonts w:ascii="Latha" w:hAnsi="Latha" w:cs="Latha"/>
+                <w:szCs w:val="24"/>
+                <w:lang w:bidi="ta-IN"/>
+              </w:rPr>
+              <w:t>|</w:t>
             </w:r>
           </w:p>
         </w:tc>
@@ -2851,7 +4072,6 @@
           <w:szCs w:val="32"/>
           <w:u w:val="single"/>
         </w:rPr>
-        <w:lastRenderedPageBreak/>
         <w:t xml:space="preserve">TS </w:t>
       </w:r>
       <w:proofErr w:type="gramStart"/>
@@ -6916,6 +8136,7 @@
                 <w:cs/>
                 <w:lang w:bidi="ta-IN"/>
               </w:rPr>
+              <w:lastRenderedPageBreak/>
               <w:t>ஸ</w:t>
             </w:r>
             <w:r>
@@ -7282,7 +8503,6 @@
                 <w:szCs w:val="24"/>
                 <w:lang w:bidi="ta-IN"/>
               </w:rPr>
-              <w:lastRenderedPageBreak/>
               <w:t>(</w:t>
             </w:r>
             <w:proofErr w:type="gramStart"/>
@@ -8600,6 +9820,7 @@
                 <w:cs/>
                 <w:lang w:bidi="ta-IN"/>
               </w:rPr>
+              <w:lastRenderedPageBreak/>
               <w:t>ஸ</w:t>
             </w:r>
             <w:r>
@@ -8966,7 +10187,6 @@
                 <w:szCs w:val="24"/>
                 <w:lang w:bidi="ta-IN"/>
               </w:rPr>
-              <w:lastRenderedPageBreak/>
               <w:t>(</w:t>
             </w:r>
             <w:proofErr w:type="gramStart"/>
@@ -23029,6 +24249,7 @@
                 <w:szCs w:val="24"/>
                 <w:lang w:bidi="ta-IN"/>
               </w:rPr>
+              <w:lastRenderedPageBreak/>
               <w:t>(</w:t>
             </w:r>
             <w:proofErr w:type="gramStart"/>
@@ -23721,7 +24942,6 @@
                 <w:szCs w:val="24"/>
                 <w:lang w:bidi="ta-IN"/>
               </w:rPr>
-              <w:lastRenderedPageBreak/>
               <w:t>(</w:t>
             </w:r>
             <w:proofErr w:type="gramStart"/>
@@ -25963,7 +27183,7 @@
   <w:style w:type="paragraph" w:default="1" w:styleId="Normal">
     <w:name w:val="Normal"/>
     <w:qFormat/>
-    <w:rsid w:val="00076C05"/>
+    <w:rsid w:val="00C730D3"/>
     <w:pPr>
       <w:spacing w:before="120" w:line="276" w:lineRule="auto"/>
     </w:pPr>
